--- a/油田计产神经网络模型开源资源调研报告.docx
+++ b/油田计产神经网络模型开源资源调研报告.docx
@@ -70,7 +70,7 @@
           <w:b w:val="0"/>
           <w:sz w:val="21"/>
         </w:rPr>
-        <w:t>油田计产（用工况参数实时反算单井产量）在国际文献中一般称为虚拟计量（Virtual Flow Metering，VFM）或软测量（Soft Sensing）。本报告汇总了目前公开可获取的神经网络/机器学习计产模型开源实现、配套公开数据集以及仅有论文的前沿方法，供选型和二次开发参考。</w:t>
+        <w:t>油田计产（用工况参数实时反算单井产量）在国际文献中一般称为虚拟计量（Virtual Flow Metering，VFM）或软测量（Soft Sensing）。本报告汇总了目前公开可获取的神经网络/机器学习计产模型开源实现、配套公开数据集，以及仅有论文的前沿方法，供选型和二次开发参考。</w:t>
       </w:r>
     </w:p>
     <w:p>
@@ -81,24 +81,10 @@
       <w:r>
         <w:rPr>
           <w:rFonts w:ascii="Calibri" w:hAnsi="Calibri" w:eastAsia="宋体"/>
-          <w:b w:val="0"/>
+          <w:b/>
           <w:sz w:val="21"/>
         </w:rPr>
-        <w:t>需要特别说明：所有开源项目提供的均为“模型结构 + 训练代码”，没有可以直接用于生产井的预训练权重。计产模型高度依赖具体井的流体物性（PVT）、井身结构、油嘴特性与传感器配置，必须使用目标井自己的试井/多相流量计（MPFM）数据训练或标定后才能使用。工业级产品（Solution Seeker、SLB OLGA Online 等）全部闭源。</w:t>
-      </w:r>
-    </w:p>
-    <w:p>
-      <w:pPr>
-        <w:pStyle w:val="Heading1"/>
-      </w:pPr>
-      <w:r>
-        <w:rPr>
-          <w:rFonts w:ascii="Calibri" w:hAnsi="Calibri" w:eastAsia="黑体"/>
-          <w:b/>
-          <w:color w:val="1F4E79"/>
-          <w:sz w:val="32"/>
-        </w:rPr>
-        <w:t>二、核心推荐（论文级、带数据、可复现）</w:t>
+        <w:t>需要首先厘清两类容易混淆的模型，本报告的章节也按此划分：</w:t>
       </w:r>
     </w:p>
     <w:tbl>
@@ -117,7 +103,276 @@
       <w:tr>
         <w:tc>
           <w:tcPr>
-            <w:tcW w:type="dxa" w:w="1814"/>
+            <w:tcW w:type="dxa" w:w="1928"/>
+          </w:tcPr>
+          <w:p>
+            <w:r/>
+            <w:r>
+              <w:rPr>
+                <w:rFonts w:ascii="Calibri" w:hAnsi="Calibri" w:eastAsia="黑体"/>
+                <w:b/>
+                <w:sz w:val="21"/>
+              </w:rPr>
+              <w:t>类型</w:t>
+            </w:r>
+          </w:p>
+        </w:tc>
+        <w:tc>
+          <w:tcPr>
+            <w:tcW w:type="dxa" w:w="3175"/>
+          </w:tcPr>
+          <w:p>
+            <w:r/>
+            <w:r>
+              <w:rPr>
+                <w:rFonts w:ascii="Calibri" w:hAnsi="Calibri" w:eastAsia="黑体"/>
+                <w:b/>
+                <w:sz w:val="21"/>
+              </w:rPr>
+              <w:t>输入 → 输出</w:t>
+            </w:r>
+          </w:p>
+        </w:tc>
+        <w:tc>
+          <w:tcPr>
+            <w:tcW w:type="dxa" w:w="2608"/>
+          </w:tcPr>
+          <w:p>
+            <w:r/>
+            <w:r>
+              <w:rPr>
+                <w:rFonts w:ascii="Calibri" w:hAnsi="Calibri" w:eastAsia="黑体"/>
+                <w:b/>
+                <w:sz w:val="21"/>
+              </w:rPr>
+              <w:t>回答的问题</w:t>
+            </w:r>
+          </w:p>
+        </w:tc>
+        <w:tc>
+          <w:tcPr>
+            <w:tcW w:type="dxa" w:w="1361"/>
+          </w:tcPr>
+          <w:p>
+            <w:r/>
+            <w:r>
+              <w:rPr>
+                <w:rFonts w:ascii="Calibri" w:hAnsi="Calibri" w:eastAsia="黑体"/>
+                <w:b/>
+                <w:sz w:val="21"/>
+              </w:rPr>
+              <w:t>本报告对应章节</w:t>
+            </w:r>
+          </w:p>
+        </w:tc>
+      </w:tr>
+      <w:tr>
+        <w:tc>
+          <w:tcPr>
+            <w:tcW w:type="dxa" w:w="1928"/>
+          </w:tcPr>
+          <w:p>
+            <w:r/>
+            <w:r>
+              <w:rPr>
+                <w:rFonts w:ascii="Calibri" w:hAnsi="Calibri" w:eastAsia="宋体"/>
+                <w:sz w:val="20"/>
+              </w:rPr>
+              <w:t>计产 / 虚拟计量（VFM）</w:t>
+            </w:r>
+          </w:p>
+        </w:tc>
+        <w:tc>
+          <w:tcPr>
+            <w:tcW w:type="dxa" w:w="3175"/>
+          </w:tcPr>
+          <w:p>
+            <w:r/>
+            <w:r>
+              <w:rPr>
+                <w:rFonts w:ascii="Calibri" w:hAnsi="Calibri" w:eastAsia="宋体"/>
+                <w:sz w:val="20"/>
+              </w:rPr>
+              <w:t>当前时刻的工况参数（井口/井下压力、温度、油嘴开度等）→ 当前时刻的油气水产量</w:t>
+            </w:r>
+          </w:p>
+        </w:tc>
+        <w:tc>
+          <w:tcPr>
+            <w:tcW w:type="dxa" w:w="2608"/>
+          </w:tcPr>
+          <w:p>
+            <w:r/>
+            <w:r>
+              <w:rPr>
+                <w:rFonts w:ascii="Calibri" w:hAnsi="Calibri" w:eastAsia="宋体"/>
+                <w:sz w:val="20"/>
+              </w:rPr>
+              <w:t>“这口井现在的产量是多少？”用于替代多相流量计（MPFM）和试井</w:t>
+            </w:r>
+          </w:p>
+        </w:tc>
+        <w:tc>
+          <w:tcPr>
+            <w:tcW w:type="dxa" w:w="1361"/>
+          </w:tcPr>
+          <w:p>
+            <w:r/>
+            <w:r>
+              <w:rPr>
+                <w:rFonts w:ascii="Calibri" w:hAnsi="Calibri" w:eastAsia="宋体"/>
+                <w:sz w:val="20"/>
+              </w:rPr>
+              <w:t>第三、四、六章</w:t>
+            </w:r>
+          </w:p>
+        </w:tc>
+      </w:tr>
+      <w:tr>
+        <w:tc>
+          <w:tcPr>
+            <w:tcW w:type="dxa" w:w="1928"/>
+          </w:tcPr>
+          <w:p>
+            <w:r/>
+            <w:r>
+              <w:rPr>
+                <w:rFonts w:ascii="Calibri" w:hAnsi="Calibri" w:eastAsia="宋体"/>
+                <w:sz w:val="20"/>
+              </w:rPr>
+              <w:t>产量预测（Forecasting）</w:t>
+            </w:r>
+          </w:p>
+        </w:tc>
+        <w:tc>
+          <w:tcPr>
+            <w:tcW w:type="dxa" w:w="3175"/>
+          </w:tcPr>
+          <w:p>
+            <w:r/>
+            <w:r>
+              <w:rPr>
+                <w:rFonts w:ascii="Calibri" w:hAnsi="Calibri" w:eastAsia="宋体"/>
+                <w:sz w:val="20"/>
+              </w:rPr>
+              <w:t>历史产量序列（+历史工况）→ 未来一段时间的产量</w:t>
+            </w:r>
+          </w:p>
+        </w:tc>
+        <w:tc>
+          <w:tcPr>
+            <w:tcW w:type="dxa" w:w="2608"/>
+          </w:tcPr>
+          <w:p>
+            <w:r/>
+            <w:r>
+              <w:rPr>
+                <w:rFonts w:ascii="Calibri" w:hAnsi="Calibri" w:eastAsia="宋体"/>
+                <w:sz w:val="20"/>
+              </w:rPr>
+              <w:t>“这口井未来一周/一月产多少？”用于产量规划、递减分析</w:t>
+            </w:r>
+          </w:p>
+        </w:tc>
+        <w:tc>
+          <w:tcPr>
+            <w:tcW w:type="dxa" w:w="1361"/>
+          </w:tcPr>
+          <w:p>
+            <w:r/>
+            <w:r>
+              <w:rPr>
+                <w:rFonts w:ascii="Calibri" w:hAnsi="Calibri" w:eastAsia="宋体"/>
+                <w:sz w:val="20"/>
+              </w:rPr>
+              <w:t>第五章</w:t>
+            </w:r>
+          </w:p>
+        </w:tc>
+      </w:tr>
+    </w:tbl>
+    <w:p/>
+    <w:p>
+      <w:pPr>
+        <w:spacing w:after="120"/>
+        <w:ind w:firstLine="420"/>
+      </w:pPr>
+      <w:r>
+        <w:rPr>
+          <w:rFonts w:ascii="Calibri" w:hAnsi="Calibri" w:eastAsia="宋体"/>
+          <w:b w:val="0"/>
+          <w:sz w:val="21"/>
+        </w:rPr>
+        <w:t>两类模型常用相同的网络结构（BP/LSTM/TCN 等），区别在于输入输出的定义：计产模型学习的是“工况 → 产量”的物理映射，可实时使用；产量预测模型学习的是产量自身的时间规律，属于时间序列外推。选型时务必先确认自己要解决的是哪一类问题。</w:t>
+      </w:r>
+    </w:p>
+    <w:p>
+      <w:pPr>
+        <w:spacing w:after="120"/>
+        <w:ind w:firstLine="420"/>
+      </w:pPr>
+      <w:r>
+        <w:rPr>
+          <w:rFonts w:ascii="Calibri" w:hAnsi="Calibri" w:eastAsia="宋体"/>
+          <w:b w:val="0"/>
+          <w:sz w:val="21"/>
+        </w:rPr>
+        <w:t>另需说明：所有开源项目提供的均为“模型结构 + 训练代码”，没有可直接用于生产井的预训练权重。计产模型高度依赖具体井的流体物性（PVT）、井身结构、油嘴特性与传感器配置，必须用目标井自己的试井/MPFM 数据训练或标定后才能使用。工业级产品（Solution Seeker、SLB OLGA Online 等）全部闭源。</w:t>
+      </w:r>
+    </w:p>
+    <w:p>
+      <w:pPr>
+        <w:pStyle w:val="Heading1"/>
+      </w:pPr>
+      <w:r>
+        <w:rPr>
+          <w:rFonts w:ascii="Calibri" w:hAnsi="Calibri" w:eastAsia="黑体"/>
+          <w:b/>
+          <w:color w:val="1F4E79"/>
+          <w:sz w:val="32"/>
+        </w:rPr>
+        <w:t>二、核心推荐（论文级、带数据、可复现）</w:t>
+      </w:r>
+    </w:p>
+    <w:p>
+      <w:pPr>
+        <w:spacing w:after="160"/>
+      </w:pPr>
+      <w:r>
+        <w:rPr>
+          <w:rFonts w:ascii="Calibri" w:hAnsi="Calibri" w:eastAsia="黑体"/>
+          <w:b/>
+          <w:color w:val="1F4E79"/>
+          <w:sz w:val="21"/>
+        </w:rPr>
+        <w:t>【本章概述】</w:t>
+      </w:r>
+      <w:r>
+        <w:rPr>
+          <w:rFonts w:ascii="Calibri" w:hAnsi="Calibri" w:eastAsia="宋体"/>
+          <w:sz w:val="21"/>
+        </w:rPr>
+        <w:t>本章从后文全部资源中挑出 4 个质量最高的项目——筛选标准是：有正式论文支撑、附带公开数据集、代码完整可复现。时间有限只看这一章即可。其中前三个针对“计产/虚拟计量”问题，第四个（LSTM-for-Production）用真实油田数据做“工况参数 → 当日产量”，介于计产与预测之间，是最容易上手的入门项目。</w:t>
+      </w:r>
+    </w:p>
+    <w:tbl>
+      <w:tblPr>
+        <w:tblStyle w:val="LightGrid-Accent1"/>
+        <w:tblW w:type="auto" w:w="0"/>
+        <w:jc w:val="center"/>
+        <w:tblLook w:firstColumn="1" w:firstRow="1" w:lastColumn="0" w:lastRow="0" w:noHBand="0" w:noVBand="1" w:val="04A0"/>
+      </w:tblPr>
+      <w:tblGrid>
+        <w:gridCol w:w="1729"/>
+        <w:gridCol w:w="1729"/>
+        <w:gridCol w:w="1729"/>
+        <w:gridCol w:w="1729"/>
+        <w:gridCol w:w="1729"/>
+      </w:tblGrid>
+      <w:tr>
+        <w:tc>
+          <w:tcPr>
+            <w:tcW w:type="dxa" w:w="1587"/>
           </w:tcPr>
           <w:p>
             <w:r/>
@@ -133,7 +388,7 @@
         </w:tc>
         <w:tc>
           <w:tcPr>
-            <w:tcW w:type="dxa" w:w="2608"/>
+            <w:tcW w:type="dxa" w:w="2381"/>
           </w:tcPr>
           <w:p>
             <w:r/>
@@ -149,7 +404,7 @@
         </w:tc>
         <w:tc>
           <w:tcPr>
-            <w:tcW w:type="dxa" w:w="1361"/>
+            <w:tcW w:type="dxa" w:w="1247"/>
           </w:tcPr>
           <w:p>
             <w:r/>
@@ -165,7 +420,23 @@
         </w:tc>
         <w:tc>
           <w:tcPr>
-            <w:tcW w:type="dxa" w:w="3288"/>
+            <w:tcW w:type="dxa" w:w="1247"/>
+          </w:tcPr>
+          <w:p>
+            <w:r/>
+            <w:r>
+              <w:rPr>
+                <w:rFonts w:ascii="Calibri" w:hAnsi="Calibri" w:eastAsia="黑体"/>
+                <w:b/>
+                <w:sz w:val="21"/>
+              </w:rPr>
+              <w:t>针对问题</w:t>
+            </w:r>
+          </w:p>
+        </w:tc>
+        <w:tc>
+          <w:tcPr>
+            <w:tcW w:type="dxa" w:w="2608"/>
           </w:tcPr>
           <w:p>
             <w:r/>
@@ -183,7 +454,7 @@
       <w:tr>
         <w:tc>
           <w:tcPr>
-            <w:tcW w:type="dxa" w:w="1814"/>
+            <w:tcW w:type="dxa" w:w="1587"/>
           </w:tcPr>
           <w:p>
             <w:r/>
@@ -198,7 +469,7 @@
         </w:tc>
         <w:tc>
           <w:tcPr>
-            <w:tcW w:type="dxa" w:w="2608"/>
+            <w:tcW w:type="dxa" w:w="2381"/>
           </w:tcPr>
           <w:p>
             <w:r/>
@@ -213,7 +484,7 @@
         </w:tc>
         <w:tc>
           <w:tcPr>
-            <w:tcW w:type="dxa" w:w="1361"/>
+            <w:tcW w:type="dxa" w:w="1247"/>
           </w:tcPr>
           <w:p>
             <w:r/>
@@ -228,7 +499,7 @@
         </w:tc>
         <w:tc>
           <w:tcPr>
-            <w:tcW w:type="dxa" w:w="3288"/>
+            <w:tcW w:type="dxa" w:w="1247"/>
           </w:tcPr>
           <w:p>
             <w:r/>
@@ -237,7 +508,22 @@
                 <w:rFonts w:ascii="Calibri" w:hAnsi="Calibri" w:eastAsia="宋体"/>
                 <w:sz w:val="20"/>
               </w:rPr>
-              <w:t>IFAC 论文官方代码+数据集，用 OLGA 仿真井数据训练神经网络估产，本领域被引用最多的开源实现（20 星）</w:t>
+              <w:t>计产（VFM）</w:t>
+            </w:r>
+          </w:p>
+        </w:tc>
+        <w:tc>
+          <w:tcPr>
+            <w:tcW w:type="dxa" w:w="2608"/>
+          </w:tcPr>
+          <w:p>
+            <w:r/>
+            <w:r>
+              <w:rPr>
+                <w:rFonts w:ascii="Calibri" w:hAnsi="Calibri" w:eastAsia="宋体"/>
+                <w:sz w:val="20"/>
+              </w:rPr>
+              <w:t>IFAC 论文官方代码+数据集，用 OLGA 仿真井数据训练神经网络估产，本领域被引最多的开源实现（20 星）</w:t>
             </w:r>
           </w:p>
         </w:tc>
@@ -245,7 +531,7 @@
       <w:tr>
         <w:tc>
           <w:tcPr>
-            <w:tcW w:type="dxa" w:w="1814"/>
+            <w:tcW w:type="dxa" w:w="1587"/>
           </w:tcPr>
           <w:p>
             <w:r/>
@@ -260,7 +546,7 @@
         </w:tc>
         <w:tc>
           <w:tcPr>
-            <w:tcW w:type="dxa" w:w="2608"/>
+            <w:tcW w:type="dxa" w:w="2381"/>
           </w:tcPr>
           <w:p>
             <w:r/>
@@ -277,7 +563,7 @@
         </w:tc>
         <w:tc>
           <w:tcPr>
-            <w:tcW w:type="dxa" w:w="1361"/>
+            <w:tcW w:type="dxa" w:w="1247"/>
           </w:tcPr>
           <w:p>
             <w:r/>
@@ -292,7 +578,22 @@
         </w:tc>
         <w:tc>
           <w:tcPr>
-            <w:tcW w:type="dxa" w:w="3288"/>
+            <w:tcW w:type="dxa" w:w="1247"/>
+          </w:tcPr>
+          <w:p>
+            <w:r/>
+            <w:r>
+              <w:rPr>
+                <w:rFonts w:ascii="Calibri" w:hAnsi="Calibri" w:eastAsia="宋体"/>
+                <w:sz w:val="20"/>
+              </w:rPr>
+              <w:t>计产（VFM）</w:t>
+            </w:r>
+          </w:p>
+        </w:tc>
+        <w:tc>
+          <w:tcPr>
+            <w:tcW w:type="dxa" w:w="2608"/>
           </w:tcPr>
           <w:p>
             <w:r/>
@@ -309,7 +610,7 @@
       <w:tr>
         <w:tc>
           <w:tcPr>
-            <w:tcW w:type="dxa" w:w="1814"/>
+            <w:tcW w:type="dxa" w:w="1587"/>
           </w:tcPr>
           <w:p>
             <w:r/>
@@ -324,7 +625,7 @@
         </w:tc>
         <w:tc>
           <w:tcPr>
-            <w:tcW w:type="dxa" w:w="2608"/>
+            <w:tcW w:type="dxa" w:w="2381"/>
           </w:tcPr>
           <w:p>
             <w:r/>
@@ -339,7 +640,7 @@
         </w:tc>
         <w:tc>
           <w:tcPr>
-            <w:tcW w:type="dxa" w:w="1361"/>
+            <w:tcW w:type="dxa" w:w="1247"/>
           </w:tcPr>
           <w:p>
             <w:r/>
@@ -354,7 +655,22 @@
         </w:tc>
         <w:tc>
           <w:tcPr>
-            <w:tcW w:type="dxa" w:w="3288"/>
+            <w:tcW w:type="dxa" w:w="1247"/>
+          </w:tcPr>
+          <w:p>
+            <w:r/>
+            <w:r>
+              <w:rPr>
+                <w:rFonts w:ascii="Calibri" w:hAnsi="Calibri" w:eastAsia="宋体"/>
+                <w:sz w:val="20"/>
+              </w:rPr>
+              <w:t>计产（VFM）</w:t>
+            </w:r>
+          </w:p>
+        </w:tc>
+        <w:tc>
+          <w:tcPr>
+            <w:tcW w:type="dxa" w:w="2608"/>
           </w:tcPr>
           <w:p>
             <w:r/>
@@ -371,7 +687,7 @@
       <w:tr>
         <w:tc>
           <w:tcPr>
-            <w:tcW w:type="dxa" w:w="1814"/>
+            <w:tcW w:type="dxa" w:w="1587"/>
           </w:tcPr>
           <w:p>
             <w:r/>
@@ -386,7 +702,7 @@
         </w:tc>
         <w:tc>
           <w:tcPr>
-            <w:tcW w:type="dxa" w:w="2608"/>
+            <w:tcW w:type="dxa" w:w="2381"/>
           </w:tcPr>
           <w:p>
             <w:r/>
@@ -401,7 +717,7 @@
         </w:tc>
         <w:tc>
           <w:tcPr>
-            <w:tcW w:type="dxa" w:w="1361"/>
+            <w:tcW w:type="dxa" w:w="1247"/>
           </w:tcPr>
           <w:p>
             <w:r/>
@@ -416,7 +732,22 @@
         </w:tc>
         <w:tc>
           <w:tcPr>
-            <w:tcW w:type="dxa" w:w="3288"/>
+            <w:tcW w:type="dxa" w:w="1247"/>
+          </w:tcPr>
+          <w:p>
+            <w:r/>
+            <w:r>
+              <w:rPr>
+                <w:rFonts w:ascii="Calibri" w:hAnsi="Calibri" w:eastAsia="宋体"/>
+                <w:sz w:val="20"/>
+              </w:rPr>
+              <w:t>计产为主</w:t>
+            </w:r>
+          </w:p>
+        </w:tc>
+        <w:tc>
+          <w:tcPr>
+            <w:tcW w:type="dxa" w:w="2608"/>
           </w:tcPr>
           <w:p>
             <w:r/>
@@ -444,6 +775,27 @@
           <w:sz w:val="32"/>
         </w:rPr>
         <w:t>三、专门的虚拟计量（VFM）神经网络实现</w:t>
+      </w:r>
+    </w:p>
+    <w:p>
+      <w:pPr>
+        <w:spacing w:after="160"/>
+      </w:pPr>
+      <w:r>
+        <w:rPr>
+          <w:rFonts w:ascii="Calibri" w:hAnsi="Calibri" w:eastAsia="黑体"/>
+          <w:b/>
+          <w:color w:val="1F4E79"/>
+          <w:sz w:val="21"/>
+        </w:rPr>
+        <w:t>【本章概述】</w:t>
+      </w:r>
+      <w:r>
+        <w:rPr>
+          <w:rFonts w:ascii="Calibri" w:hAnsi="Calibri" w:eastAsia="宋体"/>
+          <w:sz w:val="21"/>
+        </w:rPr>
+        <w:t>本章针对“实时计产”问题：模型输入当前时刻的传感器工况参数（压力、温度、油嘴开度等），输出当前时刻的多相流量，目标是替代昂贵的多相流量计（MPFM）或作为试井之间的连续计量手段。这类项目的共同特点是把自己定位为“虚拟流量计”，关注实时性、物理一致性和对工况变化的泛化能力；部分项目采用物理信息神经网络（PINN）或“机理模型+神经网络修正”的混合路线来提升可信度。</w:t>
       </w:r>
     </w:p>
     <w:tbl>
@@ -944,7 +1296,28 @@
           <w:color w:val="1F4E79"/>
           <w:sz w:val="32"/>
         </w:rPr>
-        <w:t>四、基于工况参数/历史数据的产量神经网络</w:t>
+        <w:t>四、基于工况参数的产量回归神经网络（Volve 等真实数据）</w:t>
+      </w:r>
+    </w:p>
+    <w:p>
+      <w:pPr>
+        <w:spacing w:after="160"/>
+      </w:pPr>
+      <w:r>
+        <w:rPr>
+          <w:rFonts w:ascii="Calibri" w:hAnsi="Calibri" w:eastAsia="黑体"/>
+          <w:b/>
+          <w:color w:val="1F4E79"/>
+          <w:sz w:val="21"/>
+        </w:rPr>
+        <w:t>【本章概述】</w:t>
+      </w:r>
+      <w:r>
+        <w:rPr>
+          <w:rFonts w:ascii="Calibri" w:hAnsi="Calibri" w:eastAsia="宋体"/>
+          <w:sz w:val="21"/>
+        </w:rPr>
+        <w:t>本章同样针对“计产”问题，但项目定位偏学习/研究性质：用 Volve 等公开真实油田数据，建立“工况参数（井下/井口压温、油嘴开度等）→ 日产量”的回归模型。与第三章的区别在于：第三章的项目以“虚拟流量计产品”为目标（实时、多相、考虑物理约束），本章的项目以“建模流程演示”为目标（日粒度、重特征工程与模型对比）。想学习完整建模流程（数据清洗、特征选择、调参、验证）从本章入手最合适。</w:t>
       </w:r>
     </w:p>
     <w:tbl>
@@ -1021,6 +1394,53 @@
                 <w:rFonts w:ascii="Calibri" w:hAnsi="Calibri" w:eastAsia="宋体"/>
                 <w:sz w:val="20"/>
               </w:rPr>
+              <w:t>LSTM-for-Production</w:t>
+            </w:r>
+          </w:p>
+        </w:tc>
+        <w:tc>
+          <w:tcPr>
+            <w:tcW w:type="dxa" w:w="3515"/>
+          </w:tcPr>
+          <w:p>
+            <w:r/>
+            <w:r>
+              <w:rPr>
+                <w:rFonts w:ascii="Calibri" w:hAnsi="Calibri" w:eastAsia="宋体"/>
+                <w:sz w:val="20"/>
+              </w:rPr>
+              <w:t>github.com/saifkhanengr/LSTM-for-Production</w:t>
+            </w:r>
+          </w:p>
+        </w:tc>
+        <w:tc>
+          <w:tcPr>
+            <w:tcW w:type="dxa" w:w="2948"/>
+          </w:tcPr>
+          <w:p>
+            <w:r/>
+            <w:r>
+              <w:rPr>
+                <w:rFonts w:ascii="Calibri" w:hAnsi="Calibri" w:eastAsia="宋体"/>
+                <w:sz w:val="20"/>
+              </w:rPr>
+              <w:t>多变量 LSTM，井下压温/油嘴/井口压温 → 油气水三相产量（核心推荐，见第二章）</w:t>
+            </w:r>
+          </w:p>
+        </w:tc>
+      </w:tr>
+      <w:tr>
+        <w:tc>
+          <w:tcPr>
+            <w:tcW w:type="dxa" w:w="2608"/>
+          </w:tcPr>
+          <w:p>
+            <w:r/>
+            <w:r>
+              <w:rPr>
+                <w:rFonts w:ascii="Calibri" w:hAnsi="Calibri" w:eastAsia="宋体"/>
+                <w:sz w:val="20"/>
+              </w:rPr>
               <w:t>Oil-Production-Flow-Rate-Prediction</w:t>
             </w:r>
           </w:p>
@@ -1051,7 +1471,435 @@
                 <w:rFonts w:ascii="Calibri" w:hAnsi="Calibri" w:eastAsia="宋体"/>
                 <w:sz w:val="20"/>
               </w:rPr>
-              <w:t>RNN/LSTM 产量预测，带 Walk-Forward 时序验证</w:t>
+              <w:t>RNN/LSTM 产量回归，带 Walk-Forward 时序验证</w:t>
+            </w:r>
+          </w:p>
+        </w:tc>
+      </w:tr>
+      <w:tr>
+        <w:tc>
+          <w:tcPr>
+            <w:tcW w:type="dxa" w:w="2608"/>
+          </w:tcPr>
+          <w:p>
+            <w:r/>
+            <w:r>
+              <w:rPr>
+                <w:rFonts w:ascii="Calibri" w:hAnsi="Calibri" w:eastAsia="宋体"/>
+                <w:sz w:val="20"/>
+              </w:rPr>
+              <w:t>Deep-learning-Class-Final-Exam-Project</w:t>
+            </w:r>
+          </w:p>
+        </w:tc>
+        <w:tc>
+          <w:tcPr>
+            <w:tcW w:type="dxa" w:w="3515"/>
+          </w:tcPr>
+          <w:p>
+            <w:r/>
+            <w:r>
+              <w:rPr>
+                <w:rFonts w:ascii="Calibri" w:hAnsi="Calibri" w:eastAsia="宋体"/>
+                <w:sz w:val="20"/>
+              </w:rPr>
+              <w:t>github.com/Dr-LazyMazy/Deep-learning-Class-Final-Exam-Project</w:t>
+            </w:r>
+          </w:p>
+        </w:tc>
+        <w:tc>
+          <w:tcPr>
+            <w:tcW w:type="dxa" w:w="2948"/>
+          </w:tcPr>
+          <w:p>
+            <w:r/>
+            <w:r>
+              <w:rPr>
+                <w:rFonts w:ascii="Calibri" w:hAnsi="Calibri" w:eastAsia="宋体"/>
+                <w:sz w:val="20"/>
+              </w:rPr>
+              <w:t>多种深度学习架构在 Volve 产量建模上的对比研究（论文配套，带数据集）</w:t>
+            </w:r>
+          </w:p>
+        </w:tc>
+      </w:tr>
+      <w:tr>
+        <w:tc>
+          <w:tcPr>
+            <w:tcW w:type="dxa" w:w="2608"/>
+          </w:tcPr>
+          <w:p>
+            <w:r/>
+            <w:r>
+              <w:rPr>
+                <w:rFonts w:ascii="Calibri" w:hAnsi="Calibri" w:eastAsia="宋体"/>
+                <w:sz w:val="20"/>
+              </w:rPr>
+              <w:t>Machine-Learning-Production-Prediction</w:t>
+            </w:r>
+          </w:p>
+        </w:tc>
+        <w:tc>
+          <w:tcPr>
+            <w:tcW w:type="dxa" w:w="3515"/>
+          </w:tcPr>
+          <w:p>
+            <w:r/>
+            <w:r>
+              <w:rPr>
+                <w:rFonts w:ascii="Calibri" w:hAnsi="Calibri" w:eastAsia="宋体"/>
+                <w:sz w:val="20"/>
+              </w:rPr>
+              <w:t>github.com/bengsoon/Machine-Learning-Production-Prediction</w:t>
+            </w:r>
+          </w:p>
+        </w:tc>
+        <w:tc>
+          <w:tcPr>
+            <w:tcW w:type="dxa" w:w="2948"/>
+          </w:tcPr>
+          <w:p>
+            <w:r/>
+            <w:r>
+              <w:rPr>
+                <w:rFonts w:ascii="Calibri" w:hAnsi="Calibri" w:eastAsia="宋体"/>
+                <w:sz w:val="20"/>
+              </w:rPr>
+              <w:t>非神经网络（决策树/随机森林/XGBoost），但“虚拟计量器”定位明确，特征工程与建模流程最完整，适合作为流程参考</w:t>
+            </w:r>
+          </w:p>
+        </w:tc>
+      </w:tr>
+      <w:tr>
+        <w:tc>
+          <w:tcPr>
+            <w:tcW w:type="dxa" w:w="2608"/>
+          </w:tcPr>
+          <w:p>
+            <w:r/>
+            <w:r>
+              <w:rPr>
+                <w:rFonts w:ascii="Calibri" w:hAnsi="Calibri" w:eastAsia="宋体"/>
+                <w:sz w:val="20"/>
+              </w:rPr>
+              <w:t>Predictive-Modeling-Volve</w:t>
+            </w:r>
+          </w:p>
+        </w:tc>
+        <w:tc>
+          <w:tcPr>
+            <w:tcW w:type="dxa" w:w="3515"/>
+          </w:tcPr>
+          <w:p>
+            <w:r/>
+            <w:r>
+              <w:rPr>
+                <w:rFonts w:ascii="Calibri" w:hAnsi="Calibri" w:eastAsia="宋体"/>
+                <w:sz w:val="20"/>
+              </w:rPr>
+              <w:t>github.com/padronfrancis1/Predictive-Modeling-of-Oil-Production-Wells-Volve-Dataset</w:t>
+            </w:r>
+          </w:p>
+        </w:tc>
+        <w:tc>
+          <w:tcPr>
+            <w:tcW w:type="dxa" w:w="2948"/>
+          </w:tcPr>
+          <w:p>
+            <w:r/>
+            <w:r>
+              <w:rPr>
+                <w:rFonts w:ascii="Calibri" w:hAnsi="Calibri" w:eastAsia="宋体"/>
+                <w:sz w:val="20"/>
+              </w:rPr>
+              <w:t>Volve 数据 EDA + 建模管线，分析压力/油嘴开度与产量关系，含调参与模型堆叠</w:t>
+            </w:r>
+          </w:p>
+        </w:tc>
+      </w:tr>
+    </w:tbl>
+    <w:p/>
+    <w:p>
+      <w:pPr>
+        <w:pStyle w:val="Heading1"/>
+      </w:pPr>
+      <w:r>
+        <w:rPr>
+          <w:rFonts w:ascii="Calibri" w:hAnsi="Calibri" w:eastAsia="黑体"/>
+          <w:b/>
+          <w:color w:val="1F4E79"/>
+          <w:sz w:val="32"/>
+        </w:rPr>
+        <w:t>五、基于历史数据的产量预测神经网络（含中文仓库）</w:t>
+      </w:r>
+    </w:p>
+    <w:p>
+      <w:pPr>
+        <w:spacing w:after="160"/>
+      </w:pPr>
+      <w:r>
+        <w:rPr>
+          <w:rFonts w:ascii="Calibri" w:hAnsi="Calibri" w:eastAsia="黑体"/>
+          <w:b/>
+          <w:color w:val="1F4E79"/>
+          <w:sz w:val="21"/>
+        </w:rPr>
+        <w:t>【本章概述】</w:t>
+      </w:r>
+      <w:r>
+        <w:rPr>
+          <w:rFonts w:ascii="Calibri" w:hAnsi="Calibri" w:eastAsia="宋体"/>
+          <w:sz w:val="21"/>
+        </w:rPr>
+        <w:t>注意：本章针对的是“产量预测”问题，不是计产。这类模型输入历史产量序列（有的加上历史工况），输出未来一段时间的产量，本质是时间序列外推，服务于产量规划、递减分析和异常发现，不能用来替代流量计做实时计量。此前调研中发现的中文仓库（BP 神经网络、TCN、时空图神经网络三个）经核对代码，全部属于本章“历史数据产量预测”类型，已归入本章并在表中标注语言。</w:t>
+      </w:r>
+    </w:p>
+    <w:tbl>
+      <w:tblPr>
+        <w:tblStyle w:val="LightGrid-Accent1"/>
+        <w:tblW w:type="auto" w:w="0"/>
+        <w:jc w:val="center"/>
+        <w:tblLook w:firstColumn="1" w:firstRow="1" w:lastColumn="0" w:lastRow="0" w:noHBand="0" w:noVBand="1" w:val="04A0"/>
+      </w:tblPr>
+      <w:tblGrid>
+        <w:gridCol w:w="2882"/>
+        <w:gridCol w:w="2882"/>
+        <w:gridCol w:w="2882"/>
+      </w:tblGrid>
+      <w:tr>
+        <w:tc>
+          <w:tcPr>
+            <w:tcW w:type="dxa" w:w="2608"/>
+          </w:tcPr>
+          <w:p>
+            <w:r/>
+            <w:r>
+              <w:rPr>
+                <w:rFonts w:ascii="Calibri" w:hAnsi="Calibri" w:eastAsia="黑体"/>
+                <w:b/>
+                <w:sz w:val="21"/>
+              </w:rPr>
+              <w:t>项目</w:t>
+            </w:r>
+          </w:p>
+        </w:tc>
+        <w:tc>
+          <w:tcPr>
+            <w:tcW w:type="dxa" w:w="3515"/>
+          </w:tcPr>
+          <w:p>
+            <w:r/>
+            <w:r>
+              <w:rPr>
+                <w:rFonts w:ascii="Calibri" w:hAnsi="Calibri" w:eastAsia="黑体"/>
+                <w:b/>
+                <w:sz w:val="21"/>
+              </w:rPr>
+              <w:t>地址</w:t>
+            </w:r>
+          </w:p>
+        </w:tc>
+        <w:tc>
+          <w:tcPr>
+            <w:tcW w:type="dxa" w:w="2948"/>
+          </w:tcPr>
+          <w:p>
+            <w:r/>
+            <w:r>
+              <w:rPr>
+                <w:rFonts w:ascii="Calibri" w:hAnsi="Calibri" w:eastAsia="黑体"/>
+                <w:b/>
+                <w:sz w:val="21"/>
+              </w:rPr>
+              <w:t>说明</w:t>
+            </w:r>
+          </w:p>
+        </w:tc>
+      </w:tr>
+      <w:tr>
+        <w:tc>
+          <w:tcPr>
+            <w:tcW w:type="dxa" w:w="2608"/>
+          </w:tcPr>
+          <w:p>
+            <w:r/>
+            <w:r>
+              <w:rPr>
+                <w:rFonts w:ascii="Calibri" w:hAnsi="Calibri" w:eastAsia="宋体"/>
+                <w:sz w:val="20"/>
+              </w:rPr>
+              <w:t>TCN+加权预测器（中文）</w:t>
+            </w:r>
+          </w:p>
+        </w:tc>
+        <w:tc>
+          <w:tcPr>
+            <w:tcW w:type="dxa" w:w="3515"/>
+          </w:tcPr>
+          <w:p>
+            <w:r/>
+            <w:r>
+              <w:rPr>
+                <w:rFonts w:ascii="Calibri" w:hAnsi="Calibri" w:eastAsia="宋体"/>
+                <w:sz w:val="20"/>
+              </w:rPr>
+              <w:t>github.com/hehe-rook/An-oil-and-gas-well-production-prediction-model-based-on-TCN-and-weight-predictor</w:t>
+            </w:r>
+          </w:p>
+        </w:tc>
+        <w:tc>
+          <w:tcPr>
+            <w:tcW w:type="dxa" w:w="2948"/>
+          </w:tcPr>
+          <w:p>
+            <w:r/>
+            <w:r>
+              <w:rPr>
+                <w:rFonts w:ascii="Calibri" w:hAnsi="Calibri" w:eastAsia="宋体"/>
+                <w:sz w:val="20"/>
+              </w:rPr>
+              <w:t>TCN + 加权预测器的油气井产量时间序列预测，PyTorch 实现，README 有详细中文讲解（13 星）</w:t>
+            </w:r>
+          </w:p>
+        </w:tc>
+      </w:tr>
+      <w:tr>
+        <w:tc>
+          <w:tcPr>
+            <w:tcW w:type="dxa" w:w="2608"/>
+          </w:tcPr>
+          <w:p>
+            <w:r/>
+            <w:r>
+              <w:rPr>
+                <w:rFonts w:ascii="Calibri" w:hAnsi="Calibri" w:eastAsia="宋体"/>
+                <w:sz w:val="20"/>
+              </w:rPr>
+              <w:t>HetSTGCN（中文）</w:t>
+            </w:r>
+          </w:p>
+        </w:tc>
+        <w:tc>
+          <w:tcPr>
+            <w:tcW w:type="dxa" w:w="3515"/>
+          </w:tcPr>
+          <w:p>
+            <w:r/>
+            <w:r>
+              <w:rPr>
+                <w:rFonts w:ascii="Calibri" w:hAnsi="Calibri" w:eastAsia="宋体"/>
+                <w:sz w:val="20"/>
+              </w:rPr>
+              <w:t>github.com/janqsong/HetSTGCN</w:t>
+            </w:r>
+          </w:p>
+        </w:tc>
+        <w:tc>
+          <w:tcPr>
+            <w:tcW w:type="dxa" w:w="2948"/>
+          </w:tcPr>
+          <w:p>
+            <w:r/>
+            <w:r>
+              <w:rPr>
+                <w:rFonts w:ascii="Calibri" w:hAnsi="Calibri" w:eastAsia="宋体"/>
+                <w:sz w:val="20"/>
+              </w:rPr>
+              <w:t>时空图神经网络（STGCN）石油产量预测——少见的考虑井间空间关系的实现</w:t>
+            </w:r>
+          </w:p>
+        </w:tc>
+      </w:tr>
+      <w:tr>
+        <w:tc>
+          <w:tcPr>
+            <w:tcW w:type="dxa" w:w="2608"/>
+          </w:tcPr>
+          <w:p>
+            <w:r/>
+            <w:r>
+              <w:rPr>
+                <w:rFonts w:ascii="Calibri" w:hAnsi="Calibri" w:eastAsia="宋体"/>
+                <w:sz w:val="20"/>
+              </w:rPr>
+              <w:t>BP 神经网络油田产量预测（中文）</w:t>
+            </w:r>
+          </w:p>
+        </w:tc>
+        <w:tc>
+          <w:tcPr>
+            <w:tcW w:type="dxa" w:w="3515"/>
+          </w:tcPr>
+          <w:p>
+            <w:r/>
+            <w:r>
+              <w:rPr>
+                <w:rFonts w:ascii="Calibri" w:hAnsi="Calibri" w:eastAsia="宋体"/>
+                <w:sz w:val="20"/>
+              </w:rPr>
+              <w:t>github.com/HuO50/BP-neural-net-work-For-Oil-Field</w:t>
+            </w:r>
+          </w:p>
+        </w:tc>
+        <w:tc>
+          <w:tcPr>
+            <w:tcW w:type="dxa" w:w="2948"/>
+          </w:tcPr>
+          <w:p>
+            <w:r/>
+            <w:r>
+              <w:rPr>
+                <w:rFonts w:ascii="Calibri" w:hAnsi="Calibri" w:eastAsia="宋体"/>
+                <w:sz w:val="20"/>
+              </w:rPr>
+              <w:t>BP 神经网络预测油田产量（国内最经典的做法）</w:t>
+            </w:r>
+          </w:p>
+        </w:tc>
+      </w:tr>
+      <w:tr>
+        <w:tc>
+          <w:tcPr>
+            <w:tcW w:type="dxa" w:w="2608"/>
+          </w:tcPr>
+          <w:p>
+            <w:r/>
+            <w:r>
+              <w:rPr>
+                <w:rFonts w:ascii="Calibri" w:hAnsi="Calibri" w:eastAsia="宋体"/>
+                <w:sz w:val="20"/>
+              </w:rPr>
+              <w:t>OIL-software（中文）</w:t>
+            </w:r>
+          </w:p>
+        </w:tc>
+        <w:tc>
+          <w:tcPr>
+            <w:tcW w:type="dxa" w:w="3515"/>
+          </w:tcPr>
+          <w:p>
+            <w:r/>
+            <w:r>
+              <w:rPr>
+                <w:rFonts w:ascii="Calibri" w:hAnsi="Calibri" w:eastAsia="宋体"/>
+                <w:sz w:val="20"/>
+              </w:rPr>
+              <w:t>github.com/hehe-rook/OIL-software</w:t>
+            </w:r>
+          </w:p>
+        </w:tc>
+        <w:tc>
+          <w:tcPr>
+            <w:tcW w:type="dxa" w:w="2948"/>
+          </w:tcPr>
+          <w:p>
+            <w:r/>
+            <w:r>
+              <w:rPr>
+                <w:rFonts w:ascii="Calibri" w:hAnsi="Calibri" w:eastAsia="宋体"/>
+                <w:sz w:val="20"/>
+              </w:rPr>
+              <w:t>为中石油开发的“岩相智探、甜点寻优、钻井优化与产量预测”一体化系统参考代码</w:t>
             </w:r>
           </w:p>
         </w:tc>
@@ -1098,54 +1946,7 @@
                 <w:rFonts w:ascii="Calibri" w:hAnsi="Calibri" w:eastAsia="宋体"/>
                 <w:sz w:val="20"/>
               </w:rPr>
-              <w:t>Keras LSTM 产油量预测（5 星）</w:t>
-            </w:r>
-          </w:p>
-        </w:tc>
-      </w:tr>
-      <w:tr>
-        <w:tc>
-          <w:tcPr>
-            <w:tcW w:type="dxa" w:w="2608"/>
-          </w:tcPr>
-          <w:p>
-            <w:r/>
-            <w:r>
-              <w:rPr>
-                <w:rFonts w:ascii="Calibri" w:hAnsi="Calibri" w:eastAsia="宋体"/>
-                <w:sz w:val="20"/>
-              </w:rPr>
-              <w:t>Deep-learning-Class-Final-Exam-Project</w:t>
-            </w:r>
-          </w:p>
-        </w:tc>
-        <w:tc>
-          <w:tcPr>
-            <w:tcW w:type="dxa" w:w="3515"/>
-          </w:tcPr>
-          <w:p>
-            <w:r/>
-            <w:r>
-              <w:rPr>
-                <w:rFonts w:ascii="Calibri" w:hAnsi="Calibri" w:eastAsia="宋体"/>
-                <w:sz w:val="20"/>
-              </w:rPr>
-              <w:t>github.com/Dr-LazyMazy/Deep-learning-Class-Final-Exam-Project</w:t>
-            </w:r>
-          </w:p>
-        </w:tc>
-        <w:tc>
-          <w:tcPr>
-            <w:tcW w:type="dxa" w:w="2948"/>
-          </w:tcPr>
-          <w:p>
-            <w:r/>
-            <w:r>
-              <w:rPr>
-                <w:rFonts w:ascii="Calibri" w:hAnsi="Calibri" w:eastAsia="宋体"/>
-                <w:sz w:val="20"/>
-              </w:rPr>
-              <w:t>多种深度学习架构在 Volve 产量预测上的对比研究（论文配套，带数据集）</w:t>
+              <w:t>Keras LSTM 产油量时序预测（5 星）</w:t>
             </w:r>
           </w:p>
         </w:tc>
@@ -1303,53 +2104,6 @@
                 <w:rFonts w:ascii="Calibri" w:hAnsi="Calibri" w:eastAsia="宋体"/>
                 <w:sz w:val="20"/>
               </w:rPr>
-              <w:t>Machine-Learning-Production-Prediction</w:t>
-            </w:r>
-          </w:p>
-        </w:tc>
-        <w:tc>
-          <w:tcPr>
-            <w:tcW w:type="dxa" w:w="3515"/>
-          </w:tcPr>
-          <w:p>
-            <w:r/>
-            <w:r>
-              <w:rPr>
-                <w:rFonts w:ascii="Calibri" w:hAnsi="Calibri" w:eastAsia="宋体"/>
-                <w:sz w:val="20"/>
-              </w:rPr>
-              <w:t>github.com/bengsoon/Machine-Learning-Production-Prediction</w:t>
-            </w:r>
-          </w:p>
-        </w:tc>
-        <w:tc>
-          <w:tcPr>
-            <w:tcW w:type="dxa" w:w="2948"/>
-          </w:tcPr>
-          <w:p>
-            <w:r/>
-            <w:r>
-              <w:rPr>
-                <w:rFonts w:ascii="Calibri" w:hAnsi="Calibri" w:eastAsia="宋体"/>
-                <w:sz w:val="20"/>
-              </w:rPr>
-              <w:t>非神经网络（决策树/随机森林/XGBoost），但“虚拟计量器”定位与特征工程流程最完整，适合作为建模流程参考</w:t>
-            </w:r>
-          </w:p>
-        </w:tc>
-      </w:tr>
-      <w:tr>
-        <w:tc>
-          <w:tcPr>
-            <w:tcW w:type="dxa" w:w="2608"/>
-          </w:tcPr>
-          <w:p>
-            <w:r/>
-            <w:r>
-              <w:rPr>
-                <w:rFonts w:ascii="Calibri" w:hAnsi="Calibri" w:eastAsia="宋体"/>
-                <w:sz w:val="20"/>
-              </w:rPr>
               <w:t>oil-and-gas</w:t>
             </w:r>
           </w:p>
@@ -1445,273 +2199,28 @@
           <w:color w:val="1F4E79"/>
           <w:sz w:val="32"/>
         </w:rPr>
-        <w:t>五、中文开源仓库</w:t>
+        <w:t>六、油嘴（Choke）计量方向</w:t>
       </w:r>
     </w:p>
-    <w:tbl>
-      <w:tblPr>
-        <w:tblStyle w:val="LightGrid-Accent1"/>
-        <w:tblW w:type="auto" w:w="0"/>
-        <w:jc w:val="center"/>
-        <w:tblLook w:firstColumn="1" w:firstRow="1" w:lastColumn="0" w:lastRow="0" w:noHBand="0" w:noVBand="1" w:val="04A0"/>
-      </w:tblPr>
-      <w:tblGrid>
-        <w:gridCol w:w="2882"/>
-        <w:gridCol w:w="2882"/>
-        <w:gridCol w:w="2882"/>
-      </w:tblGrid>
-      <w:tr>
-        <w:tc>
-          <w:tcPr>
-            <w:tcW w:type="dxa" w:w="2835"/>
-          </w:tcPr>
-          <w:p>
-            <w:r/>
-            <w:r>
-              <w:rPr>
-                <w:rFonts w:ascii="Calibri" w:hAnsi="Calibri" w:eastAsia="黑体"/>
-                <w:b/>
-                <w:sz w:val="21"/>
-              </w:rPr>
-              <w:t>项目</w:t>
-            </w:r>
-          </w:p>
-        </w:tc>
-        <w:tc>
-          <w:tcPr>
-            <w:tcW w:type="dxa" w:w="3628"/>
-          </w:tcPr>
-          <w:p>
-            <w:r/>
-            <w:r>
-              <w:rPr>
-                <w:rFonts w:ascii="Calibri" w:hAnsi="Calibri" w:eastAsia="黑体"/>
-                <w:b/>
-                <w:sz w:val="21"/>
-              </w:rPr>
-              <w:t>地址</w:t>
-            </w:r>
-          </w:p>
-        </w:tc>
-        <w:tc>
-          <w:tcPr>
-            <w:tcW w:type="dxa" w:w="2608"/>
-          </w:tcPr>
-          <w:p>
-            <w:r/>
-            <w:r>
-              <w:rPr>
-                <w:rFonts w:ascii="Calibri" w:hAnsi="Calibri" w:eastAsia="黑体"/>
-                <w:b/>
-                <w:sz w:val="21"/>
-              </w:rPr>
-              <w:t>说明</w:t>
-            </w:r>
-          </w:p>
-        </w:tc>
-      </w:tr>
-      <w:tr>
-        <w:tc>
-          <w:tcPr>
-            <w:tcW w:type="dxa" w:w="2835"/>
-          </w:tcPr>
-          <w:p>
-            <w:r/>
-            <w:r>
-              <w:rPr>
-                <w:rFonts w:ascii="Calibri" w:hAnsi="Calibri" w:eastAsia="宋体"/>
-                <w:sz w:val="20"/>
-              </w:rPr>
-              <w:t>BP 神经网络油田产量预测</w:t>
-            </w:r>
-          </w:p>
-        </w:tc>
-        <w:tc>
-          <w:tcPr>
-            <w:tcW w:type="dxa" w:w="3628"/>
-          </w:tcPr>
-          <w:p>
-            <w:r/>
-            <w:r>
-              <w:rPr>
-                <w:rFonts w:ascii="Calibri" w:hAnsi="Calibri" w:eastAsia="宋体"/>
-                <w:sz w:val="20"/>
-              </w:rPr>
-              <w:t>github.com/HuO50/BP-neural-net-work-For-Oil-Field</w:t>
-            </w:r>
-          </w:p>
-        </w:tc>
-        <w:tc>
-          <w:tcPr>
-            <w:tcW w:type="dxa" w:w="2608"/>
-          </w:tcPr>
-          <w:p>
-            <w:r/>
-            <w:r>
-              <w:rPr>
-                <w:rFonts w:ascii="Calibri" w:hAnsi="Calibri" w:eastAsia="宋体"/>
-                <w:sz w:val="20"/>
-              </w:rPr>
-              <w:t>BP 神经网络预测油田产量（国内经典做法）</w:t>
-            </w:r>
-          </w:p>
-        </w:tc>
-      </w:tr>
-      <w:tr>
-        <w:tc>
-          <w:tcPr>
-            <w:tcW w:type="dxa" w:w="2835"/>
-          </w:tcPr>
-          <w:p>
-            <w:r/>
-            <w:r>
-              <w:rPr>
-                <w:rFonts w:ascii="Calibri" w:hAnsi="Calibri" w:eastAsia="宋体"/>
-                <w:sz w:val="20"/>
-              </w:rPr>
-              <w:t>TCN+加权预测器油气井产量预测</w:t>
-            </w:r>
-          </w:p>
-        </w:tc>
-        <w:tc>
-          <w:tcPr>
-            <w:tcW w:type="dxa" w:w="3628"/>
-          </w:tcPr>
-          <w:p>
-            <w:r/>
-            <w:r>
-              <w:rPr>
-                <w:rFonts w:ascii="Calibri" w:hAnsi="Calibri" w:eastAsia="宋体"/>
-                <w:sz w:val="20"/>
-              </w:rPr>
-              <w:t>github.com/hehe-rook/An-oil-and-gas-well-production-prediction-model-based-on-TCN-and-weight-predictor</w:t>
-            </w:r>
-          </w:p>
-        </w:tc>
-        <w:tc>
-          <w:tcPr>
-            <w:tcW w:type="dxa" w:w="2608"/>
-          </w:tcPr>
-          <w:p>
-            <w:r/>
-            <w:r>
-              <w:rPr>
-                <w:rFonts w:ascii="Calibri" w:hAnsi="Calibri" w:eastAsia="宋体"/>
-                <w:sz w:val="20"/>
-              </w:rPr>
-              <w:t>TCN + 加权预测器的油气井产量时序预测（13 星）</w:t>
-            </w:r>
-          </w:p>
-        </w:tc>
-      </w:tr>
-      <w:tr>
-        <w:tc>
-          <w:tcPr>
-            <w:tcW w:type="dxa" w:w="2835"/>
-          </w:tcPr>
-          <w:p>
-            <w:r/>
-            <w:r>
-              <w:rPr>
-                <w:rFonts w:ascii="Calibri" w:hAnsi="Calibri" w:eastAsia="宋体"/>
-                <w:sz w:val="20"/>
-              </w:rPr>
-              <w:t>OIL-software</w:t>
-            </w:r>
-          </w:p>
-        </w:tc>
-        <w:tc>
-          <w:tcPr>
-            <w:tcW w:type="dxa" w:w="3628"/>
-          </w:tcPr>
-          <w:p>
-            <w:r/>
-            <w:r>
-              <w:rPr>
-                <w:rFonts w:ascii="Calibri" w:hAnsi="Calibri" w:eastAsia="宋体"/>
-                <w:sz w:val="20"/>
-              </w:rPr>
-              <w:t>github.com/hehe-rook/OIL-software</w:t>
-            </w:r>
-          </w:p>
-        </w:tc>
-        <w:tc>
-          <w:tcPr>
-            <w:tcW w:type="dxa" w:w="2608"/>
-          </w:tcPr>
-          <w:p>
-            <w:r/>
-            <w:r>
-              <w:rPr>
-                <w:rFonts w:ascii="Calibri" w:hAnsi="Calibri" w:eastAsia="宋体"/>
-                <w:sz w:val="20"/>
-              </w:rPr>
-              <w:t>同一作者为中石油开发的“岩相智探、甜点寻优、钻井优化与产量预测”一体化系统参考代码</w:t>
-            </w:r>
-          </w:p>
-        </w:tc>
-      </w:tr>
-      <w:tr>
-        <w:tc>
-          <w:tcPr>
-            <w:tcW w:type="dxa" w:w="2835"/>
-          </w:tcPr>
-          <w:p>
-            <w:r/>
-            <w:r>
-              <w:rPr>
-                <w:rFonts w:ascii="Calibri" w:hAnsi="Calibri" w:eastAsia="宋体"/>
-                <w:sz w:val="20"/>
-              </w:rPr>
-              <w:t>HetSTGCN</w:t>
-            </w:r>
-          </w:p>
-        </w:tc>
-        <w:tc>
-          <w:tcPr>
-            <w:tcW w:type="dxa" w:w="3628"/>
-          </w:tcPr>
-          <w:p>
-            <w:r/>
-            <w:r>
-              <w:rPr>
-                <w:rFonts w:ascii="Calibri" w:hAnsi="Calibri" w:eastAsia="宋体"/>
-                <w:sz w:val="20"/>
-              </w:rPr>
-              <w:t>github.com/janqsong/HetSTGCN</w:t>
-            </w:r>
-          </w:p>
-        </w:tc>
-        <w:tc>
-          <w:tcPr>
-            <w:tcW w:type="dxa" w:w="2608"/>
-          </w:tcPr>
-          <w:p>
-            <w:r/>
-            <w:r>
-              <w:rPr>
-                <w:rFonts w:ascii="Calibri" w:hAnsi="Calibri" w:eastAsia="宋体"/>
-                <w:sz w:val="20"/>
-              </w:rPr>
-              <w:t>基于时空图神经网络（STGCN）的石油产量预测——少见的考虑井间关系的实现</w:t>
-            </w:r>
-          </w:p>
-        </w:tc>
-      </w:tr>
-    </w:tbl>
-    <w:p/>
     <w:p>
       <w:pPr>
-        <w:pStyle w:val="Heading1"/>
+        <w:spacing w:after="160"/>
       </w:pPr>
       <w:r>
         <w:rPr>
           <w:rFonts w:ascii="Calibri" w:hAnsi="Calibri" w:eastAsia="黑体"/>
           <w:b/>
           <w:color w:val="1F4E79"/>
-          <w:sz w:val="32"/>
+          <w:sz w:val="21"/>
         </w:rPr>
-        <w:t>六、油嘴（Choke）计量方向</w:t>
+        <w:t>【本章概述】</w:t>
+      </w:r>
+      <w:r>
+        <w:rPr>
+          <w:rFonts w:ascii="Calibri" w:hAnsi="Calibri" w:eastAsia="宋体"/>
+          <w:sz w:val="21"/>
+        </w:rPr>
+        <w:t>本章针对计产的一个细分场景：油嘴节流计量——利用油嘴上下游压力（温度）、油嘴尺寸等少量参数反算通过油嘴的流量，相当于经典 Gilbert 型油嘴计产公式的数据驱动版本。它可以看作“简化版 VFM”：所需传感器最少、实施成本最低，适合井口只有常规温压计量的老井改造场景。</w:t>
       </w:r>
     </w:p>
     <w:p>
@@ -1724,7 +2233,7 @@
           <w:rFonts w:ascii="Calibri" w:hAnsi="Calibri" w:eastAsia="宋体"/>
           <w:sz w:val="21"/>
         </w:rPr>
-        <w:t>github.com/1o-o1/Choke-size-prediction 及 github.com/durjoy221B/Choke_Size_Prediction：孟加拉油气井数据，油嘴参数 → 气产量的机器学习回归，相当于经典 Gilbert 型油嘴计产公式的数据驱动版本。</w:t>
+        <w:t>github.com/1o-o1/Choke-size-prediction 及 github.com/durjoy221B/Choke_Size_Prediction：孟加拉油气井数据，油嘴参数 → 气产量的机器学习回归。</w:t>
       </w:r>
     </w:p>
     <w:p>
@@ -1737,7 +2246,7 @@
           <w:rFonts w:ascii="Calibri" w:hAnsi="Calibri" w:eastAsia="宋体"/>
           <w:sz w:val="21"/>
         </w:rPr>
-        <w:t>中文文献参考：《基于物理-数据融合的油嘴气液两相虚拟计量方法》（《油气储运》2024），油嘴节流机理方程 + 深度神经网络反演质量含气率，仅依赖现有温压测量系统实现气液计量（无开源代码，思路可复现）。</w:t>
+        <w:t>中文文献参考：《基于物理-数据融合的油嘴气液两相虚拟计量方法》（《油气储运》2024），油嘴节流机理方程 + 深度神经网络反演质量含气率，仅依赖现有温压测量系统实现气液计量，流量误差约 10% 以内（无开源代码，但公式与特征完整，可复现）。</w:t>
       </w:r>
     </w:p>
     <w:p>
@@ -1752,6 +2261,27 @@
           <w:sz w:val="32"/>
         </w:rPr>
         <w:t>七、配套公开数据集</w:t>
+      </w:r>
+    </w:p>
+    <w:p>
+      <w:pPr>
+        <w:spacing w:after="160"/>
+      </w:pPr>
+      <w:r>
+        <w:rPr>
+          <w:rFonts w:ascii="Calibri" w:hAnsi="Calibri" w:eastAsia="黑体"/>
+          <w:b/>
+          <w:color w:val="1F4E79"/>
+          <w:sz w:val="21"/>
+        </w:rPr>
+        <w:t>【本章概述】</w:t>
+      </w:r>
+      <w:r>
+        <w:rPr>
+          <w:rFonts w:ascii="Calibri" w:hAnsi="Calibri" w:eastAsia="宋体"/>
+          <w:sz w:val="21"/>
+        </w:rPr>
+        <w:t>本章汇总训练上述模型可用的公开数据集。选择原则：要做真实井验证用 Volve（唯一完整公开的真实油田生产数据）；要做方法研究和大样本训练用 ManyWells（专为 VFM 基准设计的仿真数据）；要研究异常工况下的计量鲁棒性用 3W（带专家标注的异常事件）。</w:t>
       </w:r>
     </w:p>
     <w:tbl>
@@ -2022,6 +2552,27 @@
     </w:p>
     <w:p>
       <w:pPr>
+        <w:spacing w:after="160"/>
+      </w:pPr>
+      <w:r>
+        <w:rPr>
+          <w:rFonts w:ascii="Calibri" w:hAnsi="Calibri" w:eastAsia="黑体"/>
+          <w:b/>
+          <w:color w:val="1F4E79"/>
+          <w:sz w:val="21"/>
+        </w:rPr>
+        <w:t>【本章概述】</w:t>
+      </w:r>
+      <w:r>
+        <w:rPr>
+          <w:rFonts w:ascii="Calibri" w:hAnsi="Calibri" w:eastAsia="宋体"/>
+          <w:sz w:val="21"/>
+        </w:rPr>
+        <w:t>本章列出方法上最先进、但未开源代码的工作，价值在于提供可复现的方法论：网络结构、特征设计、物理约束方式和不确定性量化手段在论文中均有详细描述，适合在前几章开源代码的基础上按论文思路做增强。</w:t>
+      </w:r>
+    </w:p>
+    <w:p>
+      <w:pPr>
         <w:pStyle w:val="ListBullet"/>
         <w:spacing w:after="80"/>
       </w:pPr>
@@ -2043,7 +2594,7 @@
           <w:rFonts w:ascii="Calibri" w:hAnsi="Calibri" w:eastAsia="宋体"/>
           <w:sz w:val="21"/>
         </w:rPr>
-        <w:t>混合建模博士论文：Bikmukhametov《First Principles and Machine Learning Virtual Flow Metering》（NTNU 2020，全文公开），梯度提升 + RNN + 多相流物理混合，含该领域最全面的文献综述与方法论。</w:t>
+        <w:t>混合建模博士论文：Bikmukhametov《Machine Learning and First Principles Modeling Applied to Multiphase Flow Estimation》（NTNU 2020，全文公开），梯度提升 + RNN + 多相流物理混合，含该领域最全面的文献综述与方法论。</w:t>
       </w:r>
     </w:p>
     <w:p>
@@ -2101,6 +2652,27 @@
     </w:p>
     <w:p>
       <w:pPr>
+        <w:spacing w:after="160"/>
+      </w:pPr>
+      <w:r>
+        <w:rPr>
+          <w:rFonts w:ascii="Calibri" w:hAnsi="Calibri" w:eastAsia="黑体"/>
+          <w:b/>
+          <w:color w:val="1F4E79"/>
+          <w:sz w:val="21"/>
+        </w:rPr>
+        <w:t>【本章概述】</w:t>
+      </w:r>
+      <w:r>
+        <w:rPr>
+          <w:rFonts w:ascii="Calibri" w:hAnsi="Calibri" w:eastAsia="宋体"/>
+          <w:sz w:val="21"/>
+        </w:rPr>
+        <w:t>本章按四种典型使用场景给出落地路径，均以前文资源为基础。核心原则：先明确要解决的是计产还是产量预测（见第一章对照表），再按数据条件选模型。</w:t>
+      </w:r>
+    </w:p>
+    <w:p>
+      <w:pPr>
         <w:spacing w:after="120"/>
         <w:ind w:firstLine="420"/>
       </w:pPr>
@@ -2110,7 +2682,7 @@
           <w:b w:val="0"/>
           <w:sz w:val="21"/>
         </w:rPr>
-        <w:t>1. 快速上手：以 saifkhanengr/LSTM-for-Production 为骨架，把输入特征替换为目标井的工况参数，标签用试井或 MPFM 数据。</w:t>
+        <w:t>1. 快速上手计产：以 saifkhanengr/LSTM-for-Production 为骨架，把输入特征替换为目标井的工况参数，标签用试井或 MPFM 数据。</w:t>
       </w:r>
     </w:p>
     <w:p>

--- a/油田计产神经网络模型开源资源调研报告.docx
+++ b/油田计产神经网络模型开源资源调研报告.docx
@@ -28,7 +28,9 @@
           <w:color w:val="666666"/>
           <w:sz w:val="24"/>
         </w:rPr>
-        <w:t>——虚拟计量（VFM）、产量预测神经网络模型与公开数据集汇总</w:t>
+        <w:t>——虚拟计量（VFM）、产量预测神经网络模型、油嘴计量论文、</w:t>
+        <w:br/>
+        <w:t>螺杆泵井计产专题与公开数据集汇总</w:t>
       </w:r>
     </w:p>
     <w:p>
@@ -70,7 +72,7 @@
           <w:b w:val="0"/>
           <w:sz w:val="21"/>
         </w:rPr>
-        <w:t>油田计产（用工况参数实时反算单井产量）在国际文献中一般称为虚拟计量（Virtual Flow Metering，VFM）或软测量（Soft Sensing）。本报告汇总了目前公开可获取的神经网络/机器学习计产模型开源实现、配套公开数据集，以及仅有论文的前沿方法，供选型和二次开发参考。</w:t>
+        <w:t>油田计产（用工况参数实时反算单井产量）在国际文献中一般称为虚拟计量（Virtual Flow Metering，VFM）或软测量（Soft Sensing）。本报告汇总了目前公开可获取的神经网络/机器学习计产模型开源实现、油嘴计量经典与前沿论文、配套公开数据集，并针对螺杆泵（PCP）井的计产路径设立专题章节。</w:t>
       </w:r>
     </w:p>
     <w:p>
@@ -193,7 +195,7 @@
                 <w:rFonts w:ascii="Calibri" w:hAnsi="Calibri" w:eastAsia="宋体"/>
                 <w:sz w:val="20"/>
               </w:rPr>
-              <w:t>当前时刻的工况参数（井口/井下压力、温度、油嘴开度等）→ 当前时刻的油气水产量</w:t>
+              <w:t>当前时刻的工况参数（井口/井下压力、温度、油嘴开度、泵转速等）→ 当前时刻的油气水产量</w:t>
             </w:r>
           </w:p>
         </w:tc>
@@ -223,7 +225,7 @@
                 <w:rFonts w:ascii="Calibri" w:hAnsi="Calibri" w:eastAsia="宋体"/>
                 <w:sz w:val="20"/>
               </w:rPr>
-              <w:t>第三、四、六章</w:t>
+              <w:t>第三、四、六、七、八章</w:t>
             </w:r>
           </w:p>
         </w:tc>
@@ -317,7 +319,7 @@
           <w:b w:val="0"/>
           <w:sz w:val="21"/>
         </w:rPr>
-        <w:t>另需说明：所有开源项目提供的均为“模型结构 + 训练代码”，没有可直接用于生产井的预训练权重。计产模型高度依赖具体井的流体物性（PVT）、井身结构、油嘴特性与传感器配置，必须用目标井自己的试井/MPFM 数据训练或标定后才能使用。工业级产品（Solution Seeker、SLB OLGA Online 等）全部闭源。</w:t>
+        <w:t>另需说明：所有开源项目提供的均为“模型结构 + 训练代码”，没有可直接用于生产井的预训练权重。计产模型高度依赖具体井的流体物性（PVT）、井身结构、举升方式与传感器配置，必须用目标井自己的试井/MPFM 数据训练或标定后才能使用。工业级产品（Solution Seeker、SLB OLGA Online 等）全部闭源。</w:t>
       </w:r>
     </w:p>
     <w:p>
@@ -2199,7 +2201,7 @@
           <w:color w:val="1F4E79"/>
           <w:sz w:val="32"/>
         </w:rPr>
-        <w:t>六、油嘴（Choke）计量方向</w:t>
+        <w:t>六、油嘴（Choke）计量：开源代码与论文</w:t>
       </w:r>
     </w:p>
     <w:p>
@@ -2220,7 +2222,21 @@
           <w:rFonts w:ascii="Calibri" w:hAnsi="Calibri" w:eastAsia="宋体"/>
           <w:sz w:val="21"/>
         </w:rPr>
-        <w:t>本章针对计产的一个细分场景：油嘴节流计量——利用油嘴上下游压力（温度）、油嘴尺寸等少量参数反算通过油嘴的流量，相当于经典 Gilbert 型油嘴计产公式的数据驱动版本。它可以看作“简化版 VFM”：所需传感器最少、实施成本最低，适合井口只有常规温压计量的老井改造场景。</w:t>
+        <w:t>本章针对计产的一个细分场景：油嘴节流计量——利用油嘴上下游压力（温度）、油嘴尺寸等少量参数反算通过油嘴的流量。它可以看作“简化版 VFM”：所需传感器最少、实施成本最低，主要适用于自喷井/气举井。油嘴计量的论文积累最深厚，分为三代：经验公式（1954 年起）、机理模型（1974 年起）、机器学习模型（近十年）。注意：螺杆泵井井口一般不装可调油嘴，本章方法对螺杆泵井不直接适用，但其“少量井口参数 → 产量”的建模思路可平移到泵参数上（见第八章）。</w:t>
+      </w:r>
+    </w:p>
+    <w:p>
+      <w:pPr>
+        <w:pStyle w:val="Heading2"/>
+      </w:pPr>
+      <w:r>
+        <w:rPr>
+          <w:rFonts w:ascii="Calibri" w:hAnsi="Calibri" w:eastAsia="黑体"/>
+          <w:b/>
+          <w:color w:val="1F4E79"/>
+          <w:sz w:val="26"/>
+        </w:rPr>
+        <w:t>6.1 开源代码</w:t>
       </w:r>
     </w:p>
     <w:p>
@@ -2238,6 +2254,473 @@
     </w:p>
     <w:p>
       <w:pPr>
+        <w:pStyle w:val="Heading2"/>
+      </w:pPr>
+      <w:r>
+        <w:rPr>
+          <w:rFonts w:ascii="Calibri" w:hAnsi="Calibri" w:eastAsia="黑体"/>
+          <w:b/>
+          <w:color w:val="1F4E79"/>
+          <w:sz w:val="26"/>
+        </w:rPr>
+        <w:t>6.2 经典经验/机理模型论文（机理计产软件油嘴模块的理论来源）</w:t>
+      </w:r>
+    </w:p>
+    <w:tbl>
+      <w:tblPr>
+        <w:tblStyle w:val="LightGrid-Accent1"/>
+        <w:tblW w:type="auto" w:w="0"/>
+        <w:jc w:val="center"/>
+        <w:tblLook w:firstColumn="1" w:firstRow="1" w:lastColumn="0" w:lastRow="0" w:noHBand="0" w:noVBand="1" w:val="04A0"/>
+      </w:tblPr>
+      <w:tblGrid>
+        <w:gridCol w:w="2161"/>
+        <w:gridCol w:w="2161"/>
+        <w:gridCol w:w="2161"/>
+        <w:gridCol w:w="2161"/>
+      </w:tblGrid>
+      <w:tr>
+        <w:tc>
+          <w:tcPr>
+            <w:tcW w:type="dxa" w:w="1928"/>
+          </w:tcPr>
+          <w:p>
+            <w:r/>
+            <w:r>
+              <w:rPr>
+                <w:rFonts w:ascii="Calibri" w:hAnsi="Calibri" w:eastAsia="黑体"/>
+                <w:b/>
+                <w:sz w:val="21"/>
+              </w:rPr>
+              <w:t>模型</w:t>
+            </w:r>
+          </w:p>
+        </w:tc>
+        <w:tc>
+          <w:tcPr>
+            <w:tcW w:type="dxa" w:w="1134"/>
+          </w:tcPr>
+          <w:p>
+            <w:r/>
+            <w:r>
+              <w:rPr>
+                <w:rFonts w:ascii="Calibri" w:hAnsi="Calibri" w:eastAsia="黑体"/>
+                <w:b/>
+                <w:sz w:val="21"/>
+              </w:rPr>
+              <w:t>年代</w:t>
+            </w:r>
+          </w:p>
+        </w:tc>
+        <w:tc>
+          <w:tcPr>
+            <w:tcW w:type="dxa" w:w="1361"/>
+          </w:tcPr>
+          <w:p>
+            <w:r/>
+            <w:r>
+              <w:rPr>
+                <w:rFonts w:ascii="Calibri" w:hAnsi="Calibri" w:eastAsia="黑体"/>
+                <w:b/>
+                <w:sz w:val="21"/>
+              </w:rPr>
+              <w:t>类型</w:t>
+            </w:r>
+          </w:p>
+        </w:tc>
+        <w:tc>
+          <w:tcPr>
+            <w:tcW w:type="dxa" w:w="4649"/>
+          </w:tcPr>
+          <w:p>
+            <w:r/>
+            <w:r>
+              <w:rPr>
+                <w:rFonts w:ascii="Calibri" w:hAnsi="Calibri" w:eastAsia="黑体"/>
+                <w:b/>
+                <w:sz w:val="21"/>
+              </w:rPr>
+              <w:t>要点</w:t>
+            </w:r>
+          </w:p>
+        </w:tc>
+      </w:tr>
+      <w:tr>
+        <w:tc>
+          <w:tcPr>
+            <w:tcW w:type="dxa" w:w="1928"/>
+          </w:tcPr>
+          <w:p>
+            <w:r/>
+            <w:r>
+              <w:rPr>
+                <w:rFonts w:ascii="Calibri" w:hAnsi="Calibri" w:eastAsia="宋体"/>
+                <w:sz w:val="20"/>
+              </w:rPr>
+              <w:t>Gilbert</w:t>
+            </w:r>
+          </w:p>
+        </w:tc>
+        <w:tc>
+          <w:tcPr>
+            <w:tcW w:type="dxa" w:w="1134"/>
+          </w:tcPr>
+          <w:p>
+            <w:r/>
+            <w:r>
+              <w:rPr>
+                <w:rFonts w:ascii="Calibri" w:hAnsi="Calibri" w:eastAsia="宋体"/>
+                <w:sz w:val="20"/>
+              </w:rPr>
+              <w:t>1954</w:t>
+            </w:r>
+          </w:p>
+        </w:tc>
+        <w:tc>
+          <w:tcPr>
+            <w:tcW w:type="dxa" w:w="1361"/>
+          </w:tcPr>
+          <w:p>
+            <w:r/>
+            <w:r>
+              <w:rPr>
+                <w:rFonts w:ascii="Calibri" w:hAnsi="Calibri" w:eastAsia="宋体"/>
+                <w:sz w:val="20"/>
+              </w:rPr>
+              <w:t>经验公式</w:t>
+            </w:r>
+          </w:p>
+        </w:tc>
+        <w:tc>
+          <w:tcPr>
+            <w:tcW w:type="dxa" w:w="4649"/>
+          </w:tcPr>
+          <w:p>
+            <w:r/>
+            <w:r>
+              <w:rPr>
+                <w:rFonts w:ascii="Calibri" w:hAnsi="Calibri" w:eastAsia="宋体"/>
+                <w:sz w:val="20"/>
+              </w:rPr>
+              <w:t>最早的临界流经验式：产量 ∝ 井口压力×油嘴直径^a/GLR^b；Ros(1961)、Achong、Baxendell 为同形式改系数版本</w:t>
+            </w:r>
+          </w:p>
+        </w:tc>
+      </w:tr>
+      <w:tr>
+        <w:tc>
+          <w:tcPr>
+            <w:tcW w:type="dxa" w:w="1928"/>
+          </w:tcPr>
+          <w:p>
+            <w:r/>
+            <w:r>
+              <w:rPr>
+                <w:rFonts w:ascii="Calibri" w:hAnsi="Calibri" w:eastAsia="宋体"/>
+                <w:sz w:val="20"/>
+              </w:rPr>
+              <w:t>Ashford &amp; Pierce</w:t>
+            </w:r>
+          </w:p>
+        </w:tc>
+        <w:tc>
+          <w:tcPr>
+            <w:tcW w:type="dxa" w:w="1134"/>
+          </w:tcPr>
+          <w:p>
+            <w:r/>
+            <w:r>
+              <w:rPr>
+                <w:rFonts w:ascii="Calibri" w:hAnsi="Calibri" w:eastAsia="宋体"/>
+                <w:sz w:val="20"/>
+              </w:rPr>
+              <w:t>1974</w:t>
+            </w:r>
+          </w:p>
+        </w:tc>
+        <w:tc>
+          <w:tcPr>
+            <w:tcW w:type="dxa" w:w="1361"/>
+          </w:tcPr>
+          <w:p>
+            <w:r/>
+            <w:r>
+              <w:rPr>
+                <w:rFonts w:ascii="Calibri" w:hAnsi="Calibri" w:eastAsia="宋体"/>
+                <w:sz w:val="20"/>
+              </w:rPr>
+              <w:t>机理模型</w:t>
+            </w:r>
+          </w:p>
+        </w:tc>
+        <w:tc>
+          <w:tcPr>
+            <w:tcW w:type="dxa" w:w="4649"/>
+          </w:tcPr>
+          <w:p>
+            <w:r/>
+            <w:r>
+              <w:rPr>
+                <w:rFonts w:ascii="Calibri" w:hAnsi="Calibri" w:eastAsia="宋体"/>
+                <w:sz w:val="20"/>
+              </w:rPr>
+              <w:t>基于能量方程的临界/亚临界流模型（SPE 4541）</w:t>
+            </w:r>
+          </w:p>
+        </w:tc>
+      </w:tr>
+      <w:tr>
+        <w:tc>
+          <w:tcPr>
+            <w:tcW w:type="dxa" w:w="1928"/>
+          </w:tcPr>
+          <w:p>
+            <w:r/>
+            <w:r>
+              <w:rPr>
+                <w:rFonts w:ascii="Calibri" w:hAnsi="Calibri" w:eastAsia="宋体"/>
+                <w:sz w:val="20"/>
+              </w:rPr>
+              <w:t>Sachdeva et al.</w:t>
+            </w:r>
+          </w:p>
+        </w:tc>
+        <w:tc>
+          <w:tcPr>
+            <w:tcW w:type="dxa" w:w="1134"/>
+          </w:tcPr>
+          <w:p>
+            <w:r/>
+            <w:r>
+              <w:rPr>
+                <w:rFonts w:ascii="Calibri" w:hAnsi="Calibri" w:eastAsia="宋体"/>
+                <w:sz w:val="20"/>
+              </w:rPr>
+              <w:t>1986</w:t>
+            </w:r>
+          </w:p>
+        </w:tc>
+        <w:tc>
+          <w:tcPr>
+            <w:tcW w:type="dxa" w:w="1361"/>
+          </w:tcPr>
+          <w:p>
+            <w:r/>
+            <w:r>
+              <w:rPr>
+                <w:rFonts w:ascii="Calibri" w:hAnsi="Calibri" w:eastAsia="宋体"/>
+                <w:sz w:val="20"/>
+              </w:rPr>
+              <w:t>机理模型</w:t>
+            </w:r>
+          </w:p>
+        </w:tc>
+        <w:tc>
+          <w:tcPr>
+            <w:tcW w:type="dxa" w:w="4649"/>
+          </w:tcPr>
+          <w:p>
+            <w:r/>
+            <w:r>
+              <w:rPr>
+                <w:rFonts w:ascii="Calibri" w:hAnsi="Calibri" w:eastAsia="宋体"/>
+                <w:sz w:val="20"/>
+              </w:rPr>
+              <w:t>临界+亚临界统一模型（SPE 15657），应用最广</w:t>
+            </w:r>
+          </w:p>
+        </w:tc>
+      </w:tr>
+      <w:tr>
+        <w:tc>
+          <w:tcPr>
+            <w:tcW w:type="dxa" w:w="1928"/>
+          </w:tcPr>
+          <w:p>
+            <w:r/>
+            <w:r>
+              <w:rPr>
+                <w:rFonts w:ascii="Calibri" w:hAnsi="Calibri" w:eastAsia="宋体"/>
+                <w:sz w:val="20"/>
+              </w:rPr>
+              <w:t>Perkins</w:t>
+            </w:r>
+          </w:p>
+        </w:tc>
+        <w:tc>
+          <w:tcPr>
+            <w:tcW w:type="dxa" w:w="1134"/>
+          </w:tcPr>
+          <w:p>
+            <w:r/>
+            <w:r>
+              <w:rPr>
+                <w:rFonts w:ascii="Calibri" w:hAnsi="Calibri" w:eastAsia="宋体"/>
+                <w:sz w:val="20"/>
+              </w:rPr>
+              <w:t>1993</w:t>
+            </w:r>
+          </w:p>
+        </w:tc>
+        <w:tc>
+          <w:tcPr>
+            <w:tcW w:type="dxa" w:w="1361"/>
+          </w:tcPr>
+          <w:p>
+            <w:r/>
+            <w:r>
+              <w:rPr>
+                <w:rFonts w:ascii="Calibri" w:hAnsi="Calibri" w:eastAsia="宋体"/>
+                <w:sz w:val="20"/>
+              </w:rPr>
+              <w:t>机理模型</w:t>
+            </w:r>
+          </w:p>
+        </w:tc>
+        <w:tc>
+          <w:tcPr>
+            <w:tcW w:type="dxa" w:w="4649"/>
+          </w:tcPr>
+          <w:p>
+            <w:r/>
+            <w:r>
+              <w:rPr>
+                <w:rFonts w:ascii="Calibri" w:hAnsi="Calibri" w:eastAsia="宋体"/>
+                <w:sz w:val="20"/>
+              </w:rPr>
+              <w:t>多相混合物临界/亚临界流理论模型（SPE 20633）；对比研究（1239 个数据点）表明精度最优，推荐首选</w:t>
+            </w:r>
+          </w:p>
+        </w:tc>
+      </w:tr>
+      <w:tr>
+        <w:tc>
+          <w:tcPr>
+            <w:tcW w:type="dxa" w:w="1928"/>
+          </w:tcPr>
+          <w:p>
+            <w:r/>
+            <w:r>
+              <w:rPr>
+                <w:rFonts w:ascii="Calibri" w:hAnsi="Calibri" w:eastAsia="宋体"/>
+                <w:sz w:val="20"/>
+              </w:rPr>
+              <w:t>Schüller et al.</w:t>
+            </w:r>
+          </w:p>
+        </w:tc>
+        <w:tc>
+          <w:tcPr>
+            <w:tcW w:type="dxa" w:w="1134"/>
+          </w:tcPr>
+          <w:p>
+            <w:r/>
+            <w:r>
+              <w:rPr>
+                <w:rFonts w:ascii="Calibri" w:hAnsi="Calibri" w:eastAsia="宋体"/>
+                <w:sz w:val="20"/>
+              </w:rPr>
+              <w:t>2003/2006</w:t>
+            </w:r>
+          </w:p>
+        </w:tc>
+        <w:tc>
+          <w:tcPr>
+            <w:tcW w:type="dxa" w:w="1361"/>
+          </w:tcPr>
+          <w:p>
+            <w:r/>
+            <w:r>
+              <w:rPr>
+                <w:rFonts w:ascii="Calibri" w:hAnsi="Calibri" w:eastAsia="宋体"/>
+                <w:sz w:val="20"/>
+              </w:rPr>
+              <w:t>机理模型</w:t>
+            </w:r>
+          </w:p>
+        </w:tc>
+        <w:tc>
+          <w:tcPr>
+            <w:tcW w:type="dxa" w:w="4649"/>
+          </w:tcPr>
+          <w:p>
+            <w:r/>
+            <w:r>
+              <w:rPr>
+                <w:rFonts w:ascii="Calibri" w:hAnsi="Calibri" w:eastAsia="宋体"/>
+                <w:sz w:val="20"/>
+              </w:rPr>
+              <w:t>考虑相间滑脱的油气水三相质量流量模型</w:t>
+            </w:r>
+          </w:p>
+        </w:tc>
+      </w:tr>
+      <w:tr>
+        <w:tc>
+          <w:tcPr>
+            <w:tcW w:type="dxa" w:w="1928"/>
+          </w:tcPr>
+          <w:p>
+            <w:r/>
+            <w:r>
+              <w:rPr>
+                <w:rFonts w:ascii="Calibri" w:hAnsi="Calibri" w:eastAsia="宋体"/>
+                <w:sz w:val="20"/>
+              </w:rPr>
+              <w:t>Al-Safran &amp; Kelkar</w:t>
+            </w:r>
+          </w:p>
+        </w:tc>
+        <w:tc>
+          <w:tcPr>
+            <w:tcW w:type="dxa" w:w="1134"/>
+          </w:tcPr>
+          <w:p>
+            <w:r/>
+            <w:r>
+              <w:rPr>
+                <w:rFonts w:ascii="Calibri" w:hAnsi="Calibri" w:eastAsia="宋体"/>
+                <w:sz w:val="20"/>
+              </w:rPr>
+              <w:t>2009</w:t>
+            </w:r>
+          </w:p>
+        </w:tc>
+        <w:tc>
+          <w:tcPr>
+            <w:tcW w:type="dxa" w:w="1361"/>
+          </w:tcPr>
+          <w:p>
+            <w:r/>
+            <w:r>
+              <w:rPr>
+                <w:rFonts w:ascii="Calibri" w:hAnsi="Calibri" w:eastAsia="宋体"/>
+                <w:sz w:val="20"/>
+              </w:rPr>
+              <w:t>机理模型</w:t>
+            </w:r>
+          </w:p>
+        </w:tc>
+        <w:tc>
+          <w:tcPr>
+            <w:tcW w:type="dxa" w:w="4649"/>
+          </w:tcPr>
+          <w:p>
+            <w:r/>
+            <w:r>
+              <w:rPr>
+                <w:rFonts w:ascii="Calibri" w:hAnsi="Calibri" w:eastAsia="宋体"/>
+                <w:sz w:val="20"/>
+              </w:rPr>
+              <w:t>在 Sachdeva/Perkins 基础上加入常数滑脱与上游动能项，修正一致性问题</w:t>
+            </w:r>
+          </w:p>
+        </w:tc>
+      </w:tr>
+    </w:tbl>
+    <w:p/>
+    <w:p>
+      <w:pPr>
         <w:pStyle w:val="ListBullet"/>
         <w:spacing w:after="80"/>
       </w:pPr>
@@ -2246,9 +2729,369 @@
           <w:rFonts w:ascii="Calibri" w:hAnsi="Calibri" w:eastAsia="宋体"/>
           <w:sz w:val="21"/>
         </w:rPr>
-        <w:t>中文文献参考：《基于物理-数据融合的油嘴气液两相虚拟计量方法》（《油气储运》2024），油嘴节流机理方程 + 深度神经网络反演质量含气率，仅依赖现有温压测量系统实现气液计量，流量误差约 10% 以内（无开源代码，但公式与特征完整，可复现）。</w:t>
+        <w:t>系统综述推荐：《Modelling oil and gas flow rate through chokes: A critical review of extant models》（J. Pet. Sci. Eng., 2021, DOI:10.1016/j.petrol.2021.109775），将 1954 年以来的全部模型列表对比；另见 ASME 综述《A Review of Multiphase Flow Through Chokes》。</w:t>
       </w:r>
     </w:p>
+    <w:p>
+      <w:pPr>
+        <w:pStyle w:val="Heading2"/>
+      </w:pPr>
+      <w:r>
+        <w:rPr>
+          <w:rFonts w:ascii="Calibri" w:hAnsi="Calibri" w:eastAsia="黑体"/>
+          <w:b/>
+          <w:color w:val="1F4E79"/>
+          <w:sz w:val="26"/>
+        </w:rPr>
+        <w:t>6.3 机器学习/神经网络油嘴计产论文（近两年）</w:t>
+      </w:r>
+    </w:p>
+    <w:tbl>
+      <w:tblPr>
+        <w:tblStyle w:val="LightGrid-Accent1"/>
+        <w:tblW w:type="auto" w:w="0"/>
+        <w:jc w:val="center"/>
+        <w:tblLook w:firstColumn="1" w:firstRow="1" w:lastColumn="0" w:lastRow="0" w:noHBand="0" w:noVBand="1" w:val="04A0"/>
+      </w:tblPr>
+      <w:tblGrid>
+        <w:gridCol w:w="2882"/>
+        <w:gridCol w:w="2882"/>
+        <w:gridCol w:w="2882"/>
+      </w:tblGrid>
+      <w:tr>
+        <w:tc>
+          <w:tcPr>
+            <w:tcW w:type="dxa" w:w="2948"/>
+          </w:tcPr>
+          <w:p>
+            <w:r/>
+            <w:r>
+              <w:rPr>
+                <w:rFonts w:ascii="Calibri" w:hAnsi="Calibri" w:eastAsia="黑体"/>
+                <w:b/>
+                <w:sz w:val="21"/>
+              </w:rPr>
+              <w:t>论文</w:t>
+            </w:r>
+          </w:p>
+        </w:tc>
+        <w:tc>
+          <w:tcPr>
+            <w:tcW w:type="dxa" w:w="1814"/>
+          </w:tcPr>
+          <w:p>
+            <w:r/>
+            <w:r>
+              <w:rPr>
+                <w:rFonts w:ascii="Calibri" w:hAnsi="Calibri" w:eastAsia="黑体"/>
+                <w:b/>
+                <w:sz w:val="21"/>
+              </w:rPr>
+              <w:t>年份/期刊</w:t>
+            </w:r>
+          </w:p>
+        </w:tc>
+        <w:tc>
+          <w:tcPr>
+            <w:tcW w:type="dxa" w:w="4309"/>
+          </w:tcPr>
+          <w:p>
+            <w:r/>
+            <w:r>
+              <w:rPr>
+                <w:rFonts w:ascii="Calibri" w:hAnsi="Calibri" w:eastAsia="黑体"/>
+                <w:b/>
+                <w:sz w:val="21"/>
+              </w:rPr>
+              <w:t>方法与结论</w:t>
+            </w:r>
+          </w:p>
+        </w:tc>
+      </w:tr>
+      <w:tr>
+        <w:tc>
+          <w:tcPr>
+            <w:tcW w:type="dxa" w:w="2948"/>
+          </w:tcPr>
+          <w:p>
+            <w:r/>
+            <w:r>
+              <w:rPr>
+                <w:rFonts w:ascii="Calibri" w:hAnsi="Calibri" w:eastAsia="宋体"/>
+                <w:sz w:val="20"/>
+              </w:rPr>
+              <w:t>Modeling liquid rate through wellhead chokes using ML techniques</w:t>
+            </w:r>
+          </w:p>
+        </w:tc>
+        <w:tc>
+          <w:tcPr>
+            <w:tcW w:type="dxa" w:w="1814"/>
+          </w:tcPr>
+          <w:p>
+            <w:r/>
+            <w:r>
+              <w:rPr>
+                <w:rFonts w:ascii="Calibri" w:hAnsi="Calibri" w:eastAsia="宋体"/>
+                <w:sz w:val="20"/>
+              </w:rPr>
+              <w:t>2024, Scientific Reports</w:t>
+            </w:r>
+          </w:p>
+        </w:tc>
+        <w:tc>
+          <w:tcPr>
+            <w:tcW w:type="dxa" w:w="4309"/>
+          </w:tcPr>
+          <w:p>
+            <w:r/>
+            <w:r>
+              <w:rPr>
+                <w:rFonts w:ascii="Calibri" w:hAnsi="Calibri" w:eastAsia="宋体"/>
+                <w:sz w:val="20"/>
+              </w:rPr>
+              <w:t>565 个数据点；Adaboost-SVR/MARS/RBF/MLP 对比，输入井口压力、GLR、油嘴尺寸；最优误差 AAPRE 5.15%，并给出新经验关联式；敏感性分析表明油嘴尺寸影响最大</w:t>
+            </w:r>
+          </w:p>
+        </w:tc>
+      </w:tr>
+      <w:tr>
+        <w:tc>
+          <w:tcPr>
+            <w:tcW w:type="dxa" w:w="2948"/>
+          </w:tcPr>
+          <w:p>
+            <w:r/>
+            <w:r>
+              <w:rPr>
+                <w:rFonts w:ascii="Calibri" w:hAnsi="Calibri" w:eastAsia="宋体"/>
+                <w:sz w:val="20"/>
+              </w:rPr>
+              <w:t>Cost-effective tool for choke flow rate prediction in sub-critical oil wells</w:t>
+            </w:r>
+          </w:p>
+        </w:tc>
+        <w:tc>
+          <w:tcPr>
+            <w:tcW w:type="dxa" w:w="1814"/>
+          </w:tcPr>
+          <w:p>
+            <w:r/>
+            <w:r>
+              <w:rPr>
+                <w:rFonts w:ascii="Calibri" w:hAnsi="Calibri" w:eastAsia="宋体"/>
+                <w:sz w:val="20"/>
+              </w:rPr>
+              <w:t>2025, Scientific Reports</w:t>
+            </w:r>
+          </w:p>
+        </w:tc>
+        <w:tc>
+          <w:tcPr>
+            <w:tcW w:type="dxa" w:w="4309"/>
+          </w:tcPr>
+          <w:p>
+            <w:r/>
+            <w:r>
+              <w:rPr>
+                <w:rFonts w:ascii="Calibri" w:hAnsi="Calibri" w:eastAsia="宋体"/>
+                <w:sz w:val="20"/>
+              </w:rPr>
+              <w:t>GBM + 自适应差分进化（SADE）调参 + SHAP 可解释性分析；输入 GOR、油嘴尺寸、含水（BS&amp;W）、井口压力、原油 API</w:t>
+            </w:r>
+          </w:p>
+        </w:tc>
+      </w:tr>
+      <w:tr>
+        <w:tc>
+          <w:tcPr>
+            <w:tcW w:type="dxa" w:w="2948"/>
+          </w:tcPr>
+          <w:p>
+            <w:r/>
+            <w:r>
+              <w:rPr>
+                <w:rFonts w:ascii="Calibri" w:hAnsi="Calibri" w:eastAsia="宋体"/>
+                <w:sz w:val="20"/>
+              </w:rPr>
+              <w:t>ML-based prediction of well performance parameters for wellhead choke flow optimization</w:t>
+            </w:r>
+          </w:p>
+        </w:tc>
+        <w:tc>
+          <w:tcPr>
+            <w:tcW w:type="dxa" w:w="1814"/>
+          </w:tcPr>
+          <w:p>
+            <w:r/>
+            <w:r>
+              <w:rPr>
+                <w:rFonts w:ascii="Calibri" w:hAnsi="Calibri" w:eastAsia="宋体"/>
+                <w:sz w:val="20"/>
+              </w:rPr>
+              <w:t>2025, Scientific Reports</w:t>
+            </w:r>
+          </w:p>
+        </w:tc>
+        <w:tc>
+          <w:tcPr>
+            <w:tcW w:type="dxa" w:w="4309"/>
+          </w:tcPr>
+          <w:p>
+            <w:r/>
+            <w:r>
+              <w:rPr>
+                <w:rFonts w:ascii="Calibri" w:hAnsi="Calibri" w:eastAsia="宋体"/>
+                <w:sz w:val="20"/>
+              </w:rPr>
+              <w:t>CNN/MLP/RBFN 对比，MLP 最优（测试 R²=0.994）；输入液量、井口压力、油嘴尺寸（D64）、BS&amp;W、GLR</w:t>
+            </w:r>
+          </w:p>
+        </w:tc>
+      </w:tr>
+      <w:tr>
+        <w:tc>
+          <w:tcPr>
+            <w:tcW w:type="dxa" w:w="2948"/>
+          </w:tcPr>
+          <w:p>
+            <w:r/>
+            <w:r>
+              <w:rPr>
+                <w:rFonts w:ascii="Calibri" w:hAnsi="Calibri" w:eastAsia="宋体"/>
+                <w:sz w:val="20"/>
+              </w:rPr>
+              <w:t>ANN-driven empirical equation for real-time prediction of natural gas flow through chokes</w:t>
+            </w:r>
+          </w:p>
+        </w:tc>
+        <w:tc>
+          <w:tcPr>
+            <w:tcW w:type="dxa" w:w="1814"/>
+          </w:tcPr>
+          <w:p>
+            <w:r/>
+            <w:r>
+              <w:rPr>
+                <w:rFonts w:ascii="Calibri" w:hAnsi="Calibri" w:eastAsia="宋体"/>
+                <w:sz w:val="20"/>
+              </w:rPr>
+              <w:t>2025, Int. J. Petroleum Technology</w:t>
+            </w:r>
+          </w:p>
+        </w:tc>
+        <w:tc>
+          <w:tcPr>
+            <w:tcW w:type="dxa" w:w="4309"/>
+          </w:tcPr>
+          <w:p>
+            <w:r/>
+            <w:r>
+              <w:rPr>
+                <w:rFonts w:ascii="Calibri" w:hAnsi="Calibri" w:eastAsia="宋体"/>
+                <w:sz w:val="20"/>
+              </w:rPr>
+              <w:t>5 神经元小型 ANN 反推出闭式经验公式，现场无需运行模型即可手算；训练/测试 AAPE&lt;2%，R&gt;0.99</w:t>
+            </w:r>
+          </w:p>
+        </w:tc>
+      </w:tr>
+      <w:tr>
+        <w:tc>
+          <w:tcPr>
+            <w:tcW w:type="dxa" w:w="2948"/>
+          </w:tcPr>
+          <w:p>
+            <w:r/>
+            <w:r>
+              <w:rPr>
+                <w:rFonts w:ascii="Calibri" w:hAnsi="Calibri" w:eastAsia="宋体"/>
+                <w:sz w:val="20"/>
+              </w:rPr>
+              <w:t>Gas Rate Predictive Model as an Alternative to Choke Equations</w:t>
+            </w:r>
+          </w:p>
+        </w:tc>
+        <w:tc>
+          <w:tcPr>
+            <w:tcW w:type="dxa" w:w="1814"/>
+          </w:tcPr>
+          <w:p>
+            <w:r/>
+            <w:r>
+              <w:rPr>
+                <w:rFonts w:ascii="Calibri" w:hAnsi="Calibri" w:eastAsia="宋体"/>
+                <w:sz w:val="20"/>
+              </w:rPr>
+              <w:t>2024, SPE 219234</w:t>
+            </w:r>
+          </w:p>
+        </w:tc>
+        <w:tc>
+          <w:tcPr>
+            <w:tcW w:type="dxa" w:w="4309"/>
+          </w:tcPr>
+          <w:p>
+            <w:r/>
+            <w:r>
+              <w:rPr>
+                <w:rFonts w:ascii="Calibri" w:hAnsi="Calibri" w:eastAsia="宋体"/>
+                <w:sz w:val="20"/>
+              </w:rPr>
+              <w:t>机器学习气产量模型替代传统油嘴方程</w:t>
+            </w:r>
+          </w:p>
+        </w:tc>
+      </w:tr>
+      <w:tr>
+        <w:tc>
+          <w:tcPr>
+            <w:tcW w:type="dxa" w:w="2948"/>
+          </w:tcPr>
+          <w:p>
+            <w:r/>
+            <w:r>
+              <w:rPr>
+                <w:rFonts w:ascii="Calibri" w:hAnsi="Calibri" w:eastAsia="宋体"/>
+                <w:sz w:val="20"/>
+              </w:rPr>
+              <w:t>基于物理-数据融合的油嘴气液两相虚拟计量方法（中文）</w:t>
+            </w:r>
+          </w:p>
+        </w:tc>
+        <w:tc>
+          <w:tcPr>
+            <w:tcW w:type="dxa" w:w="1814"/>
+          </w:tcPr>
+          <w:p>
+            <w:r/>
+            <w:r>
+              <w:rPr>
+                <w:rFonts w:ascii="Calibri" w:hAnsi="Calibri" w:eastAsia="宋体"/>
+                <w:sz w:val="20"/>
+              </w:rPr>
+              <w:t>2024,《油气储运》</w:t>
+            </w:r>
+          </w:p>
+        </w:tc>
+        <w:tc>
+          <w:tcPr>
+            <w:tcW w:type="dxa" w:w="4309"/>
+          </w:tcPr>
+          <w:p>
+            <w:r/>
+            <w:r>
+              <w:rPr>
+                <w:rFonts w:ascii="Calibri" w:hAnsi="Calibri" w:eastAsia="宋体"/>
+                <w:sz w:val="20"/>
+              </w:rPr>
+              <w:t>油嘴节流机理方程 + DNN 反演质量含气率；仅用节流温差、压差均值/标准差等 9 个特征，覆盖分层/波浪/段塞/环状流，流量误差约 10% 以内</w:t>
+            </w:r>
+          </w:p>
+        </w:tc>
+      </w:tr>
+    </w:tbl>
+    <w:p/>
     <w:p>
       <w:pPr>
         <w:pStyle w:val="Heading1"/>
@@ -2260,7 +3103,7 @@
           <w:color w:val="1F4E79"/>
           <w:sz w:val="32"/>
         </w:rPr>
-        <w:t>七、配套公开数据集</w:t>
+        <w:t>七、油嘴模型与井筒摩阻、井筒运移、螺杆泵特性模型的关系</w:t>
       </w:r>
     </w:p>
     <w:p>
@@ -2281,7 +3124,956 @@
           <w:rFonts w:ascii="Calibri" w:hAnsi="Calibri" w:eastAsia="宋体"/>
           <w:sz w:val="21"/>
         </w:rPr>
-        <w:t>本章汇总训练上述模型可用的公开数据集。选择原则：要做真实井验证用 Volve（唯一完整公开的真实油田生产数据）；要做方法研究和大样本训练用 ManyWells（专为 VFM 基准设计的仿真数据）；要研究异常工况下的计量鲁棒性用 3W（带专家标注的异常事件）。</w:t>
+        <w:t>本章回答一个常见困惑：油嘴模型、井筒流体摩阻计算模型、井筒流体运移模型、螺杆泵运行特性模型是什么关系？结论：它们不是竞争关系，而是一口井机理计产模型中“串联”的四个子模块，分别描述流体从井底到地面沿途经过的不同部件。把它们的“压力-流量”约束联立求解（节点分析）得到的工作点流量就是产量——这是机理法计产的本质；神经网络计产则是让网络从数据中直接学出这四个子模型的联合映射。</w:t>
+      </w:r>
+    </w:p>
+    <w:p>
+      <w:pPr>
+        <w:spacing w:after="120"/>
+        <w:ind w:firstLine="420"/>
+      </w:pPr>
+      <w:r>
+        <w:rPr>
+          <w:rFonts w:ascii="Calibri" w:hAnsi="Calibri" w:eastAsia="宋体"/>
+          <w:b/>
+          <w:sz w:val="21"/>
+        </w:rPr>
+        <w:t>流动路径：地层 →（井底）→ 井筒 →（螺杆泵，如有）→ 井口 →（油嘴，如有）→ 地面管线。同一股流量依次流过所有环节，每个模型给出自己那一段的压力-流量约束：</w:t>
+      </w:r>
+    </w:p>
+    <w:tbl>
+      <w:tblPr>
+        <w:tblStyle w:val="LightGrid-Accent1"/>
+        <w:tblW w:type="auto" w:w="0"/>
+        <w:jc w:val="center"/>
+        <w:tblLook w:firstColumn="1" w:firstRow="1" w:lastColumn="0" w:lastRow="0" w:noHBand="0" w:noVBand="1" w:val="04A0"/>
+      </w:tblPr>
+      <w:tblGrid>
+        <w:gridCol w:w="2882"/>
+        <w:gridCol w:w="2882"/>
+        <w:gridCol w:w="2882"/>
+      </w:tblGrid>
+      <w:tr>
+        <w:tc>
+          <w:tcPr>
+            <w:tcW w:type="dxa" w:w="2041"/>
+          </w:tcPr>
+          <w:p>
+            <w:r/>
+            <w:r>
+              <w:rPr>
+                <w:rFonts w:ascii="Calibri" w:hAnsi="Calibri" w:eastAsia="黑体"/>
+                <w:b/>
+                <w:sz w:val="21"/>
+              </w:rPr>
+              <w:t>模型</w:t>
+            </w:r>
+          </w:p>
+        </w:tc>
+        <w:tc>
+          <w:tcPr>
+            <w:tcW w:type="dxa" w:w="3288"/>
+          </w:tcPr>
+          <w:p>
+            <w:r/>
+            <w:r>
+              <w:rPr>
+                <w:rFonts w:ascii="Calibri" w:hAnsi="Calibri" w:eastAsia="黑体"/>
+                <w:b/>
+                <w:sz w:val="21"/>
+              </w:rPr>
+              <w:t>描述哪一段</w:t>
+            </w:r>
+          </w:p>
+        </w:tc>
+        <w:tc>
+          <w:tcPr>
+            <w:tcW w:type="dxa" w:w="3742"/>
+          </w:tcPr>
+          <w:p>
+            <w:r/>
+            <w:r>
+              <w:rPr>
+                <w:rFonts w:ascii="Calibri" w:hAnsi="Calibri" w:eastAsia="黑体"/>
+                <w:b/>
+                <w:sz w:val="21"/>
+              </w:rPr>
+              <w:t>在计产中的角色</w:t>
+            </w:r>
+          </w:p>
+        </w:tc>
+      </w:tr>
+      <w:tr>
+        <w:tc>
+          <w:tcPr>
+            <w:tcW w:type="dxa" w:w="2041"/>
+          </w:tcPr>
+          <w:p>
+            <w:r/>
+            <w:r>
+              <w:rPr>
+                <w:rFonts w:ascii="Calibri" w:hAnsi="Calibri" w:eastAsia="宋体"/>
+                <w:sz w:val="20"/>
+              </w:rPr>
+              <w:t>井筒流体运移模型</w:t>
+            </w:r>
+          </w:p>
+        </w:tc>
+        <w:tc>
+          <w:tcPr>
+            <w:tcW w:type="dxa" w:w="3288"/>
+          </w:tcPr>
+          <w:p>
+            <w:r/>
+            <w:r>
+              <w:rPr>
+                <w:rFonts w:ascii="Calibri" w:hAnsi="Calibri" w:eastAsia="宋体"/>
+                <w:sz w:val="20"/>
+              </w:rPr>
+              <w:t>井筒内多相流的整体行为：持液率、相间滑脱、流型转换、瞬态运移</w:t>
+            </w:r>
+          </w:p>
+        </w:tc>
+        <w:tc>
+          <w:tcPr>
+            <w:tcW w:type="dxa" w:w="3742"/>
+          </w:tcPr>
+          <w:p>
+            <w:r/>
+            <w:r>
+              <w:rPr>
+                <w:rFonts w:ascii="Calibri" w:hAnsi="Calibri" w:eastAsia="宋体"/>
+                <w:sz w:val="20"/>
+              </w:rPr>
+              <w:t>给出井筒沿程压力/温度剖面的“总框架”，是井筒段的完整描述</w:t>
+            </w:r>
+          </w:p>
+        </w:tc>
+      </w:tr>
+      <w:tr>
+        <w:tc>
+          <w:tcPr>
+            <w:tcW w:type="dxa" w:w="2041"/>
+          </w:tcPr>
+          <w:p>
+            <w:r/>
+            <w:r>
+              <w:rPr>
+                <w:rFonts w:ascii="Calibri" w:hAnsi="Calibri" w:eastAsia="宋体"/>
+                <w:sz w:val="20"/>
+              </w:rPr>
+              <w:t>井筒流体摩阻计算模型</w:t>
+            </w:r>
+          </w:p>
+        </w:tc>
+        <w:tc>
+          <w:tcPr>
+            <w:tcW w:type="dxa" w:w="3288"/>
+          </w:tcPr>
+          <w:p>
+            <w:r/>
+            <w:r>
+              <w:rPr>
+                <w:rFonts w:ascii="Calibri" w:hAnsi="Calibri" w:eastAsia="宋体"/>
+                <w:sz w:val="20"/>
+              </w:rPr>
+              <w:t>井筒压降三项（重力、摩阻、加速度）中的摩阻项</w:t>
+            </w:r>
+          </w:p>
+        </w:tc>
+        <w:tc>
+          <w:tcPr>
+            <w:tcW w:type="dxa" w:w="3742"/>
+          </w:tcPr>
+          <w:p>
+            <w:r/>
+            <w:r>
+              <w:rPr>
+                <w:rFonts w:ascii="Calibri" w:hAnsi="Calibri" w:eastAsia="宋体"/>
+                <w:sz w:val="20"/>
+              </w:rPr>
+              <w:t>运移模型的一个组成部分（子集），常以摩阻系数关联式形式出现</w:t>
+            </w:r>
+          </w:p>
+        </w:tc>
+      </w:tr>
+      <w:tr>
+        <w:tc>
+          <w:tcPr>
+            <w:tcW w:type="dxa" w:w="2041"/>
+          </w:tcPr>
+          <w:p>
+            <w:r/>
+            <w:r>
+              <w:rPr>
+                <w:rFonts w:ascii="Calibri" w:hAnsi="Calibri" w:eastAsia="宋体"/>
+                <w:sz w:val="20"/>
+              </w:rPr>
+              <w:t>螺杆泵运行特性模型</w:t>
+            </w:r>
+          </w:p>
+        </w:tc>
+        <w:tc>
+          <w:tcPr>
+            <w:tcW w:type="dxa" w:w="3288"/>
+          </w:tcPr>
+          <w:p>
+            <w:r/>
+            <w:r>
+              <w:rPr>
+                <w:rFonts w:ascii="Calibri" w:hAnsi="Calibri" w:eastAsia="宋体"/>
+                <w:sz w:val="20"/>
+              </w:rPr>
+              <w:t>泵段的“转速-压差-排量”特性关系（理论排量 − 滑脱量）</w:t>
+            </w:r>
+          </w:p>
+        </w:tc>
+        <w:tc>
+          <w:tcPr>
+            <w:tcW w:type="dxa" w:w="3742"/>
+          </w:tcPr>
+          <w:p>
+            <w:r/>
+            <w:r>
+              <w:rPr>
+                <w:rFonts w:ascii="Calibri" w:hAnsi="Calibri" w:eastAsia="宋体"/>
+                <w:sz w:val="20"/>
+              </w:rPr>
+              <w:t>链条中的增压环节；人工举升井的“计量元件”——泵参数直接编码产量信息</w:t>
+            </w:r>
+          </w:p>
+        </w:tc>
+      </w:tr>
+      <w:tr>
+        <w:tc>
+          <w:tcPr>
+            <w:tcW w:type="dxa" w:w="2041"/>
+          </w:tcPr>
+          <w:p>
+            <w:r/>
+            <w:r>
+              <w:rPr>
+                <w:rFonts w:ascii="Calibri" w:hAnsi="Calibri" w:eastAsia="宋体"/>
+                <w:sz w:val="20"/>
+              </w:rPr>
+              <w:t>油嘴模型</w:t>
+            </w:r>
+          </w:p>
+        </w:tc>
+        <w:tc>
+          <w:tcPr>
+            <w:tcW w:type="dxa" w:w="3288"/>
+          </w:tcPr>
+          <w:p>
+            <w:r/>
+            <w:r>
+              <w:rPr>
+                <w:rFonts w:ascii="Calibri" w:hAnsi="Calibri" w:eastAsia="宋体"/>
+                <w:sz w:val="20"/>
+              </w:rPr>
+              <w:t>井口节流件的“压差-流量”关系（临界/亚临界流）</w:t>
+            </w:r>
+          </w:p>
+        </w:tc>
+        <w:tc>
+          <w:tcPr>
+            <w:tcW w:type="dxa" w:w="3742"/>
+          </w:tcPr>
+          <w:p>
+            <w:r/>
+            <w:r>
+              <w:rPr>
+                <w:rFonts w:ascii="Calibri" w:hAnsi="Calibri" w:eastAsia="宋体"/>
+                <w:sz w:val="20"/>
+              </w:rPr>
+              <w:t>链条末端的节流环节；自喷井/气举井的“计量元件”</w:t>
+            </w:r>
+          </w:p>
+        </w:tc>
+      </w:tr>
+    </w:tbl>
+    <w:p/>
+    <w:p>
+      <w:pPr>
+        <w:spacing w:after="120"/>
+        <w:ind w:firstLine="420"/>
+      </w:pPr>
+      <w:r>
+        <w:rPr>
+          <w:rFonts w:ascii="Calibri" w:hAnsi="Calibri" w:eastAsia="宋体"/>
+          <w:b/>
+          <w:sz w:val="21"/>
+        </w:rPr>
+        <w:t>关键结论：自喷井靠油嘴计产（油嘴模型是主角，井筒模型用于计算回压）；螺杆泵井靠泵计产（泵特性模型是主角：转速 × 理论排量 − 滑脱量 = 产量，井筒摩阻/运移模型用于计算泵进出口压差）。因此第六章的油嘴计量方法对螺杆泵井不直接适用，思路平移方法见第八章。</w:t>
+      </w:r>
+    </w:p>
+    <w:p>
+      <w:pPr>
+        <w:spacing w:after="120"/>
+        <w:ind w:firstLine="420"/>
+      </w:pPr>
+      <w:r>
+        <w:rPr>
+          <w:rFonts w:ascii="Calibri" w:hAnsi="Calibri" w:eastAsia="宋体"/>
+          <w:b w:val="0"/>
+          <w:sz w:val="21"/>
+        </w:rPr>
+        <w:t>上述子模型的开源实现情况：井筒运移/摩阻有成熟开源库——marlim3（github.com/petrobras/marlim3，Petrobras 开源的 1D 瞬态多相流模拟器，pip install marlim3）、flotech（多相流压降关联式库：Beggs &amp; Brill、Duns &amp; Ros、Ansari 等，pip install flotech）、pyResToolbox（VLP+IPR+节点分析）、NeqSim TransientPipe（瞬态漂移流+段塞追踪）；螺杆泵运行特性模型目前无开源实现，仅有公开论文中的解析模型（见第八章）。</w:t>
+      </w:r>
+    </w:p>
+    <w:p>
+      <w:pPr>
+        <w:pStyle w:val="Heading1"/>
+      </w:pPr>
+      <w:r>
+        <w:rPr>
+          <w:rFonts w:ascii="Calibri" w:hAnsi="Calibri" w:eastAsia="黑体"/>
+          <w:b/>
+          <w:color w:val="1F4E79"/>
+          <w:sz w:val="32"/>
+        </w:rPr>
+        <w:t>八、螺杆泵（PCP）井计产专题</w:t>
+      </w:r>
+    </w:p>
+    <w:p>
+      <w:pPr>
+        <w:spacing w:after="160"/>
+      </w:pPr>
+      <w:r>
+        <w:rPr>
+          <w:rFonts w:ascii="Calibri" w:hAnsi="Calibri" w:eastAsia="黑体"/>
+          <w:b/>
+          <w:color w:val="1F4E79"/>
+          <w:sz w:val="21"/>
+        </w:rPr>
+        <w:t>【本章概述】</w:t>
+      </w:r>
+      <w:r>
+        <w:rPr>
+          <w:rFonts w:ascii="Calibri" w:hAnsi="Calibri" w:eastAsia="宋体"/>
+          <w:sz w:val="21"/>
+        </w:rPr>
+        <w:t>本章针对螺杆泵井的计产路径。螺杆泵井与自喷井的根本区别：产量由泵控制而非油嘴控制，井口一般无可调油嘴，因此计产的“信息源”是泵的运行参数（转速、扭矩、电流/有功功率）而非油嘴参数。本章给出计量原理、神经网络特征集建议、可参考的论文与资源，以及落地实施路径。</w:t>
+      </w:r>
+    </w:p>
+    <w:p>
+      <w:pPr>
+        <w:pStyle w:val="Heading2"/>
+      </w:pPr>
+      <w:r>
+        <w:rPr>
+          <w:rFonts w:ascii="Calibri" w:hAnsi="Calibri" w:eastAsia="黑体"/>
+          <w:b/>
+          <w:color w:val="1F4E79"/>
+          <w:sz w:val="26"/>
+        </w:rPr>
+        <w:t>8.1 计量原理</w:t>
+      </w:r>
+    </w:p>
+    <w:p>
+      <w:pPr>
+        <w:spacing w:after="120"/>
+        <w:ind w:firstLine="420"/>
+      </w:pPr>
+      <w:r>
+        <w:rPr>
+          <w:rFonts w:ascii="Calibri" w:hAnsi="Calibri" w:eastAsia="宋体"/>
+          <w:b w:val="0"/>
+          <w:sz w:val="21"/>
+        </w:rPr>
+        <w:t>螺杆泵计产的机理基础：实际排量 = 理论排量 − 滑脱量。理论排量由泵几何（转子直径、偏心距、导程）和转速唯一确定（Q理论 = 常数 × 转速）；滑脱量是高压端向低压端的内部回流，主要受泵压差、定转子间隙/过盈、流体黏度影响。泵压差由井筒两侧压力决定（需井筒摩阻/运移模型或泵吸入口压力传感器），扭矩/电流则反映泵压差和摩擦负荷。因此“转速 + 扭矩/电流 + 井口压温（+ 泵吸入口压力）”这组参数已经完整编码了产量信息，神经网络学习的就是这组参数到产量的映射。</w:t>
+      </w:r>
+    </w:p>
+    <w:p>
+      <w:pPr>
+        <w:pStyle w:val="Heading2"/>
+      </w:pPr>
+      <w:r>
+        <w:rPr>
+          <w:rFonts w:ascii="Calibri" w:hAnsi="Calibri" w:eastAsia="黑体"/>
+          <w:b/>
+          <w:color w:val="1F4E79"/>
+          <w:sz w:val="26"/>
+        </w:rPr>
+        <w:t>8.2 神经网络特征集建议</w:t>
+      </w:r>
+    </w:p>
+    <w:tbl>
+      <w:tblPr>
+        <w:tblStyle w:val="LightGrid-Accent1"/>
+        <w:tblW w:type="auto" w:w="0"/>
+        <w:jc w:val="center"/>
+        <w:tblLook w:firstColumn="1" w:firstRow="1" w:lastColumn="0" w:lastRow="0" w:noHBand="0" w:noVBand="1" w:val="04A0"/>
+      </w:tblPr>
+      <w:tblGrid>
+        <w:gridCol w:w="2882"/>
+        <w:gridCol w:w="2882"/>
+        <w:gridCol w:w="2882"/>
+      </w:tblGrid>
+      <w:tr>
+        <w:tc>
+          <w:tcPr>
+            <w:tcW w:type="dxa" w:w="1247"/>
+          </w:tcPr>
+          <w:p>
+            <w:r/>
+            <w:r>
+              <w:rPr>
+                <w:rFonts w:ascii="Calibri" w:hAnsi="Calibri" w:eastAsia="黑体"/>
+                <w:b/>
+                <w:sz w:val="21"/>
+              </w:rPr>
+              <w:t>优先级</w:t>
+            </w:r>
+          </w:p>
+        </w:tc>
+        <w:tc>
+          <w:tcPr>
+            <w:tcW w:type="dxa" w:w="2948"/>
+          </w:tcPr>
+          <w:p>
+            <w:r/>
+            <w:r>
+              <w:rPr>
+                <w:rFonts w:ascii="Calibri" w:hAnsi="Calibri" w:eastAsia="黑体"/>
+                <w:b/>
+                <w:sz w:val="21"/>
+              </w:rPr>
+              <w:t>特征</w:t>
+            </w:r>
+          </w:p>
+        </w:tc>
+        <w:tc>
+          <w:tcPr>
+            <w:tcW w:type="dxa" w:w="4876"/>
+          </w:tcPr>
+          <w:p>
+            <w:r/>
+            <w:r>
+              <w:rPr>
+                <w:rFonts w:ascii="Calibri" w:hAnsi="Calibri" w:eastAsia="黑体"/>
+                <w:b/>
+                <w:sz w:val="21"/>
+              </w:rPr>
+              <w:t>作用</w:t>
+            </w:r>
+          </w:p>
+        </w:tc>
+      </w:tr>
+      <w:tr>
+        <w:tc>
+          <w:tcPr>
+            <w:tcW w:type="dxa" w:w="1247"/>
+          </w:tcPr>
+          <w:p>
+            <w:r/>
+            <w:r>
+              <w:rPr>
+                <w:rFonts w:ascii="Calibri" w:hAnsi="Calibri" w:eastAsia="宋体"/>
+                <w:sz w:val="20"/>
+              </w:rPr>
+              <w:t>必需</w:t>
+            </w:r>
+          </w:p>
+        </w:tc>
+        <w:tc>
+          <w:tcPr>
+            <w:tcW w:type="dxa" w:w="2948"/>
+          </w:tcPr>
+          <w:p>
+            <w:r/>
+            <w:r>
+              <w:rPr>
+                <w:rFonts w:ascii="Calibri" w:hAnsi="Calibri" w:eastAsia="宋体"/>
+                <w:sz w:val="20"/>
+              </w:rPr>
+              <w:t>泵转速（或电机频率）</w:t>
+            </w:r>
+          </w:p>
+        </w:tc>
+        <w:tc>
+          <w:tcPr>
+            <w:tcW w:type="dxa" w:w="4876"/>
+          </w:tcPr>
+          <w:p>
+            <w:r/>
+            <w:r>
+              <w:rPr>
+                <w:rFonts w:ascii="Calibri" w:hAnsi="Calibri" w:eastAsia="宋体"/>
+                <w:sz w:val="20"/>
+              </w:rPr>
+              <w:t>决定理论排量，信息量最大</w:t>
+            </w:r>
+          </w:p>
+        </w:tc>
+      </w:tr>
+      <w:tr>
+        <w:tc>
+          <w:tcPr>
+            <w:tcW w:type="dxa" w:w="1247"/>
+          </w:tcPr>
+          <w:p>
+            <w:r/>
+            <w:r>
+              <w:rPr>
+                <w:rFonts w:ascii="Calibri" w:hAnsi="Calibri" w:eastAsia="宋体"/>
+                <w:sz w:val="20"/>
+              </w:rPr>
+              <w:t>必需</w:t>
+            </w:r>
+          </w:p>
+        </w:tc>
+        <w:tc>
+          <w:tcPr>
+            <w:tcW w:type="dxa" w:w="2948"/>
+          </w:tcPr>
+          <w:p>
+            <w:r/>
+            <w:r>
+              <w:rPr>
+                <w:rFonts w:ascii="Calibri" w:hAnsi="Calibri" w:eastAsia="宋体"/>
+                <w:sz w:val="20"/>
+              </w:rPr>
+              <w:t>扭矩或电机电流/有功功率</w:t>
+            </w:r>
+          </w:p>
+        </w:tc>
+        <w:tc>
+          <w:tcPr>
+            <w:tcW w:type="dxa" w:w="4876"/>
+          </w:tcPr>
+          <w:p>
+            <w:r/>
+            <w:r>
+              <w:rPr>
+                <w:rFonts w:ascii="Calibri" w:hAnsi="Calibri" w:eastAsia="宋体"/>
+                <w:sz w:val="20"/>
+              </w:rPr>
+              <w:t>反映泵压差与负荷，间接编码滑脱量</w:t>
+            </w:r>
+          </w:p>
+        </w:tc>
+      </w:tr>
+      <w:tr>
+        <w:tc>
+          <w:tcPr>
+            <w:tcW w:type="dxa" w:w="1247"/>
+          </w:tcPr>
+          <w:p>
+            <w:r/>
+            <w:r>
+              <w:rPr>
+                <w:rFonts w:ascii="Calibri" w:hAnsi="Calibri" w:eastAsia="宋体"/>
+                <w:sz w:val="20"/>
+              </w:rPr>
+              <w:t>必需</w:t>
+            </w:r>
+          </w:p>
+        </w:tc>
+        <w:tc>
+          <w:tcPr>
+            <w:tcW w:type="dxa" w:w="2948"/>
+          </w:tcPr>
+          <w:p>
+            <w:r/>
+            <w:r>
+              <w:rPr>
+                <w:rFonts w:ascii="Calibri" w:hAnsi="Calibri" w:eastAsia="宋体"/>
+                <w:sz w:val="20"/>
+              </w:rPr>
+              <w:t>井口油压、回压</w:t>
+            </w:r>
+          </w:p>
+        </w:tc>
+        <w:tc>
+          <w:tcPr>
+            <w:tcW w:type="dxa" w:w="4876"/>
+          </w:tcPr>
+          <w:p>
+            <w:r/>
+            <w:r>
+              <w:rPr>
+                <w:rFonts w:ascii="Calibri" w:hAnsi="Calibri" w:eastAsia="宋体"/>
+                <w:sz w:val="20"/>
+              </w:rPr>
+              <w:t>泵出口侧边界条件</w:t>
+            </w:r>
+          </w:p>
+        </w:tc>
+      </w:tr>
+      <w:tr>
+        <w:tc>
+          <w:tcPr>
+            <w:tcW w:type="dxa" w:w="1247"/>
+          </w:tcPr>
+          <w:p>
+            <w:r/>
+            <w:r>
+              <w:rPr>
+                <w:rFonts w:ascii="Calibri" w:hAnsi="Calibri" w:eastAsia="宋体"/>
+                <w:sz w:val="20"/>
+              </w:rPr>
+              <w:t>强烈建议</w:t>
+            </w:r>
+          </w:p>
+        </w:tc>
+        <w:tc>
+          <w:tcPr>
+            <w:tcW w:type="dxa" w:w="2948"/>
+          </w:tcPr>
+          <w:p>
+            <w:r/>
+            <w:r>
+              <w:rPr>
+                <w:rFonts w:ascii="Calibri" w:hAnsi="Calibri" w:eastAsia="宋体"/>
+                <w:sz w:val="20"/>
+              </w:rPr>
+              <w:t>泵吸入口压力（沉没度）</w:t>
+            </w:r>
+          </w:p>
+        </w:tc>
+        <w:tc>
+          <w:tcPr>
+            <w:tcW w:type="dxa" w:w="4876"/>
+          </w:tcPr>
+          <w:p>
+            <w:r/>
+            <w:r>
+              <w:rPr>
+                <w:rFonts w:ascii="Calibri" w:hAnsi="Calibri" w:eastAsia="宋体"/>
+                <w:sz w:val="20"/>
+              </w:rPr>
+              <w:t>泵入口侧边界条件，与出口侧共同确定泵压差；无此传感器时可用动液面数据替代</w:t>
+            </w:r>
+          </w:p>
+        </w:tc>
+      </w:tr>
+      <w:tr>
+        <w:tc>
+          <w:tcPr>
+            <w:tcW w:type="dxa" w:w="1247"/>
+          </w:tcPr>
+          <w:p>
+            <w:r/>
+            <w:r>
+              <w:rPr>
+                <w:rFonts w:ascii="Calibri" w:hAnsi="Calibri" w:eastAsia="宋体"/>
+                <w:sz w:val="20"/>
+              </w:rPr>
+              <w:t>建议</w:t>
+            </w:r>
+          </w:p>
+        </w:tc>
+        <w:tc>
+          <w:tcPr>
+            <w:tcW w:type="dxa" w:w="2948"/>
+          </w:tcPr>
+          <w:p>
+            <w:r/>
+            <w:r>
+              <w:rPr>
+                <w:rFonts w:ascii="Calibri" w:hAnsi="Calibri" w:eastAsia="宋体"/>
+                <w:sz w:val="20"/>
+              </w:rPr>
+              <w:t>井口温度</w:t>
+            </w:r>
+          </w:p>
+        </w:tc>
+        <w:tc>
+          <w:tcPr>
+            <w:tcW w:type="dxa" w:w="4876"/>
+          </w:tcPr>
+          <w:p>
+            <w:r/>
+            <w:r>
+              <w:rPr>
+                <w:rFonts w:ascii="Calibri" w:hAnsi="Calibri" w:eastAsia="宋体"/>
+                <w:sz w:val="20"/>
+              </w:rPr>
+              <w:t>反映流体黏度变化（对滑脱量影响大，稠油井尤其重要）</w:t>
+            </w:r>
+          </w:p>
+        </w:tc>
+      </w:tr>
+      <w:tr>
+        <w:tc>
+          <w:tcPr>
+            <w:tcW w:type="dxa" w:w="1247"/>
+          </w:tcPr>
+          <w:p>
+            <w:r/>
+            <w:r>
+              <w:rPr>
+                <w:rFonts w:ascii="Calibri" w:hAnsi="Calibri" w:eastAsia="宋体"/>
+                <w:sz w:val="20"/>
+              </w:rPr>
+              <w:t>建议</w:t>
+            </w:r>
+          </w:p>
+        </w:tc>
+        <w:tc>
+          <w:tcPr>
+            <w:tcW w:type="dxa" w:w="2948"/>
+          </w:tcPr>
+          <w:p>
+            <w:r/>
+            <w:r>
+              <w:rPr>
+                <w:rFonts w:ascii="Calibri" w:hAnsi="Calibri" w:eastAsia="宋体"/>
+                <w:sz w:val="20"/>
+              </w:rPr>
+              <w:t>含水率（化验或在线）</w:t>
+            </w:r>
+          </w:p>
+        </w:tc>
+        <w:tc>
+          <w:tcPr>
+            <w:tcW w:type="dxa" w:w="4876"/>
+          </w:tcPr>
+          <w:p>
+            <w:r/>
+            <w:r>
+              <w:rPr>
+                <w:rFonts w:ascii="Calibri" w:hAnsi="Calibri" w:eastAsia="宋体"/>
+                <w:sz w:val="20"/>
+              </w:rPr>
+              <w:t>区分油水产量、修正混合物黏度</w:t>
+            </w:r>
+          </w:p>
+        </w:tc>
+      </w:tr>
+      <w:tr>
+        <w:tc>
+          <w:tcPr>
+            <w:tcW w:type="dxa" w:w="1247"/>
+          </w:tcPr>
+          <w:p>
+            <w:r/>
+            <w:r>
+              <w:rPr>
+                <w:rFonts w:ascii="Calibri" w:hAnsi="Calibri" w:eastAsia="宋体"/>
+                <w:sz w:val="20"/>
+              </w:rPr>
+              <w:t>可选</w:t>
+            </w:r>
+          </w:p>
+        </w:tc>
+        <w:tc>
+          <w:tcPr>
+            <w:tcW w:type="dxa" w:w="2948"/>
+          </w:tcPr>
+          <w:p>
+            <w:r/>
+            <w:r>
+              <w:rPr>
+                <w:rFonts w:ascii="Calibri" w:hAnsi="Calibri" w:eastAsia="宋体"/>
+                <w:sz w:val="20"/>
+              </w:rPr>
+              <w:t>泵运行时长/累计冲程</w:t>
+            </w:r>
+          </w:p>
+        </w:tc>
+        <w:tc>
+          <w:tcPr>
+            <w:tcW w:type="dxa" w:w="4876"/>
+          </w:tcPr>
+          <w:p>
+            <w:r/>
+            <w:r>
+              <w:rPr>
+                <w:rFonts w:ascii="Calibri" w:hAnsi="Calibri" w:eastAsia="宋体"/>
+                <w:sz w:val="20"/>
+              </w:rPr>
+              <w:t>反映定子磨损导致的容积效率衰减（长期漂移项）</w:t>
+            </w:r>
+          </w:p>
+        </w:tc>
+      </w:tr>
+    </w:tbl>
+    <w:p/>
+    <w:p>
+      <w:pPr>
+        <w:spacing w:after="120"/>
+        <w:ind w:firstLine="420"/>
+      </w:pPr>
+      <w:r>
+        <w:rPr>
+          <w:rFonts w:ascii="Calibri" w:hAnsi="Calibri" w:eastAsia="宋体"/>
+          <w:b w:val="0"/>
+          <w:sz w:val="21"/>
+        </w:rPr>
+        <w:t>标签（训练目标）：定期试井的油/液产量，或翻斗/质量流量计的连续计量数据。建议训练时把“泵滑脱明显不同的工况”（不同转速档、不同回压）都覆盖到，否则模型在未见过的转速下会外推失效。</w:t>
+      </w:r>
+    </w:p>
+    <w:p>
+      <w:pPr>
+        <w:pStyle w:val="Heading2"/>
+      </w:pPr>
+      <w:r>
+        <w:rPr>
+          <w:rFonts w:ascii="Calibri" w:hAnsi="Calibri" w:eastAsia="黑体"/>
+          <w:b/>
+          <w:color w:val="1F4E79"/>
+          <w:sz w:val="26"/>
+        </w:rPr>
+        <w:t>8.3 可参考的论文与资源</w:t>
+      </w:r>
+    </w:p>
+    <w:p>
+      <w:pPr>
+        <w:pStyle w:val="ListBullet"/>
+        <w:spacing w:after="80"/>
+      </w:pPr>
+      <w:r>
+        <w:rPr>
+          <w:rFonts w:ascii="Calibri" w:hAnsi="Calibri" w:eastAsia="宋体"/>
+          <w:sz w:val="21"/>
+        </w:rPr>
+        <w:t>螺杆泵特性解析模型（无开源代码，公式完整可复现）：①金属定子 PCP 间隙滑脱解析模型（Mathematical Problems in Engineering, 2018, DOI:10.1155/2018/3696930，国产实红石油装备泵实验验证）；②井下工况定子变形耦合模型（J. Pet. Sci. Eng., 2020：Hooke 定律+复合圆筒理论，适用多头螺杆泵）；③Gamboa et al. 逐腔室质量平衡滑脱模型（COBEM 2009 有完整公式与求解流程）。</w:t>
+      </w:r>
+    </w:p>
+    <w:p>
+      <w:pPr>
+        <w:pStyle w:val="ListBullet"/>
+        <w:spacing w:after="80"/>
+      </w:pPr>
+      <w:r>
+        <w:rPr>
+          <w:rFonts w:ascii="Calibri" w:hAnsi="Calibri" w:eastAsia="宋体"/>
+          <w:sz w:val="21"/>
+        </w:rPr>
+        <w:t>近邻方法平移——电潜泵（ESP）井深度学习计产：《Deep Learning Models Applied Flowrate Estimation in Offshore Wells with ESP》（Energies, 2025）：巴西 5 口海上井，输入有功功率、频率、压力（分钟级），LSTM+机理混合模型；输入输出定义与螺杆泵井计产几乎同构，网络结构可直接借鉴。</w:t>
+      </w:r>
+    </w:p>
+    <w:p>
+      <w:pPr>
+        <w:pStyle w:val="ListBullet"/>
+        <w:spacing w:after="80"/>
+      </w:pPr>
+      <w:r>
+        <w:rPr>
+          <w:rFonts w:ascii="Calibri" w:hAnsi="Calibri" w:eastAsia="宋体"/>
+          <w:sz w:val="21"/>
+        </w:rPr>
+        <w:t>油嘴 ML 论文的思路平移（见第六章）：把“油嘴尺寸、井口压力 → 产量”替换为“转速、扭矩/电流、泵压差 → 产量”，特征工程与验证方法完全通用。</w:t>
+      </w:r>
+    </w:p>
+    <w:p>
+      <w:pPr>
+        <w:pStyle w:val="ListBullet"/>
+        <w:spacing w:after="80"/>
+      </w:pPr>
+      <w:r>
+        <w:rPr>
+          <w:rFonts w:ascii="Calibri" w:hAnsi="Calibri" w:eastAsia="宋体"/>
+          <w:sz w:val="21"/>
+        </w:rPr>
+        <w:t>井筒段开源工具（算泵压差用）：marlim3、flotech、pyResToolbox（见第七章）。</w:t>
+      </w:r>
+    </w:p>
+    <w:p>
+      <w:pPr>
+        <w:pStyle w:val="Heading2"/>
+      </w:pPr>
+      <w:r>
+        <w:rPr>
+          <w:rFonts w:ascii="Calibri" w:hAnsi="Calibri" w:eastAsia="黑体"/>
+          <w:b/>
+          <w:color w:val="1F4E79"/>
+          <w:sz w:val="26"/>
+        </w:rPr>
+        <w:t>8.4 实施路径建议</w:t>
+      </w:r>
+    </w:p>
+    <w:p>
+      <w:pPr>
+        <w:spacing w:after="120"/>
+        <w:ind w:firstLine="420"/>
+      </w:pPr>
+      <w:r>
+        <w:rPr>
+          <w:rFonts w:ascii="Calibri" w:hAnsi="Calibri" w:eastAsia="宋体"/>
+          <w:b w:val="0"/>
+          <w:sz w:val="21"/>
+        </w:rPr>
+        <w:t>第一步（数据基线）：整理试井记录与对应时刻的泵参数（转速、扭矩/电流、井口压温、沉没度），按 8.2 特征集构建样本；样本量少时先用 XGBoost/随机森林建基线，再上神经网络（LSTM/TCN）。</w:t>
+      </w:r>
+    </w:p>
+    <w:p>
+      <w:pPr>
+        <w:spacing w:after="120"/>
+        <w:ind w:firstLine="420"/>
+      </w:pPr>
+      <w:r>
+        <w:rPr>
+          <w:rFonts w:ascii="Calibri" w:hAnsi="Calibri" w:eastAsia="宋体"/>
+          <w:b w:val="0"/>
+          <w:sz w:val="21"/>
+        </w:rPr>
+        <w:t>第二步（模型结构）：参考第二章 LSTM-for-Production 的流程骨架 + HVFM 的 TCN 结构；如需物理一致性，可按“理论排量公式 + 神经网络学滑脱量”的混合结构（相当于把第 8.1 节机理式中难算的滑脱项交给网络）。</w:t>
+      </w:r>
+    </w:p>
+    <w:p>
+      <w:pPr>
+        <w:spacing w:after="120"/>
+        <w:ind w:firstLine="420"/>
+      </w:pPr>
+      <w:r>
+        <w:rPr>
+          <w:rFonts w:ascii="Calibri" w:hAnsi="Calibri" w:eastAsia="宋体"/>
+          <w:b w:val="0"/>
+          <w:sz w:val="21"/>
+        </w:rPr>
+        <w:t>第三步（滑脱标定与漂移处理）：用不同转速/回压下的试井点标定滑脱项；引入泵运行时长特征或定期重训练，处理定子磨损导致的长期漂移。</w:t>
+      </w:r>
+    </w:p>
+    <w:p>
+      <w:pPr>
+        <w:spacing w:after="120"/>
+        <w:ind w:firstLine="420"/>
+      </w:pPr>
+      <w:r>
+        <w:rPr>
+          <w:rFonts w:ascii="Calibri" w:hAnsi="Calibri" w:eastAsia="宋体"/>
+          <w:b w:val="0"/>
+          <w:sz w:val="21"/>
+        </w:rPr>
+        <w:t>第四步（验证）：按时间切分训练/测试集（禁止随机切分），用后期试井数据做盲测；关注转速调整前后模型是否跟得上。</w:t>
+      </w:r>
+    </w:p>
+    <w:p>
+      <w:pPr>
+        <w:pStyle w:val="Heading1"/>
+      </w:pPr>
+      <w:r>
+        <w:rPr>
+          <w:rFonts w:ascii="Calibri" w:hAnsi="Calibri" w:eastAsia="黑体"/>
+          <w:b/>
+          <w:color w:val="1F4E79"/>
+          <w:sz w:val="32"/>
+        </w:rPr>
+        <w:t>九、配套公开数据集</w:t>
+      </w:r>
+    </w:p>
+    <w:p>
+      <w:pPr>
+        <w:spacing w:after="160"/>
+      </w:pPr>
+      <w:r>
+        <w:rPr>
+          <w:rFonts w:ascii="Calibri" w:hAnsi="Calibri" w:eastAsia="黑体"/>
+          <w:b/>
+          <w:color w:val="1F4E79"/>
+          <w:sz w:val="21"/>
+        </w:rPr>
+        <w:t>【本章概述】</w:t>
+      </w:r>
+      <w:r>
+        <w:rPr>
+          <w:rFonts w:ascii="Calibri" w:hAnsi="Calibri" w:eastAsia="宋体"/>
+          <w:sz w:val="21"/>
+        </w:rPr>
+        <w:t>本章汇总训练上述模型可用的公开数据集。选择原则：要做真实井验证用 Volve（唯一完整公开的真实油田生产数据）；要做方法研究和大样本训练用 ManyWells（专为 VFM 基准设计的仿真数据）；要研究异常工况下的计量鲁棒性用 3W（带专家标注的异常事件）。注意：目前没有公开的螺杆泵井生产数据集，螺杆泵井建模必须依靠自有现场数据。</w:t>
       </w:r>
     </w:p>
     <w:tbl>
@@ -2547,7 +4339,7 @@
           <w:color w:val="1F4E79"/>
           <w:sz w:val="32"/>
         </w:rPr>
-        <w:t>八、仅有论文、无开源代码的前沿方法（方法参考）</w:t>
+        <w:t>十、仅有论文、无开源代码的前沿方法（方法参考）</w:t>
       </w:r>
     </w:p>
     <w:p>
@@ -2568,7 +4360,7 @@
           <w:rFonts w:ascii="Calibri" w:hAnsi="Calibri" w:eastAsia="宋体"/>
           <w:sz w:val="21"/>
         </w:rPr>
-        <w:t>本章列出方法上最先进、但未开源代码的工作，价值在于提供可复现的方法论：网络结构、特征设计、物理约束方式和不确定性量化手段在论文中均有详细描述，适合在前几章开源代码的基础上按论文思路做增强。</w:t>
+        <w:t>本章列出方法上最先进、但未开源代码的工作，价值在于提供可复现的方法论：网络结构、特征设计、物理约束方式和不确定性量化手段在论文中均有详细描述，适合在前几章开源代码的基础上按论文思路做增强。油嘴方向的论文已单列于第六章，螺杆泵/电潜泵方向的论文已单列于第八章。</w:t>
       </w:r>
     </w:p>
     <w:p>
@@ -2625,19 +4417,6 @@
     </w:p>
     <w:p>
       <w:pPr>
-        <w:pStyle w:val="ListBullet"/>
-        <w:spacing w:after="80"/>
-      </w:pPr>
-      <w:r>
-        <w:rPr>
-          <w:rFonts w:ascii="Calibri" w:hAnsi="Calibri" w:eastAsia="宋体"/>
-          <w:sz w:val="21"/>
-        </w:rPr>
-        <w:t>电潜泵（ESP）井：LSTM 混合模型流量估计（Energies 2025，巴西 5 口海上井，输入有功功率、频率、压力等分钟级数据）；深度神经网络 ESP 建模 + MCMC 不确定性评估（Heliyon 2024）。均无代码，但方法描述详细。</w:t>
-      </w:r>
-    </w:p>
-    <w:p>
-      <w:pPr>
         <w:pStyle w:val="Heading1"/>
       </w:pPr>
       <w:r>
@@ -2647,7 +4426,7 @@
           <w:color w:val="1F4E79"/>
           <w:sz w:val="32"/>
         </w:rPr>
-        <w:t>九、选型建议</w:t>
+        <w:t>十一、选型建议</w:t>
       </w:r>
     </w:p>
     <w:p>
@@ -2668,7 +4447,7 @@
           <w:rFonts w:ascii="Calibri" w:hAnsi="Calibri" w:eastAsia="宋体"/>
           <w:sz w:val="21"/>
         </w:rPr>
-        <w:t>本章按四种典型使用场景给出落地路径，均以前文资源为基础。核心原则：先明确要解决的是计产还是产量预测（见第一章对照表），再按数据条件选模型。</w:t>
+        <w:t>本章按四种典型使用场景给出落地路径，均以前文资源为基础。核心原则：先明确要解决的是计产还是产量预测（见第一章对照表），再按井的举升方式和数据条件选模型。螺杆泵井直接按第 4 条（详见第八章专题）。</w:t>
       </w:r>
     </w:p>
     <w:p>
@@ -2682,7 +4461,7 @@
           <w:b w:val="0"/>
           <w:sz w:val="21"/>
         </w:rPr>
-        <w:t>1. 快速上手计产：以 saifkhanengr/LSTM-for-Production 为骨架，把输入特征替换为目标井的工况参数，标签用试井或 MPFM 数据。</w:t>
+        <w:t>1. 快速上手计产（自喷井）：以 saifkhanengr/LSTM-for-Production 为骨架，把输入特征替换为目标井的工况参数，标签用试井或 MPFM 数据。</w:t>
       </w:r>
     </w:p>
     <w:p>
@@ -2724,7 +4503,7 @@
           <w:b w:val="0"/>
           <w:sz w:val="21"/>
         </w:rPr>
-        <w:t>4. 特殊井型（如螺杆泵井）：目前无现成开源实现，建议采用“井筒压降开源库（marlim3/flotech）+ 泵特性解析模型 + 神经网络修正”的组合方案，用现场数据（转速、扭矩、电流、井口压温）训练。</w:t>
+        <w:t>4. 螺杆泵井（本项目场景）：按第八章专题执行——特征用“转速、扭矩/电流、井口压温、沉没度”，结构参考 LSTM-for-Production/HVFM，机理增强用“理论排量公式 + 神经网络学滑脱量”的混合结构，泵压差可由 marlim3/flotech 井筒模型计算；用试井数据训练，按时间切分验证。</w:t>
       </w:r>
     </w:p>
     <w:sectPr>

--- a/油田计产神经网络模型开源资源调研报告.docx
+++ b/油田计产神经网络模型开源资源调研报告.docx
@@ -13,9 +13,7 @@
           <w:color w:val="1F4E79"/>
           <w:sz w:val="44"/>
         </w:rPr>
-        <w:t>油田计产神经网络模型</w:t>
-        <w:br/>
-        <w:t>开源资源调研报告</w:t>
+        <w:t>螺杆泵井计产模型调研报告</w:t>
       </w:r>
     </w:p>
     <w:p>
@@ -28,9 +26,9 @@
           <w:color w:val="666666"/>
           <w:sz w:val="24"/>
         </w:rPr>
-        <w:t>——虚拟计量（VFM）、产量预测神经网络模型、油嘴计量论文、</w:t>
+        <w:t>——以螺杆泵井计产为主线，井筒运移 / 井筒摩阻 / 泵特性模型为辅</w:t>
         <w:br/>
-        <w:t>螺杆泵井计产专题与公开数据集汇总</w:t>
+        <w:t>机理计产流程 · 神经网络虚拟计量 · 开源资源与论文</w:t>
       </w:r>
     </w:p>
     <w:p>
@@ -58,282 +56,7 @@
           <w:color w:val="1F4E79"/>
           <w:sz w:val="32"/>
         </w:rPr>
-        <w:t>一、概述</w:t>
-      </w:r>
-    </w:p>
-    <w:p>
-      <w:pPr>
-        <w:spacing w:after="120"/>
-        <w:ind w:firstLine="420"/>
-      </w:pPr>
-      <w:r>
-        <w:rPr>
-          <w:rFonts w:ascii="Calibri" w:hAnsi="Calibri" w:eastAsia="宋体"/>
-          <w:b w:val="0"/>
-          <w:sz w:val="21"/>
-        </w:rPr>
-        <w:t>油田计产（用工况参数实时反算单井产量）在国际文献中一般称为虚拟计量（Virtual Flow Metering，VFM）或软测量（Soft Sensing）。本报告汇总了目前公开可获取的神经网络/机器学习计产模型开源实现、油嘴计量经典与前沿论文、配套公开数据集，并针对螺杆泵（PCP）井的计产路径设立专题章节。</w:t>
-      </w:r>
-    </w:p>
-    <w:p>
-      <w:pPr>
-        <w:spacing w:after="120"/>
-        <w:ind w:firstLine="420"/>
-      </w:pPr>
-      <w:r>
-        <w:rPr>
-          <w:rFonts w:ascii="Calibri" w:hAnsi="Calibri" w:eastAsia="宋体"/>
-          <w:b/>
-          <w:sz w:val="21"/>
-        </w:rPr>
-        <w:t>需要首先厘清两类容易混淆的模型，本报告的章节也按此划分：</w:t>
-      </w:r>
-    </w:p>
-    <w:tbl>
-      <w:tblPr>
-        <w:tblStyle w:val="LightGrid-Accent1"/>
-        <w:tblW w:type="auto" w:w="0"/>
-        <w:jc w:val="center"/>
-        <w:tblLook w:firstColumn="1" w:firstRow="1" w:lastColumn="0" w:lastRow="0" w:noHBand="0" w:noVBand="1" w:val="04A0"/>
-      </w:tblPr>
-      <w:tblGrid>
-        <w:gridCol w:w="2161"/>
-        <w:gridCol w:w="2161"/>
-        <w:gridCol w:w="2161"/>
-        <w:gridCol w:w="2161"/>
-      </w:tblGrid>
-      <w:tr>
-        <w:tc>
-          <w:tcPr>
-            <w:tcW w:type="dxa" w:w="1928"/>
-          </w:tcPr>
-          <w:p>
-            <w:r/>
-            <w:r>
-              <w:rPr>
-                <w:rFonts w:ascii="Calibri" w:hAnsi="Calibri" w:eastAsia="黑体"/>
-                <w:b/>
-                <w:sz w:val="21"/>
-              </w:rPr>
-              <w:t>类型</w:t>
-            </w:r>
-          </w:p>
-        </w:tc>
-        <w:tc>
-          <w:tcPr>
-            <w:tcW w:type="dxa" w:w="3175"/>
-          </w:tcPr>
-          <w:p>
-            <w:r/>
-            <w:r>
-              <w:rPr>
-                <w:rFonts w:ascii="Calibri" w:hAnsi="Calibri" w:eastAsia="黑体"/>
-                <w:b/>
-                <w:sz w:val="21"/>
-              </w:rPr>
-              <w:t>输入 → 输出</w:t>
-            </w:r>
-          </w:p>
-        </w:tc>
-        <w:tc>
-          <w:tcPr>
-            <w:tcW w:type="dxa" w:w="2608"/>
-          </w:tcPr>
-          <w:p>
-            <w:r/>
-            <w:r>
-              <w:rPr>
-                <w:rFonts w:ascii="Calibri" w:hAnsi="Calibri" w:eastAsia="黑体"/>
-                <w:b/>
-                <w:sz w:val="21"/>
-              </w:rPr>
-              <w:t>回答的问题</w:t>
-            </w:r>
-          </w:p>
-        </w:tc>
-        <w:tc>
-          <w:tcPr>
-            <w:tcW w:type="dxa" w:w="1361"/>
-          </w:tcPr>
-          <w:p>
-            <w:r/>
-            <w:r>
-              <w:rPr>
-                <w:rFonts w:ascii="Calibri" w:hAnsi="Calibri" w:eastAsia="黑体"/>
-                <w:b/>
-                <w:sz w:val="21"/>
-              </w:rPr>
-              <w:t>本报告对应章节</w:t>
-            </w:r>
-          </w:p>
-        </w:tc>
-      </w:tr>
-      <w:tr>
-        <w:tc>
-          <w:tcPr>
-            <w:tcW w:type="dxa" w:w="1928"/>
-          </w:tcPr>
-          <w:p>
-            <w:r/>
-            <w:r>
-              <w:rPr>
-                <w:rFonts w:ascii="Calibri" w:hAnsi="Calibri" w:eastAsia="宋体"/>
-                <w:sz w:val="20"/>
-              </w:rPr>
-              <w:t>计产 / 虚拟计量（VFM）</w:t>
-            </w:r>
-          </w:p>
-        </w:tc>
-        <w:tc>
-          <w:tcPr>
-            <w:tcW w:type="dxa" w:w="3175"/>
-          </w:tcPr>
-          <w:p>
-            <w:r/>
-            <w:r>
-              <w:rPr>
-                <w:rFonts w:ascii="Calibri" w:hAnsi="Calibri" w:eastAsia="宋体"/>
-                <w:sz w:val="20"/>
-              </w:rPr>
-              <w:t>当前时刻的工况参数（井口/井下压力、温度、油嘴开度、泵转速等）→ 当前时刻的油气水产量</w:t>
-            </w:r>
-          </w:p>
-        </w:tc>
-        <w:tc>
-          <w:tcPr>
-            <w:tcW w:type="dxa" w:w="2608"/>
-          </w:tcPr>
-          <w:p>
-            <w:r/>
-            <w:r>
-              <w:rPr>
-                <w:rFonts w:ascii="Calibri" w:hAnsi="Calibri" w:eastAsia="宋体"/>
-                <w:sz w:val="20"/>
-              </w:rPr>
-              <w:t>“这口井现在的产量是多少？”用于替代多相流量计（MPFM）和试井</w:t>
-            </w:r>
-          </w:p>
-        </w:tc>
-        <w:tc>
-          <w:tcPr>
-            <w:tcW w:type="dxa" w:w="1361"/>
-          </w:tcPr>
-          <w:p>
-            <w:r/>
-            <w:r>
-              <w:rPr>
-                <w:rFonts w:ascii="Calibri" w:hAnsi="Calibri" w:eastAsia="宋体"/>
-                <w:sz w:val="20"/>
-              </w:rPr>
-              <w:t>第三、四、六、七、八章</w:t>
-            </w:r>
-          </w:p>
-        </w:tc>
-      </w:tr>
-      <w:tr>
-        <w:tc>
-          <w:tcPr>
-            <w:tcW w:type="dxa" w:w="1928"/>
-          </w:tcPr>
-          <w:p>
-            <w:r/>
-            <w:r>
-              <w:rPr>
-                <w:rFonts w:ascii="Calibri" w:hAnsi="Calibri" w:eastAsia="宋体"/>
-                <w:sz w:val="20"/>
-              </w:rPr>
-              <w:t>产量预测（Forecasting）</w:t>
-            </w:r>
-          </w:p>
-        </w:tc>
-        <w:tc>
-          <w:tcPr>
-            <w:tcW w:type="dxa" w:w="3175"/>
-          </w:tcPr>
-          <w:p>
-            <w:r/>
-            <w:r>
-              <w:rPr>
-                <w:rFonts w:ascii="Calibri" w:hAnsi="Calibri" w:eastAsia="宋体"/>
-                <w:sz w:val="20"/>
-              </w:rPr>
-              <w:t>历史产量序列（+历史工况）→ 未来一段时间的产量</w:t>
-            </w:r>
-          </w:p>
-        </w:tc>
-        <w:tc>
-          <w:tcPr>
-            <w:tcW w:type="dxa" w:w="2608"/>
-          </w:tcPr>
-          <w:p>
-            <w:r/>
-            <w:r>
-              <w:rPr>
-                <w:rFonts w:ascii="Calibri" w:hAnsi="Calibri" w:eastAsia="宋体"/>
-                <w:sz w:val="20"/>
-              </w:rPr>
-              <w:t>“这口井未来一周/一月产多少？”用于产量规划、递减分析</w:t>
-            </w:r>
-          </w:p>
-        </w:tc>
-        <w:tc>
-          <w:tcPr>
-            <w:tcW w:type="dxa" w:w="1361"/>
-          </w:tcPr>
-          <w:p>
-            <w:r/>
-            <w:r>
-              <w:rPr>
-                <w:rFonts w:ascii="Calibri" w:hAnsi="Calibri" w:eastAsia="宋体"/>
-                <w:sz w:val="20"/>
-              </w:rPr>
-              <w:t>第五章</w:t>
-            </w:r>
-          </w:p>
-        </w:tc>
-      </w:tr>
-    </w:tbl>
-    <w:p/>
-    <w:p>
-      <w:pPr>
-        <w:spacing w:after="120"/>
-        <w:ind w:firstLine="420"/>
-      </w:pPr>
-      <w:r>
-        <w:rPr>
-          <w:rFonts w:ascii="Calibri" w:hAnsi="Calibri" w:eastAsia="宋体"/>
-          <w:b w:val="0"/>
-          <w:sz w:val="21"/>
-        </w:rPr>
-        <w:t>两类模型常用相同的网络结构（BP/LSTM/TCN 等），区别在于输入输出的定义：计产模型学习的是“工况 → 产量”的物理映射，可实时使用；产量预测模型学习的是产量自身的时间规律，属于时间序列外推。选型时务必先确认自己要解决的是哪一类问题。</w:t>
-      </w:r>
-    </w:p>
-    <w:p>
-      <w:pPr>
-        <w:spacing w:after="120"/>
-        <w:ind w:firstLine="420"/>
-      </w:pPr>
-      <w:r>
-        <w:rPr>
-          <w:rFonts w:ascii="Calibri" w:hAnsi="Calibri" w:eastAsia="宋体"/>
-          <w:b w:val="0"/>
-          <w:sz w:val="21"/>
-        </w:rPr>
-        <w:t>另需说明：所有开源项目提供的均为“模型结构 + 训练代码”，没有可直接用于生产井的预训练权重。计产模型高度依赖具体井的流体物性（PVT）、井身结构、举升方式与传感器配置，必须用目标井自己的试井/MPFM 数据训练或标定后才能使用。工业级产品（Solution Seeker、SLB OLGA Online 等）全部闭源。</w:t>
-      </w:r>
-    </w:p>
-    <w:p>
-      <w:pPr>
-        <w:pStyle w:val="Heading1"/>
-      </w:pPr>
-      <w:r>
-        <w:rPr>
-          <w:rFonts w:ascii="Calibri" w:hAnsi="Calibri" w:eastAsia="黑体"/>
-          <w:b/>
-          <w:color w:val="1F4E79"/>
-          <w:sz w:val="32"/>
-        </w:rPr>
-        <w:t>二、核心推荐（论文级、带数据、可复现）</w:t>
+        <w:t>一、总论：本报告回答什么问题</w:t>
       </w:r>
     </w:p>
     <w:p>
@@ -354,7 +77,367 @@
           <w:rFonts w:ascii="Calibri" w:hAnsi="Calibri" w:eastAsia="宋体"/>
           <w:sz w:val="21"/>
         </w:rPr>
-        <w:t>本章从后文全部资源中挑出 4 个质量最高的项目——筛选标准是：有正式论文支撑、附带公开数据集、代码完整可复现。时间有限只看这一章即可。其中前三个针对“计产/虚拟计量”问题，第四个（LSTM-for-Production）用真实油田数据做“工况参数 → 当日产量”，介于计产与预测之间，是最容易上手的入门项目。</w:t>
+        <w:t>本章是全文总纲。说明“计产”是什么、螺杆泵井为什么要单独建模、本报告以什么为主线、三个辅助模型各自起什么作用。读完本章即可把握全文结构。</w:t>
+      </w:r>
+    </w:p>
+    <w:p>
+      <w:pPr>
+        <w:pStyle w:val="Heading2"/>
+      </w:pPr>
+      <w:r>
+        <w:rPr>
+          <w:rFonts w:ascii="Calibri" w:hAnsi="Calibri" w:eastAsia="黑体"/>
+          <w:b/>
+          <w:color w:val="1F4E79"/>
+          <w:sz w:val="26"/>
+        </w:rPr>
+        <w:t>1.1 计产是什么</w:t>
+      </w:r>
+    </w:p>
+    <w:p>
+      <w:pPr>
+        <w:spacing w:after="120"/>
+        <w:ind w:firstLine="420"/>
+      </w:pPr>
+      <w:r>
+        <w:rPr>
+          <w:rFonts w:ascii="Calibri" w:hAnsi="Calibri" w:eastAsia="宋体"/>
+          <w:b w:val="0"/>
+          <w:sz w:val="21"/>
+        </w:rPr>
+        <w:t>计产（产量计量）回答的问题是：“这口井现在产多少油/液？”传统做法依赖多相流量计（MPFM）或定期试井（投分离器），前者昂贵、后者只能拿到离散点。虚拟计量（Virtual Flow Metering，VFM）用井上已有传感器的实时工况参数，通过数学模型连续估算出产量，作为流量计的替代或补充。</w:t>
+      </w:r>
+    </w:p>
+    <w:p>
+      <w:pPr>
+        <w:spacing w:after="120"/>
+        <w:ind w:firstLine="420"/>
+      </w:pPr>
+      <w:r>
+        <w:rPr>
+          <w:rFonts w:ascii="Calibri" w:hAnsi="Calibri" w:eastAsia="宋体"/>
+          <w:b w:val="0"/>
+          <w:sz w:val="21"/>
+        </w:rPr>
+        <w:t>计产与“产量预测”不是一回事：计产用当前工况反算当前产量（替代流量计）；产量预测用历史产量外推未来产量（产量规划）。本报告只讨论计产。</w:t>
+      </w:r>
+    </w:p>
+    <w:p>
+      <w:pPr>
+        <w:pStyle w:val="Heading2"/>
+      </w:pPr>
+      <w:r>
+        <w:rPr>
+          <w:rFonts w:ascii="Calibri" w:hAnsi="Calibri" w:eastAsia="黑体"/>
+          <w:b/>
+          <w:color w:val="1F4E79"/>
+          <w:sz w:val="26"/>
+        </w:rPr>
+        <w:t>1.2 为什么螺杆泵井要单独建计产模型</w:t>
+      </w:r>
+    </w:p>
+    <w:p>
+      <w:pPr>
+        <w:spacing w:after="120"/>
+        <w:ind w:firstLine="420"/>
+      </w:pPr>
+      <w:r>
+        <w:rPr>
+          <w:rFonts w:ascii="Calibri" w:hAnsi="Calibri" w:eastAsia="宋体"/>
+          <w:b w:val="0"/>
+          <w:sz w:val="21"/>
+        </w:rPr>
+        <w:t>自喷井/气举井的产量主要由井口油嘴控制，计产信息源是油嘴尺寸与油嘴前后压差；螺杆泵（Progressive Cavity Pump，PCP）井的产量由泵控制，井口通常没有可调油嘴，计产信息源是泵的运行参数（转速、扭矩、电流）以及泵两端压差。把自喷井的油嘴计产模型直接套到螺杆泵井上是错误的，必须按泵的工作原理重新组织。</w:t>
+      </w:r>
+    </w:p>
+    <w:p>
+      <w:pPr>
+        <w:pStyle w:val="Heading2"/>
+      </w:pPr>
+      <w:r>
+        <w:rPr>
+          <w:rFonts w:ascii="Calibri" w:hAnsi="Calibri" w:eastAsia="黑体"/>
+          <w:b/>
+          <w:color w:val="1F4E79"/>
+          <w:sz w:val="26"/>
+        </w:rPr>
+        <w:t>1.3 本报告的主线与辅线</w:t>
+      </w:r>
+    </w:p>
+    <w:p>
+      <w:pPr>
+        <w:spacing w:after="120"/>
+        <w:ind w:firstLine="420"/>
+      </w:pPr>
+      <w:r>
+        <w:rPr>
+          <w:rFonts w:ascii="Calibri" w:hAnsi="Calibri" w:eastAsia="宋体"/>
+          <w:b w:val="0"/>
+          <w:sz w:val="21"/>
+        </w:rPr>
+        <w:t>主线：螺杆泵井的计产——既包括“机理计产”（把井筒与泵的物理模型串联求解），也包括“神经网络计产”（用数据直接学出工况→产量的映射），以及二者的混合。辅线：以下三个子模型，它们是机理计产链条上的必要部件，神经网络计产时则作为特征工程和物理约束的来源：</w:t>
+      </w:r>
+    </w:p>
+    <w:tbl>
+      <w:tblPr>
+        <w:tblStyle w:val="LightGrid-Accent1"/>
+        <w:tblW w:type="auto" w:w="0"/>
+        <w:jc w:val="center"/>
+        <w:tblLook w:firstColumn="1" w:firstRow="1" w:lastColumn="0" w:lastRow="0" w:noHBand="0" w:noVBand="1" w:val="04A0"/>
+      </w:tblPr>
+      <w:tblGrid>
+        <w:gridCol w:w="4323"/>
+        <w:gridCol w:w="4323"/>
+      </w:tblGrid>
+      <w:tr>
+        <w:tc>
+          <w:tcPr>
+            <w:tcW w:type="dxa" w:w="2268"/>
+          </w:tcPr>
+          <w:p>
+            <w:r/>
+            <w:r>
+              <w:rPr>
+                <w:rFonts w:ascii="Calibri" w:hAnsi="Calibri" w:eastAsia="黑体"/>
+                <w:b/>
+                <w:sz w:val="21"/>
+              </w:rPr>
+              <w:t>辅助模型</w:t>
+            </w:r>
+          </w:p>
+        </w:tc>
+        <w:tc>
+          <w:tcPr>
+            <w:tcW w:type="dxa" w:w="6803"/>
+          </w:tcPr>
+          <w:p>
+            <w:r/>
+            <w:r>
+              <w:rPr>
+                <w:rFonts w:ascii="Calibri" w:hAnsi="Calibri" w:eastAsia="黑体"/>
+                <w:b/>
+                <w:sz w:val="21"/>
+              </w:rPr>
+              <w:t>在螺杆泵井计产中的作用</w:t>
+            </w:r>
+          </w:p>
+        </w:tc>
+      </w:tr>
+      <w:tr>
+        <w:tc>
+          <w:tcPr>
+            <w:tcW w:type="dxa" w:w="2268"/>
+          </w:tcPr>
+          <w:p>
+            <w:r/>
+            <w:r>
+              <w:rPr>
+                <w:rFonts w:ascii="Calibri" w:hAnsi="Calibri" w:eastAsia="宋体"/>
+                <w:sz w:val="20"/>
+              </w:rPr>
+              <w:t>井筒流体运移模型</w:t>
+            </w:r>
+          </w:p>
+        </w:tc>
+        <w:tc>
+          <w:tcPr>
+            <w:tcW w:type="dxa" w:w="6803"/>
+          </w:tcPr>
+          <w:p>
+            <w:r/>
+            <w:r>
+              <w:rPr>
+                <w:rFonts w:ascii="Calibri" w:hAnsi="Calibri" w:eastAsia="宋体"/>
+                <w:sz w:val="20"/>
+              </w:rPr>
+              <w:t>描述井筒内多相流的整体行为（持液率、滑脱、流型、瞬态），给出井筒沿程压力/温度剖面的总框架，用于计算泵吸入口压力与泵压差</w:t>
+            </w:r>
+          </w:p>
+        </w:tc>
+      </w:tr>
+      <w:tr>
+        <w:tc>
+          <w:tcPr>
+            <w:tcW w:type="dxa" w:w="2268"/>
+          </w:tcPr>
+          <w:p>
+            <w:r/>
+            <w:r>
+              <w:rPr>
+                <w:rFonts w:ascii="Calibri" w:hAnsi="Calibri" w:eastAsia="宋体"/>
+                <w:sz w:val="20"/>
+              </w:rPr>
+              <w:t>井筒流体摩阻计算模型</w:t>
+            </w:r>
+          </w:p>
+        </w:tc>
+        <w:tc>
+          <w:tcPr>
+            <w:tcW w:type="dxa" w:w="6803"/>
+          </w:tcPr>
+          <w:p>
+            <w:r/>
+            <w:r>
+              <w:rPr>
+                <w:rFonts w:ascii="Calibri" w:hAnsi="Calibri" w:eastAsia="宋体"/>
+                <w:sz w:val="20"/>
+              </w:rPr>
+              <w:t>井筒压降三项（重力、摩阻、加速度）中的摩阻项，是运移模型的组成部分；直接影响泵出口到井口这一段的回压计算</w:t>
+            </w:r>
+          </w:p>
+        </w:tc>
+      </w:tr>
+      <w:tr>
+        <w:tc>
+          <w:tcPr>
+            <w:tcW w:type="dxa" w:w="2268"/>
+          </w:tcPr>
+          <w:p>
+            <w:r/>
+            <w:r>
+              <w:rPr>
+                <w:rFonts w:ascii="Calibri" w:hAnsi="Calibri" w:eastAsia="宋体"/>
+                <w:sz w:val="20"/>
+              </w:rPr>
+              <w:t>螺杆泵运行特性模型</w:t>
+            </w:r>
+          </w:p>
+        </w:tc>
+        <w:tc>
+          <w:tcPr>
+            <w:tcW w:type="dxa" w:w="6803"/>
+          </w:tcPr>
+          <w:p>
+            <w:r/>
+            <w:r>
+              <w:rPr>
+                <w:rFonts w:ascii="Calibri" w:hAnsi="Calibri" w:eastAsia="宋体"/>
+                <w:sz w:val="20"/>
+              </w:rPr>
+              <w:t>泵段的“转速–压差–排量”关系（理论排量 − 滑脱量）；螺杆泵井计产的核心子模型，产量信息的主要来源</w:t>
+            </w:r>
+          </w:p>
+        </w:tc>
+      </w:tr>
+    </w:tbl>
+    <w:p/>
+    <w:p>
+      <w:pPr>
+        <w:spacing w:after="120"/>
+        <w:ind w:firstLine="420"/>
+      </w:pPr>
+      <w:r>
+        <w:rPr>
+          <w:rFonts w:ascii="Calibri" w:hAnsi="Calibri" w:eastAsia="宋体"/>
+          <w:b w:val="0"/>
+          <w:sz w:val="21"/>
+        </w:rPr>
+        <w:t>全文结构：第二章讲清机理计产的完整流程；第三章分别展开三个辅助模型的开源实现与论文；第四章讲神经网络计产如何在螺杆泵井上落地；第五章汇总可参考的公开数据集与选型建议。</w:t>
+      </w:r>
+    </w:p>
+    <w:p>
+      <w:pPr>
+        <w:pStyle w:val="Heading1"/>
+      </w:pPr>
+      <w:r>
+        <w:rPr>
+          <w:rFonts w:ascii="Calibri" w:hAnsi="Calibri" w:eastAsia="黑体"/>
+          <w:b/>
+          <w:color w:val="1F4E79"/>
+          <w:sz w:val="32"/>
+        </w:rPr>
+        <w:t>二、螺杆泵井机理计产模型：流程与概论</w:t>
+      </w:r>
+    </w:p>
+    <w:p>
+      <w:pPr>
+        <w:spacing w:after="160"/>
+      </w:pPr>
+      <w:r>
+        <w:rPr>
+          <w:rFonts w:ascii="Calibri" w:hAnsi="Calibri" w:eastAsia="黑体"/>
+          <w:b/>
+          <w:color w:val="1F4E79"/>
+          <w:sz w:val="21"/>
+        </w:rPr>
+        <w:t>【本章概述】</w:t>
+      </w:r>
+      <w:r>
+        <w:rPr>
+          <w:rFonts w:ascii="Calibri" w:hAnsi="Calibri" w:eastAsia="宋体"/>
+          <w:sz w:val="21"/>
+        </w:rPr>
+        <w:t>本章是全文的核心理论章。先给出一口螺杆泵井从井底到地面的流动链条，再说明机理计产如何把三个辅助模型串联起来求解出产量，最后给出分步计算流程。读完本章，应能画出“输入什么、经过哪些模型、得到什么输出”的完整图景。</w:t>
+      </w:r>
+    </w:p>
+    <w:p>
+      <w:pPr>
+        <w:pStyle w:val="Heading2"/>
+      </w:pPr>
+      <w:r>
+        <w:rPr>
+          <w:rFonts w:ascii="Calibri" w:hAnsi="Calibri" w:eastAsia="黑体"/>
+          <w:b/>
+          <w:color w:val="1F4E79"/>
+          <w:sz w:val="26"/>
+        </w:rPr>
+        <w:t>2.1 流动链条：流体从哪里到哪里</w:t>
+      </w:r>
+    </w:p>
+    <w:p>
+      <w:pPr>
+        <w:spacing w:after="120"/>
+        <w:ind w:firstLine="420"/>
+      </w:pPr>
+      <w:r>
+        <w:rPr>
+          <w:rFonts w:ascii="Calibri" w:hAnsi="Calibri" w:eastAsia="宋体"/>
+          <w:b/>
+          <w:sz w:val="21"/>
+        </w:rPr>
+        <w:t>一口螺杆泵井的流体路径如下：</w:t>
+      </w:r>
+    </w:p>
+    <w:p>
+      <w:pPr>
+        <w:spacing w:after="120"/>
+        <w:ind w:firstLine="420"/>
+      </w:pPr>
+      <w:r>
+        <w:rPr>
+          <w:rFonts w:ascii="Calibri" w:hAnsi="Calibri" w:eastAsia="宋体"/>
+          <w:b w:val="0"/>
+          <w:sz w:val="21"/>
+        </w:rPr>
+        <w:t>地层（供液）→ 井底（泵吸入口）→ 螺杆泵（增压）→ 泵出口以上油管（井筒举升）→ 井口 → 地面管线 / 计量装置。</w:t>
+      </w:r>
+    </w:p>
+    <w:p>
+      <w:pPr>
+        <w:spacing w:after="120"/>
+        <w:ind w:firstLine="420"/>
+      </w:pPr>
+      <w:r>
+        <w:rPr>
+          <w:rFonts w:ascii="Calibri" w:hAnsi="Calibri" w:eastAsia="宋体"/>
+          <w:b w:val="0"/>
+          <w:sz w:val="21"/>
+        </w:rPr>
+        <w:t>每一段都有自己的“压力–流量”约束：地层供液能力由流入动态（IPR）描述；泵段由螺杆泵运行特性描述；泵出口到井口由井筒流体运移模型（含摩阻计算）描述。稳态时，流过每一段的质量流量相同，压力在连接点连续。把这些约束联立求解，得到的那个“流量–压力工作点”，就是该井当前的产量。这就是机理计产的本质。</w:t>
+      </w:r>
+    </w:p>
+    <w:p>
+      <w:pPr>
+        <w:pStyle w:val="Heading2"/>
+      </w:pPr>
+      <w:r>
+        <w:rPr>
+          <w:rFonts w:ascii="Calibri" w:hAnsi="Calibri" w:eastAsia="黑体"/>
+          <w:b/>
+          <w:color w:val="1F4E79"/>
+          <w:sz w:val="26"/>
+        </w:rPr>
+        <w:t>2.2 三个辅助模型各自管哪一段</w:t>
       </w:r>
     </w:p>
     <w:tbl>
@@ -370,6 +453,579 @@
         <w:gridCol w:w="1729"/>
         <w:gridCol w:w="1729"/>
         <w:gridCol w:w="1729"/>
+      </w:tblGrid>
+      <w:tr>
+        <w:tc>
+          <w:tcPr>
+            <w:tcW w:type="dxa" w:w="1814"/>
+          </w:tcPr>
+          <w:p>
+            <w:r/>
+            <w:r>
+              <w:rPr>
+                <w:rFonts w:ascii="Calibri" w:hAnsi="Calibri" w:eastAsia="黑体"/>
+                <w:b/>
+                <w:sz w:val="21"/>
+              </w:rPr>
+              <w:t>模型</w:t>
+            </w:r>
+          </w:p>
+        </w:tc>
+        <w:tc>
+          <w:tcPr>
+            <w:tcW w:type="dxa" w:w="1928"/>
+          </w:tcPr>
+          <w:p>
+            <w:r/>
+            <w:r>
+              <w:rPr>
+                <w:rFonts w:ascii="Calibri" w:hAnsi="Calibri" w:eastAsia="黑体"/>
+                <w:b/>
+                <w:sz w:val="21"/>
+              </w:rPr>
+              <w:t>覆盖的物理段</w:t>
+            </w:r>
+          </w:p>
+        </w:tc>
+        <w:tc>
+          <w:tcPr>
+            <w:tcW w:type="dxa" w:w="1928"/>
+          </w:tcPr>
+          <w:p>
+            <w:r/>
+            <w:r>
+              <w:rPr>
+                <w:rFonts w:ascii="Calibri" w:hAnsi="Calibri" w:eastAsia="黑体"/>
+                <w:b/>
+                <w:sz w:val="21"/>
+              </w:rPr>
+              <w:t>输入</w:t>
+            </w:r>
+          </w:p>
+        </w:tc>
+        <w:tc>
+          <w:tcPr>
+            <w:tcW w:type="dxa" w:w="1701"/>
+          </w:tcPr>
+          <w:p>
+            <w:r/>
+            <w:r>
+              <w:rPr>
+                <w:rFonts w:ascii="Calibri" w:hAnsi="Calibri" w:eastAsia="黑体"/>
+                <w:b/>
+                <w:sz w:val="21"/>
+              </w:rPr>
+              <w:t>输出</w:t>
+            </w:r>
+          </w:p>
+        </w:tc>
+        <w:tc>
+          <w:tcPr>
+            <w:tcW w:type="dxa" w:w="1701"/>
+          </w:tcPr>
+          <w:p>
+            <w:r/>
+            <w:r>
+              <w:rPr>
+                <w:rFonts w:ascii="Calibri" w:hAnsi="Calibri" w:eastAsia="黑体"/>
+                <w:b/>
+                <w:sz w:val="21"/>
+              </w:rPr>
+              <w:t>与产量的关系</w:t>
+            </w:r>
+          </w:p>
+        </w:tc>
+      </w:tr>
+      <w:tr>
+        <w:tc>
+          <w:tcPr>
+            <w:tcW w:type="dxa" w:w="1814"/>
+          </w:tcPr>
+          <w:p>
+            <w:r/>
+            <w:r>
+              <w:rPr>
+                <w:rFonts w:ascii="Calibri" w:hAnsi="Calibri" w:eastAsia="宋体"/>
+                <w:sz w:val="20"/>
+              </w:rPr>
+              <w:t>螺杆泵运行特性模型</w:t>
+            </w:r>
+          </w:p>
+        </w:tc>
+        <w:tc>
+          <w:tcPr>
+            <w:tcW w:type="dxa" w:w="1928"/>
+          </w:tcPr>
+          <w:p>
+            <w:r/>
+            <w:r>
+              <w:rPr>
+                <w:rFonts w:ascii="Calibri" w:hAnsi="Calibri" w:eastAsia="宋体"/>
+                <w:sz w:val="20"/>
+              </w:rPr>
+              <w:t>泵段（转子–定子密封腔）</w:t>
+            </w:r>
+          </w:p>
+        </w:tc>
+        <w:tc>
+          <w:tcPr>
+            <w:tcW w:type="dxa" w:w="1928"/>
+          </w:tcPr>
+          <w:p>
+            <w:r/>
+            <w:r>
+              <w:rPr>
+                <w:rFonts w:ascii="Calibri" w:hAnsi="Calibri" w:eastAsia="宋体"/>
+                <w:sz w:val="20"/>
+              </w:rPr>
+              <w:t>转速、泵压差、流体黏度、泵几何（转子直径、偏心距、导程、级数）</w:t>
+            </w:r>
+          </w:p>
+        </w:tc>
+        <w:tc>
+          <w:tcPr>
+            <w:tcW w:type="dxa" w:w="1701"/>
+          </w:tcPr>
+          <w:p>
+            <w:r/>
+            <w:r>
+              <w:rPr>
+                <w:rFonts w:ascii="Calibri" w:hAnsi="Calibri" w:eastAsia="宋体"/>
+                <w:sz w:val="20"/>
+              </w:rPr>
+              <w:t>实际排量（= 理论排量 − 滑脱量）、扭矩</w:t>
+            </w:r>
+          </w:p>
+        </w:tc>
+        <w:tc>
+          <w:tcPr>
+            <w:tcW w:type="dxa" w:w="1701"/>
+          </w:tcPr>
+          <w:p>
+            <w:r/>
+            <w:r>
+              <w:rPr>
+                <w:rFonts w:ascii="Calibri" w:hAnsi="Calibri" w:eastAsia="宋体"/>
+                <w:sz w:val="20"/>
+              </w:rPr>
+              <w:t>直接给出产量；是计产的“计量元件”</w:t>
+            </w:r>
+          </w:p>
+        </w:tc>
+      </w:tr>
+      <w:tr>
+        <w:tc>
+          <w:tcPr>
+            <w:tcW w:type="dxa" w:w="1814"/>
+          </w:tcPr>
+          <w:p>
+            <w:r/>
+            <w:r>
+              <w:rPr>
+                <w:rFonts w:ascii="Calibri" w:hAnsi="Calibri" w:eastAsia="宋体"/>
+                <w:sz w:val="20"/>
+              </w:rPr>
+              <w:t>井筒流体运移模型</w:t>
+            </w:r>
+          </w:p>
+        </w:tc>
+        <w:tc>
+          <w:tcPr>
+            <w:tcW w:type="dxa" w:w="1928"/>
+          </w:tcPr>
+          <w:p>
+            <w:r/>
+            <w:r>
+              <w:rPr>
+                <w:rFonts w:ascii="Calibri" w:hAnsi="Calibri" w:eastAsia="宋体"/>
+                <w:sz w:val="20"/>
+              </w:rPr>
+              <w:t>泵出口 → 井口的油管段（也可含泵以下环空到动液面）</w:t>
+            </w:r>
+          </w:p>
+        </w:tc>
+        <w:tc>
+          <w:tcPr>
+            <w:tcW w:type="dxa" w:w="1928"/>
+          </w:tcPr>
+          <w:p>
+            <w:r/>
+            <w:r>
+              <w:rPr>
+                <w:rFonts w:ascii="Calibri" w:hAnsi="Calibri" w:eastAsia="宋体"/>
+                <w:sz w:val="20"/>
+              </w:rPr>
+              <w:t>流量、入口压力/温度、井斜、管径、流体物性（PVT）</w:t>
+            </w:r>
+          </w:p>
+        </w:tc>
+        <w:tc>
+          <w:tcPr>
+            <w:tcW w:type="dxa" w:w="1701"/>
+          </w:tcPr>
+          <w:p>
+            <w:r/>
+            <w:r>
+              <w:rPr>
+                <w:rFonts w:ascii="Calibri" w:hAnsi="Calibri" w:eastAsia="宋体"/>
+                <w:sz w:val="20"/>
+              </w:rPr>
+              <w:t>沿程压力剖面、温度剖面、持液率、流型</w:t>
+            </w:r>
+          </w:p>
+        </w:tc>
+        <w:tc>
+          <w:tcPr>
+            <w:tcW w:type="dxa" w:w="1701"/>
+          </w:tcPr>
+          <w:p>
+            <w:r/>
+            <w:r>
+              <w:rPr>
+                <w:rFonts w:ascii="Calibri" w:hAnsi="Calibri" w:eastAsia="宋体"/>
+                <w:sz w:val="20"/>
+              </w:rPr>
+              <w:t>给出泵出口压力（或回压），进而确定泵压差</w:t>
+            </w:r>
+          </w:p>
+        </w:tc>
+      </w:tr>
+      <w:tr>
+        <w:tc>
+          <w:tcPr>
+            <w:tcW w:type="dxa" w:w="1814"/>
+          </w:tcPr>
+          <w:p>
+            <w:r/>
+            <w:r>
+              <w:rPr>
+                <w:rFonts w:ascii="Calibri" w:hAnsi="Calibri" w:eastAsia="宋体"/>
+                <w:sz w:val="20"/>
+              </w:rPr>
+              <w:t>井筒流体摩阻计算模型</w:t>
+            </w:r>
+          </w:p>
+        </w:tc>
+        <w:tc>
+          <w:tcPr>
+            <w:tcW w:type="dxa" w:w="1928"/>
+          </w:tcPr>
+          <w:p>
+            <w:r/>
+            <w:r>
+              <w:rPr>
+                <w:rFonts w:ascii="Calibri" w:hAnsi="Calibri" w:eastAsia="宋体"/>
+                <w:sz w:val="20"/>
+              </w:rPr>
+              <w:t>同上油管段中的摩阻压降项</w:t>
+            </w:r>
+          </w:p>
+        </w:tc>
+        <w:tc>
+          <w:tcPr>
+            <w:tcW w:type="dxa" w:w="1928"/>
+          </w:tcPr>
+          <w:p>
+            <w:r/>
+            <w:r>
+              <w:rPr>
+                <w:rFonts w:ascii="Calibri" w:hAnsi="Calibri" w:eastAsia="宋体"/>
+                <w:sz w:val="20"/>
+              </w:rPr>
+              <w:t>流速、管径、粗糙度、流体密度/黏度、流型</w:t>
+            </w:r>
+          </w:p>
+        </w:tc>
+        <w:tc>
+          <w:tcPr>
+            <w:tcW w:type="dxa" w:w="1701"/>
+          </w:tcPr>
+          <w:p>
+            <w:r/>
+            <w:r>
+              <w:rPr>
+                <w:rFonts w:ascii="Calibri" w:hAnsi="Calibri" w:eastAsia="宋体"/>
+                <w:sz w:val="20"/>
+              </w:rPr>
+              <w:t>摩阻压降 ΔP_f</w:t>
+            </w:r>
+          </w:p>
+        </w:tc>
+        <w:tc>
+          <w:tcPr>
+            <w:tcW w:type="dxa" w:w="1701"/>
+          </w:tcPr>
+          <w:p>
+            <w:r/>
+            <w:r>
+              <w:rPr>
+                <w:rFonts w:ascii="Calibri" w:hAnsi="Calibri" w:eastAsia="宋体"/>
+                <w:sz w:val="20"/>
+              </w:rPr>
+              <w:t>运移模型压降计算的组成部分；影响泵压差</w:t>
+            </w:r>
+          </w:p>
+        </w:tc>
+      </w:tr>
+    </w:tbl>
+    <w:p/>
+    <w:p>
+      <w:pPr>
+        <w:spacing w:after="120"/>
+        <w:ind w:firstLine="420"/>
+      </w:pPr>
+      <w:r>
+        <w:rPr>
+          <w:rFonts w:ascii="Calibri" w:hAnsi="Calibri" w:eastAsia="宋体"/>
+          <w:b w:val="0"/>
+          <w:sz w:val="21"/>
+        </w:rPr>
+        <w:t>三者关系一句话：运移模型是井筒段的总框架，摩阻模型是运移模型内部的一个计算模块，泵特性模型是链条上独立的增压环节。计产时三者必须一起用，不能只用其中一个。</w:t>
+      </w:r>
+    </w:p>
+    <w:p>
+      <w:pPr>
+        <w:pStyle w:val="Heading2"/>
+      </w:pPr>
+      <w:r>
+        <w:rPr>
+          <w:rFonts w:ascii="Calibri" w:hAnsi="Calibri" w:eastAsia="黑体"/>
+          <w:b/>
+          <w:color w:val="1F4E79"/>
+          <w:sz w:val="26"/>
+        </w:rPr>
+        <w:t>2.3 机理计产的求解流程（分步）</w:t>
+      </w:r>
+    </w:p>
+    <w:p>
+      <w:pPr>
+        <w:spacing w:after="120"/>
+        <w:ind w:firstLine="420"/>
+      </w:pPr>
+      <w:r>
+        <w:rPr>
+          <w:rFonts w:ascii="Calibri" w:hAnsi="Calibri" w:eastAsia="宋体"/>
+          <w:b w:val="0"/>
+          <w:sz w:val="21"/>
+        </w:rPr>
+        <w:t>稳态节点分析（Nodal Analysis）是机理计产的标准算法。以“已知转速与井口压力、求产量”这一最常见工况为例，流程如下：</w:t>
+      </w:r>
+    </w:p>
+    <w:p>
+      <w:pPr>
+        <w:spacing w:after="120"/>
+        <w:ind w:firstLine="420"/>
+      </w:pPr>
+      <w:r>
+        <w:rPr>
+          <w:rFonts w:ascii="Calibri" w:hAnsi="Calibri" w:eastAsia="宋体"/>
+          <w:b w:val="0"/>
+          <w:sz w:val="21"/>
+        </w:rPr>
+        <w:t>步骤 1 —— 准备输入。泵几何参数（转子直径、偏心距、导程、级数、定子类型）；当前转速；井口油压（回压）；流体物性（原油密度、黏度、含水、气油比，来自PVT 化验或在线含水仪）；井身数据（管径、井斜、泵挂深度）。</w:t>
+      </w:r>
+    </w:p>
+    <w:p>
+      <w:pPr>
+        <w:spacing w:after="120"/>
+        <w:ind w:firstLine="420"/>
+      </w:pPr>
+      <w:r>
+        <w:rPr>
+          <w:rFonts w:ascii="Calibri" w:hAnsi="Calibri" w:eastAsia="宋体"/>
+          <w:b w:val="0"/>
+          <w:sz w:val="21"/>
+        </w:rPr>
+        <w:t>步骤 2 —— 假设一个试探产量 Q。</w:t>
+      </w:r>
+    </w:p>
+    <w:p>
+      <w:pPr>
+        <w:spacing w:after="120"/>
+        <w:ind w:firstLine="420"/>
+      </w:pPr>
+      <w:r>
+        <w:rPr>
+          <w:rFonts w:ascii="Calibri" w:hAnsi="Calibri" w:eastAsia="宋体"/>
+          <w:b w:val="0"/>
+          <w:sz w:val="21"/>
+        </w:rPr>
+        <w:t>步骤 3 —— 用井筒流体运移模型（内部调用摩阻计算）从井口往下算到泵出口：以井口压力为边界、流量为 Q，积分得到泵出口压力 P_out；若有动液面或泵吸入口压力传感器，可直接读到泵入口压力 P_in，否则还需用环空液柱模型估算 P_in。泵压差 ΔP = P_out − P_in。</w:t>
+      </w:r>
+    </w:p>
+    <w:p>
+      <w:pPr>
+        <w:spacing w:after="120"/>
+        <w:ind w:firstLine="420"/>
+      </w:pPr>
+      <w:r>
+        <w:rPr>
+          <w:rFonts w:ascii="Calibri" w:hAnsi="Calibri" w:eastAsia="宋体"/>
+          <w:b w:val="0"/>
+          <w:sz w:val="21"/>
+        </w:rPr>
+        <w:t>步骤 4 —— 用螺杆泵运行特性模型：由转速算出理论排量 Q_th；由 ΔP、黏度、间隙算出滑脱量 Q_slip；得到泵实际排量 Q_pump = Q_th − Q_slip。</w:t>
+      </w:r>
+    </w:p>
+    <w:p>
+      <w:pPr>
+        <w:spacing w:after="120"/>
+        <w:ind w:firstLine="420"/>
+      </w:pPr>
+      <w:r>
+        <w:rPr>
+          <w:rFonts w:ascii="Calibri" w:hAnsi="Calibri" w:eastAsia="宋体"/>
+          <w:b w:val="0"/>
+          <w:sz w:val="21"/>
+        </w:rPr>
+        <w:t>步骤 5 —— 比较 Q_pump 与假设的 Q。若不一致，按差值修正假设流量，回到步骤 3；一致时，该 Q 即为当前产量。</w:t>
+      </w:r>
+    </w:p>
+    <w:p>
+      <w:pPr>
+        <w:spacing w:after="120"/>
+        <w:ind w:firstLine="420"/>
+      </w:pPr>
+      <w:r>
+        <w:rPr>
+          <w:rFonts w:ascii="Calibri" w:hAnsi="Calibri" w:eastAsia="宋体"/>
+          <w:b w:val="0"/>
+          <w:sz w:val="21"/>
+        </w:rPr>
+        <w:t>步骤 6 ——（可选）用流入动态（IPR）校核：泵吸入口压力对应的地层供液能力应与 Q 匹配；不匹配说明动液面假设或 IPR 参数需调整。</w:t>
+      </w:r>
+    </w:p>
+    <w:p>
+      <w:pPr>
+        <w:spacing w:after="120"/>
+        <w:ind w:firstLine="420"/>
+      </w:pPr>
+      <w:r>
+        <w:rPr>
+          <w:rFonts w:ascii="Calibri" w:hAnsi="Calibri" w:eastAsia="宋体"/>
+          <w:b w:val="0"/>
+          <w:sz w:val="21"/>
+        </w:rPr>
+        <w:t>上述迭代在商业软件（PIPESIM、Prosper）里自动完成；开源环境下可用flotech/marlim3 做步骤 3，自己实现步骤 4 的泵特性公式（见第三章）。</w:t>
+      </w:r>
+    </w:p>
+    <w:p>
+      <w:pPr>
+        <w:pStyle w:val="Heading2"/>
+      </w:pPr>
+      <w:r>
+        <w:rPr>
+          <w:rFonts w:ascii="Calibri" w:hAnsi="Calibri" w:eastAsia="黑体"/>
+          <w:b/>
+          <w:color w:val="1F4E79"/>
+          <w:sz w:val="26"/>
+        </w:rPr>
+        <w:t>2.4 机理计产的优缺点，以及为何还要神经网络</w:t>
+      </w:r>
+    </w:p>
+    <w:p>
+      <w:pPr>
+        <w:spacing w:after="120"/>
+        <w:ind w:firstLine="420"/>
+      </w:pPr>
+      <w:r>
+        <w:rPr>
+          <w:rFonts w:ascii="Calibri" w:hAnsi="Calibri" w:eastAsia="宋体"/>
+          <w:b w:val="0"/>
+          <w:sz w:val="21"/>
+        </w:rPr>
+        <w:t>优点：物理可解释、不依赖大量历史数据、参数变化（换泵、调转速）后仍可用。缺点：①泵滑脱模型对定子磨损、温度引起的间隙变化敏感，需定期用试井标定；②井筒多相流关联式在复杂流型下误差大；③流体物性（尤其黏度）测不准会系统性偏置产量。神经网络计产的价值，正是用现场试井数据“吃掉”这些机理模型难以精确刻画的部分——既可以完全数据驱动，也可以做成“机理算理论排量、网络学滑脱量”的混合结构（见第四章）。</w:t>
+      </w:r>
+    </w:p>
+    <w:p>
+      <w:pPr>
+        <w:pStyle w:val="Heading1"/>
+      </w:pPr>
+      <w:r>
+        <w:rPr>
+          <w:rFonts w:ascii="Calibri" w:hAnsi="Calibri" w:eastAsia="黑体"/>
+          <w:b/>
+          <w:color w:val="1F4E79"/>
+          <w:sz w:val="32"/>
+        </w:rPr>
+        <w:t>三、三个辅助模型：开源实现与论文</w:t>
+      </w:r>
+    </w:p>
+    <w:p>
+      <w:pPr>
+        <w:spacing w:after="160"/>
+      </w:pPr>
+      <w:r>
+        <w:rPr>
+          <w:rFonts w:ascii="Calibri" w:hAnsi="Calibri" w:eastAsia="黑体"/>
+          <w:b/>
+          <w:color w:val="1F4E79"/>
+          <w:sz w:val="21"/>
+        </w:rPr>
+        <w:t>【本章概述】</w:t>
+      </w:r>
+      <w:r>
+        <w:rPr>
+          <w:rFonts w:ascii="Calibri" w:hAnsi="Calibri" w:eastAsia="宋体"/>
+          <w:sz w:val="21"/>
+        </w:rPr>
+        <w:t>本章展开三个辅助模型本身：每个模型的物理含义、开源库/代码、关键论文。它们是第二章流程中步骤 3、步骤 4 的具体工具。选型时：井筒段优先用现成开源库；泵特性段目前没有开源代码，需按论文公式自行实现。</w:t>
+      </w:r>
+    </w:p>
+    <w:p>
+      <w:pPr>
+        <w:pStyle w:val="Heading2"/>
+      </w:pPr>
+      <w:r>
+        <w:rPr>
+          <w:rFonts w:ascii="Calibri" w:hAnsi="Calibri" w:eastAsia="黑体"/>
+          <w:b/>
+          <w:color w:val="1F4E79"/>
+          <w:sz w:val="26"/>
+        </w:rPr>
+        <w:t>3.1 井筒流体运移模型</w:t>
+      </w:r>
+    </w:p>
+    <w:p>
+      <w:pPr>
+        <w:spacing w:after="120"/>
+        <w:ind w:firstLine="420"/>
+      </w:pPr>
+      <w:r>
+        <w:rPr>
+          <w:rFonts w:ascii="Calibri" w:hAnsi="Calibri" w:eastAsia="宋体"/>
+          <w:b w:val="0"/>
+          <w:sz w:val="21"/>
+        </w:rPr>
+        <w:t>物理含义：描述气–油–水在油管内如何流动——持液率（液体占截面多少）、相间滑脱、流型（泡状/段塞/环状等）、以及瞬态工况下的液塞运移与压力波。稳态下给出沿程压力剖面；瞬态下还能模拟启停井、段塞等动态过程。在螺杆泵井计产中，它的主要用途是：从井口压力推算泵出口压力（或反过来），从而得到泵压差。</w:t>
+      </w:r>
+    </w:p>
+    <w:p>
+      <w:pPr>
+        <w:spacing w:after="120"/>
+        <w:ind w:firstLine="420"/>
+      </w:pPr>
+      <w:r>
+        <w:rPr>
+          <w:rFonts w:ascii="Calibri" w:hAnsi="Calibri" w:eastAsia="宋体"/>
+          <w:b/>
+          <w:sz w:val="21"/>
+        </w:rPr>
+        <w:t>开源实现：</w:t>
+      </w:r>
+    </w:p>
+    <w:tbl>
+      <w:tblPr>
+        <w:tblStyle w:val="LightGrid-Accent1"/>
+        <w:tblW w:type="auto" w:w="0"/>
+        <w:jc w:val="center"/>
+        <w:tblLook w:firstColumn="1" w:firstRow="1" w:lastColumn="0" w:lastRow="0" w:noHBand="0" w:noVBand="1" w:val="04A0"/>
+      </w:tblPr>
+      <w:tblGrid>
+        <w:gridCol w:w="2161"/>
+        <w:gridCol w:w="2161"/>
+        <w:gridCol w:w="2161"/>
+        <w:gridCol w:w="2161"/>
       </w:tblGrid>
       <w:tr>
         <w:tc>
@@ -390,7 +1046,7 @@
         </w:tc>
         <w:tc>
           <w:tcPr>
-            <w:tcW w:type="dxa" w:w="2381"/>
+            <w:tcW w:type="dxa" w:w="2494"/>
           </w:tcPr>
           <w:p>
             <w:r/>
@@ -406,7 +1062,7 @@
         </w:tc>
         <w:tc>
           <w:tcPr>
-            <w:tcW w:type="dxa" w:w="1247"/>
+            <w:tcW w:type="dxa" w:w="3061"/>
           </w:tcPr>
           <w:p>
             <w:r/>
@@ -416,13 +1072,13 @@
                 <w:b/>
                 <w:sz w:val="21"/>
               </w:rPr>
-              <w:t>方法</w:t>
+              <w:t>能力</w:t>
             </w:r>
           </w:p>
         </w:tc>
         <w:tc>
           <w:tcPr>
-            <w:tcW w:type="dxa" w:w="1247"/>
+            <w:tcW w:type="dxa" w:w="1928"/>
           </w:tcPr>
           <w:p>
             <w:r/>
@@ -432,23 +1088,7 @@
                 <w:b/>
                 <w:sz w:val="21"/>
               </w:rPr>
-              <w:t>针对问题</w:t>
-            </w:r>
-          </w:p>
-        </w:tc>
-        <w:tc>
-          <w:tcPr>
-            <w:tcW w:type="dxa" w:w="2608"/>
-          </w:tcPr>
-          <w:p>
-            <w:r/>
-            <w:r>
-              <w:rPr>
-                <w:rFonts w:ascii="Calibri" w:hAnsi="Calibri" w:eastAsia="黑体"/>
-                <w:b/>
-                <w:sz w:val="21"/>
-              </w:rPr>
-              <w:t>说明</w:t>
+              <w:t>适用场景</w:t>
             </w:r>
           </w:p>
         </w:tc>
@@ -465,13 +1105,13 @@
                 <w:rFonts w:ascii="Calibri" w:hAnsi="Calibri" w:eastAsia="宋体"/>
                 <w:sz w:val="20"/>
               </w:rPr>
-              <w:t>VFM (Andrianov)</w:t>
+              <w:t>marlim3</w:t>
             </w:r>
           </w:p>
         </w:tc>
         <w:tc>
           <w:tcPr>
-            <w:tcW w:type="dxa" w:w="2381"/>
+            <w:tcW w:type="dxa" w:w="2494"/>
           </w:tcPr>
           <w:p>
             <w:r/>
@@ -480,13 +1120,15 @@
                 <w:rFonts w:ascii="Calibri" w:hAnsi="Calibri" w:eastAsia="宋体"/>
                 <w:sz w:val="20"/>
               </w:rPr>
-              <w:t>github.com/nikolai-andrianov/VFM</w:t>
+              <w:t>github.com/petrobras/marlim3</w:t>
+              <w:br/>
+              <w:t>pip install marlim3</w:t>
             </w:r>
           </w:p>
         </w:tc>
         <w:tc>
           <w:tcPr>
-            <w:tcW w:type="dxa" w:w="1247"/>
+            <w:tcW w:type="dxa" w:w="3061"/>
           </w:tcPr>
           <w:p>
             <w:r/>
@@ -495,13 +1137,13 @@
                 <w:rFonts w:ascii="Calibri" w:hAnsi="Calibri" w:eastAsia="宋体"/>
                 <w:sz w:val="20"/>
               </w:rPr>
-              <w:t>神经网络</w:t>
+              <w:t>Petrobras 开源的 1D 瞬态多相流模拟器；支持生产井/注入井/管网、气举、组分流体、热传导耦合；有 Python 包与独立可执行文件</w:t>
             </w:r>
           </w:p>
         </w:tc>
         <w:tc>
           <w:tcPr>
-            <w:tcW w:type="dxa" w:w="1247"/>
+            <w:tcW w:type="dxa" w:w="1928"/>
           </w:tcPr>
           <w:p>
             <w:r/>
@@ -510,22 +1152,7 @@
                 <w:rFonts w:ascii="Calibri" w:hAnsi="Calibri" w:eastAsia="宋体"/>
                 <w:sz w:val="20"/>
               </w:rPr>
-              <w:t>计产（VFM）</w:t>
-            </w:r>
-          </w:p>
-        </w:tc>
-        <w:tc>
-          <w:tcPr>
-            <w:tcW w:type="dxa" w:w="2608"/>
-          </w:tcPr>
-          <w:p>
-            <w:r/>
-            <w:r>
-              <w:rPr>
-                <w:rFonts w:ascii="Calibri" w:hAnsi="Calibri" w:eastAsia="宋体"/>
-                <w:sz w:val="20"/>
-              </w:rPr>
-              <w:t>IFAC 论文官方代码+数据集，用 OLGA 仿真井数据训练神经网络估产，本领域被引最多的开源实现（20 星）</w:t>
+              <w:t>需要瞬态、段塞或较完整工艺模拟时首选</w:t>
             </w:r>
           </w:p>
         </w:tc>
@@ -542,13 +1169,13 @@
                 <w:rFonts w:ascii="Calibri" w:hAnsi="Calibri" w:eastAsia="宋体"/>
                 <w:sz w:val="20"/>
               </w:rPr>
-              <w:t>HVFM / BiVFM-Fleet</w:t>
+              <w:t>ManyWells</w:t>
             </w:r>
           </w:p>
         </w:tc>
         <w:tc>
           <w:tcPr>
-            <w:tcW w:type="dxa" w:w="2381"/>
+            <w:tcW w:type="dxa" w:w="2494"/>
           </w:tcPr>
           <w:p>
             <w:r/>
@@ -557,15 +1184,13 @@
                 <w:rFonts w:ascii="Calibri" w:hAnsi="Calibri" w:eastAsia="宋体"/>
                 <w:sz w:val="20"/>
               </w:rPr>
-              <w:t>github.com/mmmahhhhe/HVFM</w:t>
-              <w:br/>
-              <w:t>pip install HVFM</w:t>
+              <w:t>github.com/solution-seeker-as/manywells</w:t>
             </w:r>
           </w:p>
         </w:tc>
         <w:tc>
           <w:tcPr>
-            <w:tcW w:type="dxa" w:w="1247"/>
+            <w:tcW w:type="dxa" w:w="3061"/>
           </w:tcPr>
           <w:p>
             <w:r/>
@@ -574,13 +1199,13 @@
                 <w:rFonts w:ascii="Calibri" w:hAnsi="Calibri" w:eastAsia="宋体"/>
                 <w:sz w:val="20"/>
               </w:rPr>
-              <w:t>TCN（MPFNet）</w:t>
+              <w:t>纯 Python 稳态漂移流（drift-flux）井筒模拟器；油水作为混合液相；含流入模型与油嘴模型边界；代码清晰，附 100 万点基准数据</w:t>
             </w:r>
           </w:p>
         </w:tc>
         <w:tc>
           <w:tcPr>
-            <w:tcW w:type="dxa" w:w="1247"/>
+            <w:tcW w:type="dxa" w:w="1928"/>
           </w:tcPr>
           <w:p>
             <w:r/>
@@ -589,22 +1214,7 @@
                 <w:rFonts w:ascii="Calibri" w:hAnsi="Calibri" w:eastAsia="宋体"/>
                 <w:sz w:val="20"/>
               </w:rPr>
-              <w:t>计产（VFM）</w:t>
-            </w:r>
-          </w:p>
-        </w:tc>
-        <w:tc>
-          <w:tcPr>
-            <w:tcW w:type="dxa" w:w="2608"/>
-          </w:tcPr>
-          <w:p>
-            <w:r/>
-            <w:r>
-              <w:rPr>
-                <w:rFonts w:ascii="Calibri" w:hAnsi="Calibri" w:eastAsia="宋体"/>
-                <w:sz w:val="20"/>
-              </w:rPr>
-              <w:t>机理+数据双驱动分布式虚拟计量框架，单井评估 MAPE 0.15%，随包发布瞬态多相流数据集；机理部分依赖 OLGA，可替换</w:t>
+              <w:t>稳态计产、批量生成训练数据、学习算法</w:t>
             </w:r>
           </w:p>
         </w:tc>
@@ -621,13 +1231,13 @@
                 <w:rFonts w:ascii="Calibri" w:hAnsi="Calibri" w:eastAsia="宋体"/>
                 <w:sz w:val="20"/>
               </w:rPr>
-              <w:t>ManyWells ML 示例</w:t>
+              <w:t>NeqSim TransientPipe</w:t>
             </w:r>
           </w:p>
         </w:tc>
         <w:tc>
           <w:tcPr>
-            <w:tcW w:type="dxa" w:w="2381"/>
+            <w:tcW w:type="dxa" w:w="2494"/>
           </w:tcPr>
           <w:p>
             <w:r/>
@@ -636,13 +1246,13 @@
                 <w:rFonts w:ascii="Calibri" w:hAnsi="Calibri" w:eastAsia="宋体"/>
                 <w:sz w:val="20"/>
               </w:rPr>
-              <w:t>github.com/solution-seeker-as/manywells</w:t>
+              <w:t>github.com/equinor/neqsim</w:t>
             </w:r>
           </w:p>
         </w:tc>
         <w:tc>
           <w:tcPr>
-            <w:tcW w:type="dxa" w:w="1247"/>
+            <w:tcW w:type="dxa" w:w="3061"/>
           </w:tcPr>
           <w:p>
             <w:r/>
@@ -651,13 +1261,13 @@
                 <w:rFonts w:ascii="Calibri" w:hAnsi="Calibri" w:eastAsia="宋体"/>
                 <w:sz w:val="20"/>
               </w:rPr>
-              <w:t>多种NN基准</w:t>
+              <w:t>1D 瞬态气液两/三相；Zuber-Findlay 漂移流 + Taitel-Dukler/Barnea 流型判别；地形段塞、拉格朗日段塞追踪；与 SRK/PR 状态方程闪蒸耦合</w:t>
             </w:r>
           </w:p>
         </w:tc>
         <w:tc>
           <w:tcPr>
-            <w:tcW w:type="dxa" w:w="1247"/>
+            <w:tcW w:type="dxa" w:w="1928"/>
           </w:tcPr>
           <w:p>
             <w:r/>
@@ -666,22 +1276,7 @@
                 <w:rFonts w:ascii="Calibri" w:hAnsi="Calibri" w:eastAsia="宋体"/>
                 <w:sz w:val="20"/>
               </w:rPr>
-              <w:t>计产（VFM）</w:t>
-            </w:r>
-          </w:p>
-        </w:tc>
-        <w:tc>
-          <w:tcPr>
-            <w:tcW w:type="dxa" w:w="2608"/>
-          </w:tcPr>
-          <w:p>
-            <w:r/>
-            <w:r>
-              <w:rPr>
-                <w:rFonts w:ascii="Calibri" w:hAnsi="Calibri" w:eastAsia="宋体"/>
-                <w:sz w:val="20"/>
-              </w:rPr>
-              <w:t>NTNU 官方神经网络 VFM 基准示例（scripts/ml_examples），配套 100 万点、2000 口井仿真数据集（HuggingFace 下载）</w:t>
+              <w:t>需要与热力学闪蒸紧耦合的瞬态分析</w:t>
             </w:r>
           </w:p>
         </w:tc>
@@ -698,13 +1293,13 @@
                 <w:rFonts w:ascii="Calibri" w:hAnsi="Calibri" w:eastAsia="宋体"/>
                 <w:sz w:val="20"/>
               </w:rPr>
-              <w:t>LSTM-for-Production</w:t>
+              <w:t>co2-wellbore</w:t>
             </w:r>
           </w:p>
         </w:tc>
         <w:tc>
           <w:tcPr>
-            <w:tcW w:type="dxa" w:w="2381"/>
+            <w:tcW w:type="dxa" w:w="2494"/>
           </w:tcPr>
           <w:p>
             <w:r/>
@@ -713,13 +1308,13 @@
                 <w:rFonts w:ascii="Calibri" w:hAnsi="Calibri" w:eastAsia="宋体"/>
                 <w:sz w:val="20"/>
               </w:rPr>
-              <w:t>github.com/saifkhanengr/LSTM-for-Production</w:t>
+              <w:t>github.com/TeaAndFlow/co2-wellbore</w:t>
             </w:r>
           </w:p>
         </w:tc>
         <w:tc>
           <w:tcPr>
-            <w:tcW w:type="dxa" w:w="1247"/>
+            <w:tcW w:type="dxa" w:w="3061"/>
           </w:tcPr>
           <w:p>
             <w:r/>
@@ -728,13 +1323,13 @@
                 <w:rFonts w:ascii="Calibri" w:hAnsi="Calibri" w:eastAsia="宋体"/>
                 <w:sz w:val="20"/>
               </w:rPr>
-              <w:t>多变量 LSTM</w:t>
+              <w:t>CO₂ 注入井压力/温度剖面（CoolProp + 简化漂移流）</w:t>
             </w:r>
           </w:p>
         </w:tc>
         <w:tc>
           <w:tcPr>
-            <w:tcW w:type="dxa" w:w="1247"/>
+            <w:tcW w:type="dxa" w:w="1928"/>
           </w:tcPr>
           <w:p>
             <w:r/>
@@ -743,22 +1338,7 @@
                 <w:rFonts w:ascii="Calibri" w:hAnsi="Calibri" w:eastAsia="宋体"/>
                 <w:sz w:val="20"/>
               </w:rPr>
-              <w:t>计产为主</w:t>
-            </w:r>
-          </w:p>
-        </w:tc>
-        <w:tc>
-          <w:tcPr>
-            <w:tcW w:type="dxa" w:w="2608"/>
-          </w:tcPr>
-          <w:p>
-            <w:r/>
-            <w:r>
-              <w:rPr>
-                <w:rFonts w:ascii="Calibri" w:hAnsi="Calibri" w:eastAsia="宋体"/>
-                <w:sz w:val="20"/>
-              </w:rPr>
-              <w:t>基于 Volve 真实数据：井下压温、油管压差、环空压力、油嘴开度、井口压温 → 油气水三相产量，全流程 Notebook，最易上手</w:t>
+              <w:t>CCUS 场景；采油井可参考其结构</w:t>
             </w:r>
           </w:p>
         </w:tc>
@@ -767,37 +1347,44 @@
     <w:p/>
     <w:p>
       <w:pPr>
-        <w:pStyle w:val="Heading1"/>
+        <w:pStyle w:val="Heading2"/>
       </w:pPr>
       <w:r>
         <w:rPr>
           <w:rFonts w:ascii="Calibri" w:hAnsi="Calibri" w:eastAsia="黑体"/>
           <w:b/>
           <w:color w:val="1F4E79"/>
-          <w:sz w:val="32"/>
+          <w:sz w:val="26"/>
         </w:rPr>
-        <w:t>三、专门的虚拟计量（VFM）神经网络实现</w:t>
+        <w:t>3.2 井筒流体摩阻计算模型</w:t>
       </w:r>
     </w:p>
     <w:p>
       <w:pPr>
-        <w:spacing w:after="160"/>
+        <w:spacing w:after="120"/>
+        <w:ind w:firstLine="420"/>
       </w:pPr>
       <w:r>
         <w:rPr>
-          <w:rFonts w:ascii="Calibri" w:hAnsi="Calibri" w:eastAsia="黑体"/>
-          <w:b/>
-          <w:color w:val="1F4E79"/>
+          <w:rFonts w:ascii="Calibri" w:hAnsi="Calibri" w:eastAsia="宋体"/>
+          <w:b w:val="0"/>
           <w:sz w:val="21"/>
         </w:rPr>
-        <w:t>【本章概述】</w:t>
+        <w:t>物理含义：井筒总压降 = 重力压降 + 摩阻压降 + 加速度压降。摩阻模型专门计算其中的摩阻项，核心是摩阻系数关联式（单相：Darcy–Weisbach + Churchill/Colebrook；多相：按流型选用 Beggs &amp; Brill、Hagedorn–Brown、Duns &amp; Ros、Ansari 等）。它通常不单独对外使用，而是作为运移模型内部的一个模块被调用；但在工程上常单独拿出来做 VLP（垂直举升性能）曲线。</w:t>
       </w:r>
+    </w:p>
+    <w:p>
+      <w:pPr>
+        <w:spacing w:after="120"/>
+        <w:ind w:firstLine="420"/>
+      </w:pPr>
       <w:r>
         <w:rPr>
           <w:rFonts w:ascii="Calibri" w:hAnsi="Calibri" w:eastAsia="宋体"/>
+          <w:b/>
           <w:sz w:val="21"/>
         </w:rPr>
-        <w:t>本章针对“实时计产”问题：模型输入当前时刻的传感器工况参数（压力、温度、油嘴开度等），输出当前时刻的多相流量，目标是替代昂贵的多相流量计（MPFM）或作为试井之间的连续计量手段。这类项目的共同特点是把自己定位为“虚拟流量计”，关注实时性、物理一致性和对工况变化的泛化能力；部分项目采用物理信息神经网络（PINN）或“机理模型+神经网络修正”的混合路线来提升可信度。</w:t>
+        <w:t>开源实现：</w:t>
       </w:r>
     </w:p>
     <w:tbl>
@@ -815,7 +1402,7 @@
       <w:tr>
         <w:tc>
           <w:tcPr>
-            <w:tcW w:type="dxa" w:w="2268"/>
+            <w:tcW w:type="dxa" w:w="1587"/>
           </w:tcPr>
           <w:p>
             <w:r/>
@@ -847,7 +1434,7 @@
         </w:tc>
         <w:tc>
           <w:tcPr>
-            <w:tcW w:type="dxa" w:w="3742"/>
+            <w:tcW w:type="dxa" w:w="4422"/>
           </w:tcPr>
           <w:p>
             <w:r/>
@@ -857,7 +1444,7 @@
                 <w:b/>
                 <w:sz w:val="21"/>
               </w:rPr>
-              <w:t>说明</w:t>
+              <w:t>能力</w:t>
             </w:r>
           </w:p>
         </w:tc>
@@ -865,7 +1452,7 @@
       <w:tr>
         <w:tc>
           <w:tcPr>
-            <w:tcW w:type="dxa" w:w="2268"/>
+            <w:tcW w:type="dxa" w:w="1587"/>
           </w:tcPr>
           <w:p>
             <w:r/>
@@ -874,7 +1461,7 @@
                 <w:rFonts w:ascii="Calibri" w:hAnsi="Calibri" w:eastAsia="宋体"/>
                 <w:sz w:val="20"/>
               </w:rPr>
-              <w:t>pi-vfm</w:t>
+              <w:t>flotech</w:t>
             </w:r>
           </w:p>
         </w:tc>
@@ -889,13 +1476,15 @@
                 <w:rFonts w:ascii="Calibri" w:hAnsi="Calibri" w:eastAsia="宋体"/>
                 <w:sz w:val="20"/>
               </w:rPr>
-              <w:t>github.com/CryptoGuy1/pi-vfm</w:t>
+              <w:t>github.com/Nashat90/flotech</w:t>
+              <w:br/>
+              <w:t>pip install flotech</w:t>
             </w:r>
           </w:p>
         </w:tc>
         <w:tc>
           <w:tcPr>
-            <w:tcW w:type="dxa" w:w="3742"/>
+            <w:tcW w:type="dxa" w:w="4422"/>
           </w:tcPr>
           <w:p>
             <w:r/>
@@ -904,7 +1493,7 @@
                 <w:rFonts w:ascii="Calibri" w:hAnsi="Calibri" w:eastAsia="宋体"/>
                 <w:sz w:val="20"/>
               </w:rPr>
-              <w:t>物理信息神经网络（PINN）虚拟计量，仅用常规压力/温度传感器估算多相流量，专门处理含水率超出训练分布的泛化问题</w:t>
+              <w:t>专门的多相流压降关联式库：Beggs &amp; Brill、Duns &amp; Ros、Ansari、Mukherjee &amp; Brill、Gray、Fancher &amp; Brown、Aziz &amp; Govier 等；含 PVT 物性与 Vogel IPR；可直接算井筒沿程压力剖面并对比不同关联式</w:t>
             </w:r>
           </w:p>
         </w:tc>
@@ -912,7 +1501,7 @@
       <w:tr>
         <w:tc>
           <w:tcPr>
-            <w:tcW w:type="dxa" w:w="2268"/>
+            <w:tcW w:type="dxa" w:w="1587"/>
           </w:tcPr>
           <w:p>
             <w:r/>
@@ -921,7 +1510,7 @@
                 <w:rFonts w:ascii="Calibri" w:hAnsi="Calibri" w:eastAsia="宋体"/>
                 <w:sz w:val="20"/>
               </w:rPr>
-              <w:t>virtual_flow_forecasting</w:t>
+              <w:t>pyResToolbox</w:t>
             </w:r>
           </w:p>
         </w:tc>
@@ -936,13 +1525,13 @@
                 <w:rFonts w:ascii="Calibri" w:hAnsi="Calibri" w:eastAsia="宋体"/>
                 <w:sz w:val="20"/>
               </w:rPr>
-              <w:t>github.com/sidnei-almeida/virtual_flow_forecasting</w:t>
+              <w:t>github.com/mwburgoyne/pyResToolbox</w:t>
             </w:r>
           </w:p>
         </w:tc>
         <w:tc>
           <w:tcPr>
-            <w:tcW w:type="dxa" w:w="3742"/>
+            <w:tcW w:type="dxa" w:w="4422"/>
           </w:tcPr>
           <w:p>
             <w:r/>
@@ -951,7 +1540,7 @@
                 <w:rFonts w:ascii="Calibri" w:hAnsi="Calibri" w:eastAsia="宋体"/>
                 <w:sz w:val="20"/>
               </w:rPr>
-              <w:t>LSTM 虚拟计量，从压力传感器数据预测管道流量（葡萄牙语注释）</w:t>
+              <w:t>4 种 VLP（Hagedorn–Brown、Beggs &amp; Brill、Gray、Woldesemayat–Ghajar）+ IPR +节点分析；支持斜井/水平井多段；可生成 Eclipse VFPPROD 举升曲线表；有 Rust 加速</w:t>
             </w:r>
           </w:p>
         </w:tc>
@@ -959,7 +1548,7 @@
       <w:tr>
         <w:tc>
           <w:tcPr>
-            <w:tcW w:type="dxa" w:w="2268"/>
+            <w:tcW w:type="dxa" w:w="1587"/>
           </w:tcPr>
           <w:p>
             <w:r/>
@@ -968,7 +1557,7 @@
                 <w:rFonts w:ascii="Calibri" w:hAnsi="Calibri" w:eastAsia="宋体"/>
                 <w:sz w:val="20"/>
               </w:rPr>
-              <w:t>Hybrid_VFM_Slugging</w:t>
+              <w:t>petropt</w:t>
             </w:r>
           </w:p>
         </w:tc>
@@ -983,13 +1572,13 @@
                 <w:rFonts w:ascii="Calibri" w:hAnsi="Calibri" w:eastAsia="宋体"/>
                 <w:sz w:val="20"/>
               </w:rPr>
-              <w:t>github.com/caioazevedo-mdm/Hybrid_VFM_Slugging</w:t>
+              <w:t>github.com/petropt/petropt（MIT）</w:t>
             </w:r>
           </w:p>
         </w:tc>
         <w:tc>
           <w:tcPr>
-            <w:tcW w:type="dxa" w:w="3742"/>
+            <w:tcW w:type="dxa" w:w="4422"/>
           </w:tcPr>
           <w:p>
             <w:r/>
@@ -998,7 +1587,7 @@
                 <w:rFonts w:ascii="Calibri" w:hAnsi="Calibri" w:eastAsia="宋体"/>
                 <w:sz w:val="20"/>
               </w:rPr>
-              <w:t>扩散模型（DDPM）生成段塞流合成数据 + PINN 训练鲁棒 VFM，基于 Petrobras 3W 数据集，MIT 协议</w:t>
+              <w:t>石油工程综合库：Beggs–Brill 全流型任意井斜压力梯度、Darcy–Weisbach + Churchill 摩阻系数、PVT、IPR、递减曲线等</w:t>
             </w:r>
           </w:p>
         </w:tc>
@@ -1006,7 +1595,7 @@
       <w:tr>
         <w:tc>
           <w:tcPr>
-            <w:tcW w:type="dxa" w:w="2268"/>
+            <w:tcW w:type="dxa" w:w="1587"/>
           </w:tcPr>
           <w:p>
             <w:r/>
@@ -1015,7 +1604,7 @@
                 <w:rFonts w:ascii="Calibri" w:hAnsi="Calibri" w:eastAsia="宋体"/>
                 <w:sz w:val="20"/>
               </w:rPr>
-              <w:t>VolveDigitalTwin</w:t>
+              <w:t>fluids</w:t>
             </w:r>
           </w:p>
         </w:tc>
@@ -1030,13 +1619,13 @@
                 <w:rFonts w:ascii="Calibri" w:hAnsi="Calibri" w:eastAsia="宋体"/>
                 <w:sz w:val="20"/>
               </w:rPr>
-              <w:t>github.com/MillyDzukou/VolveDigitalTwin</w:t>
+              <w:t>github.com/CalebBell/fluids</w:t>
             </w:r>
           </w:p>
         </w:tc>
         <w:tc>
           <w:tcPr>
-            <w:tcW w:type="dxa" w:w="3742"/>
+            <w:tcW w:type="dxa" w:w="4422"/>
           </w:tcPr>
           <w:p>
             <w:r/>
@@ -1045,7 +1634,144 @@
                 <w:rFonts w:ascii="Calibri" w:hAnsi="Calibri" w:eastAsia="宋体"/>
                 <w:sz w:val="20"/>
               </w:rPr>
-              <w:t>Volve 油田数字孪生全栈平台（React/Django + ML 管线做 VFM），适合参考工程化落地方式</w:t>
+              <w:t>通用流体力学库：几十种单相摩阻系数关联式 + 两相压降计算，工程底层常用</w:t>
+            </w:r>
+          </w:p>
+        </w:tc>
+      </w:tr>
+    </w:tbl>
+    <w:p/>
+    <w:p>
+      <w:pPr>
+        <w:spacing w:after="120"/>
+        <w:ind w:firstLine="420"/>
+      </w:pPr>
+      <w:r>
+        <w:rPr>
+          <w:rFonts w:ascii="Calibri" w:hAnsi="Calibri" w:eastAsia="宋体"/>
+          <w:b w:val="0"/>
+          <w:sz w:val="21"/>
+        </w:rPr>
+        <w:t>在螺杆泵井计产中的用法：步骤 3 从井口往下积分时，每个微元段的摩阻压降由上述库中的关联式计算；稠油/高含水井建议对比 Beggs &amp; Brill 与 Hagedorn–Brown两种结果，选与试井压降匹配更好的一种。</w:t>
+      </w:r>
+    </w:p>
+    <w:p>
+      <w:pPr>
+        <w:pStyle w:val="Heading2"/>
+      </w:pPr>
+      <w:r>
+        <w:rPr>
+          <w:rFonts w:ascii="Calibri" w:hAnsi="Calibri" w:eastAsia="黑体"/>
+          <w:b/>
+          <w:color w:val="1F4E79"/>
+          <w:sz w:val="26"/>
+        </w:rPr>
+        <w:t>3.3 螺杆泵运行特性模型</w:t>
+      </w:r>
+    </w:p>
+    <w:p>
+      <w:pPr>
+        <w:spacing w:after="120"/>
+        <w:ind w:firstLine="420"/>
+      </w:pPr>
+      <w:r>
+        <w:rPr>
+          <w:rFonts w:ascii="Calibri" w:hAnsi="Calibri" w:eastAsia="宋体"/>
+          <w:b w:val="0"/>
+          <w:sz w:val="21"/>
+        </w:rPr>
+        <w:t>物理含义：螺杆泵是容积泵。理论排量由几何与转速唯一确定：Q_th = C × n（C 由转子直径、偏心距、导程决定）。实际排量 = 理论排量 − 滑脱量。滑脱是高压腔向低压腔的内部回流，发生在定转子密封线上，主要受泵压差、间隙（或过盈）、流体黏度、定子橡胶变形影响。特性模型的任务就是在给定转速与泵压差时，算出实际排量和轴功率/扭矩。</w:t>
+      </w:r>
+    </w:p>
+    <w:p>
+      <w:pPr>
+        <w:spacing w:after="120"/>
+        <w:ind w:firstLine="420"/>
+      </w:pPr>
+      <w:r>
+        <w:rPr>
+          <w:rFonts w:ascii="Calibri" w:hAnsi="Calibri" w:eastAsia="宋体"/>
+          <w:b/>
+          <w:sz w:val="21"/>
+        </w:rPr>
+        <w:t>开源现状：目前没有现成的开源螺杆泵特性代码库，工业实现都在商业举升软件（PIPESIM PCP 模块、Prosper 等）内部。公开资源是论文中的解析模型，公式完整，可自行用几百行 Python 实现。</w:t>
+      </w:r>
+    </w:p>
+    <w:tbl>
+      <w:tblPr>
+        <w:tblStyle w:val="LightGrid-Accent1"/>
+        <w:tblW w:type="auto" w:w="0"/>
+        <w:jc w:val="center"/>
+        <w:tblLook w:firstColumn="1" w:firstRow="1" w:lastColumn="0" w:lastRow="0" w:noHBand="0" w:noVBand="1" w:val="04A0"/>
+      </w:tblPr>
+      <w:tblGrid>
+        <w:gridCol w:w="2161"/>
+        <w:gridCol w:w="2161"/>
+        <w:gridCol w:w="2161"/>
+        <w:gridCol w:w="2161"/>
+      </w:tblGrid>
+      <w:tr>
+        <w:tc>
+          <w:tcPr>
+            <w:tcW w:type="dxa" w:w="3175"/>
+          </w:tcPr>
+          <w:p>
+            <w:r/>
+            <w:r>
+              <w:rPr>
+                <w:rFonts w:ascii="Calibri" w:hAnsi="Calibri" w:eastAsia="黑体"/>
+                <w:b/>
+                <w:sz w:val="21"/>
+              </w:rPr>
+              <w:t>模型/论文</w:t>
+            </w:r>
+          </w:p>
+        </w:tc>
+        <w:tc>
+          <w:tcPr>
+            <w:tcW w:type="dxa" w:w="1020"/>
+          </w:tcPr>
+          <w:p>
+            <w:r/>
+            <w:r>
+              <w:rPr>
+                <w:rFonts w:ascii="Calibri" w:hAnsi="Calibri" w:eastAsia="黑体"/>
+                <w:b/>
+                <w:sz w:val="21"/>
+              </w:rPr>
+              <w:t>年份</w:t>
+            </w:r>
+          </w:p>
+        </w:tc>
+        <w:tc>
+          <w:tcPr>
+            <w:tcW w:type="dxa" w:w="3061"/>
+          </w:tcPr>
+          <w:p>
+            <w:r/>
+            <w:r>
+              <w:rPr>
+                <w:rFonts w:ascii="Calibri" w:hAnsi="Calibri" w:eastAsia="黑体"/>
+                <w:b/>
+                <w:sz w:val="21"/>
+              </w:rPr>
+              <w:t>要点</w:t>
+            </w:r>
+          </w:p>
+        </w:tc>
+        <w:tc>
+          <w:tcPr>
+            <w:tcW w:type="dxa" w:w="1814"/>
+          </w:tcPr>
+          <w:p>
+            <w:r/>
+            <w:r>
+              <w:rPr>
+                <w:rFonts w:ascii="Calibri" w:hAnsi="Calibri" w:eastAsia="黑体"/>
+                <w:b/>
+                <w:sz w:val="21"/>
+              </w:rPr>
+              <w:t>适用</w:t>
             </w:r>
           </w:p>
         </w:tc>
@@ -1053,7 +1779,7 @@
       <w:tr>
         <w:tc>
           <w:tcPr>
-            <w:tcW w:type="dxa" w:w="2268"/>
+            <w:tcW w:type="dxa" w:w="3175"/>
           </w:tcPr>
           <w:p>
             <w:r/>
@@ -1062,7 +1788,22 @@
                 <w:rFonts w:ascii="Calibri" w:hAnsi="Calibri" w:eastAsia="宋体"/>
                 <w:sz w:val="20"/>
               </w:rPr>
-              <w:t>Virtual-Flow-Metering</w:t>
+              <w:t>Gamboa et al. 逐腔室质量平衡模型；COBEM 2009 简化版给出完整公式与求解流程</w:t>
+            </w:r>
+          </w:p>
+        </w:tc>
+        <w:tc>
+          <w:tcPr>
+            <w:tcW w:type="dxa" w:w="1020"/>
+          </w:tcPr>
+          <w:p>
+            <w:r/>
+            <w:r>
+              <w:rPr>
+                <w:rFonts w:ascii="Calibri" w:hAnsi="Calibri" w:eastAsia="宋体"/>
+                <w:sz w:val="20"/>
+              </w:rPr>
+              <w:t>2003 / 2009</w:t>
             </w:r>
           </w:p>
         </w:tc>
@@ -1077,13 +1818,13 @@
                 <w:rFonts w:ascii="Calibri" w:hAnsi="Calibri" w:eastAsia="宋体"/>
                 <w:sz w:val="20"/>
               </w:rPr>
-              <w:t>github.com/mahyar-ahmadi/Virtual-Flow-Metering</w:t>
+              <w:t>把滑脱分解为横向密封线与纵向密封线两个分量；对每个腔室建质量平衡方程组，Gauss–Seidel 求解腔室压力后再累加总滑脱</w:t>
             </w:r>
           </w:p>
         </w:tc>
         <w:tc>
           <w:tcPr>
-            <w:tcW w:type="dxa" w:w="3742"/>
+            <w:tcW w:type="dxa" w:w="1814"/>
           </w:tcPr>
           <w:p>
             <w:r/>
@@ -1092,7 +1833,7 @@
                 <w:rFonts w:ascii="Calibri" w:hAnsi="Calibri" w:eastAsia="宋体"/>
                 <w:sz w:val="20"/>
               </w:rPr>
-              <w:t>个人小项目，代码量少，可作参考</w:t>
+              <w:t>通用单头/多头；实现难度中等，推荐作为自写代码的起点</w:t>
             </w:r>
           </w:p>
         </w:tc>
@@ -1100,7 +1841,7 @@
       <w:tr>
         <w:tc>
           <w:tcPr>
-            <w:tcW w:type="dxa" w:w="2268"/>
+            <w:tcW w:type="dxa" w:w="3175"/>
           </w:tcPr>
           <w:p>
             <w:r/>
@@ -1109,7 +1850,22 @@
                 <w:rFonts w:ascii="Calibri" w:hAnsi="Calibri" w:eastAsia="宋体"/>
                 <w:sz w:val="20"/>
               </w:rPr>
-              <w:t>vfm</w:t>
+              <w:t>金属定子 PCP 间隙配合滑脱解析模型（Math. Problems in Eng., DOI:10.1155/2018/3696930）</w:t>
+            </w:r>
+          </w:p>
+        </w:tc>
+        <w:tc>
+          <w:tcPr>
+            <w:tcW w:type="dxa" w:w="1020"/>
+          </w:tcPr>
+          <w:p>
+            <w:r/>
+            <w:r>
+              <w:rPr>
+                <w:rFonts w:ascii="Calibri" w:hAnsi="Calibri" w:eastAsia="宋体"/>
+                <w:sz w:val="20"/>
+              </w:rPr>
+              <w:t>2018</w:t>
             </w:r>
           </w:p>
         </w:tc>
@@ -1124,13 +1880,13 @@
                 <w:rFonts w:ascii="Calibri" w:hAnsi="Calibri" w:eastAsia="宋体"/>
                 <w:sz w:val="20"/>
               </w:rPr>
-              <w:t>github.com/pcperera/vfm</w:t>
+              <w:t>针对金属定子间隙配合；分别计算压差驱动滑脱与相对运动驱动滑脱；用国产实红石油装备泵做了实验验证</w:t>
             </w:r>
           </w:p>
         </w:tc>
         <w:tc>
           <w:tcPr>
-            <w:tcW w:type="dxa" w:w="3742"/>
+            <w:tcW w:type="dxa" w:w="1814"/>
           </w:tcPr>
           <w:p>
             <w:r/>
@@ -1139,7 +1895,7 @@
                 <w:rFonts w:ascii="Calibri" w:hAnsi="Calibri" w:eastAsia="宋体"/>
                 <w:sz w:val="20"/>
               </w:rPr>
-              <w:t>个人小项目</w:t>
+              <w:t>金属定子泵</w:t>
             </w:r>
           </w:p>
         </w:tc>
@@ -1147,7 +1903,7 @@
       <w:tr>
         <w:tc>
           <w:tcPr>
-            <w:tcW w:type="dxa" w:w="2268"/>
+            <w:tcW w:type="dxa" w:w="3175"/>
           </w:tcPr>
           <w:p>
             <w:r/>
@@ -1156,7 +1912,22 @@
                 <w:rFonts w:ascii="Calibri" w:hAnsi="Calibri" w:eastAsia="宋体"/>
                 <w:sz w:val="20"/>
               </w:rPr>
-              <w:t>Virtual-Flow-Meter</w:t>
+              <w:t>井下工况定子变形耦合模型（J. Pet. Sci. Eng., 2020）</w:t>
+            </w:r>
+          </w:p>
+        </w:tc>
+        <w:tc>
+          <w:tcPr>
+            <w:tcW w:type="dxa" w:w="1020"/>
+          </w:tcPr>
+          <w:p>
+            <w:r/>
+            <w:r>
+              <w:rPr>
+                <w:rFonts w:ascii="Calibri" w:hAnsi="Calibri" w:eastAsia="宋体"/>
+                <w:sz w:val="20"/>
+              </w:rPr>
+              <w:t>2020</w:t>
             </w:r>
           </w:p>
         </w:tc>
@@ -1171,13 +1942,13 @@
                 <w:rFonts w:ascii="Calibri" w:hAnsi="Calibri" w:eastAsia="宋体"/>
                 <w:sz w:val="20"/>
               </w:rPr>
-              <w:t>github.com/AhmadSidaoui/Virtual-Flow-Meter</w:t>
+              <w:t>Hooke 定律 + 复合圆筒理论算定子橡胶变形 → 动态间隙；耦合到表面工况特性曲线；适用多头螺杆泵</w:t>
             </w:r>
           </w:p>
         </w:tc>
         <w:tc>
           <w:tcPr>
-            <w:tcW w:type="dxa" w:w="3742"/>
+            <w:tcW w:type="dxa" w:w="1814"/>
           </w:tcPr>
           <w:p>
             <w:r/>
@@ -1186,107 +1957,27 @@
                 <w:rFonts w:ascii="Calibri" w:hAnsi="Calibri" w:eastAsia="宋体"/>
                 <w:sz w:val="20"/>
               </w:rPr>
-              <w:t>个人小项目</w:t>
-            </w:r>
-          </w:p>
-        </w:tc>
-      </w:tr>
-      <w:tr>
-        <w:tc>
-          <w:tcPr>
-            <w:tcW w:type="dxa" w:w="2268"/>
-          </w:tcPr>
-          <w:p>
-            <w:r/>
-            <w:r>
-              <w:rPr>
-                <w:rFonts w:ascii="Calibri" w:hAnsi="Calibri" w:eastAsia="宋体"/>
-                <w:sz w:val="20"/>
-              </w:rPr>
-              <w:t>Statistical-analysis-of-VFM</w:t>
-            </w:r>
-          </w:p>
-        </w:tc>
-        <w:tc>
-          <w:tcPr>
-            <w:tcW w:type="dxa" w:w="3061"/>
-          </w:tcPr>
-          <w:p>
-            <w:r/>
-            <w:r>
-              <w:rPr>
-                <w:rFonts w:ascii="Calibri" w:hAnsi="Calibri" w:eastAsia="宋体"/>
-                <w:sz w:val="20"/>
-              </w:rPr>
-              <w:t>github.com/NRT23/Statistical-analysis-of-Virtual-Flow-Meter</w:t>
-            </w:r>
-          </w:p>
-        </w:tc>
-        <w:tc>
-          <w:tcPr>
-            <w:tcW w:type="dxa" w:w="3742"/>
-          </w:tcPr>
-          <w:p>
-            <w:r/>
-            <w:r>
-              <w:rPr>
-                <w:rFonts w:ascii="Calibri" w:hAnsi="Calibri" w:eastAsia="宋体"/>
-                <w:sz w:val="20"/>
-              </w:rPr>
-              <w:t>VFM 统计分析 Notebook</w:t>
-            </w:r>
-          </w:p>
-        </w:tc>
-      </w:tr>
-      <w:tr>
-        <w:tc>
-          <w:tcPr>
-            <w:tcW w:type="dxa" w:w="2268"/>
-          </w:tcPr>
-          <w:p>
-            <w:r/>
-            <w:r>
-              <w:rPr>
-                <w:rFonts w:ascii="Calibri" w:hAnsi="Calibri" w:eastAsia="宋体"/>
-                <w:sz w:val="20"/>
-              </w:rPr>
-              <w:t>MPFM Calibration</w:t>
-            </w:r>
-          </w:p>
-        </w:tc>
-        <w:tc>
-          <w:tcPr>
-            <w:tcW w:type="dxa" w:w="3061"/>
-          </w:tcPr>
-          <w:p>
-            <w:r/>
-            <w:r>
-              <w:rPr>
-                <w:rFonts w:ascii="Calibri" w:hAnsi="Calibri" w:eastAsia="宋体"/>
-                <w:sz w:val="20"/>
-              </w:rPr>
-              <w:t>github.com/GustavoLacourt/MultiphaseFlowMeterCalibration</w:t>
-            </w:r>
-          </w:p>
-        </w:tc>
-        <w:tc>
-          <w:tcPr>
-            <w:tcW w:type="dxa" w:w="3742"/>
-          </w:tcPr>
-          <w:p>
-            <w:r/>
-            <w:r>
-              <w:rPr>
-                <w:rFonts w:ascii="Calibri" w:hAnsi="Calibri" w:eastAsia="宋体"/>
-                <w:sz w:val="20"/>
-              </w:rPr>
-              <w:t>非神经网络：用分离器测量数据标定多相流量计（MPFM）的方法，计产工作流配套</w:t>
+              <w:t>橡胶定子、需考虑井下温度/压力变形时</w:t>
             </w:r>
           </w:p>
         </w:tc>
       </w:tr>
     </w:tbl>
     <w:p/>
+    <w:p>
+      <w:pPr>
+        <w:spacing w:after="120"/>
+        <w:ind w:firstLine="420"/>
+      </w:pPr>
+      <w:r>
+        <w:rPr>
+          <w:rFonts w:ascii="Calibri" w:hAnsi="Calibri" w:eastAsia="宋体"/>
+          <w:b w:val="0"/>
+          <w:sz w:val="21"/>
+        </w:rPr>
+        <w:t>实现建议：先按 COBEM 2009 简化模型写出“转速、ΔP、黏度 → Q_pump”函数；用厂家特性曲线或本井试井点标定间隙等经验参数；橡胶定子井再按 2020 论文加变形修正。标定后的泵特性函数即可嵌入第二章的步骤 4。</w:t>
+      </w:r>
+    </w:p>
     <w:p>
       <w:pPr>
         <w:pStyle w:val="Heading1"/>
@@ -1298,7 +1989,7 @@
           <w:color w:val="1F4E79"/>
           <w:sz w:val="32"/>
         </w:rPr>
-        <w:t>四、基于工况参数的产量回归神经网络（Volve 等真实数据）</w:t>
+        <w:t>四、螺杆泵井的神经网络计产（虚拟计量）</w:t>
       </w:r>
     </w:p>
     <w:p>
@@ -1319,910 +2010,7 @@
           <w:rFonts w:ascii="Calibri" w:hAnsi="Calibri" w:eastAsia="宋体"/>
           <w:sz w:val="21"/>
         </w:rPr>
-        <w:t>本章同样针对“计产”问题，但项目定位偏学习/研究性质：用 Volve 等公开真实油田数据，建立“工况参数（井下/井口压温、油嘴开度等）→ 日产量”的回归模型。与第三章的区别在于：第三章的项目以“虚拟流量计产品”为目标（实时、多相、考虑物理约束），本章的项目以“建模流程演示”为目标（日粒度、重特征工程与模型对比）。想学习完整建模流程（数据清洗、特征选择、调参、验证）从本章入手最合适。</w:t>
-      </w:r>
-    </w:p>
-    <w:tbl>
-      <w:tblPr>
-        <w:tblStyle w:val="LightGrid-Accent1"/>
-        <w:tblW w:type="auto" w:w="0"/>
-        <w:jc w:val="center"/>
-        <w:tblLook w:firstColumn="1" w:firstRow="1" w:lastColumn="0" w:lastRow="0" w:noHBand="0" w:noVBand="1" w:val="04A0"/>
-      </w:tblPr>
-      <w:tblGrid>
-        <w:gridCol w:w="2882"/>
-        <w:gridCol w:w="2882"/>
-        <w:gridCol w:w="2882"/>
-      </w:tblGrid>
-      <w:tr>
-        <w:tc>
-          <w:tcPr>
-            <w:tcW w:type="dxa" w:w="2608"/>
-          </w:tcPr>
-          <w:p>
-            <w:r/>
-            <w:r>
-              <w:rPr>
-                <w:rFonts w:ascii="Calibri" w:hAnsi="Calibri" w:eastAsia="黑体"/>
-                <w:b/>
-                <w:sz w:val="21"/>
-              </w:rPr>
-              <w:t>项目</w:t>
-            </w:r>
-          </w:p>
-        </w:tc>
-        <w:tc>
-          <w:tcPr>
-            <w:tcW w:type="dxa" w:w="3515"/>
-          </w:tcPr>
-          <w:p>
-            <w:r/>
-            <w:r>
-              <w:rPr>
-                <w:rFonts w:ascii="Calibri" w:hAnsi="Calibri" w:eastAsia="黑体"/>
-                <w:b/>
-                <w:sz w:val="21"/>
-              </w:rPr>
-              <w:t>地址</w:t>
-            </w:r>
-          </w:p>
-        </w:tc>
-        <w:tc>
-          <w:tcPr>
-            <w:tcW w:type="dxa" w:w="2948"/>
-          </w:tcPr>
-          <w:p>
-            <w:r/>
-            <w:r>
-              <w:rPr>
-                <w:rFonts w:ascii="Calibri" w:hAnsi="Calibri" w:eastAsia="黑体"/>
-                <w:b/>
-                <w:sz w:val="21"/>
-              </w:rPr>
-              <w:t>说明</w:t>
-            </w:r>
-          </w:p>
-        </w:tc>
-      </w:tr>
-      <w:tr>
-        <w:tc>
-          <w:tcPr>
-            <w:tcW w:type="dxa" w:w="2608"/>
-          </w:tcPr>
-          <w:p>
-            <w:r/>
-            <w:r>
-              <w:rPr>
-                <w:rFonts w:ascii="Calibri" w:hAnsi="Calibri" w:eastAsia="宋体"/>
-                <w:sz w:val="20"/>
-              </w:rPr>
-              <w:t>LSTM-for-Production</w:t>
-            </w:r>
-          </w:p>
-        </w:tc>
-        <w:tc>
-          <w:tcPr>
-            <w:tcW w:type="dxa" w:w="3515"/>
-          </w:tcPr>
-          <w:p>
-            <w:r/>
-            <w:r>
-              <w:rPr>
-                <w:rFonts w:ascii="Calibri" w:hAnsi="Calibri" w:eastAsia="宋体"/>
-                <w:sz w:val="20"/>
-              </w:rPr>
-              <w:t>github.com/saifkhanengr/LSTM-for-Production</w:t>
-            </w:r>
-          </w:p>
-        </w:tc>
-        <w:tc>
-          <w:tcPr>
-            <w:tcW w:type="dxa" w:w="2948"/>
-          </w:tcPr>
-          <w:p>
-            <w:r/>
-            <w:r>
-              <w:rPr>
-                <w:rFonts w:ascii="Calibri" w:hAnsi="Calibri" w:eastAsia="宋体"/>
-                <w:sz w:val="20"/>
-              </w:rPr>
-              <w:t>多变量 LSTM，井下压温/油嘴/井口压温 → 油气水三相产量（核心推荐，见第二章）</w:t>
-            </w:r>
-          </w:p>
-        </w:tc>
-      </w:tr>
-      <w:tr>
-        <w:tc>
-          <w:tcPr>
-            <w:tcW w:type="dxa" w:w="2608"/>
-          </w:tcPr>
-          <w:p>
-            <w:r/>
-            <w:r>
-              <w:rPr>
-                <w:rFonts w:ascii="Calibri" w:hAnsi="Calibri" w:eastAsia="宋体"/>
-                <w:sz w:val="20"/>
-              </w:rPr>
-              <w:t>Oil-Production-Flow-Rate-Prediction</w:t>
-            </w:r>
-          </w:p>
-        </w:tc>
-        <w:tc>
-          <w:tcPr>
-            <w:tcW w:type="dxa" w:w="3515"/>
-          </w:tcPr>
-          <w:p>
-            <w:r/>
-            <w:r>
-              <w:rPr>
-                <w:rFonts w:ascii="Calibri" w:hAnsi="Calibri" w:eastAsia="宋体"/>
-                <w:sz w:val="20"/>
-              </w:rPr>
-              <w:t>github.com/rafiarsy/Oil-Production-Flow-Rate-Prediction-Deep-Neural-Network</w:t>
-            </w:r>
-          </w:p>
-        </w:tc>
-        <w:tc>
-          <w:tcPr>
-            <w:tcW w:type="dxa" w:w="2948"/>
-          </w:tcPr>
-          <w:p>
-            <w:r/>
-            <w:r>
-              <w:rPr>
-                <w:rFonts w:ascii="Calibri" w:hAnsi="Calibri" w:eastAsia="宋体"/>
-                <w:sz w:val="20"/>
-              </w:rPr>
-              <w:t>RNN/LSTM 产量回归，带 Walk-Forward 时序验证</w:t>
-            </w:r>
-          </w:p>
-        </w:tc>
-      </w:tr>
-      <w:tr>
-        <w:tc>
-          <w:tcPr>
-            <w:tcW w:type="dxa" w:w="2608"/>
-          </w:tcPr>
-          <w:p>
-            <w:r/>
-            <w:r>
-              <w:rPr>
-                <w:rFonts w:ascii="Calibri" w:hAnsi="Calibri" w:eastAsia="宋体"/>
-                <w:sz w:val="20"/>
-              </w:rPr>
-              <w:t>Deep-learning-Class-Final-Exam-Project</w:t>
-            </w:r>
-          </w:p>
-        </w:tc>
-        <w:tc>
-          <w:tcPr>
-            <w:tcW w:type="dxa" w:w="3515"/>
-          </w:tcPr>
-          <w:p>
-            <w:r/>
-            <w:r>
-              <w:rPr>
-                <w:rFonts w:ascii="Calibri" w:hAnsi="Calibri" w:eastAsia="宋体"/>
-                <w:sz w:val="20"/>
-              </w:rPr>
-              <w:t>github.com/Dr-LazyMazy/Deep-learning-Class-Final-Exam-Project</w:t>
-            </w:r>
-          </w:p>
-        </w:tc>
-        <w:tc>
-          <w:tcPr>
-            <w:tcW w:type="dxa" w:w="2948"/>
-          </w:tcPr>
-          <w:p>
-            <w:r/>
-            <w:r>
-              <w:rPr>
-                <w:rFonts w:ascii="Calibri" w:hAnsi="Calibri" w:eastAsia="宋体"/>
-                <w:sz w:val="20"/>
-              </w:rPr>
-              <w:t>多种深度学习架构在 Volve 产量建模上的对比研究（论文配套，带数据集）</w:t>
-            </w:r>
-          </w:p>
-        </w:tc>
-      </w:tr>
-      <w:tr>
-        <w:tc>
-          <w:tcPr>
-            <w:tcW w:type="dxa" w:w="2608"/>
-          </w:tcPr>
-          <w:p>
-            <w:r/>
-            <w:r>
-              <w:rPr>
-                <w:rFonts w:ascii="Calibri" w:hAnsi="Calibri" w:eastAsia="宋体"/>
-                <w:sz w:val="20"/>
-              </w:rPr>
-              <w:t>Machine-Learning-Production-Prediction</w:t>
-            </w:r>
-          </w:p>
-        </w:tc>
-        <w:tc>
-          <w:tcPr>
-            <w:tcW w:type="dxa" w:w="3515"/>
-          </w:tcPr>
-          <w:p>
-            <w:r/>
-            <w:r>
-              <w:rPr>
-                <w:rFonts w:ascii="Calibri" w:hAnsi="Calibri" w:eastAsia="宋体"/>
-                <w:sz w:val="20"/>
-              </w:rPr>
-              <w:t>github.com/bengsoon/Machine-Learning-Production-Prediction</w:t>
-            </w:r>
-          </w:p>
-        </w:tc>
-        <w:tc>
-          <w:tcPr>
-            <w:tcW w:type="dxa" w:w="2948"/>
-          </w:tcPr>
-          <w:p>
-            <w:r/>
-            <w:r>
-              <w:rPr>
-                <w:rFonts w:ascii="Calibri" w:hAnsi="Calibri" w:eastAsia="宋体"/>
-                <w:sz w:val="20"/>
-              </w:rPr>
-              <w:t>非神经网络（决策树/随机森林/XGBoost），但“虚拟计量器”定位明确，特征工程与建模流程最完整，适合作为流程参考</w:t>
-            </w:r>
-          </w:p>
-        </w:tc>
-      </w:tr>
-      <w:tr>
-        <w:tc>
-          <w:tcPr>
-            <w:tcW w:type="dxa" w:w="2608"/>
-          </w:tcPr>
-          <w:p>
-            <w:r/>
-            <w:r>
-              <w:rPr>
-                <w:rFonts w:ascii="Calibri" w:hAnsi="Calibri" w:eastAsia="宋体"/>
-                <w:sz w:val="20"/>
-              </w:rPr>
-              <w:t>Predictive-Modeling-Volve</w:t>
-            </w:r>
-          </w:p>
-        </w:tc>
-        <w:tc>
-          <w:tcPr>
-            <w:tcW w:type="dxa" w:w="3515"/>
-          </w:tcPr>
-          <w:p>
-            <w:r/>
-            <w:r>
-              <w:rPr>
-                <w:rFonts w:ascii="Calibri" w:hAnsi="Calibri" w:eastAsia="宋体"/>
-                <w:sz w:val="20"/>
-              </w:rPr>
-              <w:t>github.com/padronfrancis1/Predictive-Modeling-of-Oil-Production-Wells-Volve-Dataset</w:t>
-            </w:r>
-          </w:p>
-        </w:tc>
-        <w:tc>
-          <w:tcPr>
-            <w:tcW w:type="dxa" w:w="2948"/>
-          </w:tcPr>
-          <w:p>
-            <w:r/>
-            <w:r>
-              <w:rPr>
-                <w:rFonts w:ascii="Calibri" w:hAnsi="Calibri" w:eastAsia="宋体"/>
-                <w:sz w:val="20"/>
-              </w:rPr>
-              <w:t>Volve 数据 EDA + 建模管线，分析压力/油嘴开度与产量关系，含调参与模型堆叠</w:t>
-            </w:r>
-          </w:p>
-        </w:tc>
-      </w:tr>
-    </w:tbl>
-    <w:p/>
-    <w:p>
-      <w:pPr>
-        <w:pStyle w:val="Heading1"/>
-      </w:pPr>
-      <w:r>
-        <w:rPr>
-          <w:rFonts w:ascii="Calibri" w:hAnsi="Calibri" w:eastAsia="黑体"/>
-          <w:b/>
-          <w:color w:val="1F4E79"/>
-          <w:sz w:val="32"/>
-        </w:rPr>
-        <w:t>五、基于历史数据的产量预测神经网络（含中文仓库）</w:t>
-      </w:r>
-    </w:p>
-    <w:p>
-      <w:pPr>
-        <w:spacing w:after="160"/>
-      </w:pPr>
-      <w:r>
-        <w:rPr>
-          <w:rFonts w:ascii="Calibri" w:hAnsi="Calibri" w:eastAsia="黑体"/>
-          <w:b/>
-          <w:color w:val="1F4E79"/>
-          <w:sz w:val="21"/>
-        </w:rPr>
-        <w:t>【本章概述】</w:t>
-      </w:r>
-      <w:r>
-        <w:rPr>
-          <w:rFonts w:ascii="Calibri" w:hAnsi="Calibri" w:eastAsia="宋体"/>
-          <w:sz w:val="21"/>
-        </w:rPr>
-        <w:t>注意：本章针对的是“产量预测”问题，不是计产。这类模型输入历史产量序列（有的加上历史工况），输出未来一段时间的产量，本质是时间序列外推，服务于产量规划、递减分析和异常发现，不能用来替代流量计做实时计量。此前调研中发现的中文仓库（BP 神经网络、TCN、时空图神经网络三个）经核对代码，全部属于本章“历史数据产量预测”类型，已归入本章并在表中标注语言。</w:t>
-      </w:r>
-    </w:p>
-    <w:tbl>
-      <w:tblPr>
-        <w:tblStyle w:val="LightGrid-Accent1"/>
-        <w:tblW w:type="auto" w:w="0"/>
-        <w:jc w:val="center"/>
-        <w:tblLook w:firstColumn="1" w:firstRow="1" w:lastColumn="0" w:lastRow="0" w:noHBand="0" w:noVBand="1" w:val="04A0"/>
-      </w:tblPr>
-      <w:tblGrid>
-        <w:gridCol w:w="2882"/>
-        <w:gridCol w:w="2882"/>
-        <w:gridCol w:w="2882"/>
-      </w:tblGrid>
-      <w:tr>
-        <w:tc>
-          <w:tcPr>
-            <w:tcW w:type="dxa" w:w="2608"/>
-          </w:tcPr>
-          <w:p>
-            <w:r/>
-            <w:r>
-              <w:rPr>
-                <w:rFonts w:ascii="Calibri" w:hAnsi="Calibri" w:eastAsia="黑体"/>
-                <w:b/>
-                <w:sz w:val="21"/>
-              </w:rPr>
-              <w:t>项目</w:t>
-            </w:r>
-          </w:p>
-        </w:tc>
-        <w:tc>
-          <w:tcPr>
-            <w:tcW w:type="dxa" w:w="3515"/>
-          </w:tcPr>
-          <w:p>
-            <w:r/>
-            <w:r>
-              <w:rPr>
-                <w:rFonts w:ascii="Calibri" w:hAnsi="Calibri" w:eastAsia="黑体"/>
-                <w:b/>
-                <w:sz w:val="21"/>
-              </w:rPr>
-              <w:t>地址</w:t>
-            </w:r>
-          </w:p>
-        </w:tc>
-        <w:tc>
-          <w:tcPr>
-            <w:tcW w:type="dxa" w:w="2948"/>
-          </w:tcPr>
-          <w:p>
-            <w:r/>
-            <w:r>
-              <w:rPr>
-                <w:rFonts w:ascii="Calibri" w:hAnsi="Calibri" w:eastAsia="黑体"/>
-                <w:b/>
-                <w:sz w:val="21"/>
-              </w:rPr>
-              <w:t>说明</w:t>
-            </w:r>
-          </w:p>
-        </w:tc>
-      </w:tr>
-      <w:tr>
-        <w:tc>
-          <w:tcPr>
-            <w:tcW w:type="dxa" w:w="2608"/>
-          </w:tcPr>
-          <w:p>
-            <w:r/>
-            <w:r>
-              <w:rPr>
-                <w:rFonts w:ascii="Calibri" w:hAnsi="Calibri" w:eastAsia="宋体"/>
-                <w:sz w:val="20"/>
-              </w:rPr>
-              <w:t>TCN+加权预测器（中文）</w:t>
-            </w:r>
-          </w:p>
-        </w:tc>
-        <w:tc>
-          <w:tcPr>
-            <w:tcW w:type="dxa" w:w="3515"/>
-          </w:tcPr>
-          <w:p>
-            <w:r/>
-            <w:r>
-              <w:rPr>
-                <w:rFonts w:ascii="Calibri" w:hAnsi="Calibri" w:eastAsia="宋体"/>
-                <w:sz w:val="20"/>
-              </w:rPr>
-              <w:t>github.com/hehe-rook/An-oil-and-gas-well-production-prediction-model-based-on-TCN-and-weight-predictor</w:t>
-            </w:r>
-          </w:p>
-        </w:tc>
-        <w:tc>
-          <w:tcPr>
-            <w:tcW w:type="dxa" w:w="2948"/>
-          </w:tcPr>
-          <w:p>
-            <w:r/>
-            <w:r>
-              <w:rPr>
-                <w:rFonts w:ascii="Calibri" w:hAnsi="Calibri" w:eastAsia="宋体"/>
-                <w:sz w:val="20"/>
-              </w:rPr>
-              <w:t>TCN + 加权预测器的油气井产量时间序列预测，PyTorch 实现，README 有详细中文讲解（13 星）</w:t>
-            </w:r>
-          </w:p>
-        </w:tc>
-      </w:tr>
-      <w:tr>
-        <w:tc>
-          <w:tcPr>
-            <w:tcW w:type="dxa" w:w="2608"/>
-          </w:tcPr>
-          <w:p>
-            <w:r/>
-            <w:r>
-              <w:rPr>
-                <w:rFonts w:ascii="Calibri" w:hAnsi="Calibri" w:eastAsia="宋体"/>
-                <w:sz w:val="20"/>
-              </w:rPr>
-              <w:t>HetSTGCN（中文）</w:t>
-            </w:r>
-          </w:p>
-        </w:tc>
-        <w:tc>
-          <w:tcPr>
-            <w:tcW w:type="dxa" w:w="3515"/>
-          </w:tcPr>
-          <w:p>
-            <w:r/>
-            <w:r>
-              <w:rPr>
-                <w:rFonts w:ascii="Calibri" w:hAnsi="Calibri" w:eastAsia="宋体"/>
-                <w:sz w:val="20"/>
-              </w:rPr>
-              <w:t>github.com/janqsong/HetSTGCN</w:t>
-            </w:r>
-          </w:p>
-        </w:tc>
-        <w:tc>
-          <w:tcPr>
-            <w:tcW w:type="dxa" w:w="2948"/>
-          </w:tcPr>
-          <w:p>
-            <w:r/>
-            <w:r>
-              <w:rPr>
-                <w:rFonts w:ascii="Calibri" w:hAnsi="Calibri" w:eastAsia="宋体"/>
-                <w:sz w:val="20"/>
-              </w:rPr>
-              <w:t>时空图神经网络（STGCN）石油产量预测——少见的考虑井间空间关系的实现</w:t>
-            </w:r>
-          </w:p>
-        </w:tc>
-      </w:tr>
-      <w:tr>
-        <w:tc>
-          <w:tcPr>
-            <w:tcW w:type="dxa" w:w="2608"/>
-          </w:tcPr>
-          <w:p>
-            <w:r/>
-            <w:r>
-              <w:rPr>
-                <w:rFonts w:ascii="Calibri" w:hAnsi="Calibri" w:eastAsia="宋体"/>
-                <w:sz w:val="20"/>
-              </w:rPr>
-              <w:t>BP 神经网络油田产量预测（中文）</w:t>
-            </w:r>
-          </w:p>
-        </w:tc>
-        <w:tc>
-          <w:tcPr>
-            <w:tcW w:type="dxa" w:w="3515"/>
-          </w:tcPr>
-          <w:p>
-            <w:r/>
-            <w:r>
-              <w:rPr>
-                <w:rFonts w:ascii="Calibri" w:hAnsi="Calibri" w:eastAsia="宋体"/>
-                <w:sz w:val="20"/>
-              </w:rPr>
-              <w:t>github.com/HuO50/BP-neural-net-work-For-Oil-Field</w:t>
-            </w:r>
-          </w:p>
-        </w:tc>
-        <w:tc>
-          <w:tcPr>
-            <w:tcW w:type="dxa" w:w="2948"/>
-          </w:tcPr>
-          <w:p>
-            <w:r/>
-            <w:r>
-              <w:rPr>
-                <w:rFonts w:ascii="Calibri" w:hAnsi="Calibri" w:eastAsia="宋体"/>
-                <w:sz w:val="20"/>
-              </w:rPr>
-              <w:t>BP 神经网络预测油田产量（国内最经典的做法）</w:t>
-            </w:r>
-          </w:p>
-        </w:tc>
-      </w:tr>
-      <w:tr>
-        <w:tc>
-          <w:tcPr>
-            <w:tcW w:type="dxa" w:w="2608"/>
-          </w:tcPr>
-          <w:p>
-            <w:r/>
-            <w:r>
-              <w:rPr>
-                <w:rFonts w:ascii="Calibri" w:hAnsi="Calibri" w:eastAsia="宋体"/>
-                <w:sz w:val="20"/>
-              </w:rPr>
-              <w:t>OIL-software（中文）</w:t>
-            </w:r>
-          </w:p>
-        </w:tc>
-        <w:tc>
-          <w:tcPr>
-            <w:tcW w:type="dxa" w:w="3515"/>
-          </w:tcPr>
-          <w:p>
-            <w:r/>
-            <w:r>
-              <w:rPr>
-                <w:rFonts w:ascii="Calibri" w:hAnsi="Calibri" w:eastAsia="宋体"/>
-                <w:sz w:val="20"/>
-              </w:rPr>
-              <w:t>github.com/hehe-rook/OIL-software</w:t>
-            </w:r>
-          </w:p>
-        </w:tc>
-        <w:tc>
-          <w:tcPr>
-            <w:tcW w:type="dxa" w:w="2948"/>
-          </w:tcPr>
-          <w:p>
-            <w:r/>
-            <w:r>
-              <w:rPr>
-                <w:rFonts w:ascii="Calibri" w:hAnsi="Calibri" w:eastAsia="宋体"/>
-                <w:sz w:val="20"/>
-              </w:rPr>
-              <w:t>为中石油开发的“岩相智探、甜点寻优、钻井优化与产量预测”一体化系统参考代码</w:t>
-            </w:r>
-          </w:p>
-        </w:tc>
-      </w:tr>
-      <w:tr>
-        <w:tc>
-          <w:tcPr>
-            <w:tcW w:type="dxa" w:w="2608"/>
-          </w:tcPr>
-          <w:p>
-            <w:r/>
-            <w:r>
-              <w:rPr>
-                <w:rFonts w:ascii="Calibri" w:hAnsi="Calibri" w:eastAsia="宋体"/>
-                <w:sz w:val="20"/>
-              </w:rPr>
-              <w:t>Oil-production-prediction-LSTM</w:t>
-            </w:r>
-          </w:p>
-        </w:tc>
-        <w:tc>
-          <w:tcPr>
-            <w:tcW w:type="dxa" w:w="3515"/>
-          </w:tcPr>
-          <w:p>
-            <w:r/>
-            <w:r>
-              <w:rPr>
-                <w:rFonts w:ascii="Calibri" w:hAnsi="Calibri" w:eastAsia="宋体"/>
-                <w:sz w:val="20"/>
-              </w:rPr>
-              <w:t>github.com/qinchaoxu/Oil-production-prediction-using-LSTM-based-on-Keras</w:t>
-            </w:r>
-          </w:p>
-        </w:tc>
-        <w:tc>
-          <w:tcPr>
-            <w:tcW w:type="dxa" w:w="2948"/>
-          </w:tcPr>
-          <w:p>
-            <w:r/>
-            <w:r>
-              <w:rPr>
-                <w:rFonts w:ascii="Calibri" w:hAnsi="Calibri" w:eastAsia="宋体"/>
-                <w:sz w:val="20"/>
-              </w:rPr>
-              <w:t>Keras LSTM 产油量时序预测（5 星）</w:t>
-            </w:r>
-          </w:p>
-        </w:tc>
-      </w:tr>
-      <w:tr>
-        <w:tc>
-          <w:tcPr>
-            <w:tcW w:type="dxa" w:w="2608"/>
-          </w:tcPr>
-          <w:p>
-            <w:r/>
-            <w:r>
-              <w:rPr>
-                <w:rFonts w:ascii="Calibri" w:hAnsi="Calibri" w:eastAsia="宋体"/>
-                <w:sz w:val="20"/>
-              </w:rPr>
-              <w:t>Deep-Learn-Oil</w:t>
-            </w:r>
-          </w:p>
-        </w:tc>
-        <w:tc>
-          <w:tcPr>
-            <w:tcW w:type="dxa" w:w="3515"/>
-          </w:tcPr>
-          <w:p>
-            <w:r/>
-            <w:r>
-              <w:rPr>
-                <w:rFonts w:ascii="Calibri" w:hAnsi="Calibri" w:eastAsia="宋体"/>
-                <w:sz w:val="20"/>
-              </w:rPr>
-              <w:t>github.com/akashlevy/Deep-Learn-Oil</w:t>
-            </w:r>
-          </w:p>
-        </w:tc>
-        <w:tc>
-          <w:tcPr>
-            <w:tcW w:type="dxa" w:w="2948"/>
-          </w:tcPr>
-          <w:p>
-            <w:r/>
-            <w:r>
-              <w:rPr>
-                <w:rFonts w:ascii="Calibri" w:hAnsi="Calibri" w:eastAsia="宋体"/>
-                <w:sz w:val="20"/>
-              </w:rPr>
-              <w:t>CNN/GRU/LSTM/SimpleRNN 等多架构油井时序预测工具集（Keras/Theano，较早期）</w:t>
-            </w:r>
-          </w:p>
-        </w:tc>
-      </w:tr>
-      <w:tr>
-        <w:tc>
-          <w:tcPr>
-            <w:tcW w:type="dxa" w:w="2608"/>
-          </w:tcPr>
-          <w:p>
-            <w:r/>
-            <w:r>
-              <w:rPr>
-                <w:rFonts w:ascii="Calibri" w:hAnsi="Calibri" w:eastAsia="宋体"/>
-                <w:sz w:val="20"/>
-              </w:rPr>
-              <w:t>AC_decline_curve</w:t>
-            </w:r>
-          </w:p>
-        </w:tc>
-        <w:tc>
-          <w:tcPr>
-            <w:tcW w:type="dxa" w:w="3515"/>
-          </w:tcPr>
-          <w:p>
-            <w:r/>
-            <w:r>
-              <w:rPr>
-                <w:rFonts w:ascii="Calibri" w:hAnsi="Calibri" w:eastAsia="宋体"/>
-                <w:sz w:val="20"/>
-              </w:rPr>
-              <w:t>github.com/adrienCAD/AC_decline_curve</w:t>
-            </w:r>
-          </w:p>
-        </w:tc>
-        <w:tc>
-          <w:tcPr>
-            <w:tcW w:type="dxa" w:w="2948"/>
-          </w:tcPr>
-          <w:p>
-            <w:r/>
-            <w:r>
-              <w:rPr>
-                <w:rFonts w:ascii="Calibri" w:hAnsi="Calibri" w:eastAsia="宋体"/>
-                <w:sz w:val="20"/>
-              </w:rPr>
-              <w:t>递减曲线分析（Arps）+ LSTM 混合产量预测</w:t>
-            </w:r>
-          </w:p>
-        </w:tc>
-      </w:tr>
-      <w:tr>
-        <w:tc>
-          <w:tcPr>
-            <w:tcW w:type="dxa" w:w="2608"/>
-          </w:tcPr>
-          <w:p>
-            <w:r/>
-            <w:r>
-              <w:rPr>
-                <w:rFonts w:ascii="Calibri" w:hAnsi="Calibri" w:eastAsia="宋体"/>
-                <w:sz w:val="20"/>
-              </w:rPr>
-              <w:t>Oil-Production-Prediction-by-LSTM</w:t>
-            </w:r>
-          </w:p>
-        </w:tc>
-        <w:tc>
-          <w:tcPr>
-            <w:tcW w:type="dxa" w:w="3515"/>
-          </w:tcPr>
-          <w:p>
-            <w:r/>
-            <w:r>
-              <w:rPr>
-                <w:rFonts w:ascii="Calibri" w:hAnsi="Calibri" w:eastAsia="宋体"/>
-                <w:sz w:val="20"/>
-              </w:rPr>
-              <w:t>github.com/bietongxuan/Oil-Production-Prediction-by-LSTM</w:t>
-            </w:r>
-          </w:p>
-        </w:tc>
-        <w:tc>
-          <w:tcPr>
-            <w:tcW w:type="dxa" w:w="2948"/>
-          </w:tcPr>
-          <w:p>
-            <w:r/>
-            <w:r>
-              <w:rPr>
-                <w:rFonts w:ascii="Calibri" w:hAnsi="Calibri" w:eastAsia="宋体"/>
-                <w:sz w:val="20"/>
-              </w:rPr>
-              <w:t>LSTM 产量预测</w:t>
-            </w:r>
-          </w:p>
-        </w:tc>
-      </w:tr>
-      <w:tr>
-        <w:tc>
-          <w:tcPr>
-            <w:tcW w:type="dxa" w:w="2608"/>
-          </w:tcPr>
-          <w:p>
-            <w:r/>
-            <w:r>
-              <w:rPr>
-                <w:rFonts w:ascii="Calibri" w:hAnsi="Calibri" w:eastAsia="宋体"/>
-                <w:sz w:val="20"/>
-              </w:rPr>
-              <w:t>oil-and-gas</w:t>
-            </w:r>
-          </w:p>
-        </w:tc>
-        <w:tc>
-          <w:tcPr>
-            <w:tcW w:type="dxa" w:w="3515"/>
-          </w:tcPr>
-          <w:p>
-            <w:r/>
-            <w:r>
-              <w:rPr>
-                <w:rFonts w:ascii="Calibri" w:hAnsi="Calibri" w:eastAsia="宋体"/>
-                <w:sz w:val="20"/>
-              </w:rPr>
-              <w:t>github.com/jamiubadmusng/oil-and-gas</w:t>
-            </w:r>
-          </w:p>
-        </w:tc>
-        <w:tc>
-          <w:tcPr>
-            <w:tcW w:type="dxa" w:w="2948"/>
-          </w:tcPr>
-          <w:p>
-            <w:r/>
-            <w:r>
-              <w:rPr>
-                <w:rFonts w:ascii="Calibri" w:hAnsi="Calibri" w:eastAsia="宋体"/>
-                <w:sz w:val="20"/>
-              </w:rPr>
-              <w:t>ARIMA/Prophet/LSTM/XGBoost 产量预测 + 异常检测（Volve 数据）</w:t>
-            </w:r>
-          </w:p>
-        </w:tc>
-      </w:tr>
-      <w:tr>
-        <w:tc>
-          <w:tcPr>
-            <w:tcW w:type="dxa" w:w="2608"/>
-          </w:tcPr>
-          <w:p>
-            <w:r/>
-            <w:r>
-              <w:rPr>
-                <w:rFonts w:ascii="Calibri" w:hAnsi="Calibri" w:eastAsia="宋体"/>
-                <w:sz w:val="20"/>
-              </w:rPr>
-              <w:t>reservoir-forecasting-app</w:t>
-            </w:r>
-          </w:p>
-        </w:tc>
-        <w:tc>
-          <w:tcPr>
-            <w:tcW w:type="dxa" w:w="3515"/>
-          </w:tcPr>
-          <w:p>
-            <w:r/>
-            <w:r>
-              <w:rPr>
-                <w:rFonts w:ascii="Calibri" w:hAnsi="Calibri" w:eastAsia="宋体"/>
-                <w:sz w:val="20"/>
-              </w:rPr>
-              <w:t>github.com/lazy70/reservoir-forecasting-app</w:t>
-            </w:r>
-          </w:p>
-        </w:tc>
-        <w:tc>
-          <w:tcPr>
-            <w:tcW w:type="dxa" w:w="2948"/>
-          </w:tcPr>
-          <w:p>
-            <w:r/>
-            <w:r>
-              <w:rPr>
-                <w:rFonts w:ascii="Calibri" w:hAnsi="Calibri" w:eastAsia="宋体"/>
-                <w:sz w:val="20"/>
-              </w:rPr>
-              <w:t>Streamlit 应用：Prophet/XGBoost/LSTM 油气产量预测，可上传数据在线出结果</w:t>
-            </w:r>
-          </w:p>
-        </w:tc>
-      </w:tr>
-    </w:tbl>
-    <w:p/>
-    <w:p>
-      <w:pPr>
-        <w:pStyle w:val="Heading1"/>
-      </w:pPr>
-      <w:r>
-        <w:rPr>
-          <w:rFonts w:ascii="Calibri" w:hAnsi="Calibri" w:eastAsia="黑体"/>
-          <w:b/>
-          <w:color w:val="1F4E79"/>
-          <w:sz w:val="32"/>
-        </w:rPr>
-        <w:t>六、油嘴（Choke）计量：开源代码与论文</w:t>
-      </w:r>
-    </w:p>
-    <w:p>
-      <w:pPr>
-        <w:spacing w:after="160"/>
-      </w:pPr>
-      <w:r>
-        <w:rPr>
-          <w:rFonts w:ascii="Calibri" w:hAnsi="Calibri" w:eastAsia="黑体"/>
-          <w:b/>
-          <w:color w:val="1F4E79"/>
-          <w:sz w:val="21"/>
-        </w:rPr>
-        <w:t>【本章概述】</w:t>
-      </w:r>
-      <w:r>
-        <w:rPr>
-          <w:rFonts w:ascii="Calibri" w:hAnsi="Calibri" w:eastAsia="宋体"/>
-          <w:sz w:val="21"/>
-        </w:rPr>
-        <w:t>本章针对计产的一个细分场景：油嘴节流计量——利用油嘴上下游压力（温度）、油嘴尺寸等少量参数反算通过油嘴的流量。它可以看作“简化版 VFM”：所需传感器最少、实施成本最低，主要适用于自喷井/气举井。油嘴计量的论文积累最深厚，分为三代：经验公式（1954 年起）、机理模型（1974 年起）、机器学习模型（近十年）。注意：螺杆泵井井口一般不装可调油嘴，本章方法对螺杆泵井不直接适用，但其“少量井口参数 → 产量”的建模思路可平移到泵参数上（见第八章）。</w:t>
+        <w:t>本章讲如何用神经网络做螺杆泵井计产。核心思路：让网络直接学习“泵运行参数 + 井口工况 → 产量”的映射，用试井/流量计数据训练。可做成纯数据驱动，也可做成“机理算理论排量、网络学滑脱量”的混合结构。开源的神经网络计产实现大多针对自喷井，但结构可迁移；本章给出特征集、可借鉴的开源项目、以及落地步骤。</w:t>
       </w:r>
     </w:p>
     <w:p>
@@ -2236,20 +2024,21 @@
           <w:color w:val="1F4E79"/>
           <w:sz w:val="26"/>
         </w:rPr>
-        <w:t>6.1 开源代码</w:t>
+        <w:t>4.1 为什么神经网络适合螺杆泵井计产</w:t>
       </w:r>
     </w:p>
     <w:p>
       <w:pPr>
-        <w:pStyle w:val="ListBullet"/>
-        <w:spacing w:after="80"/>
+        <w:spacing w:after="120"/>
+        <w:ind w:firstLine="420"/>
       </w:pPr>
       <w:r>
         <w:rPr>
           <w:rFonts w:ascii="Calibri" w:hAnsi="Calibri" w:eastAsia="宋体"/>
+          <w:b w:val="0"/>
           <w:sz w:val="21"/>
         </w:rPr>
-        <w:t>github.com/1o-o1/Choke-size-prediction 及 github.com/durjoy221B/Choke_Size_Prediction：孟加拉油气井数据，油嘴参数 → 气产量的机器学习回归。</w:t>
+        <w:t>机理计产的薄弱环节是滑脱量——它受定子磨损、温度、黏度、间隙非线性变化影响，解析公式难以长期准确。神经网络的优势是：用足够多的“（转速、扭矩/电流、井口压温、沉没度）→ 试井产量”样本，直接拟合这条映射，把机理公式里算不准的部分吃掉。电潜泵（ESP）井已有成功的 LSTM 计产论文（输入功率、频率、压力），与螺杆泵井的输入输出几乎同构，证明这条路可行。</w:t>
       </w:r>
     </w:p>
     <w:p>
@@ -2263,1239 +2052,7 @@
           <w:color w:val="1F4E79"/>
           <w:sz w:val="26"/>
         </w:rPr>
-        <w:t>6.2 经典经验/机理模型论文（机理计产软件油嘴模块的理论来源）</w:t>
-      </w:r>
-    </w:p>
-    <w:tbl>
-      <w:tblPr>
-        <w:tblStyle w:val="LightGrid-Accent1"/>
-        <w:tblW w:type="auto" w:w="0"/>
-        <w:jc w:val="center"/>
-        <w:tblLook w:firstColumn="1" w:firstRow="1" w:lastColumn="0" w:lastRow="0" w:noHBand="0" w:noVBand="1" w:val="04A0"/>
-      </w:tblPr>
-      <w:tblGrid>
-        <w:gridCol w:w="2161"/>
-        <w:gridCol w:w="2161"/>
-        <w:gridCol w:w="2161"/>
-        <w:gridCol w:w="2161"/>
-      </w:tblGrid>
-      <w:tr>
-        <w:tc>
-          <w:tcPr>
-            <w:tcW w:type="dxa" w:w="1928"/>
-          </w:tcPr>
-          <w:p>
-            <w:r/>
-            <w:r>
-              <w:rPr>
-                <w:rFonts w:ascii="Calibri" w:hAnsi="Calibri" w:eastAsia="黑体"/>
-                <w:b/>
-                <w:sz w:val="21"/>
-              </w:rPr>
-              <w:t>模型</w:t>
-            </w:r>
-          </w:p>
-        </w:tc>
-        <w:tc>
-          <w:tcPr>
-            <w:tcW w:type="dxa" w:w="1134"/>
-          </w:tcPr>
-          <w:p>
-            <w:r/>
-            <w:r>
-              <w:rPr>
-                <w:rFonts w:ascii="Calibri" w:hAnsi="Calibri" w:eastAsia="黑体"/>
-                <w:b/>
-                <w:sz w:val="21"/>
-              </w:rPr>
-              <w:t>年代</w:t>
-            </w:r>
-          </w:p>
-        </w:tc>
-        <w:tc>
-          <w:tcPr>
-            <w:tcW w:type="dxa" w:w="1361"/>
-          </w:tcPr>
-          <w:p>
-            <w:r/>
-            <w:r>
-              <w:rPr>
-                <w:rFonts w:ascii="Calibri" w:hAnsi="Calibri" w:eastAsia="黑体"/>
-                <w:b/>
-                <w:sz w:val="21"/>
-              </w:rPr>
-              <w:t>类型</w:t>
-            </w:r>
-          </w:p>
-        </w:tc>
-        <w:tc>
-          <w:tcPr>
-            <w:tcW w:type="dxa" w:w="4649"/>
-          </w:tcPr>
-          <w:p>
-            <w:r/>
-            <w:r>
-              <w:rPr>
-                <w:rFonts w:ascii="Calibri" w:hAnsi="Calibri" w:eastAsia="黑体"/>
-                <w:b/>
-                <w:sz w:val="21"/>
-              </w:rPr>
-              <w:t>要点</w:t>
-            </w:r>
-          </w:p>
-        </w:tc>
-      </w:tr>
-      <w:tr>
-        <w:tc>
-          <w:tcPr>
-            <w:tcW w:type="dxa" w:w="1928"/>
-          </w:tcPr>
-          <w:p>
-            <w:r/>
-            <w:r>
-              <w:rPr>
-                <w:rFonts w:ascii="Calibri" w:hAnsi="Calibri" w:eastAsia="宋体"/>
-                <w:sz w:val="20"/>
-              </w:rPr>
-              <w:t>Gilbert</w:t>
-            </w:r>
-          </w:p>
-        </w:tc>
-        <w:tc>
-          <w:tcPr>
-            <w:tcW w:type="dxa" w:w="1134"/>
-          </w:tcPr>
-          <w:p>
-            <w:r/>
-            <w:r>
-              <w:rPr>
-                <w:rFonts w:ascii="Calibri" w:hAnsi="Calibri" w:eastAsia="宋体"/>
-                <w:sz w:val="20"/>
-              </w:rPr>
-              <w:t>1954</w:t>
-            </w:r>
-          </w:p>
-        </w:tc>
-        <w:tc>
-          <w:tcPr>
-            <w:tcW w:type="dxa" w:w="1361"/>
-          </w:tcPr>
-          <w:p>
-            <w:r/>
-            <w:r>
-              <w:rPr>
-                <w:rFonts w:ascii="Calibri" w:hAnsi="Calibri" w:eastAsia="宋体"/>
-                <w:sz w:val="20"/>
-              </w:rPr>
-              <w:t>经验公式</w:t>
-            </w:r>
-          </w:p>
-        </w:tc>
-        <w:tc>
-          <w:tcPr>
-            <w:tcW w:type="dxa" w:w="4649"/>
-          </w:tcPr>
-          <w:p>
-            <w:r/>
-            <w:r>
-              <w:rPr>
-                <w:rFonts w:ascii="Calibri" w:hAnsi="Calibri" w:eastAsia="宋体"/>
-                <w:sz w:val="20"/>
-              </w:rPr>
-              <w:t>最早的临界流经验式：产量 ∝ 井口压力×油嘴直径^a/GLR^b；Ros(1961)、Achong、Baxendell 为同形式改系数版本</w:t>
-            </w:r>
-          </w:p>
-        </w:tc>
-      </w:tr>
-      <w:tr>
-        <w:tc>
-          <w:tcPr>
-            <w:tcW w:type="dxa" w:w="1928"/>
-          </w:tcPr>
-          <w:p>
-            <w:r/>
-            <w:r>
-              <w:rPr>
-                <w:rFonts w:ascii="Calibri" w:hAnsi="Calibri" w:eastAsia="宋体"/>
-                <w:sz w:val="20"/>
-              </w:rPr>
-              <w:t>Ashford &amp; Pierce</w:t>
-            </w:r>
-          </w:p>
-        </w:tc>
-        <w:tc>
-          <w:tcPr>
-            <w:tcW w:type="dxa" w:w="1134"/>
-          </w:tcPr>
-          <w:p>
-            <w:r/>
-            <w:r>
-              <w:rPr>
-                <w:rFonts w:ascii="Calibri" w:hAnsi="Calibri" w:eastAsia="宋体"/>
-                <w:sz w:val="20"/>
-              </w:rPr>
-              <w:t>1974</w:t>
-            </w:r>
-          </w:p>
-        </w:tc>
-        <w:tc>
-          <w:tcPr>
-            <w:tcW w:type="dxa" w:w="1361"/>
-          </w:tcPr>
-          <w:p>
-            <w:r/>
-            <w:r>
-              <w:rPr>
-                <w:rFonts w:ascii="Calibri" w:hAnsi="Calibri" w:eastAsia="宋体"/>
-                <w:sz w:val="20"/>
-              </w:rPr>
-              <w:t>机理模型</w:t>
-            </w:r>
-          </w:p>
-        </w:tc>
-        <w:tc>
-          <w:tcPr>
-            <w:tcW w:type="dxa" w:w="4649"/>
-          </w:tcPr>
-          <w:p>
-            <w:r/>
-            <w:r>
-              <w:rPr>
-                <w:rFonts w:ascii="Calibri" w:hAnsi="Calibri" w:eastAsia="宋体"/>
-                <w:sz w:val="20"/>
-              </w:rPr>
-              <w:t>基于能量方程的临界/亚临界流模型（SPE 4541）</w:t>
-            </w:r>
-          </w:p>
-        </w:tc>
-      </w:tr>
-      <w:tr>
-        <w:tc>
-          <w:tcPr>
-            <w:tcW w:type="dxa" w:w="1928"/>
-          </w:tcPr>
-          <w:p>
-            <w:r/>
-            <w:r>
-              <w:rPr>
-                <w:rFonts w:ascii="Calibri" w:hAnsi="Calibri" w:eastAsia="宋体"/>
-                <w:sz w:val="20"/>
-              </w:rPr>
-              <w:t>Sachdeva et al.</w:t>
-            </w:r>
-          </w:p>
-        </w:tc>
-        <w:tc>
-          <w:tcPr>
-            <w:tcW w:type="dxa" w:w="1134"/>
-          </w:tcPr>
-          <w:p>
-            <w:r/>
-            <w:r>
-              <w:rPr>
-                <w:rFonts w:ascii="Calibri" w:hAnsi="Calibri" w:eastAsia="宋体"/>
-                <w:sz w:val="20"/>
-              </w:rPr>
-              <w:t>1986</w:t>
-            </w:r>
-          </w:p>
-        </w:tc>
-        <w:tc>
-          <w:tcPr>
-            <w:tcW w:type="dxa" w:w="1361"/>
-          </w:tcPr>
-          <w:p>
-            <w:r/>
-            <w:r>
-              <w:rPr>
-                <w:rFonts w:ascii="Calibri" w:hAnsi="Calibri" w:eastAsia="宋体"/>
-                <w:sz w:val="20"/>
-              </w:rPr>
-              <w:t>机理模型</w:t>
-            </w:r>
-          </w:p>
-        </w:tc>
-        <w:tc>
-          <w:tcPr>
-            <w:tcW w:type="dxa" w:w="4649"/>
-          </w:tcPr>
-          <w:p>
-            <w:r/>
-            <w:r>
-              <w:rPr>
-                <w:rFonts w:ascii="Calibri" w:hAnsi="Calibri" w:eastAsia="宋体"/>
-                <w:sz w:val="20"/>
-              </w:rPr>
-              <w:t>临界+亚临界统一模型（SPE 15657），应用最广</w:t>
-            </w:r>
-          </w:p>
-        </w:tc>
-      </w:tr>
-      <w:tr>
-        <w:tc>
-          <w:tcPr>
-            <w:tcW w:type="dxa" w:w="1928"/>
-          </w:tcPr>
-          <w:p>
-            <w:r/>
-            <w:r>
-              <w:rPr>
-                <w:rFonts w:ascii="Calibri" w:hAnsi="Calibri" w:eastAsia="宋体"/>
-                <w:sz w:val="20"/>
-              </w:rPr>
-              <w:t>Perkins</w:t>
-            </w:r>
-          </w:p>
-        </w:tc>
-        <w:tc>
-          <w:tcPr>
-            <w:tcW w:type="dxa" w:w="1134"/>
-          </w:tcPr>
-          <w:p>
-            <w:r/>
-            <w:r>
-              <w:rPr>
-                <w:rFonts w:ascii="Calibri" w:hAnsi="Calibri" w:eastAsia="宋体"/>
-                <w:sz w:val="20"/>
-              </w:rPr>
-              <w:t>1993</w:t>
-            </w:r>
-          </w:p>
-        </w:tc>
-        <w:tc>
-          <w:tcPr>
-            <w:tcW w:type="dxa" w:w="1361"/>
-          </w:tcPr>
-          <w:p>
-            <w:r/>
-            <w:r>
-              <w:rPr>
-                <w:rFonts w:ascii="Calibri" w:hAnsi="Calibri" w:eastAsia="宋体"/>
-                <w:sz w:val="20"/>
-              </w:rPr>
-              <w:t>机理模型</w:t>
-            </w:r>
-          </w:p>
-        </w:tc>
-        <w:tc>
-          <w:tcPr>
-            <w:tcW w:type="dxa" w:w="4649"/>
-          </w:tcPr>
-          <w:p>
-            <w:r/>
-            <w:r>
-              <w:rPr>
-                <w:rFonts w:ascii="Calibri" w:hAnsi="Calibri" w:eastAsia="宋体"/>
-                <w:sz w:val="20"/>
-              </w:rPr>
-              <w:t>多相混合物临界/亚临界流理论模型（SPE 20633）；对比研究（1239 个数据点）表明精度最优，推荐首选</w:t>
-            </w:r>
-          </w:p>
-        </w:tc>
-      </w:tr>
-      <w:tr>
-        <w:tc>
-          <w:tcPr>
-            <w:tcW w:type="dxa" w:w="1928"/>
-          </w:tcPr>
-          <w:p>
-            <w:r/>
-            <w:r>
-              <w:rPr>
-                <w:rFonts w:ascii="Calibri" w:hAnsi="Calibri" w:eastAsia="宋体"/>
-                <w:sz w:val="20"/>
-              </w:rPr>
-              <w:t>Schüller et al.</w:t>
-            </w:r>
-          </w:p>
-        </w:tc>
-        <w:tc>
-          <w:tcPr>
-            <w:tcW w:type="dxa" w:w="1134"/>
-          </w:tcPr>
-          <w:p>
-            <w:r/>
-            <w:r>
-              <w:rPr>
-                <w:rFonts w:ascii="Calibri" w:hAnsi="Calibri" w:eastAsia="宋体"/>
-                <w:sz w:val="20"/>
-              </w:rPr>
-              <w:t>2003/2006</w:t>
-            </w:r>
-          </w:p>
-        </w:tc>
-        <w:tc>
-          <w:tcPr>
-            <w:tcW w:type="dxa" w:w="1361"/>
-          </w:tcPr>
-          <w:p>
-            <w:r/>
-            <w:r>
-              <w:rPr>
-                <w:rFonts w:ascii="Calibri" w:hAnsi="Calibri" w:eastAsia="宋体"/>
-                <w:sz w:val="20"/>
-              </w:rPr>
-              <w:t>机理模型</w:t>
-            </w:r>
-          </w:p>
-        </w:tc>
-        <w:tc>
-          <w:tcPr>
-            <w:tcW w:type="dxa" w:w="4649"/>
-          </w:tcPr>
-          <w:p>
-            <w:r/>
-            <w:r>
-              <w:rPr>
-                <w:rFonts w:ascii="Calibri" w:hAnsi="Calibri" w:eastAsia="宋体"/>
-                <w:sz w:val="20"/>
-              </w:rPr>
-              <w:t>考虑相间滑脱的油气水三相质量流量模型</w:t>
-            </w:r>
-          </w:p>
-        </w:tc>
-      </w:tr>
-      <w:tr>
-        <w:tc>
-          <w:tcPr>
-            <w:tcW w:type="dxa" w:w="1928"/>
-          </w:tcPr>
-          <w:p>
-            <w:r/>
-            <w:r>
-              <w:rPr>
-                <w:rFonts w:ascii="Calibri" w:hAnsi="Calibri" w:eastAsia="宋体"/>
-                <w:sz w:val="20"/>
-              </w:rPr>
-              <w:t>Al-Safran &amp; Kelkar</w:t>
-            </w:r>
-          </w:p>
-        </w:tc>
-        <w:tc>
-          <w:tcPr>
-            <w:tcW w:type="dxa" w:w="1134"/>
-          </w:tcPr>
-          <w:p>
-            <w:r/>
-            <w:r>
-              <w:rPr>
-                <w:rFonts w:ascii="Calibri" w:hAnsi="Calibri" w:eastAsia="宋体"/>
-                <w:sz w:val="20"/>
-              </w:rPr>
-              <w:t>2009</w:t>
-            </w:r>
-          </w:p>
-        </w:tc>
-        <w:tc>
-          <w:tcPr>
-            <w:tcW w:type="dxa" w:w="1361"/>
-          </w:tcPr>
-          <w:p>
-            <w:r/>
-            <w:r>
-              <w:rPr>
-                <w:rFonts w:ascii="Calibri" w:hAnsi="Calibri" w:eastAsia="宋体"/>
-                <w:sz w:val="20"/>
-              </w:rPr>
-              <w:t>机理模型</w:t>
-            </w:r>
-          </w:p>
-        </w:tc>
-        <w:tc>
-          <w:tcPr>
-            <w:tcW w:type="dxa" w:w="4649"/>
-          </w:tcPr>
-          <w:p>
-            <w:r/>
-            <w:r>
-              <w:rPr>
-                <w:rFonts w:ascii="Calibri" w:hAnsi="Calibri" w:eastAsia="宋体"/>
-                <w:sz w:val="20"/>
-              </w:rPr>
-              <w:t>在 Sachdeva/Perkins 基础上加入常数滑脱与上游动能项，修正一致性问题</w:t>
-            </w:r>
-          </w:p>
-        </w:tc>
-      </w:tr>
-    </w:tbl>
-    <w:p/>
-    <w:p>
-      <w:pPr>
-        <w:pStyle w:val="ListBullet"/>
-        <w:spacing w:after="80"/>
-      </w:pPr>
-      <w:r>
-        <w:rPr>
-          <w:rFonts w:ascii="Calibri" w:hAnsi="Calibri" w:eastAsia="宋体"/>
-          <w:sz w:val="21"/>
-        </w:rPr>
-        <w:t>系统综述推荐：《Modelling oil and gas flow rate through chokes: A critical review of extant models》（J. Pet. Sci. Eng., 2021, DOI:10.1016/j.petrol.2021.109775），将 1954 年以来的全部模型列表对比；另见 ASME 综述《A Review of Multiphase Flow Through Chokes》。</w:t>
-      </w:r>
-    </w:p>
-    <w:p>
-      <w:pPr>
-        <w:pStyle w:val="Heading2"/>
-      </w:pPr>
-      <w:r>
-        <w:rPr>
-          <w:rFonts w:ascii="Calibri" w:hAnsi="Calibri" w:eastAsia="黑体"/>
-          <w:b/>
-          <w:color w:val="1F4E79"/>
-          <w:sz w:val="26"/>
-        </w:rPr>
-        <w:t>6.3 机器学习/神经网络油嘴计产论文（近两年）</w:t>
-      </w:r>
-    </w:p>
-    <w:tbl>
-      <w:tblPr>
-        <w:tblStyle w:val="LightGrid-Accent1"/>
-        <w:tblW w:type="auto" w:w="0"/>
-        <w:jc w:val="center"/>
-        <w:tblLook w:firstColumn="1" w:firstRow="1" w:lastColumn="0" w:lastRow="0" w:noHBand="0" w:noVBand="1" w:val="04A0"/>
-      </w:tblPr>
-      <w:tblGrid>
-        <w:gridCol w:w="2882"/>
-        <w:gridCol w:w="2882"/>
-        <w:gridCol w:w="2882"/>
-      </w:tblGrid>
-      <w:tr>
-        <w:tc>
-          <w:tcPr>
-            <w:tcW w:type="dxa" w:w="2948"/>
-          </w:tcPr>
-          <w:p>
-            <w:r/>
-            <w:r>
-              <w:rPr>
-                <w:rFonts w:ascii="Calibri" w:hAnsi="Calibri" w:eastAsia="黑体"/>
-                <w:b/>
-                <w:sz w:val="21"/>
-              </w:rPr>
-              <w:t>论文</w:t>
-            </w:r>
-          </w:p>
-        </w:tc>
-        <w:tc>
-          <w:tcPr>
-            <w:tcW w:type="dxa" w:w="1814"/>
-          </w:tcPr>
-          <w:p>
-            <w:r/>
-            <w:r>
-              <w:rPr>
-                <w:rFonts w:ascii="Calibri" w:hAnsi="Calibri" w:eastAsia="黑体"/>
-                <w:b/>
-                <w:sz w:val="21"/>
-              </w:rPr>
-              <w:t>年份/期刊</w:t>
-            </w:r>
-          </w:p>
-        </w:tc>
-        <w:tc>
-          <w:tcPr>
-            <w:tcW w:type="dxa" w:w="4309"/>
-          </w:tcPr>
-          <w:p>
-            <w:r/>
-            <w:r>
-              <w:rPr>
-                <w:rFonts w:ascii="Calibri" w:hAnsi="Calibri" w:eastAsia="黑体"/>
-                <w:b/>
-                <w:sz w:val="21"/>
-              </w:rPr>
-              <w:t>方法与结论</w:t>
-            </w:r>
-          </w:p>
-        </w:tc>
-      </w:tr>
-      <w:tr>
-        <w:tc>
-          <w:tcPr>
-            <w:tcW w:type="dxa" w:w="2948"/>
-          </w:tcPr>
-          <w:p>
-            <w:r/>
-            <w:r>
-              <w:rPr>
-                <w:rFonts w:ascii="Calibri" w:hAnsi="Calibri" w:eastAsia="宋体"/>
-                <w:sz w:val="20"/>
-              </w:rPr>
-              <w:t>Modeling liquid rate through wellhead chokes using ML techniques</w:t>
-            </w:r>
-          </w:p>
-        </w:tc>
-        <w:tc>
-          <w:tcPr>
-            <w:tcW w:type="dxa" w:w="1814"/>
-          </w:tcPr>
-          <w:p>
-            <w:r/>
-            <w:r>
-              <w:rPr>
-                <w:rFonts w:ascii="Calibri" w:hAnsi="Calibri" w:eastAsia="宋体"/>
-                <w:sz w:val="20"/>
-              </w:rPr>
-              <w:t>2024, Scientific Reports</w:t>
-            </w:r>
-          </w:p>
-        </w:tc>
-        <w:tc>
-          <w:tcPr>
-            <w:tcW w:type="dxa" w:w="4309"/>
-          </w:tcPr>
-          <w:p>
-            <w:r/>
-            <w:r>
-              <w:rPr>
-                <w:rFonts w:ascii="Calibri" w:hAnsi="Calibri" w:eastAsia="宋体"/>
-                <w:sz w:val="20"/>
-              </w:rPr>
-              <w:t>565 个数据点；Adaboost-SVR/MARS/RBF/MLP 对比，输入井口压力、GLR、油嘴尺寸；最优误差 AAPRE 5.15%，并给出新经验关联式；敏感性分析表明油嘴尺寸影响最大</w:t>
-            </w:r>
-          </w:p>
-        </w:tc>
-      </w:tr>
-      <w:tr>
-        <w:tc>
-          <w:tcPr>
-            <w:tcW w:type="dxa" w:w="2948"/>
-          </w:tcPr>
-          <w:p>
-            <w:r/>
-            <w:r>
-              <w:rPr>
-                <w:rFonts w:ascii="Calibri" w:hAnsi="Calibri" w:eastAsia="宋体"/>
-                <w:sz w:val="20"/>
-              </w:rPr>
-              <w:t>Cost-effective tool for choke flow rate prediction in sub-critical oil wells</w:t>
-            </w:r>
-          </w:p>
-        </w:tc>
-        <w:tc>
-          <w:tcPr>
-            <w:tcW w:type="dxa" w:w="1814"/>
-          </w:tcPr>
-          <w:p>
-            <w:r/>
-            <w:r>
-              <w:rPr>
-                <w:rFonts w:ascii="Calibri" w:hAnsi="Calibri" w:eastAsia="宋体"/>
-                <w:sz w:val="20"/>
-              </w:rPr>
-              <w:t>2025, Scientific Reports</w:t>
-            </w:r>
-          </w:p>
-        </w:tc>
-        <w:tc>
-          <w:tcPr>
-            <w:tcW w:type="dxa" w:w="4309"/>
-          </w:tcPr>
-          <w:p>
-            <w:r/>
-            <w:r>
-              <w:rPr>
-                <w:rFonts w:ascii="Calibri" w:hAnsi="Calibri" w:eastAsia="宋体"/>
-                <w:sz w:val="20"/>
-              </w:rPr>
-              <w:t>GBM + 自适应差分进化（SADE）调参 + SHAP 可解释性分析；输入 GOR、油嘴尺寸、含水（BS&amp;W）、井口压力、原油 API</w:t>
-            </w:r>
-          </w:p>
-        </w:tc>
-      </w:tr>
-      <w:tr>
-        <w:tc>
-          <w:tcPr>
-            <w:tcW w:type="dxa" w:w="2948"/>
-          </w:tcPr>
-          <w:p>
-            <w:r/>
-            <w:r>
-              <w:rPr>
-                <w:rFonts w:ascii="Calibri" w:hAnsi="Calibri" w:eastAsia="宋体"/>
-                <w:sz w:val="20"/>
-              </w:rPr>
-              <w:t>ML-based prediction of well performance parameters for wellhead choke flow optimization</w:t>
-            </w:r>
-          </w:p>
-        </w:tc>
-        <w:tc>
-          <w:tcPr>
-            <w:tcW w:type="dxa" w:w="1814"/>
-          </w:tcPr>
-          <w:p>
-            <w:r/>
-            <w:r>
-              <w:rPr>
-                <w:rFonts w:ascii="Calibri" w:hAnsi="Calibri" w:eastAsia="宋体"/>
-                <w:sz w:val="20"/>
-              </w:rPr>
-              <w:t>2025, Scientific Reports</w:t>
-            </w:r>
-          </w:p>
-        </w:tc>
-        <w:tc>
-          <w:tcPr>
-            <w:tcW w:type="dxa" w:w="4309"/>
-          </w:tcPr>
-          <w:p>
-            <w:r/>
-            <w:r>
-              <w:rPr>
-                <w:rFonts w:ascii="Calibri" w:hAnsi="Calibri" w:eastAsia="宋体"/>
-                <w:sz w:val="20"/>
-              </w:rPr>
-              <w:t>CNN/MLP/RBFN 对比，MLP 最优（测试 R²=0.994）；输入液量、井口压力、油嘴尺寸（D64）、BS&amp;W、GLR</w:t>
-            </w:r>
-          </w:p>
-        </w:tc>
-      </w:tr>
-      <w:tr>
-        <w:tc>
-          <w:tcPr>
-            <w:tcW w:type="dxa" w:w="2948"/>
-          </w:tcPr>
-          <w:p>
-            <w:r/>
-            <w:r>
-              <w:rPr>
-                <w:rFonts w:ascii="Calibri" w:hAnsi="Calibri" w:eastAsia="宋体"/>
-                <w:sz w:val="20"/>
-              </w:rPr>
-              <w:t>ANN-driven empirical equation for real-time prediction of natural gas flow through chokes</w:t>
-            </w:r>
-          </w:p>
-        </w:tc>
-        <w:tc>
-          <w:tcPr>
-            <w:tcW w:type="dxa" w:w="1814"/>
-          </w:tcPr>
-          <w:p>
-            <w:r/>
-            <w:r>
-              <w:rPr>
-                <w:rFonts w:ascii="Calibri" w:hAnsi="Calibri" w:eastAsia="宋体"/>
-                <w:sz w:val="20"/>
-              </w:rPr>
-              <w:t>2025, Int. J. Petroleum Technology</w:t>
-            </w:r>
-          </w:p>
-        </w:tc>
-        <w:tc>
-          <w:tcPr>
-            <w:tcW w:type="dxa" w:w="4309"/>
-          </w:tcPr>
-          <w:p>
-            <w:r/>
-            <w:r>
-              <w:rPr>
-                <w:rFonts w:ascii="Calibri" w:hAnsi="Calibri" w:eastAsia="宋体"/>
-                <w:sz w:val="20"/>
-              </w:rPr>
-              <w:t>5 神经元小型 ANN 反推出闭式经验公式，现场无需运行模型即可手算；训练/测试 AAPE&lt;2%，R&gt;0.99</w:t>
-            </w:r>
-          </w:p>
-        </w:tc>
-      </w:tr>
-      <w:tr>
-        <w:tc>
-          <w:tcPr>
-            <w:tcW w:type="dxa" w:w="2948"/>
-          </w:tcPr>
-          <w:p>
-            <w:r/>
-            <w:r>
-              <w:rPr>
-                <w:rFonts w:ascii="Calibri" w:hAnsi="Calibri" w:eastAsia="宋体"/>
-                <w:sz w:val="20"/>
-              </w:rPr>
-              <w:t>Gas Rate Predictive Model as an Alternative to Choke Equations</w:t>
-            </w:r>
-          </w:p>
-        </w:tc>
-        <w:tc>
-          <w:tcPr>
-            <w:tcW w:type="dxa" w:w="1814"/>
-          </w:tcPr>
-          <w:p>
-            <w:r/>
-            <w:r>
-              <w:rPr>
-                <w:rFonts w:ascii="Calibri" w:hAnsi="Calibri" w:eastAsia="宋体"/>
-                <w:sz w:val="20"/>
-              </w:rPr>
-              <w:t>2024, SPE 219234</w:t>
-            </w:r>
-          </w:p>
-        </w:tc>
-        <w:tc>
-          <w:tcPr>
-            <w:tcW w:type="dxa" w:w="4309"/>
-          </w:tcPr>
-          <w:p>
-            <w:r/>
-            <w:r>
-              <w:rPr>
-                <w:rFonts w:ascii="Calibri" w:hAnsi="Calibri" w:eastAsia="宋体"/>
-                <w:sz w:val="20"/>
-              </w:rPr>
-              <w:t>机器学习气产量模型替代传统油嘴方程</w:t>
-            </w:r>
-          </w:p>
-        </w:tc>
-      </w:tr>
-      <w:tr>
-        <w:tc>
-          <w:tcPr>
-            <w:tcW w:type="dxa" w:w="2948"/>
-          </w:tcPr>
-          <w:p>
-            <w:r/>
-            <w:r>
-              <w:rPr>
-                <w:rFonts w:ascii="Calibri" w:hAnsi="Calibri" w:eastAsia="宋体"/>
-                <w:sz w:val="20"/>
-              </w:rPr>
-              <w:t>基于物理-数据融合的油嘴气液两相虚拟计量方法（中文）</w:t>
-            </w:r>
-          </w:p>
-        </w:tc>
-        <w:tc>
-          <w:tcPr>
-            <w:tcW w:type="dxa" w:w="1814"/>
-          </w:tcPr>
-          <w:p>
-            <w:r/>
-            <w:r>
-              <w:rPr>
-                <w:rFonts w:ascii="Calibri" w:hAnsi="Calibri" w:eastAsia="宋体"/>
-                <w:sz w:val="20"/>
-              </w:rPr>
-              <w:t>2024,《油气储运》</w:t>
-            </w:r>
-          </w:p>
-        </w:tc>
-        <w:tc>
-          <w:tcPr>
-            <w:tcW w:type="dxa" w:w="4309"/>
-          </w:tcPr>
-          <w:p>
-            <w:r/>
-            <w:r>
-              <w:rPr>
-                <w:rFonts w:ascii="Calibri" w:hAnsi="Calibri" w:eastAsia="宋体"/>
-                <w:sz w:val="20"/>
-              </w:rPr>
-              <w:t>油嘴节流机理方程 + DNN 反演质量含气率；仅用节流温差、压差均值/标准差等 9 个特征，覆盖分层/波浪/段塞/环状流，流量误差约 10% 以内</w:t>
-            </w:r>
-          </w:p>
-        </w:tc>
-      </w:tr>
-    </w:tbl>
-    <w:p/>
-    <w:p>
-      <w:pPr>
-        <w:pStyle w:val="Heading1"/>
-      </w:pPr>
-      <w:r>
-        <w:rPr>
-          <w:rFonts w:ascii="Calibri" w:hAnsi="Calibri" w:eastAsia="黑体"/>
-          <w:b/>
-          <w:color w:val="1F4E79"/>
-          <w:sz w:val="32"/>
-        </w:rPr>
-        <w:t>七、油嘴模型与井筒摩阻、井筒运移、螺杆泵特性模型的关系</w:t>
-      </w:r>
-    </w:p>
-    <w:p>
-      <w:pPr>
-        <w:spacing w:after="160"/>
-      </w:pPr>
-      <w:r>
-        <w:rPr>
-          <w:rFonts w:ascii="Calibri" w:hAnsi="Calibri" w:eastAsia="黑体"/>
-          <w:b/>
-          <w:color w:val="1F4E79"/>
-          <w:sz w:val="21"/>
-        </w:rPr>
-        <w:t>【本章概述】</w:t>
-      </w:r>
-      <w:r>
-        <w:rPr>
-          <w:rFonts w:ascii="Calibri" w:hAnsi="Calibri" w:eastAsia="宋体"/>
-          <w:sz w:val="21"/>
-        </w:rPr>
-        <w:t>本章回答一个常见困惑：油嘴模型、井筒流体摩阻计算模型、井筒流体运移模型、螺杆泵运行特性模型是什么关系？结论：它们不是竞争关系，而是一口井机理计产模型中“串联”的四个子模块，分别描述流体从井底到地面沿途经过的不同部件。把它们的“压力-流量”约束联立求解（节点分析）得到的工作点流量就是产量——这是机理法计产的本质；神经网络计产则是让网络从数据中直接学出这四个子模型的联合映射。</w:t>
-      </w:r>
-    </w:p>
-    <w:p>
-      <w:pPr>
-        <w:spacing w:after="120"/>
-        <w:ind w:firstLine="420"/>
-      </w:pPr>
-      <w:r>
-        <w:rPr>
-          <w:rFonts w:ascii="Calibri" w:hAnsi="Calibri" w:eastAsia="宋体"/>
-          <w:b/>
-          <w:sz w:val="21"/>
-        </w:rPr>
-        <w:t>流动路径：地层 →（井底）→ 井筒 →（螺杆泵，如有）→ 井口 →（油嘴，如有）→ 地面管线。同一股流量依次流过所有环节，每个模型给出自己那一段的压力-流量约束：</w:t>
-      </w:r>
-    </w:p>
-    <w:tbl>
-      <w:tblPr>
-        <w:tblStyle w:val="LightGrid-Accent1"/>
-        <w:tblW w:type="auto" w:w="0"/>
-        <w:jc w:val="center"/>
-        <w:tblLook w:firstColumn="1" w:firstRow="1" w:lastColumn="0" w:lastRow="0" w:noHBand="0" w:noVBand="1" w:val="04A0"/>
-      </w:tblPr>
-      <w:tblGrid>
-        <w:gridCol w:w="2882"/>
-        <w:gridCol w:w="2882"/>
-        <w:gridCol w:w="2882"/>
-      </w:tblGrid>
-      <w:tr>
-        <w:tc>
-          <w:tcPr>
-            <w:tcW w:type="dxa" w:w="2041"/>
-          </w:tcPr>
-          <w:p>
-            <w:r/>
-            <w:r>
-              <w:rPr>
-                <w:rFonts w:ascii="Calibri" w:hAnsi="Calibri" w:eastAsia="黑体"/>
-                <w:b/>
-                <w:sz w:val="21"/>
-              </w:rPr>
-              <w:t>模型</w:t>
-            </w:r>
-          </w:p>
-        </w:tc>
-        <w:tc>
-          <w:tcPr>
-            <w:tcW w:type="dxa" w:w="3288"/>
-          </w:tcPr>
-          <w:p>
-            <w:r/>
-            <w:r>
-              <w:rPr>
-                <w:rFonts w:ascii="Calibri" w:hAnsi="Calibri" w:eastAsia="黑体"/>
-                <w:b/>
-                <w:sz w:val="21"/>
-              </w:rPr>
-              <w:t>描述哪一段</w:t>
-            </w:r>
-          </w:p>
-        </w:tc>
-        <w:tc>
-          <w:tcPr>
-            <w:tcW w:type="dxa" w:w="3742"/>
-          </w:tcPr>
-          <w:p>
-            <w:r/>
-            <w:r>
-              <w:rPr>
-                <w:rFonts w:ascii="Calibri" w:hAnsi="Calibri" w:eastAsia="黑体"/>
-                <w:b/>
-                <w:sz w:val="21"/>
-              </w:rPr>
-              <w:t>在计产中的角色</w:t>
-            </w:r>
-          </w:p>
-        </w:tc>
-      </w:tr>
-      <w:tr>
-        <w:tc>
-          <w:tcPr>
-            <w:tcW w:type="dxa" w:w="2041"/>
-          </w:tcPr>
-          <w:p>
-            <w:r/>
-            <w:r>
-              <w:rPr>
-                <w:rFonts w:ascii="Calibri" w:hAnsi="Calibri" w:eastAsia="宋体"/>
-                <w:sz w:val="20"/>
-              </w:rPr>
-              <w:t>井筒流体运移模型</w:t>
-            </w:r>
-          </w:p>
-        </w:tc>
-        <w:tc>
-          <w:tcPr>
-            <w:tcW w:type="dxa" w:w="3288"/>
-          </w:tcPr>
-          <w:p>
-            <w:r/>
-            <w:r>
-              <w:rPr>
-                <w:rFonts w:ascii="Calibri" w:hAnsi="Calibri" w:eastAsia="宋体"/>
-                <w:sz w:val="20"/>
-              </w:rPr>
-              <w:t>井筒内多相流的整体行为：持液率、相间滑脱、流型转换、瞬态运移</w:t>
-            </w:r>
-          </w:p>
-        </w:tc>
-        <w:tc>
-          <w:tcPr>
-            <w:tcW w:type="dxa" w:w="3742"/>
-          </w:tcPr>
-          <w:p>
-            <w:r/>
-            <w:r>
-              <w:rPr>
-                <w:rFonts w:ascii="Calibri" w:hAnsi="Calibri" w:eastAsia="宋体"/>
-                <w:sz w:val="20"/>
-              </w:rPr>
-              <w:t>给出井筒沿程压力/温度剖面的“总框架”，是井筒段的完整描述</w:t>
-            </w:r>
-          </w:p>
-        </w:tc>
-      </w:tr>
-      <w:tr>
-        <w:tc>
-          <w:tcPr>
-            <w:tcW w:type="dxa" w:w="2041"/>
-          </w:tcPr>
-          <w:p>
-            <w:r/>
-            <w:r>
-              <w:rPr>
-                <w:rFonts w:ascii="Calibri" w:hAnsi="Calibri" w:eastAsia="宋体"/>
-                <w:sz w:val="20"/>
-              </w:rPr>
-              <w:t>井筒流体摩阻计算模型</w:t>
-            </w:r>
-          </w:p>
-        </w:tc>
-        <w:tc>
-          <w:tcPr>
-            <w:tcW w:type="dxa" w:w="3288"/>
-          </w:tcPr>
-          <w:p>
-            <w:r/>
-            <w:r>
-              <w:rPr>
-                <w:rFonts w:ascii="Calibri" w:hAnsi="Calibri" w:eastAsia="宋体"/>
-                <w:sz w:val="20"/>
-              </w:rPr>
-              <w:t>井筒压降三项（重力、摩阻、加速度）中的摩阻项</w:t>
-            </w:r>
-          </w:p>
-        </w:tc>
-        <w:tc>
-          <w:tcPr>
-            <w:tcW w:type="dxa" w:w="3742"/>
-          </w:tcPr>
-          <w:p>
-            <w:r/>
-            <w:r>
-              <w:rPr>
-                <w:rFonts w:ascii="Calibri" w:hAnsi="Calibri" w:eastAsia="宋体"/>
-                <w:sz w:val="20"/>
-              </w:rPr>
-              <w:t>运移模型的一个组成部分（子集），常以摩阻系数关联式形式出现</w:t>
-            </w:r>
-          </w:p>
-        </w:tc>
-      </w:tr>
-      <w:tr>
-        <w:tc>
-          <w:tcPr>
-            <w:tcW w:type="dxa" w:w="2041"/>
-          </w:tcPr>
-          <w:p>
-            <w:r/>
-            <w:r>
-              <w:rPr>
-                <w:rFonts w:ascii="Calibri" w:hAnsi="Calibri" w:eastAsia="宋体"/>
-                <w:sz w:val="20"/>
-              </w:rPr>
-              <w:t>螺杆泵运行特性模型</w:t>
-            </w:r>
-          </w:p>
-        </w:tc>
-        <w:tc>
-          <w:tcPr>
-            <w:tcW w:type="dxa" w:w="3288"/>
-          </w:tcPr>
-          <w:p>
-            <w:r/>
-            <w:r>
-              <w:rPr>
-                <w:rFonts w:ascii="Calibri" w:hAnsi="Calibri" w:eastAsia="宋体"/>
-                <w:sz w:val="20"/>
-              </w:rPr>
-              <w:t>泵段的“转速-压差-排量”特性关系（理论排量 − 滑脱量）</w:t>
-            </w:r>
-          </w:p>
-        </w:tc>
-        <w:tc>
-          <w:tcPr>
-            <w:tcW w:type="dxa" w:w="3742"/>
-          </w:tcPr>
-          <w:p>
-            <w:r/>
-            <w:r>
-              <w:rPr>
-                <w:rFonts w:ascii="Calibri" w:hAnsi="Calibri" w:eastAsia="宋体"/>
-                <w:sz w:val="20"/>
-              </w:rPr>
-              <w:t>链条中的增压环节；人工举升井的“计量元件”——泵参数直接编码产量信息</w:t>
-            </w:r>
-          </w:p>
-        </w:tc>
-      </w:tr>
-      <w:tr>
-        <w:tc>
-          <w:tcPr>
-            <w:tcW w:type="dxa" w:w="2041"/>
-          </w:tcPr>
-          <w:p>
-            <w:r/>
-            <w:r>
-              <w:rPr>
-                <w:rFonts w:ascii="Calibri" w:hAnsi="Calibri" w:eastAsia="宋体"/>
-                <w:sz w:val="20"/>
-              </w:rPr>
-              <w:t>油嘴模型</w:t>
-            </w:r>
-          </w:p>
-        </w:tc>
-        <w:tc>
-          <w:tcPr>
-            <w:tcW w:type="dxa" w:w="3288"/>
-          </w:tcPr>
-          <w:p>
-            <w:r/>
-            <w:r>
-              <w:rPr>
-                <w:rFonts w:ascii="Calibri" w:hAnsi="Calibri" w:eastAsia="宋体"/>
-                <w:sz w:val="20"/>
-              </w:rPr>
-              <w:t>井口节流件的“压差-流量”关系（临界/亚临界流）</w:t>
-            </w:r>
-          </w:p>
-        </w:tc>
-        <w:tc>
-          <w:tcPr>
-            <w:tcW w:type="dxa" w:w="3742"/>
-          </w:tcPr>
-          <w:p>
-            <w:r/>
-            <w:r>
-              <w:rPr>
-                <w:rFonts w:ascii="Calibri" w:hAnsi="Calibri" w:eastAsia="宋体"/>
-                <w:sz w:val="20"/>
-              </w:rPr>
-              <w:t>链条末端的节流环节；自喷井/气举井的“计量元件”</w:t>
-            </w:r>
-          </w:p>
-        </w:tc>
-      </w:tr>
-    </w:tbl>
-    <w:p/>
-    <w:p>
-      <w:pPr>
-        <w:spacing w:after="120"/>
-        <w:ind w:firstLine="420"/>
-      </w:pPr>
-      <w:r>
-        <w:rPr>
-          <w:rFonts w:ascii="Calibri" w:hAnsi="Calibri" w:eastAsia="宋体"/>
-          <w:b/>
-          <w:sz w:val="21"/>
-        </w:rPr>
-        <w:t>关键结论：自喷井靠油嘴计产（油嘴模型是主角，井筒模型用于计算回压）；螺杆泵井靠泵计产（泵特性模型是主角：转速 × 理论排量 − 滑脱量 = 产量，井筒摩阻/运移模型用于计算泵进出口压差）。因此第六章的油嘴计量方法对螺杆泵井不直接适用，思路平移方法见第八章。</w:t>
-      </w:r>
-    </w:p>
-    <w:p>
-      <w:pPr>
-        <w:spacing w:after="120"/>
-        <w:ind w:firstLine="420"/>
-      </w:pPr>
-      <w:r>
-        <w:rPr>
-          <w:rFonts w:ascii="Calibri" w:hAnsi="Calibri" w:eastAsia="宋体"/>
-          <w:b w:val="0"/>
-          <w:sz w:val="21"/>
-        </w:rPr>
-        <w:t>上述子模型的开源实现情况：井筒运移/摩阻有成熟开源库——marlim3（github.com/petrobras/marlim3，Petrobras 开源的 1D 瞬态多相流模拟器，pip install marlim3）、flotech（多相流压降关联式库：Beggs &amp; Brill、Duns &amp; Ros、Ansari 等，pip install flotech）、pyResToolbox（VLP+IPR+节点分析）、NeqSim TransientPipe（瞬态漂移流+段塞追踪）；螺杆泵运行特性模型目前无开源实现，仅有公开论文中的解析模型（见第八章）。</w:t>
-      </w:r>
-    </w:p>
-    <w:p>
-      <w:pPr>
-        <w:pStyle w:val="Heading1"/>
-      </w:pPr>
-      <w:r>
-        <w:rPr>
-          <w:rFonts w:ascii="Calibri" w:hAnsi="Calibri" w:eastAsia="黑体"/>
-          <w:b/>
-          <w:color w:val="1F4E79"/>
-          <w:sz w:val="32"/>
-        </w:rPr>
-        <w:t>八、螺杆泵（PCP）井计产专题</w:t>
-      </w:r>
-    </w:p>
-    <w:p>
-      <w:pPr>
-        <w:spacing w:after="160"/>
-      </w:pPr>
-      <w:r>
-        <w:rPr>
-          <w:rFonts w:ascii="Calibri" w:hAnsi="Calibri" w:eastAsia="黑体"/>
-          <w:b/>
-          <w:color w:val="1F4E79"/>
-          <w:sz w:val="21"/>
-        </w:rPr>
-        <w:t>【本章概述】</w:t>
-      </w:r>
-      <w:r>
-        <w:rPr>
-          <w:rFonts w:ascii="Calibri" w:hAnsi="Calibri" w:eastAsia="宋体"/>
-          <w:sz w:val="21"/>
-        </w:rPr>
-        <w:t>本章针对螺杆泵井的计产路径。螺杆泵井与自喷井的根本区别：产量由泵控制而非油嘴控制，井口一般无可调油嘴，因此计产的“信息源”是泵的运行参数（转速、扭矩、电流/有功功率）而非油嘴参数。本章给出计量原理、神经网络特征集建议、可参考的论文与资源，以及落地实施路径。</w:t>
-      </w:r>
-    </w:p>
-    <w:p>
-      <w:pPr>
-        <w:pStyle w:val="Heading2"/>
-      </w:pPr>
-      <w:r>
-        <w:rPr>
-          <w:rFonts w:ascii="Calibri" w:hAnsi="Calibri" w:eastAsia="黑体"/>
-          <w:b/>
-          <w:color w:val="1F4E79"/>
-          <w:sz w:val="26"/>
-        </w:rPr>
-        <w:t>8.1 计量原理</w:t>
-      </w:r>
-    </w:p>
-    <w:p>
-      <w:pPr>
-        <w:spacing w:after="120"/>
-        <w:ind w:firstLine="420"/>
-      </w:pPr>
-      <w:r>
-        <w:rPr>
-          <w:rFonts w:ascii="Calibri" w:hAnsi="Calibri" w:eastAsia="宋体"/>
-          <w:b w:val="0"/>
-          <w:sz w:val="21"/>
-        </w:rPr>
-        <w:t>螺杆泵计产的机理基础：实际排量 = 理论排量 − 滑脱量。理论排量由泵几何（转子直径、偏心距、导程）和转速唯一确定（Q理论 = 常数 × 转速）；滑脱量是高压端向低压端的内部回流，主要受泵压差、定转子间隙/过盈、流体黏度影响。泵压差由井筒两侧压力决定（需井筒摩阻/运移模型或泵吸入口压力传感器），扭矩/电流则反映泵压差和摩擦负荷。因此“转速 + 扭矩/电流 + 井口压温（+ 泵吸入口压力）”这组参数已经完整编码了产量信息，神经网络学习的就是这组参数到产量的映射。</w:t>
-      </w:r>
-    </w:p>
-    <w:p>
-      <w:pPr>
-        <w:pStyle w:val="Heading2"/>
-      </w:pPr>
-      <w:r>
-        <w:rPr>
-          <w:rFonts w:ascii="Calibri" w:hAnsi="Calibri" w:eastAsia="黑体"/>
-          <w:b/>
-          <w:color w:val="1F4E79"/>
-          <w:sz w:val="26"/>
-        </w:rPr>
-        <w:t>8.2 神经网络特征集建议</w:t>
+        <w:t>4.2 推荐特征集（按优先级）</w:t>
       </w:r>
     </w:p>
     <w:tbl>
@@ -3529,7 +2086,7 @@
         </w:tc>
         <w:tc>
           <w:tcPr>
-            <w:tcW w:type="dxa" w:w="2948"/>
+            <w:tcW w:type="dxa" w:w="2835"/>
           </w:tcPr>
           <w:p>
             <w:r/>
@@ -3545,7 +2102,7 @@
         </w:tc>
         <w:tc>
           <w:tcPr>
-            <w:tcW w:type="dxa" w:w="4876"/>
+            <w:tcW w:type="dxa" w:w="4989"/>
           </w:tcPr>
           <w:p>
             <w:r/>
@@ -3555,7 +2112,7 @@
                 <w:b/>
                 <w:sz w:val="21"/>
               </w:rPr>
-              <w:t>作用</w:t>
+              <w:t>对应的物理含义</w:t>
             </w:r>
           </w:p>
         </w:tc>
@@ -3578,7 +2135,7 @@
         </w:tc>
         <w:tc>
           <w:tcPr>
-            <w:tcW w:type="dxa" w:w="2948"/>
+            <w:tcW w:type="dxa" w:w="2835"/>
           </w:tcPr>
           <w:p>
             <w:r/>
@@ -3593,7 +2150,7 @@
         </w:tc>
         <w:tc>
           <w:tcPr>
-            <w:tcW w:type="dxa" w:w="4876"/>
+            <w:tcW w:type="dxa" w:w="4989"/>
           </w:tcPr>
           <w:p>
             <w:r/>
@@ -3602,7 +2159,7 @@
                 <w:rFonts w:ascii="Calibri" w:hAnsi="Calibri" w:eastAsia="宋体"/>
                 <w:sz w:val="20"/>
               </w:rPr>
-              <w:t>决定理论排量，信息量最大</w:t>
+              <w:t>决定理论排量 Q_th，信息量最大</w:t>
             </w:r>
           </w:p>
         </w:tc>
@@ -3625,7 +2182,7 @@
         </w:tc>
         <w:tc>
           <w:tcPr>
-            <w:tcW w:type="dxa" w:w="2948"/>
+            <w:tcW w:type="dxa" w:w="2835"/>
           </w:tcPr>
           <w:p>
             <w:r/>
@@ -3634,13 +2191,13 @@
                 <w:rFonts w:ascii="Calibri" w:hAnsi="Calibri" w:eastAsia="宋体"/>
                 <w:sz w:val="20"/>
               </w:rPr>
-              <w:t>扭矩或电机电流/有功功率</w:t>
+              <w:t>扭矩，或电机电流 / 有功功率</w:t>
             </w:r>
           </w:p>
         </w:tc>
         <w:tc>
           <w:tcPr>
-            <w:tcW w:type="dxa" w:w="4876"/>
+            <w:tcW w:type="dxa" w:w="4989"/>
           </w:tcPr>
           <w:p>
             <w:r/>
@@ -3649,7 +2206,7 @@
                 <w:rFonts w:ascii="Calibri" w:hAnsi="Calibri" w:eastAsia="宋体"/>
                 <w:sz w:val="20"/>
               </w:rPr>
-              <w:t>反映泵压差与负荷，间接编码滑脱量</w:t>
+              <w:t>反映泵压差与摩擦负荷，间接编码滑脱量</w:t>
             </w:r>
           </w:p>
         </w:tc>
@@ -3672,7 +2229,7 @@
         </w:tc>
         <w:tc>
           <w:tcPr>
-            <w:tcW w:type="dxa" w:w="2948"/>
+            <w:tcW w:type="dxa" w:w="2835"/>
           </w:tcPr>
           <w:p>
             <w:r/>
@@ -3687,7 +2244,7 @@
         </w:tc>
         <w:tc>
           <w:tcPr>
-            <w:tcW w:type="dxa" w:w="4876"/>
+            <w:tcW w:type="dxa" w:w="4989"/>
           </w:tcPr>
           <w:p>
             <w:r/>
@@ -3696,7 +2253,7 @@
                 <w:rFonts w:ascii="Calibri" w:hAnsi="Calibri" w:eastAsia="宋体"/>
                 <w:sz w:val="20"/>
               </w:rPr>
-              <w:t>泵出口侧边界条件</w:t>
+              <w:t>泵出口侧边界；参与泵压差计算</w:t>
             </w:r>
           </w:p>
         </w:tc>
@@ -3719,7 +2276,7 @@
         </w:tc>
         <w:tc>
           <w:tcPr>
-            <w:tcW w:type="dxa" w:w="2948"/>
+            <w:tcW w:type="dxa" w:w="2835"/>
           </w:tcPr>
           <w:p>
             <w:r/>
@@ -3728,13 +2285,13 @@
                 <w:rFonts w:ascii="Calibri" w:hAnsi="Calibri" w:eastAsia="宋体"/>
                 <w:sz w:val="20"/>
               </w:rPr>
-              <w:t>泵吸入口压力（沉没度）</w:t>
+              <w:t>泵吸入口压力，或动液面</w:t>
             </w:r>
           </w:p>
         </w:tc>
         <w:tc>
           <w:tcPr>
-            <w:tcW w:type="dxa" w:w="4876"/>
+            <w:tcW w:type="dxa" w:w="4989"/>
           </w:tcPr>
           <w:p>
             <w:r/>
@@ -3743,7 +2300,7 @@
                 <w:rFonts w:ascii="Calibri" w:hAnsi="Calibri" w:eastAsia="宋体"/>
                 <w:sz w:val="20"/>
               </w:rPr>
-              <w:t>泵入口侧边界条件，与出口侧共同确定泵压差；无此传感器时可用动液面数据替代</w:t>
+              <w:t>泵入口侧边界；与出口侧共同确定 ΔP；无传感器时用回声仪动液面推算</w:t>
             </w:r>
           </w:p>
         </w:tc>
@@ -3766,7 +2323,7 @@
         </w:tc>
         <w:tc>
           <w:tcPr>
-            <w:tcW w:type="dxa" w:w="2948"/>
+            <w:tcW w:type="dxa" w:w="2835"/>
           </w:tcPr>
           <w:p>
             <w:r/>
@@ -3781,7 +2338,7 @@
         </w:tc>
         <w:tc>
           <w:tcPr>
-            <w:tcW w:type="dxa" w:w="4876"/>
+            <w:tcW w:type="dxa" w:w="4989"/>
           </w:tcPr>
           <w:p>
             <w:r/>
@@ -3790,7 +2347,7 @@
                 <w:rFonts w:ascii="Calibri" w:hAnsi="Calibri" w:eastAsia="宋体"/>
                 <w:sz w:val="20"/>
               </w:rPr>
-              <w:t>反映流体黏度变化（对滑脱量影响大，稠油井尤其重要）</w:t>
+              <w:t>反映流体黏度变化（稠油井对滑脱影响大）</w:t>
             </w:r>
           </w:p>
         </w:tc>
@@ -3813,7 +2370,7 @@
         </w:tc>
         <w:tc>
           <w:tcPr>
-            <w:tcW w:type="dxa" w:w="2948"/>
+            <w:tcW w:type="dxa" w:w="2835"/>
           </w:tcPr>
           <w:p>
             <w:r/>
@@ -3828,7 +2385,7 @@
         </w:tc>
         <w:tc>
           <w:tcPr>
-            <w:tcW w:type="dxa" w:w="4876"/>
+            <w:tcW w:type="dxa" w:w="4989"/>
           </w:tcPr>
           <w:p>
             <w:r/>
@@ -3837,7 +2394,7 @@
                 <w:rFonts w:ascii="Calibri" w:hAnsi="Calibri" w:eastAsia="宋体"/>
                 <w:sz w:val="20"/>
               </w:rPr>
-              <w:t>区分油水产量、修正混合物黏度</w:t>
+              <w:t>区分油/液产量；修正混合物黏度</w:t>
             </w:r>
           </w:p>
         </w:tc>
@@ -3860,7 +2417,7 @@
         </w:tc>
         <w:tc>
           <w:tcPr>
-            <w:tcW w:type="dxa" w:w="2948"/>
+            <w:tcW w:type="dxa" w:w="2835"/>
           </w:tcPr>
           <w:p>
             <w:r/>
@@ -3869,13 +2426,13 @@
                 <w:rFonts w:ascii="Calibri" w:hAnsi="Calibri" w:eastAsia="宋体"/>
                 <w:sz w:val="20"/>
               </w:rPr>
-              <w:t>泵运行时长/累计冲程</w:t>
+              <w:t>泵累计运行时长 / 冲程数</w:t>
             </w:r>
           </w:p>
         </w:tc>
         <w:tc>
           <w:tcPr>
-            <w:tcW w:type="dxa" w:w="4876"/>
+            <w:tcW w:type="dxa" w:w="4989"/>
           </w:tcPr>
           <w:p>
             <w:r/>
@@ -3884,7 +2441,7 @@
                 <w:rFonts w:ascii="Calibri" w:hAnsi="Calibri" w:eastAsia="宋体"/>
                 <w:sz w:val="20"/>
               </w:rPr>
-              <w:t>反映定子磨损导致的容积效率衰减（长期漂移项）</w:t>
+              <w:t>定子磨损导致的容积效率长期衰减</w:t>
             </w:r>
           </w:p>
         </w:tc>
@@ -3902,7 +2459,7 @@
           <w:b w:val="0"/>
           <w:sz w:val="21"/>
         </w:rPr>
-        <w:t>标签（训练目标）：定期试井的油/液产量，或翻斗/质量流量计的连续计量数据。建议训练时把“泵滑脱明显不同的工况”（不同转速档、不同回压）都覆盖到，否则模型在未见过的转速下会外推失效。</w:t>
+        <w:t>训练标签：定期试井的油/液产量，或翻斗、质量流量计的连续计量。样本必须覆盖不同转速档和不同回压，否则模型在未见过的工况下会外推失败。注意：油嘴开度不是必需特征——螺杆泵井通常没有可调油嘴。</w:t>
       </w:r>
     </w:p>
     <w:p>
@@ -3916,59 +2473,35 @@
           <w:color w:val="1F4E79"/>
           <w:sz w:val="26"/>
         </w:rPr>
-        <w:t>8.3 可参考的论文与资源</w:t>
+        <w:t>4.3 两种建模结构</w:t>
       </w:r>
     </w:p>
     <w:p>
       <w:pPr>
-        <w:pStyle w:val="ListBullet"/>
-        <w:spacing w:after="80"/>
+        <w:spacing w:after="120"/>
+        <w:ind w:firstLine="420"/>
       </w:pPr>
       <w:r>
         <w:rPr>
           <w:rFonts w:ascii="Calibri" w:hAnsi="Calibri" w:eastAsia="宋体"/>
+          <w:b w:val="0"/>
           <w:sz w:val="21"/>
         </w:rPr>
-        <w:t>螺杆泵特性解析模型（无开源代码，公式完整可复现）：①金属定子 PCP 间隙滑脱解析模型（Mathematical Problems in Engineering, 2018, DOI:10.1155/2018/3696930，国产实红石油装备泵实验验证）；②井下工况定子变形耦合模型（J. Pet. Sci. Eng., 2020：Hooke 定律+复合圆筒理论，适用多头螺杆泵）；③Gamboa et al. 逐腔室质量平衡滑脱模型（COBEM 2009 有完整公式与求解流程）。</w:t>
+        <w:t>结构 A —— 纯数据驱动。输入 4.2 特征集，输出油/液产量。网络可选：多层感知机（MLP）、LSTM（有时序时）、TCN。优点是实现简单；缺点是物理约束弱，极端工况可能给出不合理产量（如转速升高产量反而降）。</w:t>
       </w:r>
     </w:p>
     <w:p>
       <w:pPr>
-        <w:pStyle w:val="ListBullet"/>
-        <w:spacing w:after="80"/>
+        <w:spacing w:after="120"/>
+        <w:ind w:firstLine="420"/>
       </w:pPr>
       <w:r>
         <w:rPr>
           <w:rFonts w:ascii="Calibri" w:hAnsi="Calibri" w:eastAsia="宋体"/>
+          <w:b w:val="0"/>
           <w:sz w:val="21"/>
         </w:rPr>
-        <w:t>近邻方法平移——电潜泵（ESP）井深度学习计产：《Deep Learning Models Applied Flowrate Estimation in Offshore Wells with ESP》（Energies, 2025）：巴西 5 口海上井，输入有功功率、频率、压力（分钟级），LSTM+机理混合模型；输入输出定义与螺杆泵井计产几乎同构，网络结构可直接借鉴。</w:t>
-      </w:r>
-    </w:p>
-    <w:p>
-      <w:pPr>
-        <w:pStyle w:val="ListBullet"/>
-        <w:spacing w:after="80"/>
-      </w:pPr>
-      <w:r>
-        <w:rPr>
-          <w:rFonts w:ascii="Calibri" w:hAnsi="Calibri" w:eastAsia="宋体"/>
-          <w:sz w:val="21"/>
-        </w:rPr>
-        <w:t>油嘴 ML 论文的思路平移（见第六章）：把“油嘴尺寸、井口压力 → 产量”替换为“转速、扭矩/电流、泵压差 → 产量”，特征工程与验证方法完全通用。</w:t>
-      </w:r>
-    </w:p>
-    <w:p>
-      <w:pPr>
-        <w:pStyle w:val="ListBullet"/>
-        <w:spacing w:after="80"/>
-      </w:pPr>
-      <w:r>
-        <w:rPr>
-          <w:rFonts w:ascii="Calibri" w:hAnsi="Calibri" w:eastAsia="宋体"/>
-          <w:sz w:val="21"/>
-        </w:rPr>
-        <w:t>井筒段开源工具（算泵压差用）：marlim3、flotech、pyResToolbox（见第七章）。</w:t>
+        <w:t>结构 B —— 机理 + 神经网络混合（推荐）。先用泵几何与转速按公式算理论排量 Q_th；再用神经网络估计滑脱量 Q_slip（输入：转速、扭矩/电流、泵压差或井口压与沉没度、温度、含水）；最终产量 = Q_th − Q_slip。泵压差可由第三章的井筒运移/摩阻模型计算，也可由吸入口压力传感器直接得到。优点：理论排量部分物理正确，网络只学难建模的滑脱；转速变化时外推更稳。</w:t>
       </w:r>
     </w:p>
     <w:p>
@@ -3982,7 +2515,7 @@
           <w:color w:val="1F4E79"/>
           <w:sz w:val="26"/>
         </w:rPr>
-        <w:t>8.4 实施路径建议</w:t>
+        <w:t>4.4 可借鉴的开源神经网络计产项目</w:t>
       </w:r>
     </w:p>
     <w:p>
@@ -3996,7 +2529,490 @@
           <w:b w:val="0"/>
           <w:sz w:val="21"/>
         </w:rPr>
-        <w:t>第一步（数据基线）：整理试井记录与对应时刻的泵参数（转速、扭矩/电流、井口压温、沉没度），按 8.2 特征集构建样本；样本量少时先用 XGBoost/随机森林建基线，再上神经网络（LSTM/TCN）。</w:t>
+        <w:t>下列项目不是专门为螺杆泵井写的，但提供了可直接改用的网络结构、训练流程与数据管线。改特征集为 4.2、改标签为本井试井产量即可。</w:t>
+      </w:r>
+    </w:p>
+    <w:tbl>
+      <w:tblPr>
+        <w:tblStyle w:val="LightGrid-Accent1"/>
+        <w:tblW w:type="auto" w:w="0"/>
+        <w:jc w:val="center"/>
+        <w:tblLook w:firstColumn="1" w:firstRow="1" w:lastColumn="0" w:lastRow="0" w:noHBand="0" w:noVBand="1" w:val="04A0"/>
+      </w:tblPr>
+      <w:tblGrid>
+        <w:gridCol w:w="2161"/>
+        <w:gridCol w:w="2161"/>
+        <w:gridCol w:w="2161"/>
+        <w:gridCol w:w="2161"/>
+      </w:tblGrid>
+      <w:tr>
+        <w:tc>
+          <w:tcPr>
+            <w:tcW w:type="dxa" w:w="1814"/>
+          </w:tcPr>
+          <w:p>
+            <w:r/>
+            <w:r>
+              <w:rPr>
+                <w:rFonts w:ascii="Calibri" w:hAnsi="Calibri" w:eastAsia="黑体"/>
+                <w:b/>
+                <w:sz w:val="21"/>
+              </w:rPr>
+              <w:t>项目</w:t>
+            </w:r>
+          </w:p>
+        </w:tc>
+        <w:tc>
+          <w:tcPr>
+            <w:tcW w:type="dxa" w:w="2608"/>
+          </w:tcPr>
+          <w:p>
+            <w:r/>
+            <w:r>
+              <w:rPr>
+                <w:rFonts w:ascii="Calibri" w:hAnsi="Calibri" w:eastAsia="黑体"/>
+                <w:b/>
+                <w:sz w:val="21"/>
+              </w:rPr>
+              <w:t>地址</w:t>
+            </w:r>
+          </w:p>
+        </w:tc>
+        <w:tc>
+          <w:tcPr>
+            <w:tcW w:type="dxa" w:w="2268"/>
+          </w:tcPr>
+          <w:p>
+            <w:r/>
+            <w:r>
+              <w:rPr>
+                <w:rFonts w:ascii="Calibri" w:hAnsi="Calibri" w:eastAsia="黑体"/>
+                <w:b/>
+                <w:sz w:val="21"/>
+              </w:rPr>
+              <w:t>原问题</w:t>
+            </w:r>
+          </w:p>
+        </w:tc>
+        <w:tc>
+          <w:tcPr>
+            <w:tcW w:type="dxa" w:w="2381"/>
+          </w:tcPr>
+          <w:p>
+            <w:r/>
+            <w:r>
+              <w:rPr>
+                <w:rFonts w:ascii="Calibri" w:hAnsi="Calibri" w:eastAsia="黑体"/>
+                <w:b/>
+                <w:sz w:val="21"/>
+              </w:rPr>
+              <w:t>对本井的借鉴点</w:t>
+            </w:r>
+          </w:p>
+        </w:tc>
+      </w:tr>
+      <w:tr>
+        <w:tc>
+          <w:tcPr>
+            <w:tcW w:type="dxa" w:w="1814"/>
+          </w:tcPr>
+          <w:p>
+            <w:r/>
+            <w:r>
+              <w:rPr>
+                <w:rFonts w:ascii="Calibri" w:hAnsi="Calibri" w:eastAsia="宋体"/>
+                <w:sz w:val="20"/>
+              </w:rPr>
+              <w:t>LSTM-for-Production</w:t>
+            </w:r>
+          </w:p>
+        </w:tc>
+        <w:tc>
+          <w:tcPr>
+            <w:tcW w:type="dxa" w:w="2608"/>
+          </w:tcPr>
+          <w:p>
+            <w:r/>
+            <w:r>
+              <w:rPr>
+                <w:rFonts w:ascii="Calibri" w:hAnsi="Calibri" w:eastAsia="宋体"/>
+                <w:sz w:val="20"/>
+              </w:rPr>
+              <w:t>github.com/saifkhanengr/LSTM-for-Production</w:t>
+            </w:r>
+          </w:p>
+        </w:tc>
+        <w:tc>
+          <w:tcPr>
+            <w:tcW w:type="dxa" w:w="2268"/>
+          </w:tcPr>
+          <w:p>
+            <w:r/>
+            <w:r>
+              <w:rPr>
+                <w:rFonts w:ascii="Calibri" w:hAnsi="Calibri" w:eastAsia="宋体"/>
+                <w:sz w:val="20"/>
+              </w:rPr>
+              <w:t>Volve 自喷井：井下/井口压温、油嘴 → 油气水产量</w:t>
+            </w:r>
+          </w:p>
+        </w:tc>
+        <w:tc>
+          <w:tcPr>
+            <w:tcW w:type="dxa" w:w="2381"/>
+          </w:tcPr>
+          <w:p>
+            <w:r/>
+            <w:r>
+              <w:rPr>
+                <w:rFonts w:ascii="Calibri" w:hAnsi="Calibri" w:eastAsia="宋体"/>
+                <w:sz w:val="20"/>
+              </w:rPr>
+              <w:t>完整的特征工程 + LSTM 训练 Notebook，最易上手；把油嘴特征换成转速/扭矩即可</w:t>
+            </w:r>
+          </w:p>
+        </w:tc>
+      </w:tr>
+      <w:tr>
+        <w:tc>
+          <w:tcPr>
+            <w:tcW w:type="dxa" w:w="1814"/>
+          </w:tcPr>
+          <w:p>
+            <w:r/>
+            <w:r>
+              <w:rPr>
+                <w:rFonts w:ascii="Calibri" w:hAnsi="Calibri" w:eastAsia="宋体"/>
+                <w:sz w:val="20"/>
+              </w:rPr>
+              <w:t>HVFM / BiVFM-Fleet</w:t>
+            </w:r>
+          </w:p>
+        </w:tc>
+        <w:tc>
+          <w:tcPr>
+            <w:tcW w:type="dxa" w:w="2608"/>
+          </w:tcPr>
+          <w:p>
+            <w:r/>
+            <w:r>
+              <w:rPr>
+                <w:rFonts w:ascii="Calibri" w:hAnsi="Calibri" w:eastAsia="宋体"/>
+                <w:sz w:val="20"/>
+              </w:rPr>
+              <w:t>github.com/mmmahhhhe/HVFM</w:t>
+              <w:br/>
+              <w:t>pip install HVFM</w:t>
+            </w:r>
+          </w:p>
+        </w:tc>
+        <w:tc>
+          <w:tcPr>
+            <w:tcW w:type="dxa" w:w="2268"/>
+          </w:tcPr>
+          <w:p>
+            <w:r/>
+            <w:r>
+              <w:rPr>
+                <w:rFonts w:ascii="Calibri" w:hAnsi="Calibri" w:eastAsia="宋体"/>
+                <w:sz w:val="20"/>
+              </w:rPr>
+              <w:t>机理+数据双驱动瞬态多相 VFM（TCN/MPFNet）</w:t>
+            </w:r>
+          </w:p>
+        </w:tc>
+        <w:tc>
+          <w:tcPr>
+            <w:tcW w:type="dxa" w:w="2381"/>
+          </w:tcPr>
+          <w:p>
+            <w:r/>
+            <w:r>
+              <w:rPr>
+                <w:rFonts w:ascii="Calibri" w:hAnsi="Calibri" w:eastAsia="宋体"/>
+                <w:sz w:val="20"/>
+              </w:rPr>
+              <w:t>TCN 网络结构与混合建模框架；机理部分可换成泵特性公式</w:t>
+            </w:r>
+          </w:p>
+        </w:tc>
+      </w:tr>
+      <w:tr>
+        <w:tc>
+          <w:tcPr>
+            <w:tcW w:type="dxa" w:w="1814"/>
+          </w:tcPr>
+          <w:p>
+            <w:r/>
+            <w:r>
+              <w:rPr>
+                <w:rFonts w:ascii="Calibri" w:hAnsi="Calibri" w:eastAsia="宋体"/>
+                <w:sz w:val="20"/>
+              </w:rPr>
+              <w:t>VFM (Andrianov)</w:t>
+            </w:r>
+          </w:p>
+        </w:tc>
+        <w:tc>
+          <w:tcPr>
+            <w:tcW w:type="dxa" w:w="2608"/>
+          </w:tcPr>
+          <w:p>
+            <w:r/>
+            <w:r>
+              <w:rPr>
+                <w:rFonts w:ascii="Calibri" w:hAnsi="Calibri" w:eastAsia="宋体"/>
+                <w:sz w:val="20"/>
+              </w:rPr>
+              <w:t>github.com/nikolai-andrianov/VFM</w:t>
+            </w:r>
+          </w:p>
+        </w:tc>
+        <w:tc>
+          <w:tcPr>
+            <w:tcW w:type="dxa" w:w="2268"/>
+          </w:tcPr>
+          <w:p>
+            <w:r/>
+            <w:r>
+              <w:rPr>
+                <w:rFonts w:ascii="Calibri" w:hAnsi="Calibri" w:eastAsia="宋体"/>
+                <w:sz w:val="20"/>
+              </w:rPr>
+              <w:t>IFAC 论文：OLGA 仿真数据训练 NN 估产</w:t>
+            </w:r>
+          </w:p>
+        </w:tc>
+        <w:tc>
+          <w:tcPr>
+            <w:tcW w:type="dxa" w:w="2381"/>
+          </w:tcPr>
+          <w:p>
+            <w:r/>
+            <w:r>
+              <w:rPr>
+                <w:rFonts w:ascii="Calibri" w:hAnsi="Calibri" w:eastAsia="宋体"/>
+                <w:sz w:val="20"/>
+              </w:rPr>
+              <w:t>论文级可复现流程；带数据集</w:t>
+            </w:r>
+          </w:p>
+        </w:tc>
+      </w:tr>
+      <w:tr>
+        <w:tc>
+          <w:tcPr>
+            <w:tcW w:type="dxa" w:w="1814"/>
+          </w:tcPr>
+          <w:p>
+            <w:r/>
+            <w:r>
+              <w:rPr>
+                <w:rFonts w:ascii="Calibri" w:hAnsi="Calibri" w:eastAsia="宋体"/>
+                <w:sz w:val="20"/>
+              </w:rPr>
+              <w:t>ManyWells ML 示例</w:t>
+            </w:r>
+          </w:p>
+        </w:tc>
+        <w:tc>
+          <w:tcPr>
+            <w:tcW w:type="dxa" w:w="2608"/>
+          </w:tcPr>
+          <w:p>
+            <w:r/>
+            <w:r>
+              <w:rPr>
+                <w:rFonts w:ascii="Calibri" w:hAnsi="Calibri" w:eastAsia="宋体"/>
+                <w:sz w:val="20"/>
+              </w:rPr>
+              <w:t>github.com/solution-seeker-as/manywells</w:t>
+            </w:r>
+          </w:p>
+        </w:tc>
+        <w:tc>
+          <w:tcPr>
+            <w:tcW w:type="dxa" w:w="2268"/>
+          </w:tcPr>
+          <w:p>
+            <w:r/>
+            <w:r>
+              <w:rPr>
+                <w:rFonts w:ascii="Calibri" w:hAnsi="Calibri" w:eastAsia="宋体"/>
+                <w:sz w:val="20"/>
+              </w:rPr>
+              <w:t>NTNU 官方 NN VFM 基准（scripts/ml_examples）</w:t>
+            </w:r>
+          </w:p>
+        </w:tc>
+        <w:tc>
+          <w:tcPr>
+            <w:tcW w:type="dxa" w:w="2381"/>
+          </w:tcPr>
+          <w:p>
+            <w:r/>
+            <w:r>
+              <w:rPr>
+                <w:rFonts w:ascii="Calibri" w:hAnsi="Calibri" w:eastAsia="宋体"/>
+                <w:sz w:val="20"/>
+              </w:rPr>
+              <w:t>多种网络对比实验的写法；附 100 万点仿真数据</w:t>
+            </w:r>
+          </w:p>
+        </w:tc>
+      </w:tr>
+      <w:tr>
+        <w:tc>
+          <w:tcPr>
+            <w:tcW w:type="dxa" w:w="1814"/>
+          </w:tcPr>
+          <w:p>
+            <w:r/>
+            <w:r>
+              <w:rPr>
+                <w:rFonts w:ascii="Calibri" w:hAnsi="Calibri" w:eastAsia="宋体"/>
+                <w:sz w:val="20"/>
+              </w:rPr>
+              <w:t>pi-vfm</w:t>
+            </w:r>
+          </w:p>
+        </w:tc>
+        <w:tc>
+          <w:tcPr>
+            <w:tcW w:type="dxa" w:w="2608"/>
+          </w:tcPr>
+          <w:p>
+            <w:r/>
+            <w:r>
+              <w:rPr>
+                <w:rFonts w:ascii="Calibri" w:hAnsi="Calibri" w:eastAsia="宋体"/>
+                <w:sz w:val="20"/>
+              </w:rPr>
+              <w:t>github.com/CryptoGuy1/pi-vfm</w:t>
+            </w:r>
+          </w:p>
+        </w:tc>
+        <w:tc>
+          <w:tcPr>
+            <w:tcW w:type="dxa" w:w="2268"/>
+          </w:tcPr>
+          <w:p>
+            <w:r/>
+            <w:r>
+              <w:rPr>
+                <w:rFonts w:ascii="Calibri" w:hAnsi="Calibri" w:eastAsia="宋体"/>
+                <w:sz w:val="20"/>
+              </w:rPr>
+              <w:t>PINN 虚拟计量，仅用压温</w:t>
+            </w:r>
+          </w:p>
+        </w:tc>
+        <w:tc>
+          <w:tcPr>
+            <w:tcW w:type="dxa" w:w="2381"/>
+          </w:tcPr>
+          <w:p>
+            <w:r/>
+            <w:r>
+              <w:rPr>
+                <w:rFonts w:ascii="Calibri" w:hAnsi="Calibri" w:eastAsia="宋体"/>
+                <w:sz w:val="20"/>
+              </w:rPr>
+              <w:t>物理信息损失的写法，可把质量守恒/排量公式写入损失函数</w:t>
+            </w:r>
+          </w:p>
+        </w:tc>
+      </w:tr>
+      <w:tr>
+        <w:tc>
+          <w:tcPr>
+            <w:tcW w:type="dxa" w:w="1814"/>
+          </w:tcPr>
+          <w:p>
+            <w:r/>
+            <w:r>
+              <w:rPr>
+                <w:rFonts w:ascii="Calibri" w:hAnsi="Calibri" w:eastAsia="宋体"/>
+                <w:sz w:val="20"/>
+              </w:rPr>
+              <w:t>Hybrid_VFM_Slugging</w:t>
+            </w:r>
+          </w:p>
+        </w:tc>
+        <w:tc>
+          <w:tcPr>
+            <w:tcW w:type="dxa" w:w="2608"/>
+          </w:tcPr>
+          <w:p>
+            <w:r/>
+            <w:r>
+              <w:rPr>
+                <w:rFonts w:ascii="Calibri" w:hAnsi="Calibri" w:eastAsia="宋体"/>
+                <w:sz w:val="20"/>
+              </w:rPr>
+              <w:t>github.com/caioazevedo-mdm/Hybrid_VFM_Slugging</w:t>
+            </w:r>
+          </w:p>
+        </w:tc>
+        <w:tc>
+          <w:tcPr>
+            <w:tcW w:type="dxa" w:w="2268"/>
+          </w:tcPr>
+          <w:p>
+            <w:r/>
+            <w:r>
+              <w:rPr>
+                <w:rFonts w:ascii="Calibri" w:hAnsi="Calibri" w:eastAsia="宋体"/>
+                <w:sz w:val="20"/>
+              </w:rPr>
+              <w:t>扩散模型增广 + PINN，基于 3W 数据</w:t>
+            </w:r>
+          </w:p>
+        </w:tc>
+        <w:tc>
+          <w:tcPr>
+            <w:tcW w:type="dxa" w:w="2381"/>
+          </w:tcPr>
+          <w:p>
+            <w:r/>
+            <w:r>
+              <w:rPr>
+                <w:rFonts w:ascii="Calibri" w:hAnsi="Calibri" w:eastAsia="宋体"/>
+                <w:sz w:val="20"/>
+              </w:rPr>
+              <w:t>小样本时的数据增广思路（MIT 协议）</w:t>
+            </w:r>
+          </w:p>
+        </w:tc>
+      </w:tr>
+    </w:tbl>
+    <w:p/>
+    <w:p>
+      <w:pPr>
+        <w:spacing w:after="120"/>
+        <w:ind w:firstLine="420"/>
+      </w:pPr>
+      <w:r>
+        <w:rPr>
+          <w:rFonts w:ascii="Calibri" w:hAnsi="Calibri" w:eastAsia="宋体"/>
+          <w:b w:val="0"/>
+          <w:sz w:val="21"/>
+        </w:rPr>
+        <w:t>近邻方法参考（无代码、有论文）：《Deep Learning Models Applied Flowrate Estimation in Offshore Wells with ESP》（Energies, 2025）——巴西 5 口海上电潜泵井，输入有功功率、频率、压力（分钟级），LSTM + 机理混合；输入输出与螺杆泵井几乎同构，网络结构可直接借鉴。</w:t>
+      </w:r>
+    </w:p>
+    <w:p>
+      <w:pPr>
+        <w:pStyle w:val="Heading2"/>
+      </w:pPr>
+      <w:r>
+        <w:rPr>
+          <w:rFonts w:ascii="Calibri" w:hAnsi="Calibri" w:eastAsia="黑体"/>
+          <w:b/>
+          <w:color w:val="1F4E79"/>
+          <w:sz w:val="26"/>
+        </w:rPr>
+        <w:t>4.5 落地实施步骤</w:t>
       </w:r>
     </w:p>
     <w:p>
@@ -4010,7 +3026,7 @@
           <w:b w:val="0"/>
           <w:sz w:val="21"/>
         </w:rPr>
-        <w:t>第二步（模型结构）：参考第二章 LSTM-for-Production 的流程骨架 + HVFM 的 TCN 结构；如需物理一致性，可按“理论排量公式 + 神经网络学滑脱量”的混合结构（相当于把第 8.1 节机理式中难算的滑脱项交给网络）。</w:t>
+        <w:t>第一步 —— 数据基线。整理近 1–2 年试井记录，对齐对应时刻的转速、扭矩/电流、井口压温、动液面/吸入口压力、含水；清洗异常点；按时间切分训练集与测试集（禁止随机切分）。样本量少时先用 XGBoost/随机森林建基线，再上神经网络。</w:t>
       </w:r>
     </w:p>
     <w:p>
@@ -4024,7 +3040,7 @@
           <w:b w:val="0"/>
           <w:sz w:val="21"/>
         </w:rPr>
-        <w:t>第三步（滑脱标定与漂移处理）：用不同转速/回压下的试井点标定滑脱项；引入泵运行时长特征或定期重训练，处理定子磨损导致的长期漂移。</w:t>
+        <w:t>第二步 —— 机理辅助。用 flotech 或 marlim3 按第二章步骤 3 算各试井点的泵压差，作为网络的一个输入特征（或用于结构 B 的滑脱标签构造：Q_slip = Q_th − Q_试井）。</w:t>
       </w:r>
     </w:p>
     <w:p>
@@ -4038,7 +3054,21 @@
           <w:b w:val="0"/>
           <w:sz w:val="21"/>
         </w:rPr>
-        <w:t>第四步（验证）：按时间切分训练/测试集（禁止随机切分），用后期试井数据做盲测；关注转速调整前后模型是否跟得上。</w:t>
+        <w:t>第三步 —— 训练。优先试结构 B（理论排量 − 网络滑脱）；对照结构 A。网络可从 LSTM-for-Production 的代码改起，特征换成 4.2 所列。</w:t>
+      </w:r>
+    </w:p>
+    <w:p>
+      <w:pPr>
+        <w:spacing w:after="120"/>
+        <w:ind w:firstLine="420"/>
+      </w:pPr>
+      <w:r>
+        <w:rPr>
+          <w:rFonts w:ascii="Calibri" w:hAnsi="Calibri" w:eastAsia="宋体"/>
+          <w:b w:val="0"/>
+          <w:sz w:val="21"/>
+        </w:rPr>
+        <w:t>第四步 —— 验证与漂移处理。用后期试井盲测；重点检查调转速、调回压前后模型是否跟得上。引入泵累计运行时长特征，或按季度用新试井点微调，处理定子磨损漂移。</w:t>
       </w:r>
     </w:p>
     <w:p>
@@ -4052,7 +3082,7 @@
           <w:color w:val="1F4E79"/>
           <w:sz w:val="32"/>
         </w:rPr>
-        <w:t>九、配套公开数据集</w:t>
+        <w:t>五、公开数据集、相关论文补充与选型建议</w:t>
       </w:r>
     </w:p>
     <w:p>
@@ -4073,7 +3103,21 @@
           <w:rFonts w:ascii="Calibri" w:hAnsi="Calibri" w:eastAsia="宋体"/>
           <w:sz w:val="21"/>
         </w:rPr>
-        <w:t>本章汇总训练上述模型可用的公开数据集。选择原则：要做真实井验证用 Volve（唯一完整公开的真实油田生产数据）；要做方法研究和大样本训练用 ManyWells（专为 VFM 基准设计的仿真数据）；要研究异常工况下的计量鲁棒性用 3W（带专家标注的异常事件）。注意：目前没有公开的螺杆泵井生产数据集，螺杆泵井建模必须依靠自有现场数据。</w:t>
+        <w:t>本章收尾：列出可用来练手或做方法对比的公开数据（注意：目前没有公开的螺杆泵井生产数据集，正式上线必须用自有现场数据）；补充油嘴计量论文（对螺杆泵井不直接适用，但“少量井口参数→产量”的思路可参考）；最后给出针对螺杆泵井的选型清单。</w:t>
+      </w:r>
+    </w:p>
+    <w:p>
+      <w:pPr>
+        <w:pStyle w:val="Heading2"/>
+      </w:pPr>
+      <w:r>
+        <w:rPr>
+          <w:rFonts w:ascii="Calibri" w:hAnsi="Calibri" w:eastAsia="黑体"/>
+          <w:b/>
+          <w:color w:val="1F4E79"/>
+          <w:sz w:val="26"/>
+        </w:rPr>
+        <w:t>5.1 公开数据集</w:t>
       </w:r>
     </w:p>
     <w:tbl>
@@ -4091,7 +3135,7 @@
       <w:tr>
         <w:tc>
           <w:tcPr>
-            <w:tcW w:type="dxa" w:w="2041"/>
+            <w:tcW w:type="dxa" w:w="1814"/>
           </w:tcPr>
           <w:p>
             <w:r/>
@@ -4117,13 +3161,13 @@
                 <w:b/>
                 <w:sz w:val="21"/>
               </w:rPr>
-              <w:t>来源/地址</w:t>
+              <w:t>地址</w:t>
             </w:r>
           </w:p>
         </w:tc>
         <w:tc>
           <w:tcPr>
-            <w:tcW w:type="dxa" w:w="3855"/>
+            <w:tcW w:type="dxa" w:w="4082"/>
           </w:tcPr>
           <w:p>
             <w:r/>
@@ -4133,7 +3177,7 @@
                 <w:b/>
                 <w:sz w:val="21"/>
               </w:rPr>
-              <w:t>内容与用途</w:t>
+              <w:t>用途与局限</w:t>
             </w:r>
           </w:p>
         </w:tc>
@@ -4141,7 +3185,7 @@
       <w:tr>
         <w:tc>
           <w:tcPr>
-            <w:tcW w:type="dxa" w:w="2041"/>
+            <w:tcW w:type="dxa" w:w="1814"/>
           </w:tcPr>
           <w:p>
             <w:r/>
@@ -4150,7 +3194,7 @@
                 <w:rFonts w:ascii="Calibri" w:hAnsi="Calibri" w:eastAsia="宋体"/>
                 <w:sz w:val="20"/>
               </w:rPr>
-              <w:t>Volve 油田数据集</w:t>
+              <w:t>Volve 油田</w:t>
             </w:r>
           </w:p>
         </w:tc>
@@ -4171,7 +3215,7 @@
         </w:tc>
         <w:tc>
           <w:tcPr>
-            <w:tcW w:type="dxa" w:w="3855"/>
+            <w:tcW w:type="dxa" w:w="4082"/>
           </w:tcPr>
           <w:p>
             <w:r/>
@@ -4180,7 +3224,7 @@
                 <w:rFonts w:ascii="Calibri" w:hAnsi="Calibri" w:eastAsia="宋体"/>
                 <w:sz w:val="20"/>
               </w:rPr>
-              <w:t>北海 Volve 油田 2008–2016 全生命周期真实数据：日产量、井口/井下压温、油嘴开度等。真实数据首选，绝大多数开源计产项目的训练数据</w:t>
+              <w:t>真实油田日产量 + 井口/井下压温 + 油嘴开度；练特征工程与训练流程。局限：多为自喷/气举井，无螺杆泵参数</w:t>
             </w:r>
           </w:p>
         </w:tc>
@@ -4188,7 +3232,7 @@
       <w:tr>
         <w:tc>
           <w:tcPr>
-            <w:tcW w:type="dxa" w:w="2041"/>
+            <w:tcW w:type="dxa" w:w="1814"/>
           </w:tcPr>
           <w:p>
             <w:r/>
@@ -4218,7 +3262,7 @@
         </w:tc>
         <w:tc>
           <w:tcPr>
-            <w:tcW w:type="dxa" w:w="3855"/>
+            <w:tcW w:type="dxa" w:w="4082"/>
           </w:tcPr>
           <w:p>
             <w:r/>
@@ -4227,7 +3271,7 @@
                 <w:rFonts w:ascii="Calibri" w:hAnsi="Calibri" w:eastAsia="宋体"/>
                 <w:sz w:val="20"/>
               </w:rPr>
-              <w:t>2000 口垂直井、100 万数据点的多相流仿真数据，含气/油/水流量、流型标签，专为 VFM 基准测试设计（sol/nsol/nscl 三个子集）</w:t>
+              <w:t>2000 口井、100 万点仿真，专为 VFM 基准；练网络结构对比。局限：无泵模型</w:t>
             </w:r>
           </w:p>
         </w:tc>
@@ -4235,7 +3279,7 @@
       <w:tr>
         <w:tc>
           <w:tcPr>
-            <w:tcW w:type="dxa" w:w="2041"/>
+            <w:tcW w:type="dxa" w:w="1814"/>
           </w:tcPr>
           <w:p>
             <w:r/>
@@ -4265,7 +3309,7 @@
         </w:tc>
         <w:tc>
           <w:tcPr>
-            <w:tcW w:type="dxa" w:w="3855"/>
+            <w:tcW w:type="dxa" w:w="4082"/>
           </w:tcPr>
           <w:p>
             <w:r/>
@@ -4274,7 +3318,7 @@
                 <w:rFonts w:ascii="Calibri" w:hAnsi="Calibri" w:eastAsia="宋体"/>
                 <w:sz w:val="20"/>
               </w:rPr>
-              <w:t>海上油井多变量时间序列 + 专家标注异常事件（段塞、闭井、仪表故障等），偏异常检测，传感器数据也可用于软测量研究（477 星）</w:t>
+              <w:t>海上井多变量时序 + 异常事件标注；练异常工况下的鲁棒性。局限：偏事件检测，非计产标签</w:t>
             </w:r>
           </w:p>
         </w:tc>
@@ -4282,7 +3326,7 @@
       <w:tr>
         <w:tc>
           <w:tcPr>
-            <w:tcW w:type="dxa" w:w="2041"/>
+            <w:tcW w:type="dxa" w:w="1814"/>
           </w:tcPr>
           <w:p>
             <w:r/>
@@ -4291,7 +3335,7 @@
                 <w:rFonts w:ascii="Calibri" w:hAnsi="Calibri" w:eastAsia="宋体"/>
                 <w:sz w:val="20"/>
               </w:rPr>
-              <w:t>HVFM 瞬态多相流数据集</w:t>
+              <w:t>HVFM 瞬态数据</w:t>
             </w:r>
           </w:p>
         </w:tc>
@@ -4306,13 +3350,13 @@
                 <w:rFonts w:ascii="Calibri" w:hAnsi="Calibri" w:eastAsia="宋体"/>
                 <w:sz w:val="20"/>
               </w:rPr>
-              <w:t>随 HVFM pip 包/仓库发布</w:t>
+              <w:t>随 pip install HVFM 发布</w:t>
             </w:r>
           </w:p>
         </w:tc>
         <w:tc>
           <w:tcPr>
-            <w:tcW w:type="dxa" w:w="3855"/>
+            <w:tcW w:type="dxa" w:w="4082"/>
           </w:tcPr>
           <w:p>
             <w:r/>
@@ -4321,7 +3365,7 @@
                 <w:rFonts w:ascii="Calibri" w:hAnsi="Calibri" w:eastAsia="宋体"/>
                 <w:sz w:val="20"/>
               </w:rPr>
-              <w:t>OLGA 批量仿真生成的瞬态多相流数据，配套 BiVFM-Fleet 框架</w:t>
+              <w:t>OLGA 仿真瞬态多相流；练 TCN/混合 VFM</w:t>
             </w:r>
           </w:p>
         </w:tc>
@@ -4330,124 +3374,30 @@
     <w:p/>
     <w:p>
       <w:pPr>
-        <w:pStyle w:val="Heading1"/>
+        <w:spacing w:after="120"/>
+        <w:ind w:firstLine="420"/>
+      </w:pPr>
+      <w:r>
+        <w:rPr>
+          <w:rFonts w:ascii="Calibri" w:hAnsi="Calibri" w:eastAsia="宋体"/>
+          <w:b/>
+          <w:sz w:val="21"/>
+        </w:rPr>
+        <w:t>重要提醒：公开数据只能用来验证方法管线。螺杆泵井计产模型的训练与标定，必须使用本油田的试井与泵运行数据。</w:t>
+      </w:r>
+    </w:p>
+    <w:p>
+      <w:pPr>
+        <w:pStyle w:val="Heading2"/>
       </w:pPr>
       <w:r>
         <w:rPr>
           <w:rFonts w:ascii="Calibri" w:hAnsi="Calibri" w:eastAsia="黑体"/>
           <w:b/>
           <w:color w:val="1F4E79"/>
-          <w:sz w:val="32"/>
+          <w:sz w:val="26"/>
         </w:rPr>
-        <w:t>十、仅有论文、无开源代码的前沿方法（方法参考）</w:t>
-      </w:r>
-    </w:p>
-    <w:p>
-      <w:pPr>
-        <w:spacing w:after="160"/>
-      </w:pPr>
-      <w:r>
-        <w:rPr>
-          <w:rFonts w:ascii="Calibri" w:hAnsi="Calibri" w:eastAsia="黑体"/>
-          <w:b/>
-          <w:color w:val="1F4E79"/>
-          <w:sz w:val="21"/>
-        </w:rPr>
-        <w:t>【本章概述】</w:t>
-      </w:r>
-      <w:r>
-        <w:rPr>
-          <w:rFonts w:ascii="Calibri" w:hAnsi="Calibri" w:eastAsia="宋体"/>
-          <w:sz w:val="21"/>
-        </w:rPr>
-        <w:t>本章列出方法上最先进、但未开源代码的工作，价值在于提供可复现的方法论：网络结构、特征设计、物理约束方式和不确定性量化手段在论文中均有详细描述，适合在前几章开源代码的基础上按论文思路做增强。油嘴方向的论文已单列于第六章，螺杆泵/电潜泵方向的论文已单列于第八章。</w:t>
-      </w:r>
-    </w:p>
-    <w:p>
-      <w:pPr>
-        <w:pStyle w:val="ListBullet"/>
-        <w:spacing w:after="80"/>
-      </w:pPr>
-      <w:r>
-        <w:rPr>
-          <w:rFonts w:ascii="Calibri" w:hAnsi="Calibri" w:eastAsia="宋体"/>
-          <w:sz w:val="21"/>
-        </w:rPr>
-        <w:t>贝叶斯神经网络 VFM：Grimstad, Hotvedt 等（NTNU），arXiv:2102.01391，60 口真实井、5 个油气资产，带不确定性量化，平均误差 4%–6%。</w:t>
-      </w:r>
-    </w:p>
-    <w:p>
-      <w:pPr>
-        <w:pStyle w:val="ListBullet"/>
-        <w:spacing w:after="80"/>
-      </w:pPr>
-      <w:r>
-        <w:rPr>
-          <w:rFonts w:ascii="Calibri" w:hAnsi="Calibri" w:eastAsia="宋体"/>
-          <w:sz w:val="21"/>
-        </w:rPr>
-        <w:t>混合建模博士论文：Bikmukhametov《Machine Learning and First Principles Modeling Applied to Multiphase Flow Estimation》（NTNU 2020，全文公开），梯度提升 + RNN + 多相流物理混合，含该领域最全面的文献综述与方法论。</w:t>
-      </w:r>
-    </w:p>
-    <w:p>
-      <w:pPr>
-        <w:pStyle w:val="ListBullet"/>
-        <w:spacing w:after="80"/>
-      </w:pPr>
-      <w:r>
-        <w:rPr>
-          <w:rFonts w:ascii="Calibri" w:hAnsi="Calibri" w:eastAsia="宋体"/>
-          <w:sz w:val="21"/>
-        </w:rPr>
-        <w:t>WISE 基础模型：arXiv 2604.23767，FiLM + 跨模态注意力 + 质量守恒软约束的设计感知多任务模型，ManyWells 基准上 VFM 误差降低至 1/13，迁移到 Volve 真实井油量 R²=0.89。</w:t>
-      </w:r>
-    </w:p>
-    <w:p>
-      <w:pPr>
-        <w:pStyle w:val="ListBullet"/>
-        <w:spacing w:after="80"/>
-      </w:pPr>
-      <w:r>
-        <w:rPr>
-          <w:rFonts w:ascii="Calibri" w:hAnsi="Calibri" w:eastAsia="宋体"/>
-          <w:sz w:val="21"/>
-        </w:rPr>
-        <w:t>集成学习 VFM：AL-Qutami et al. (2018) 系列，神经网络/集成学习虚拟计量，被后续多篇论文作为基线。</w:t>
-      </w:r>
-    </w:p>
-    <w:p>
-      <w:pPr>
-        <w:pStyle w:val="Heading1"/>
-      </w:pPr>
-      <w:r>
-        <w:rPr>
-          <w:rFonts w:ascii="Calibri" w:hAnsi="Calibri" w:eastAsia="黑体"/>
-          <w:b/>
-          <w:color w:val="1F4E79"/>
-          <w:sz w:val="32"/>
-        </w:rPr>
-        <w:t>十一、选型建议</w:t>
-      </w:r>
-    </w:p>
-    <w:p>
-      <w:pPr>
-        <w:spacing w:after="160"/>
-      </w:pPr>
-      <w:r>
-        <w:rPr>
-          <w:rFonts w:ascii="Calibri" w:hAnsi="Calibri" w:eastAsia="黑体"/>
-          <w:b/>
-          <w:color w:val="1F4E79"/>
-          <w:sz w:val="21"/>
-        </w:rPr>
-        <w:t>【本章概述】</w:t>
-      </w:r>
-      <w:r>
-        <w:rPr>
-          <w:rFonts w:ascii="Calibri" w:hAnsi="Calibri" w:eastAsia="宋体"/>
-          <w:sz w:val="21"/>
-        </w:rPr>
-        <w:t>本章按四种典型使用场景给出落地路径，均以前文资源为基础。核心原则：先明确要解决的是计产还是产量预测（见第一章对照表），再按井的举升方式和数据条件选模型。螺杆泵井直接按第 4 条（详见第八章专题）。</w:t>
+        <w:t>5.2 油嘴计量论文（辅助参考，非本井主路径）</w:t>
       </w:r>
     </w:p>
     <w:p>
@@ -4461,7 +3411,113 @@
           <w:b w:val="0"/>
           <w:sz w:val="21"/>
         </w:rPr>
-        <w:t>1. 快速上手计产（自喷井）：以 saifkhanengr/LSTM-for-Production 为骨架，把输入特征替换为目标井的工况参数，标签用试井或 MPFM 数据。</w:t>
+        <w:t>油嘴是自喷井的“计量元件”，对应螺杆泵井里泵的角色。下列论文对螺杆泵井不直接适用，但展示了“少量易测参数 → 产量”的经典与 ML 路线，特征工程与验证方法可借鉴。</w:t>
+      </w:r>
+    </w:p>
+    <w:p>
+      <w:pPr>
+        <w:pStyle w:val="ListBullet"/>
+        <w:spacing w:after="80"/>
+      </w:pPr>
+      <w:r>
+        <w:rPr>
+          <w:rFonts w:ascii="Calibri" w:hAnsi="Calibri" w:eastAsia="宋体"/>
+          <w:sz w:val="21"/>
+        </w:rPr>
+        <w:t>经典机理：Gilbert(1954) 经验式；Ashford &amp; Pierce(1974)；Sachdeva(1986)；Perkins(1993，对比研究精度最优)；Al-Safran &amp; Kelkar(2009)。综述：J. Pet. Sci. Eng. 2021《Modelling oil and gas flow rate through chokes》。</w:t>
+      </w:r>
+    </w:p>
+    <w:p>
+      <w:pPr>
+        <w:pStyle w:val="ListBullet"/>
+        <w:spacing w:after="80"/>
+      </w:pPr>
+      <w:r>
+        <w:rPr>
+          <w:rFonts w:ascii="Calibri" w:hAnsi="Calibri" w:eastAsia="宋体"/>
+          <w:sz w:val="21"/>
+        </w:rPr>
+        <w:t>机器学习：Sci Rep 2024《Modeling liquid rate through wellhead chokes using ML》（Adaboost-SVR，误差 5.15%）；Sci Rep 2025 两篇（GBM+SADE+SHAP；CNN/MLP/RBFN）；《油气储运》2024《基于物理-数据融合的油嘴气液两相虚拟计量方法》。</w:t>
+      </w:r>
+    </w:p>
+    <w:p>
+      <w:pPr>
+        <w:pStyle w:val="Heading2"/>
+      </w:pPr>
+      <w:r>
+        <w:rPr>
+          <w:rFonts w:ascii="Calibri" w:hAnsi="Calibri" w:eastAsia="黑体"/>
+          <w:b/>
+          <w:color w:val="1F4E79"/>
+          <w:sz w:val="26"/>
+        </w:rPr>
+        <w:t>5.3 针对螺杆泵井的选型清单</w:t>
+      </w:r>
+    </w:p>
+    <w:p>
+      <w:pPr>
+        <w:spacing w:after="120"/>
+        <w:ind w:firstLine="420"/>
+      </w:pPr>
+      <w:r>
+        <w:rPr>
+          <w:rFonts w:ascii="Calibri" w:hAnsi="Calibri" w:eastAsia="宋体"/>
+          <w:b/>
+          <w:sz w:val="21"/>
+        </w:rPr>
+        <w:t>若目标是尽快上线可用的计产：</w:t>
+      </w:r>
+    </w:p>
+    <w:p>
+      <w:pPr>
+        <w:pStyle w:val="ListBullet"/>
+        <w:spacing w:after="80"/>
+      </w:pPr>
+      <w:r>
+        <w:rPr>
+          <w:rFonts w:ascii="Calibri" w:hAnsi="Calibri" w:eastAsia="宋体"/>
+          <w:sz w:val="21"/>
+        </w:rPr>
+        <w:t>井筒段：flotech（稳态压降，上手最快）或 marlim3（需要瞬态时）；</w:t>
+      </w:r>
+    </w:p>
+    <w:p>
+      <w:pPr>
+        <w:pStyle w:val="ListBullet"/>
+        <w:spacing w:after="80"/>
+      </w:pPr>
+      <w:r>
+        <w:rPr>
+          <w:rFonts w:ascii="Calibri" w:hAnsi="Calibri" w:eastAsia="宋体"/>
+          <w:sz w:val="21"/>
+        </w:rPr>
+        <w:t>泵特性：按 COBEM 2009 / 2018 金属定子论文自写解析模型，用厂家曲线与试井标定；</w:t>
+      </w:r>
+    </w:p>
+    <w:p>
+      <w:pPr>
+        <w:pStyle w:val="ListBullet"/>
+        <w:spacing w:after="80"/>
+      </w:pPr>
+      <w:r>
+        <w:rPr>
+          <w:rFonts w:ascii="Calibri" w:hAnsi="Calibri" w:eastAsia="宋体"/>
+          <w:sz w:val="21"/>
+        </w:rPr>
+        <w:t>神经网络：采用结构 B（理论排量 − 网络滑脱），代码从 LSTM-for-Production 改特征起步；有时序数据再上 LSTM/TCN（参考 HVFM）；</w:t>
+      </w:r>
+    </w:p>
+    <w:p>
+      <w:pPr>
+        <w:pStyle w:val="ListBullet"/>
+        <w:spacing w:after="80"/>
+      </w:pPr>
+      <w:r>
+        <w:rPr>
+          <w:rFonts w:ascii="Calibri" w:hAnsi="Calibri" w:eastAsia="宋体"/>
+          <w:sz w:val="21"/>
+        </w:rPr>
+        <w:t>标签与验证：试井产量；严格按时间切分；覆盖多转速、多回压工况。</w:t>
       </w:r>
     </w:p>
     <w:p>
@@ -4475,7 +3531,7 @@
           <w:b w:val="0"/>
           <w:sz w:val="21"/>
         </w:rPr>
-        <w:t>2. 方法研究与对比：使用 ManyWells 数据集与其官方 NN 示例作为基准，参考 HVFM 的 TCN 结构做增强。</w:t>
+        <w:t>若目标是方法研究与对比：ManyWells 数据 + 其官方 ML 示例做网络结构消融；用本井数据做迁移验证；参考 ESP 井 Energies 2025 论文的混合建模与不确定性评估写法。</w:t>
       </w:r>
     </w:p>
     <w:p>
@@ -4489,21 +3545,7 @@
           <w:b w:val="0"/>
           <w:sz w:val="21"/>
         </w:rPr>
-        <w:t>3. 机理+数据混合路线：NeqSim（github.com/equinor/neqsim）的 VirtualFlowMeter 与 ML 混合模型接口，或参考 Bikmukhametov 博士论文的混合建模方案。</w:t>
-      </w:r>
-    </w:p>
-    <w:p>
-      <w:pPr>
-        <w:spacing w:after="120"/>
-        <w:ind w:firstLine="420"/>
-      </w:pPr>
-      <w:r>
-        <w:rPr>
-          <w:rFonts w:ascii="Calibri" w:hAnsi="Calibri" w:eastAsia="宋体"/>
-          <w:b w:val="0"/>
-          <w:sz w:val="21"/>
-        </w:rPr>
-        <w:t>4. 螺杆泵井（本项目场景）：按第八章专题执行——特征用“转速、扭矩/电流、井口压温、沉没度”，结构参考 LSTM-for-Production/HVFM，机理增强用“理论排量公式 + 神经网络学滑脱量”的混合结构，泵压差可由 marlim3/flotech 井筒模型计算；用试井数据训练，按时间切分验证。</w:t>
+        <w:t>不建议：把自喷井油嘴计产模型或仅用历史产量做时序预测的模型，直接当作螺杆泵井计产模型使用——前者信息源不对，后者回答的是另一个问题。</w:t>
       </w:r>
     </w:p>
     <w:sectPr>

--- a/油田计产神经网络模型开源资源调研报告.docx
+++ b/油田计产神经网络模型开源资源调研报告.docx
@@ -11,11 +11,11 @@
           <w:rFonts w:ascii="Calibri" w:hAnsi="Calibri" w:eastAsia="黑体"/>
           <w:b/>
           <w:color w:val="1F4E79"/>
-          <w:sz w:val="44"/>
+          <w:sz w:val="40"/>
         </w:rPr>
-        <w:t>开源螺杆泵井神经网络计产模型</w:t>
+        <w:t>螺杆泵井神经网络计产</w:t>
         <w:br/>
-        <w:t>调研报告</w:t>
+        <w:t>相关开源模型与迁移指南</w:t>
       </w:r>
     </w:p>
     <w:p>
@@ -28,9 +28,7 @@
           <w:color w:val="666666"/>
           <w:sz w:val="24"/>
         </w:rPr>
-        <w:t>核心问题：有没有开源的螺杆泵井神经网络计产模型？</w:t>
-        <w:br/>
-        <w:t>结论 · 最接近的开源替代 · 机理辅助三模型 · 自建路径</w:t>
+        <w:t>结论 → 相关开源 → 怎么迁移 → 辅助工具</w:t>
       </w:r>
     </w:p>
     <w:p>
@@ -43,7 +41,7 @@
           <w:color w:val="666666"/>
           <w:sz w:val="21"/>
         </w:rPr>
-        <w:t>2026 年 7 月（文件名：开源螺杆泵井神经网络计产模型调研报告.docx）</w:t>
+        <w:t>2026 年 7 月</w:t>
       </w:r>
     </w:p>
     <w:p/>
@@ -58,28 +56,7 @@
           <w:color w:val="1F4E79"/>
           <w:sz w:val="32"/>
         </w:rPr>
-        <w:t>一、核心结论（请先读这一章）</w:t>
-      </w:r>
-    </w:p>
-    <w:p>
-      <w:pPr>
-        <w:spacing w:after="160"/>
-      </w:pPr>
-      <w:r>
-        <w:rPr>
-          <w:rFonts w:ascii="Calibri" w:hAnsi="Calibri" w:eastAsia="黑体"/>
-          <w:b/>
-          <w:color w:val="1F4E79"/>
-          <w:sz w:val="21"/>
-        </w:rPr>
-        <w:t>【本章概述】</w:t>
-      </w:r>
-      <w:r>
-        <w:rPr>
-          <w:rFonts w:ascii="Calibri" w:hAnsi="Calibri" w:eastAsia="宋体"/>
-          <w:sz w:val="21"/>
-        </w:rPr>
-        <w:t>本章直接回答你要的东西：开源的「螺杆泵井神经网络计产模型」有没有。结论写在最前面，避免再被其他资料冲淡。</w:t>
+        <w:t>一、结论（一句话）</w:t>
       </w:r>
     </w:p>
     <w:p>
@@ -91,10 +68,23 @@
         <w:rPr>
           <w:rFonts w:ascii="Calibri" w:hAnsi="Calibri" w:eastAsia="宋体"/>
           <w:b/>
-          <w:color w:val="C0392B"/>
           <w:sz w:val="21"/>
         </w:rPr>
-        <w:t>结论：截至本报告检索日，公开渠道（GitHub / PyPI / 论文配套代码）中，没有发现专门针对螺杆泵（PCP）井、以神经网络做实时产量计量（虚拟计量）的开源成品模型（即：输入泵转速/扭矩/电流等 → 输出当前油/液产量，且提供可训练代码与说明的项目）。</w:t>
+        <w:t>目前没有专门针对「螺杆泵井」的开源神经网络计产成品；但有一批「工况参数 → 产量」的通用虚拟计量（VFM）开源神经网络，以及人工举升（电潜泵）相关开源，可以迁移到螺杆泵井上使用。迁移的核心只有一件事：把输入特征换成泵工况（转速、扭矩/电流等），用本井试井产量当标签重新训练。</w:t>
+      </w:r>
+    </w:p>
+    <w:p>
+      <w:pPr>
+        <w:pStyle w:val="Heading1"/>
+      </w:pPr>
+      <w:r>
+        <w:rPr>
+          <w:rFonts w:ascii="Calibri" w:hAnsi="Calibri" w:eastAsia="黑体"/>
+          <w:b/>
+          <w:color w:val="1F4E79"/>
+          <w:sz w:val="32"/>
+        </w:rPr>
+        <w:t>二、相关开源模型（按迁移优先级）</w:t>
       </w:r>
     </w:p>
     <w:p>
@@ -108,440 +98,7 @@
           <w:b w:val="0"/>
           <w:sz w:val="21"/>
         </w:rPr>
-        <w:t>检索范围包括英文关键词 progressive cavity pump / PCP + neural / LSTM / machine learning / virtual flow meter / soft sensor / flow rate / metering，以及中文关键词「螺杆泵」「计产」「产量」「神经网络」。与螺杆泵相关的开源项目存在，但用途是资产管理、几何设计、故障诊断，不是神经网络计产。与「人工举升 + 神经网络」最接近的开源是电潜泵（ESP）数字孪生，可作结构参考，仍不是螺杆泵计产。</w:t>
-      </w:r>
-    </w:p>
-    <w:p>
-      <w:pPr>
-        <w:pStyle w:val="Heading2"/>
-      </w:pPr>
-      <w:r>
-        <w:rPr>
-          <w:rFonts w:ascii="Calibri" w:hAnsi="Calibri" w:eastAsia="黑体"/>
-          <w:b/>
-          <w:color w:val="1F4E79"/>
-          <w:sz w:val="26"/>
-        </w:rPr>
-        <w:t>1.1 检索到的螺杆泵相关开源（均非神经网络计产）</w:t>
-      </w:r>
-    </w:p>
-    <w:tbl>
-      <w:tblPr>
-        <w:tblStyle w:val="LightGrid-Accent1"/>
-        <w:tblW w:type="auto" w:w="0"/>
-        <w:jc w:val="center"/>
-        <w:tblLook w:firstColumn="1" w:firstRow="1" w:lastColumn="0" w:lastRow="0" w:noHBand="0" w:noVBand="1" w:val="04A0"/>
-      </w:tblPr>
-      <w:tblGrid>
-        <w:gridCol w:w="2161"/>
-        <w:gridCol w:w="2161"/>
-        <w:gridCol w:w="2161"/>
-        <w:gridCol w:w="2161"/>
-      </w:tblGrid>
-      <w:tr>
-        <w:tc>
-          <w:tcPr>
-            <w:tcW w:type="dxa" w:w="2154"/>
-          </w:tcPr>
-          <w:p>
-            <w:r/>
-            <w:r>
-              <w:rPr>
-                <w:rFonts w:ascii="Calibri" w:hAnsi="Calibri" w:eastAsia="黑体"/>
-                <w:b/>
-                <w:sz w:val="21"/>
-              </w:rPr>
-              <w:t>项目</w:t>
-            </w:r>
-          </w:p>
-        </w:tc>
-        <w:tc>
-          <w:tcPr>
-            <w:tcW w:type="dxa" w:w="2721"/>
-          </w:tcPr>
-          <w:p>
-            <w:r/>
-            <w:r>
-              <w:rPr>
-                <w:rFonts w:ascii="Calibri" w:hAnsi="Calibri" w:eastAsia="黑体"/>
-                <w:b/>
-                <w:sz w:val="21"/>
-              </w:rPr>
-              <w:t>地址</w:t>
-            </w:r>
-          </w:p>
-        </w:tc>
-        <w:tc>
-          <w:tcPr>
-            <w:tcW w:type="dxa" w:w="2835"/>
-          </w:tcPr>
-          <w:p>
-            <w:r/>
-            <w:r>
-              <w:rPr>
-                <w:rFonts w:ascii="Calibri" w:hAnsi="Calibri" w:eastAsia="黑体"/>
-                <w:b/>
-                <w:sz w:val="21"/>
-              </w:rPr>
-              <w:t>实际做什么</w:t>
-            </w:r>
-          </w:p>
-        </w:tc>
-        <w:tc>
-          <w:tcPr>
-            <w:tcW w:type="dxa" w:w="1361"/>
-          </w:tcPr>
-          <w:p>
-            <w:r/>
-            <w:r>
-              <w:rPr>
-                <w:rFonts w:ascii="Calibri" w:hAnsi="Calibri" w:eastAsia="黑体"/>
-                <w:b/>
-                <w:sz w:val="21"/>
-              </w:rPr>
-              <w:t>是否计产NN</w:t>
-            </w:r>
-          </w:p>
-        </w:tc>
-      </w:tr>
-      <w:tr>
-        <w:tc>
-          <w:tcPr>
-            <w:tcW w:type="dxa" w:w="2154"/>
-          </w:tcPr>
-          <w:p>
-            <w:r/>
-            <w:r>
-              <w:rPr>
-                <w:rFonts w:ascii="Calibri" w:hAnsi="Calibri" w:eastAsia="宋体"/>
-                <w:sz w:val="20"/>
-              </w:rPr>
-              <w:t>pump_ai_software（螺杆泵AI软件）</w:t>
-            </w:r>
-          </w:p>
-        </w:tc>
-        <w:tc>
-          <w:tcPr>
-            <w:tcW w:type="dxa" w:w="2721"/>
-          </w:tcPr>
-          <w:p>
-            <w:r/>
-            <w:r>
-              <w:rPr>
-                <w:rFonts w:ascii="Calibri" w:hAnsi="Calibri" w:eastAsia="宋体"/>
-                <w:sz w:val="20"/>
-              </w:rPr>
-              <w:t>github.com/xiansurfer/pump_ai_software</w:t>
-            </w:r>
-          </w:p>
-        </w:tc>
-        <w:tc>
-          <w:tcPr>
-            <w:tcW w:type="dxa" w:w="2835"/>
-          </w:tcPr>
-          <w:p>
-            <w:r/>
-            <w:r>
-              <w:rPr>
-                <w:rFonts w:ascii="Calibri" w:hAnsi="Calibri" w:eastAsia="宋体"/>
-                <w:sz w:val="20"/>
-              </w:rPr>
-              <w:t>宏观控制图（扭矩/泵效）、故障预警、生存分析；国内油田电泵/螺杆泵故障数据</w:t>
-            </w:r>
-          </w:p>
-        </w:tc>
-        <w:tc>
-          <w:tcPr>
-            <w:tcW w:type="dxa" w:w="1361"/>
-          </w:tcPr>
-          <w:p>
-            <w:r/>
-            <w:r>
-              <w:rPr>
-                <w:rFonts w:ascii="Calibri" w:hAnsi="Calibri" w:eastAsia="宋体"/>
-                <w:sz w:val="20"/>
-              </w:rPr>
-              <w:t>否（故障诊断，非产量计量）</w:t>
-            </w:r>
-          </w:p>
-        </w:tc>
-      </w:tr>
-      <w:tr>
-        <w:tc>
-          <w:tcPr>
-            <w:tcW w:type="dxa" w:w="2154"/>
-          </w:tcPr>
-          <w:p>
-            <w:r/>
-            <w:r>
-              <w:rPr>
-                <w:rFonts w:ascii="Calibri" w:hAnsi="Calibri" w:eastAsia="宋体"/>
-                <w:sz w:val="20"/>
-              </w:rPr>
-              <w:t>ScrewPumpCalculator</w:t>
-            </w:r>
-          </w:p>
-        </w:tc>
-        <w:tc>
-          <w:tcPr>
-            <w:tcW w:type="dxa" w:w="2721"/>
-          </w:tcPr>
-          <w:p>
-            <w:r/>
-            <w:r>
-              <w:rPr>
-                <w:rFonts w:ascii="Calibri" w:hAnsi="Calibri" w:eastAsia="宋体"/>
-                <w:sz w:val="20"/>
-              </w:rPr>
-              <w:t>github.com/aiguoli/ScrewPumpCalculator</w:t>
-            </w:r>
-          </w:p>
-        </w:tc>
-        <w:tc>
-          <w:tcPr>
-            <w:tcW w:type="dxa" w:w="2835"/>
-          </w:tcPr>
-          <w:p>
-            <w:r/>
-            <w:r>
-              <w:rPr>
-                <w:rFonts w:ascii="Calibri" w:hAnsi="Calibri" w:eastAsia="宋体"/>
-                <w:sz w:val="20"/>
-              </w:rPr>
-              <w:t>螺杆泵参数计算与型线设计（SolidWorks 二次开发）</w:t>
-            </w:r>
-          </w:p>
-        </w:tc>
-        <w:tc>
-          <w:tcPr>
-            <w:tcW w:type="dxa" w:w="1361"/>
-          </w:tcPr>
-          <w:p>
-            <w:r/>
-            <w:r>
-              <w:rPr>
-                <w:rFonts w:ascii="Calibri" w:hAnsi="Calibri" w:eastAsia="宋体"/>
-                <w:sz w:val="20"/>
-              </w:rPr>
-              <w:t>否（几何设计）</w:t>
-            </w:r>
-          </w:p>
-        </w:tc>
-      </w:tr>
-      <w:tr>
-        <w:tc>
-          <w:tcPr>
-            <w:tcW w:type="dxa" w:w="2154"/>
-          </w:tcPr>
-          <w:p>
-            <w:r/>
-            <w:r>
-              <w:rPr>
-                <w:rFonts w:ascii="Calibri" w:hAnsi="Calibri" w:eastAsia="宋体"/>
-                <w:sz w:val="20"/>
-              </w:rPr>
-              <w:t>PCP-Tracker-Project</w:t>
-            </w:r>
-          </w:p>
-        </w:tc>
-        <w:tc>
-          <w:tcPr>
-            <w:tcW w:type="dxa" w:w="2721"/>
-          </w:tcPr>
-          <w:p>
-            <w:r/>
-            <w:r>
-              <w:rPr>
-                <w:rFonts w:ascii="Calibri" w:hAnsi="Calibri" w:eastAsia="宋体"/>
-                <w:sz w:val="20"/>
-              </w:rPr>
-              <w:t>github.com/Mabubakr86/PCP-Tracker-Project</w:t>
-            </w:r>
-          </w:p>
-        </w:tc>
-        <w:tc>
-          <w:tcPr>
-            <w:tcW w:type="dxa" w:w="2835"/>
-          </w:tcPr>
-          <w:p>
-            <w:r/>
-            <w:r>
-              <w:rPr>
-                <w:rFonts w:ascii="Calibri" w:hAnsi="Calibri" w:eastAsia="宋体"/>
-                <w:sz w:val="20"/>
-              </w:rPr>
-              <w:t>螺杆泵资产跟踪桌面应用</w:t>
-            </w:r>
-          </w:p>
-        </w:tc>
-        <w:tc>
-          <w:tcPr>
-            <w:tcW w:type="dxa" w:w="1361"/>
-          </w:tcPr>
-          <w:p>
-            <w:r/>
-            <w:r>
-              <w:rPr>
-                <w:rFonts w:ascii="Calibri" w:hAnsi="Calibri" w:eastAsia="宋体"/>
-                <w:sz w:val="20"/>
-              </w:rPr>
-              <w:t>否（资产管理）</w:t>
-            </w:r>
-          </w:p>
-        </w:tc>
-      </w:tr>
-      <w:tr>
-        <w:tc>
-          <w:tcPr>
-            <w:tcW w:type="dxa" w:w="2154"/>
-          </w:tcPr>
-          <w:p>
-            <w:r/>
-            <w:r>
-              <w:rPr>
-                <w:rFonts w:ascii="Calibri" w:hAnsi="Calibri" w:eastAsia="宋体"/>
-                <w:sz w:val="20"/>
-              </w:rPr>
-              <w:t>progressive-cavity-pump（OpenSCAD）</w:t>
-            </w:r>
-          </w:p>
-        </w:tc>
-        <w:tc>
-          <w:tcPr>
-            <w:tcW w:type="dxa" w:w="2721"/>
-          </w:tcPr>
-          <w:p>
-            <w:r/>
-            <w:r>
-              <w:rPr>
-                <w:rFonts w:ascii="Calibri" w:hAnsi="Calibri" w:eastAsia="宋体"/>
-                <w:sz w:val="20"/>
-              </w:rPr>
-              <w:t>github.com/Rmurthy1/progressive-cavity-pump</w:t>
-            </w:r>
-          </w:p>
-        </w:tc>
-        <w:tc>
-          <w:tcPr>
-            <w:tcW w:type="dxa" w:w="2835"/>
-          </w:tcPr>
-          <w:p>
-            <w:r/>
-            <w:r>
-              <w:rPr>
-                <w:rFonts w:ascii="Calibri" w:hAnsi="Calibri" w:eastAsia="宋体"/>
-                <w:sz w:val="20"/>
-              </w:rPr>
-              <w:t>泵三维几何建模</w:t>
-            </w:r>
-          </w:p>
-        </w:tc>
-        <w:tc>
-          <w:tcPr>
-            <w:tcW w:type="dxa" w:w="1361"/>
-          </w:tcPr>
-          <w:p>
-            <w:r/>
-            <w:r>
-              <w:rPr>
-                <w:rFonts w:ascii="Calibri" w:hAnsi="Calibri" w:eastAsia="宋体"/>
-                <w:sz w:val="20"/>
-              </w:rPr>
-              <w:t>否</w:t>
-            </w:r>
-          </w:p>
-        </w:tc>
-      </w:tr>
-      <w:tr>
-        <w:tc>
-          <w:tcPr>
-            <w:tcW w:type="dxa" w:w="2154"/>
-          </w:tcPr>
-          <w:p>
-            <w:r/>
-            <w:r>
-              <w:rPr>
-                <w:rFonts w:ascii="Calibri" w:hAnsi="Calibri" w:eastAsia="宋体"/>
-                <w:sz w:val="20"/>
-              </w:rPr>
-              <w:t>accapumps/progressive-cavity-pumps</w:t>
-            </w:r>
-          </w:p>
-        </w:tc>
-        <w:tc>
-          <w:tcPr>
-            <w:tcW w:type="dxa" w:w="2721"/>
-          </w:tcPr>
-          <w:p>
-            <w:r/>
-            <w:r>
-              <w:rPr>
-                <w:rFonts w:ascii="Calibri" w:hAnsi="Calibri" w:eastAsia="宋体"/>
-                <w:sz w:val="20"/>
-              </w:rPr>
-              <w:t>github.com/accapumps/progressive-cavity-pumps</w:t>
-            </w:r>
-          </w:p>
-        </w:tc>
-        <w:tc>
-          <w:tcPr>
-            <w:tcW w:type="dxa" w:w="2835"/>
-          </w:tcPr>
-          <w:p>
-            <w:r/>
-            <w:r>
-              <w:rPr>
-                <w:rFonts w:ascii="Calibri" w:hAnsi="Calibri" w:eastAsia="宋体"/>
-                <w:sz w:val="20"/>
-              </w:rPr>
-              <w:t>泵研究资料仓库</w:t>
-            </w:r>
-          </w:p>
-        </w:tc>
-        <w:tc>
-          <w:tcPr>
-            <w:tcW w:type="dxa" w:w="1361"/>
-          </w:tcPr>
-          <w:p>
-            <w:r/>
-            <w:r>
-              <w:rPr>
-                <w:rFonts w:ascii="Calibri" w:hAnsi="Calibri" w:eastAsia="宋体"/>
-                <w:sz w:val="20"/>
-              </w:rPr>
-              <w:t>否</w:t>
-            </w:r>
-          </w:p>
-        </w:tc>
-      </w:tr>
-    </w:tbl>
-    <w:p/>
-    <w:p>
-      <w:pPr>
-        <w:pStyle w:val="Heading2"/>
-      </w:pPr>
-      <w:r>
-        <w:rPr>
-          <w:rFonts w:ascii="Calibri" w:hAnsi="Calibri" w:eastAsia="黑体"/>
-          <w:b/>
-          <w:color w:val="1F4E79"/>
-          <w:sz w:val="26"/>
-        </w:rPr>
-        <w:t>1.2 最接近、可迁移的开源神经网络（需改特征后自训）</w:t>
-      </w:r>
-    </w:p>
-    <w:p>
-      <w:pPr>
-        <w:spacing w:after="120"/>
-        <w:ind w:firstLine="420"/>
-      </w:pPr>
-      <w:r>
-        <w:rPr>
-          <w:rFonts w:ascii="Calibri" w:hAnsi="Calibri" w:eastAsia="宋体"/>
-          <w:b/>
-          <w:sz w:val="21"/>
-        </w:rPr>
-        <w:t>以下项目是「通用虚拟计量 / 工况→产量」神经网络开源实现。它们不是螺杆泵专用，但代码完整，把输入从油嘴/井口压温改成转速、扭矩、电流、沉没度等泵参数，用本井试井产量做标签，即可做成螺杆泵井计产模型。这是目前落地的现实路径。</w:t>
+        <w:t>下表只列「能拿来改成螺杆泵井计产」的开源。与计产无关的（故障诊断、几何设计、资产管理）不列。</w:t>
       </w:r>
     </w:p>
     <w:tbl>
@@ -561,7 +118,7 @@
       <w:tr>
         <w:tc>
           <w:tcPr>
-            <w:tcW w:type="dxa" w:w="907"/>
+            <w:tcW w:type="dxa" w:w="1020"/>
           </w:tcPr>
           <w:p>
             <w:r/>
@@ -577,7 +134,7 @@
         </w:tc>
         <w:tc>
           <w:tcPr>
-            <w:tcW w:type="dxa" w:w="1587"/>
+            <w:tcW w:type="dxa" w:w="1701"/>
           </w:tcPr>
           <w:p>
             <w:r/>
@@ -593,7 +150,7 @@
         </w:tc>
         <w:tc>
           <w:tcPr>
-            <w:tcW w:type="dxa" w:w="2381"/>
+            <w:tcW w:type="dxa" w:w="2608"/>
           </w:tcPr>
           <w:p>
             <w:r/>
@@ -609,22 +166,6 @@
         </w:tc>
         <w:tc>
           <w:tcPr>
-            <w:tcW w:type="dxa" w:w="1928"/>
-          </w:tcPr>
-          <w:p>
-            <w:r/>
-            <w:r>
-              <w:rPr>
-                <w:rFonts w:ascii="Calibri" w:hAnsi="Calibri" w:eastAsia="黑体"/>
-                <w:b/>
-                <w:sz w:val="21"/>
-              </w:rPr>
-              <w:t>原任务</w:t>
-            </w:r>
-          </w:p>
-        </w:tc>
-        <w:tc>
-          <w:tcPr>
             <w:tcW w:type="dxa" w:w="2268"/>
           </w:tcPr>
           <w:p>
@@ -635,7 +176,23 @@
                 <w:b/>
                 <w:sz w:val="21"/>
               </w:rPr>
-              <w:t>如何改成螺杆泵井计产</w:t>
+              <w:t>原用途</w:t>
+            </w:r>
+          </w:p>
+        </w:tc>
+        <w:tc>
+          <w:tcPr>
+            <w:tcW w:type="dxa" w:w="1474"/>
+          </w:tcPr>
+          <w:p>
+            <w:r/>
+            <w:r>
+              <w:rPr>
+                <w:rFonts w:ascii="Calibri" w:hAnsi="Calibri" w:eastAsia="黑体"/>
+                <w:b/>
+                <w:sz w:val="21"/>
+              </w:rPr>
+              <w:t>迁移价值</w:t>
             </w:r>
           </w:p>
         </w:tc>
@@ -643,7 +200,7 @@
       <w:tr>
         <w:tc>
           <w:tcPr>
-            <w:tcW w:type="dxa" w:w="907"/>
+            <w:tcW w:type="dxa" w:w="1020"/>
           </w:tcPr>
           <w:p>
             <w:r/>
@@ -652,13 +209,13 @@
                 <w:rFonts w:ascii="Calibri" w:hAnsi="Calibri" w:eastAsia="宋体"/>
                 <w:sz w:val="20"/>
               </w:rPr>
-              <w:t>首选</w:t>
+              <w:t>1（首选）</w:t>
             </w:r>
           </w:p>
         </w:tc>
         <w:tc>
           <w:tcPr>
-            <w:tcW w:type="dxa" w:w="1587"/>
+            <w:tcW w:type="dxa" w:w="1701"/>
           </w:tcPr>
           <w:p>
             <w:r/>
@@ -673,7 +230,7 @@
         </w:tc>
         <w:tc>
           <w:tcPr>
-            <w:tcW w:type="dxa" w:w="2381"/>
+            <w:tcW w:type="dxa" w:w="2608"/>
           </w:tcPr>
           <w:p>
             <w:r/>
@@ -688,21 +245,6 @@
         </w:tc>
         <w:tc>
           <w:tcPr>
-            <w:tcW w:type="dxa" w:w="1928"/>
-          </w:tcPr>
-          <w:p>
-            <w:r/>
-            <w:r>
-              <w:rPr>
-                <w:rFonts w:ascii="Calibri" w:hAnsi="Calibri" w:eastAsia="宋体"/>
-                <w:sz w:val="20"/>
-              </w:rPr>
-              <w:t>Volve：井下/井口压温、油嘴 → 油气水产量</w:t>
-            </w:r>
-          </w:p>
-        </w:tc>
-        <w:tc>
-          <w:tcPr>
             <w:tcW w:type="dxa" w:w="2268"/>
           </w:tcPr>
           <w:p>
@@ -712,15 +254,13 @@
                 <w:rFonts w:ascii="Calibri" w:hAnsi="Calibri" w:eastAsia="宋体"/>
                 <w:sz w:val="20"/>
               </w:rPr>
-              <w:t>删油嘴特征；加入转速、扭矩/电流、沉没度；标签换成本井试井产量</w:t>
+              <w:t>Volve 油田：井口/井下压温、油嘴开度 → 油气水产量（Keras LSTM）</w:t>
             </w:r>
           </w:p>
         </w:tc>
-      </w:tr>
-      <w:tr>
         <w:tc>
           <w:tcPr>
-            <w:tcW w:type="dxa" w:w="907"/>
+            <w:tcW w:type="dxa" w:w="1474"/>
           </w:tcPr>
           <w:p>
             <w:r/>
@@ -729,13 +269,15 @@
                 <w:rFonts w:ascii="Calibri" w:hAnsi="Calibri" w:eastAsia="宋体"/>
                 <w:sz w:val="20"/>
               </w:rPr>
-              <w:t>推荐</w:t>
+              <w:t>管线最完整、最好改；把油嘴换成转速/扭矩即可</w:t>
             </w:r>
           </w:p>
         </w:tc>
+      </w:tr>
+      <w:tr>
         <w:tc>
           <w:tcPr>
-            <w:tcW w:type="dxa" w:w="1587"/>
+            <w:tcW w:type="dxa" w:w="1020"/>
           </w:tcPr>
           <w:p>
             <w:r/>
@@ -744,13 +286,28 @@
                 <w:rFonts w:ascii="Calibri" w:hAnsi="Calibri" w:eastAsia="宋体"/>
                 <w:sz w:val="20"/>
               </w:rPr>
-              <w:t>HVFM（TCN/MPFNet）</w:t>
+              <w:t>2</w:t>
             </w:r>
           </w:p>
         </w:tc>
         <w:tc>
           <w:tcPr>
-            <w:tcW w:type="dxa" w:w="2381"/>
+            <w:tcW w:type="dxa" w:w="1701"/>
+          </w:tcPr>
+          <w:p>
+            <w:r/>
+            <w:r>
+              <w:rPr>
+                <w:rFonts w:ascii="Calibri" w:hAnsi="Calibri" w:eastAsia="宋体"/>
+                <w:sz w:val="20"/>
+              </w:rPr>
+              <w:t>HVFM</w:t>
+            </w:r>
+          </w:p>
+        </w:tc>
+        <w:tc>
+          <w:tcPr>
+            <w:tcW w:type="dxa" w:w="2608"/>
           </w:tcPr>
           <w:p>
             <w:r/>
@@ -767,7 +324,7 @@
         </w:tc>
         <w:tc>
           <w:tcPr>
-            <w:tcW w:type="dxa" w:w="1928"/>
+            <w:tcW w:type="dxa" w:w="2268"/>
           </w:tcPr>
           <w:p>
             <w:r/>
@@ -776,7 +333,69 @@
                 <w:rFonts w:ascii="Calibri" w:hAnsi="Calibri" w:eastAsia="宋体"/>
                 <w:sz w:val="20"/>
               </w:rPr>
-              <w:t>机理+数据双驱动瞬态多相 VFM</w:t>
+              <w:t>机理+数据双驱动多相虚拟计量（TCN）</w:t>
+            </w:r>
+          </w:p>
+        </w:tc>
+        <w:tc>
+          <w:tcPr>
+            <w:tcW w:type="dxa" w:w="1474"/>
+          </w:tcPr>
+          <w:p>
+            <w:r/>
+            <w:r>
+              <w:rPr>
+                <w:rFonts w:ascii="Calibri" w:hAnsi="Calibri" w:eastAsia="宋体"/>
+                <w:sz w:val="20"/>
+              </w:rPr>
+              <w:t>网络更强；机理部分可换成泵「理论排量−滑脱」</w:t>
+            </w:r>
+          </w:p>
+        </w:tc>
+      </w:tr>
+      <w:tr>
+        <w:tc>
+          <w:tcPr>
+            <w:tcW w:type="dxa" w:w="1020"/>
+          </w:tcPr>
+          <w:p>
+            <w:r/>
+            <w:r>
+              <w:rPr>
+                <w:rFonts w:ascii="Calibri" w:hAnsi="Calibri" w:eastAsia="宋体"/>
+                <w:sz w:val="20"/>
+              </w:rPr>
+              <w:t>3</w:t>
+            </w:r>
+          </w:p>
+        </w:tc>
+        <w:tc>
+          <w:tcPr>
+            <w:tcW w:type="dxa" w:w="1701"/>
+          </w:tcPr>
+          <w:p>
+            <w:r/>
+            <w:r>
+              <w:rPr>
+                <w:rFonts w:ascii="Calibri" w:hAnsi="Calibri" w:eastAsia="宋体"/>
+                <w:sz w:val="20"/>
+              </w:rPr>
+              <w:t>Andrianov VFM</w:t>
+            </w:r>
+          </w:p>
+        </w:tc>
+        <w:tc>
+          <w:tcPr>
+            <w:tcW w:type="dxa" w:w="2608"/>
+          </w:tcPr>
+          <w:p>
+            <w:r/>
+            <w:r>
+              <w:rPr>
+                <w:rFonts w:ascii="Calibri" w:hAnsi="Calibri" w:eastAsia="宋体"/>
+                <w:sz w:val="20"/>
+              </w:rPr>
+              <w:t>github.com/nikolai-andrianov/VFM</w:t>
             </w:r>
           </w:p>
         </w:tc>
@@ -791,15 +410,13 @@
                 <w:rFonts w:ascii="Calibri" w:hAnsi="Calibri" w:eastAsia="宋体"/>
                 <w:sz w:val="20"/>
               </w:rPr>
-              <w:t>保留 TCN 结构；机理部分换成「理论排量−滑脱」泵公式</w:t>
+              <w:t>IFAC 论文配套：神经网络估产 + 数据集</w:t>
             </w:r>
           </w:p>
         </w:tc>
-      </w:tr>
-      <w:tr>
         <w:tc>
           <w:tcPr>
-            <w:tcW w:type="dxa" w:w="907"/>
+            <w:tcW w:type="dxa" w:w="1474"/>
           </w:tcPr>
           <w:p>
             <w:r/>
@@ -808,7 +425,442 @@
                 <w:rFonts w:ascii="Calibri" w:hAnsi="Calibri" w:eastAsia="宋体"/>
                 <w:sz w:val="20"/>
               </w:rPr>
-              <w:t>推荐</w:t>
+              <w:t>论文级可复现训练流程</w:t>
+            </w:r>
+          </w:p>
+        </w:tc>
+      </w:tr>
+      <w:tr>
+        <w:tc>
+          <w:tcPr>
+            <w:tcW w:type="dxa" w:w="1020"/>
+          </w:tcPr>
+          <w:p>
+            <w:r/>
+            <w:r>
+              <w:rPr>
+                <w:rFonts w:ascii="Calibri" w:hAnsi="Calibri" w:eastAsia="宋体"/>
+                <w:sz w:val="20"/>
+              </w:rPr>
+              <w:t>4</w:t>
+            </w:r>
+          </w:p>
+        </w:tc>
+        <w:tc>
+          <w:tcPr>
+            <w:tcW w:type="dxa" w:w="1701"/>
+          </w:tcPr>
+          <w:p>
+            <w:r/>
+            <w:r>
+              <w:rPr>
+                <w:rFonts w:ascii="Calibri" w:hAnsi="Calibri" w:eastAsia="宋体"/>
+                <w:sz w:val="20"/>
+              </w:rPr>
+              <w:t>ManyWells ML 示例</w:t>
+            </w:r>
+          </w:p>
+        </w:tc>
+        <w:tc>
+          <w:tcPr>
+            <w:tcW w:type="dxa" w:w="2608"/>
+          </w:tcPr>
+          <w:p>
+            <w:r/>
+            <w:r>
+              <w:rPr>
+                <w:rFonts w:ascii="Calibri" w:hAnsi="Calibri" w:eastAsia="宋体"/>
+                <w:sz w:val="20"/>
+              </w:rPr>
+              <w:t>github.com/solution-seeker-as/manywells</w:t>
+              <w:br/>
+              <w:t>（scripts/ml_examples）</w:t>
+            </w:r>
+          </w:p>
+        </w:tc>
+        <w:tc>
+          <w:tcPr>
+            <w:tcW w:type="dxa" w:w="2268"/>
+          </w:tcPr>
+          <w:p>
+            <w:r/>
+            <w:r>
+              <w:rPr>
+                <w:rFonts w:ascii="Calibri" w:hAnsi="Calibri" w:eastAsia="宋体"/>
+                <w:sz w:val="20"/>
+              </w:rPr>
+              <w:t>NTNU 官方神经网络 VFM 基准</w:t>
+            </w:r>
+          </w:p>
+        </w:tc>
+        <w:tc>
+          <w:tcPr>
+            <w:tcW w:type="dxa" w:w="1474"/>
+          </w:tcPr>
+          <w:p>
+            <w:r/>
+            <w:r>
+              <w:rPr>
+                <w:rFonts w:ascii="Calibri" w:hAnsi="Calibri" w:eastAsia="宋体"/>
+                <w:sz w:val="20"/>
+              </w:rPr>
+              <w:t>对比不同网络结构时用</w:t>
+            </w:r>
+          </w:p>
+        </w:tc>
+      </w:tr>
+      <w:tr>
+        <w:tc>
+          <w:tcPr>
+            <w:tcW w:type="dxa" w:w="1020"/>
+          </w:tcPr>
+          <w:p>
+            <w:r/>
+            <w:r>
+              <w:rPr>
+                <w:rFonts w:ascii="Calibri" w:hAnsi="Calibri" w:eastAsia="宋体"/>
+                <w:sz w:val="20"/>
+              </w:rPr>
+              <w:t>5</w:t>
+            </w:r>
+          </w:p>
+        </w:tc>
+        <w:tc>
+          <w:tcPr>
+            <w:tcW w:type="dxa" w:w="1701"/>
+          </w:tcPr>
+          <w:p>
+            <w:r/>
+            <w:r>
+              <w:rPr>
+                <w:rFonts w:ascii="Calibri" w:hAnsi="Calibri" w:eastAsia="宋体"/>
+                <w:sz w:val="20"/>
+              </w:rPr>
+              <w:t>pi-vfm</w:t>
+            </w:r>
+          </w:p>
+        </w:tc>
+        <w:tc>
+          <w:tcPr>
+            <w:tcW w:type="dxa" w:w="2608"/>
+          </w:tcPr>
+          <w:p>
+            <w:r/>
+            <w:r>
+              <w:rPr>
+                <w:rFonts w:ascii="Calibri" w:hAnsi="Calibri" w:eastAsia="宋体"/>
+                <w:sz w:val="20"/>
+              </w:rPr>
+              <w:t>github.com/CryptoGuy1/pi-vfm</w:t>
+            </w:r>
+          </w:p>
+        </w:tc>
+        <w:tc>
+          <w:tcPr>
+            <w:tcW w:type="dxa" w:w="2268"/>
+          </w:tcPr>
+          <w:p>
+            <w:r/>
+            <w:r>
+              <w:rPr>
+                <w:rFonts w:ascii="Calibri" w:hAnsi="Calibri" w:eastAsia="宋体"/>
+                <w:sz w:val="20"/>
+              </w:rPr>
+              <w:t>物理信息神经网络（PINN）虚拟计量</w:t>
+            </w:r>
+          </w:p>
+        </w:tc>
+        <w:tc>
+          <w:tcPr>
+            <w:tcW w:type="dxa" w:w="1474"/>
+          </w:tcPr>
+          <w:p>
+            <w:r/>
+            <w:r>
+              <w:rPr>
+                <w:rFonts w:ascii="Calibri" w:hAnsi="Calibri" w:eastAsia="宋体"/>
+                <w:sz w:val="20"/>
+              </w:rPr>
+              <w:t>可把泵排量公式写入损失函数</w:t>
+            </w:r>
+          </w:p>
+        </w:tc>
+      </w:tr>
+      <w:tr>
+        <w:tc>
+          <w:tcPr>
+            <w:tcW w:type="dxa" w:w="1020"/>
+          </w:tcPr>
+          <w:p>
+            <w:r/>
+            <w:r>
+              <w:rPr>
+                <w:rFonts w:ascii="Calibri" w:hAnsi="Calibri" w:eastAsia="宋体"/>
+                <w:sz w:val="20"/>
+              </w:rPr>
+              <w:t>6</w:t>
+            </w:r>
+          </w:p>
+        </w:tc>
+        <w:tc>
+          <w:tcPr>
+            <w:tcW w:type="dxa" w:w="1701"/>
+          </w:tcPr>
+          <w:p>
+            <w:r/>
+            <w:r>
+              <w:rPr>
+                <w:rFonts w:ascii="Calibri" w:hAnsi="Calibri" w:eastAsia="宋体"/>
+                <w:sz w:val="20"/>
+              </w:rPr>
+              <w:t>ESP Digital Twin</w:t>
+            </w:r>
+          </w:p>
+        </w:tc>
+        <w:tc>
+          <w:tcPr>
+            <w:tcW w:type="dxa" w:w="2608"/>
+          </w:tcPr>
+          <w:p>
+            <w:r/>
+            <w:r>
+              <w:rPr>
+                <w:rFonts w:ascii="Calibri" w:hAnsi="Calibri" w:eastAsia="宋体"/>
+                <w:sz w:val="20"/>
+              </w:rPr>
+              <w:t>github.com/abhi133113/Artificial-lift-ESP-Autonomous</w:t>
+            </w:r>
+          </w:p>
+        </w:tc>
+        <w:tc>
+          <w:tcPr>
+            <w:tcW w:type="dxa" w:w="2268"/>
+          </w:tcPr>
+          <w:p>
+            <w:r/>
+            <w:r>
+              <w:rPr>
+                <w:rFonts w:ascii="Calibri" w:hAnsi="Calibri" w:eastAsia="宋体"/>
+                <w:sz w:val="20"/>
+              </w:rPr>
+              <w:t>电潜泵：LSTM + 泵曲线物理校验</w:t>
+            </w:r>
+          </w:p>
+        </w:tc>
+        <w:tc>
+          <w:tcPr>
+            <w:tcW w:type="dxa" w:w="1474"/>
+          </w:tcPr>
+          <w:p>
+            <w:r/>
+            <w:r>
+              <w:rPr>
+                <w:rFonts w:ascii="Calibri" w:hAnsi="Calibri" w:eastAsia="宋体"/>
+                <w:sz w:val="20"/>
+              </w:rPr>
+              <w:t>同为人工举升，输入最像（频率/功率/压力）；需改成「当前产量」回归</w:t>
+            </w:r>
+          </w:p>
+        </w:tc>
+      </w:tr>
+    </w:tbl>
+    <w:p/>
+    <w:p>
+      <w:pPr>
+        <w:spacing w:after="120"/>
+        <w:ind w:firstLine="420"/>
+      </w:pPr>
+      <w:r>
+        <w:rPr>
+          <w:rFonts w:ascii="Calibri" w:hAnsi="Calibri" w:eastAsia="宋体"/>
+          <w:b w:val="0"/>
+          <w:sz w:val="21"/>
+        </w:rPr>
+        <w:t>说明：电潜泵（ESP）与螺杆泵（PCP）都是人工举升，传感器形态接近（转速/频率、电流/功率、压力），所以第 6 项虽然不是计产成品，迁移思路最接近。第 1–5 项是通用「工况→产量」计产网络，改特征后就是螺杆泵井计产模型。</w:t>
+      </w:r>
+    </w:p>
+    <w:p>
+      <w:pPr>
+        <w:pStyle w:val="Heading1"/>
+      </w:pPr>
+      <w:r>
+        <w:rPr>
+          <w:rFonts w:ascii="Calibri" w:hAnsi="Calibri" w:eastAsia="黑体"/>
+          <w:b/>
+          <w:color w:val="1F4E79"/>
+          <w:sz w:val="32"/>
+        </w:rPr>
+        <w:t>三、怎么迁移（按步骤做）</w:t>
+      </w:r>
+    </w:p>
+    <w:p>
+      <w:pPr>
+        <w:pStyle w:val="Heading2"/>
+      </w:pPr>
+      <w:r>
+        <w:rPr>
+          <w:rFonts w:ascii="Calibri" w:hAnsi="Calibri" w:eastAsia="黑体"/>
+          <w:b/>
+          <w:color w:val="1F4E79"/>
+          <w:sz w:val="26"/>
+        </w:rPr>
+        <w:t>3.1 迁移对照：原模型 → 螺杆泵井</w:t>
+      </w:r>
+    </w:p>
+    <w:tbl>
+      <w:tblPr>
+        <w:tblStyle w:val="LightGrid-Accent1"/>
+        <w:tblW w:type="auto" w:w="0"/>
+        <w:jc w:val="center"/>
+        <w:tblLook w:firstColumn="1" w:firstRow="1" w:lastColumn="0" w:lastRow="0" w:noHBand="0" w:noVBand="1" w:val="04A0"/>
+      </w:tblPr>
+      <w:tblGrid>
+        <w:gridCol w:w="1729"/>
+        <w:gridCol w:w="1729"/>
+        <w:gridCol w:w="1729"/>
+        <w:gridCol w:w="1729"/>
+        <w:gridCol w:w="1729"/>
+      </w:tblGrid>
+      <w:tr>
+        <w:tc>
+          <w:tcPr>
+            <w:tcW w:type="dxa" w:w="1701"/>
+          </w:tcPr>
+          <w:p>
+            <w:r/>
+            <w:r>
+              <w:rPr>
+                <w:rFonts w:ascii="Calibri" w:hAnsi="Calibri" w:eastAsia="黑体"/>
+                <w:b/>
+                <w:sz w:val="21"/>
+              </w:rPr>
+              <w:t>项目</w:t>
+            </w:r>
+          </w:p>
+        </w:tc>
+        <w:tc>
+          <w:tcPr>
+            <w:tcW w:type="dxa" w:w="2041"/>
+          </w:tcPr>
+          <w:p>
+            <w:r/>
+            <w:r>
+              <w:rPr>
+                <w:rFonts w:ascii="Calibri" w:hAnsi="Calibri" w:eastAsia="黑体"/>
+                <w:b/>
+                <w:sz w:val="21"/>
+              </w:rPr>
+              <w:t>原输入（删掉或替换）</w:t>
+            </w:r>
+          </w:p>
+        </w:tc>
+        <w:tc>
+          <w:tcPr>
+            <w:tcW w:type="dxa" w:w="2381"/>
+          </w:tcPr>
+          <w:p>
+            <w:r/>
+            <w:r>
+              <w:rPr>
+                <w:rFonts w:ascii="Calibri" w:hAnsi="Calibri" w:eastAsia="黑体"/>
+                <w:b/>
+                <w:sz w:val="21"/>
+              </w:rPr>
+              <w:t>换成螺杆泵井输入</w:t>
+            </w:r>
+          </w:p>
+        </w:tc>
+        <w:tc>
+          <w:tcPr>
+            <w:tcW w:type="dxa" w:w="1361"/>
+          </w:tcPr>
+          <w:p>
+            <w:r/>
+            <w:r>
+              <w:rPr>
+                <w:rFonts w:ascii="Calibri" w:hAnsi="Calibri" w:eastAsia="黑体"/>
+                <w:b/>
+                <w:sz w:val="21"/>
+              </w:rPr>
+              <w:t>原输出</w:t>
+            </w:r>
+          </w:p>
+        </w:tc>
+        <w:tc>
+          <w:tcPr>
+            <w:tcW w:type="dxa" w:w="1587"/>
+          </w:tcPr>
+          <w:p>
+            <w:r/>
+            <w:r>
+              <w:rPr>
+                <w:rFonts w:ascii="Calibri" w:hAnsi="Calibri" w:eastAsia="黑体"/>
+                <w:b/>
+                <w:sz w:val="21"/>
+              </w:rPr>
+              <w:t>换成</w:t>
+            </w:r>
+          </w:p>
+        </w:tc>
+      </w:tr>
+      <w:tr>
+        <w:tc>
+          <w:tcPr>
+            <w:tcW w:type="dxa" w:w="1701"/>
+          </w:tcPr>
+          <w:p>
+            <w:r/>
+            <w:r>
+              <w:rPr>
+                <w:rFonts w:ascii="Calibri" w:hAnsi="Calibri" w:eastAsia="宋体"/>
+                <w:sz w:val="20"/>
+              </w:rPr>
+              <w:t>LSTM-for-Production 等</w:t>
+            </w:r>
+          </w:p>
+        </w:tc>
+        <w:tc>
+          <w:tcPr>
+            <w:tcW w:type="dxa" w:w="2041"/>
+          </w:tcPr>
+          <w:p>
+            <w:r/>
+            <w:r>
+              <w:rPr>
+                <w:rFonts w:ascii="Calibri" w:hAnsi="Calibri" w:eastAsia="宋体"/>
+                <w:sz w:val="20"/>
+              </w:rPr>
+              <w:t>油嘴开度、井下压温、环空压力…</w:t>
+            </w:r>
+          </w:p>
+        </w:tc>
+        <w:tc>
+          <w:tcPr>
+            <w:tcW w:type="dxa" w:w="2381"/>
+          </w:tcPr>
+          <w:p>
+            <w:r/>
+            <w:r>
+              <w:rPr>
+                <w:rFonts w:ascii="Calibri" w:hAnsi="Calibri" w:eastAsia="宋体"/>
+                <w:sz w:val="20"/>
+              </w:rPr>
+              <w:t>转速、扭矩或电流、井口油压、回压、沉没度/吸入口压力、井口温度、含水</w:t>
+            </w:r>
+          </w:p>
+        </w:tc>
+        <w:tc>
+          <w:tcPr>
+            <w:tcW w:type="dxa" w:w="1361"/>
+          </w:tcPr>
+          <w:p>
+            <w:r/>
+            <w:r>
+              <w:rPr>
+                <w:rFonts w:ascii="Calibri" w:hAnsi="Calibri" w:eastAsia="宋体"/>
+                <w:sz w:val="20"/>
+              </w:rPr>
+              <w:t>油气水日产量</w:t>
             </w:r>
           </w:p>
         </w:tc>
@@ -823,7 +875,39 @@
                 <w:rFonts w:ascii="Calibri" w:hAnsi="Calibri" w:eastAsia="宋体"/>
                 <w:sz w:val="20"/>
               </w:rPr>
-              <w:t>VFM (Andrianov)</w:t>
+              <w:t>本井试井油/液产量（或翻斗计量）</w:t>
+            </w:r>
+          </w:p>
+        </w:tc>
+      </w:tr>
+      <w:tr>
+        <w:tc>
+          <w:tcPr>
+            <w:tcW w:type="dxa" w:w="1701"/>
+          </w:tcPr>
+          <w:p>
+            <w:r/>
+            <w:r>
+              <w:rPr>
+                <w:rFonts w:ascii="Calibri" w:hAnsi="Calibri" w:eastAsia="宋体"/>
+                <w:sz w:val="20"/>
+              </w:rPr>
+              <w:t>ESP Digital Twin</w:t>
+            </w:r>
+          </w:p>
+        </w:tc>
+        <w:tc>
+          <w:tcPr>
+            <w:tcW w:type="dxa" w:w="2041"/>
+          </w:tcPr>
+          <w:p>
+            <w:r/>
+            <w:r>
+              <w:rPr>
+                <w:rFonts w:ascii="Calibri" w:hAnsi="Calibri" w:eastAsia="宋体"/>
+                <w:sz w:val="20"/>
+              </w:rPr>
+              <w:t>频率、有功功率、PIP 等</w:t>
             </w:r>
           </w:p>
         </w:tc>
@@ -838,13 +922,13 @@
                 <w:rFonts w:ascii="Calibri" w:hAnsi="Calibri" w:eastAsia="宋体"/>
                 <w:sz w:val="20"/>
               </w:rPr>
-              <w:t>github.com/nikolai-andrianov/VFM</w:t>
+              <w:t>几乎可直接对应：频率→转速，功率→电流/扭矩，压力保留</w:t>
             </w:r>
           </w:p>
         </w:tc>
         <w:tc>
           <w:tcPr>
-            <w:tcW w:type="dxa" w:w="1928"/>
+            <w:tcW w:type="dxa" w:w="1361"/>
           </w:tcPr>
           <w:p>
             <w:r/>
@@ -853,39 +937,7 @@
                 <w:rFonts w:ascii="Calibri" w:hAnsi="Calibri" w:eastAsia="宋体"/>
                 <w:sz w:val="20"/>
               </w:rPr>
-              <w:t>IFAC 论文配套 NN 估产 + 数据集</w:t>
-            </w:r>
-          </w:p>
-        </w:tc>
-        <w:tc>
-          <w:tcPr>
-            <w:tcW w:type="dxa" w:w="2268"/>
-          </w:tcPr>
-          <w:p>
-            <w:r/>
-            <w:r>
-              <w:rPr>
-                <w:rFonts w:ascii="Calibri" w:hAnsi="Calibri" w:eastAsia="宋体"/>
-                <w:sz w:val="20"/>
-              </w:rPr>
-              <w:t>沿用训练管线；特征与标签换为泵工况与试井产量</w:t>
-            </w:r>
-          </w:p>
-        </w:tc>
-      </w:tr>
-      <w:tr>
-        <w:tc>
-          <w:tcPr>
-            <w:tcW w:type="dxa" w:w="907"/>
-          </w:tcPr>
-          <w:p>
-            <w:r/>
-            <w:r>
-              <w:rPr>
-                <w:rFonts w:ascii="Calibri" w:hAnsi="Calibri" w:eastAsia="宋体"/>
-                <w:sz w:val="20"/>
-              </w:rPr>
-              <w:t>参考</w:t>
+              <w:t>未来趋势/异常</w:t>
             </w:r>
           </w:p>
         </w:tc>
@@ -900,208 +952,7 @@
                 <w:rFonts w:ascii="Calibri" w:hAnsi="Calibri" w:eastAsia="宋体"/>
                 <w:sz w:val="20"/>
               </w:rPr>
-              <w:t>ManyWells ml_examples</w:t>
-            </w:r>
-          </w:p>
-        </w:tc>
-        <w:tc>
-          <w:tcPr>
-            <w:tcW w:type="dxa" w:w="2381"/>
-          </w:tcPr>
-          <w:p>
-            <w:r/>
-            <w:r>
-              <w:rPr>
-                <w:rFonts w:ascii="Calibri" w:hAnsi="Calibri" w:eastAsia="宋体"/>
-                <w:sz w:val="20"/>
-              </w:rPr>
-              <w:t>github.com/solution-seeker-as/manywells</w:t>
-            </w:r>
-          </w:p>
-        </w:tc>
-        <w:tc>
-          <w:tcPr>
-            <w:tcW w:type="dxa" w:w="1928"/>
-          </w:tcPr>
-          <w:p>
-            <w:r/>
-            <w:r>
-              <w:rPr>
-                <w:rFonts w:ascii="Calibri" w:hAnsi="Calibri" w:eastAsia="宋体"/>
-                <w:sz w:val="20"/>
-              </w:rPr>
-              <w:t>NTNU 官方 NN VFM 基准示例</w:t>
-            </w:r>
-          </w:p>
-        </w:tc>
-        <w:tc>
-          <w:tcPr>
-            <w:tcW w:type="dxa" w:w="2268"/>
-          </w:tcPr>
-          <w:p>
-            <w:r/>
-            <w:r>
-              <w:rPr>
-                <w:rFonts w:ascii="Calibri" w:hAnsi="Calibri" w:eastAsia="宋体"/>
-                <w:sz w:val="20"/>
-              </w:rPr>
-              <w:t>练网络对比方法；数据为仿真井筒，无泵</w:t>
-            </w:r>
-          </w:p>
-        </w:tc>
-      </w:tr>
-      <w:tr>
-        <w:tc>
-          <w:tcPr>
-            <w:tcW w:type="dxa" w:w="907"/>
-          </w:tcPr>
-          <w:p>
-            <w:r/>
-            <w:r>
-              <w:rPr>
-                <w:rFonts w:ascii="Calibri" w:hAnsi="Calibri" w:eastAsia="宋体"/>
-                <w:sz w:val="20"/>
-              </w:rPr>
-              <w:t>参考</w:t>
-            </w:r>
-          </w:p>
-        </w:tc>
-        <w:tc>
-          <w:tcPr>
-            <w:tcW w:type="dxa" w:w="1587"/>
-          </w:tcPr>
-          <w:p>
-            <w:r/>
-            <w:r>
-              <w:rPr>
-                <w:rFonts w:ascii="Calibri" w:hAnsi="Calibri" w:eastAsia="宋体"/>
-                <w:sz w:val="20"/>
-              </w:rPr>
-              <w:t>pi-vfm / Hybrid_VFM_Slugging</w:t>
-            </w:r>
-          </w:p>
-        </w:tc>
-        <w:tc>
-          <w:tcPr>
-            <w:tcW w:type="dxa" w:w="2381"/>
-          </w:tcPr>
-          <w:p>
-            <w:r/>
-            <w:r>
-              <w:rPr>
-                <w:rFonts w:ascii="Calibri" w:hAnsi="Calibri" w:eastAsia="宋体"/>
-                <w:sz w:val="20"/>
-              </w:rPr>
-              <w:t>CryptoGuy1/pi-vfm</w:t>
-              <w:br/>
-              <w:t>caioazevedo-mdm/Hybrid_VFM_Slugging</w:t>
-            </w:r>
-          </w:p>
-        </w:tc>
-        <w:tc>
-          <w:tcPr>
-            <w:tcW w:type="dxa" w:w="1928"/>
-          </w:tcPr>
-          <w:p>
-            <w:r/>
-            <w:r>
-              <w:rPr>
-                <w:rFonts w:ascii="Calibri" w:hAnsi="Calibri" w:eastAsia="宋体"/>
-                <w:sz w:val="20"/>
-              </w:rPr>
-              <w:t>PINN / 扩散增广 VFM</w:t>
-            </w:r>
-          </w:p>
-        </w:tc>
-        <w:tc>
-          <w:tcPr>
-            <w:tcW w:type="dxa" w:w="2268"/>
-          </w:tcPr>
-          <w:p>
-            <w:r/>
-            <w:r>
-              <w:rPr>
-                <w:rFonts w:ascii="Calibri" w:hAnsi="Calibri" w:eastAsia="宋体"/>
-                <w:sz w:val="20"/>
-              </w:rPr>
-              <w:t>可把泵排量守恒写入物理损失</w:t>
-            </w:r>
-          </w:p>
-        </w:tc>
-      </w:tr>
-      <w:tr>
-        <w:tc>
-          <w:tcPr>
-            <w:tcW w:type="dxa" w:w="907"/>
-          </w:tcPr>
-          <w:p>
-            <w:r/>
-            <w:r>
-              <w:rPr>
-                <w:rFonts w:ascii="Calibri" w:hAnsi="Calibri" w:eastAsia="宋体"/>
-                <w:sz w:val="20"/>
-              </w:rPr>
-              <w:t>近邻（ESP）</w:t>
-            </w:r>
-          </w:p>
-        </w:tc>
-        <w:tc>
-          <w:tcPr>
-            <w:tcW w:type="dxa" w:w="1587"/>
-          </w:tcPr>
-          <w:p>
-            <w:r/>
-            <w:r>
-              <w:rPr>
-                <w:rFonts w:ascii="Calibri" w:hAnsi="Calibri" w:eastAsia="宋体"/>
-                <w:sz w:val="20"/>
-              </w:rPr>
-              <w:t>ESP Digital Twin</w:t>
-            </w:r>
-          </w:p>
-        </w:tc>
-        <w:tc>
-          <w:tcPr>
-            <w:tcW w:type="dxa" w:w="2381"/>
-          </w:tcPr>
-          <w:p>
-            <w:r/>
-            <w:r>
-              <w:rPr>
-                <w:rFonts w:ascii="Calibri" w:hAnsi="Calibri" w:eastAsia="宋体"/>
-                <w:sz w:val="20"/>
-              </w:rPr>
-              <w:t>github.com/abhi133113/Artificial-lift-ESP-Autonomous</w:t>
-            </w:r>
-          </w:p>
-        </w:tc>
-        <w:tc>
-          <w:tcPr>
-            <w:tcW w:type="dxa" w:w="1928"/>
-          </w:tcPr>
-          <w:p>
-            <w:r/>
-            <w:r>
-              <w:rPr>
-                <w:rFonts w:ascii="Calibri" w:hAnsi="Calibri" w:eastAsia="宋体"/>
-                <w:sz w:val="20"/>
-              </w:rPr>
-              <w:t>电潜泵：LSTM 预测 + 异常检测 + 泵曲线物理校验</w:t>
-            </w:r>
-          </w:p>
-        </w:tc>
-        <w:tc>
-          <w:tcPr>
-            <w:tcW w:type="dxa" w:w="2268"/>
-          </w:tcPr>
-          <w:p>
-            <w:r/>
-            <w:r>
-              <w:rPr>
-                <w:rFonts w:ascii="Calibri" w:hAnsi="Calibri" w:eastAsia="宋体"/>
-                <w:sz w:val="20"/>
-              </w:rPr>
-              <w:t>人工举升 NN 最接近；任务偏预测/故障，需改成「当前产量」回归</w:t>
+              <w:t>改成当前时刻产量回归（换损失与标签）</w:t>
             </w:r>
           </w:p>
         </w:tc>
@@ -1119,108 +970,7 @@
           <w:color w:val="1F4E79"/>
           <w:sz w:val="26"/>
         </w:rPr>
-        <w:t>1.3 为什么几乎没有开源螺杆泵计产 NN</w:t>
-      </w:r>
-    </w:p>
-    <w:p>
-      <w:pPr>
-        <w:pStyle w:val="ListBullet"/>
-        <w:spacing w:after="80"/>
-      </w:pPr>
-      <w:r>
-        <w:rPr>
-          <w:rFonts w:ascii="Calibri" w:hAnsi="Calibri" w:eastAsia="宋体"/>
-          <w:sz w:val="21"/>
-        </w:rPr>
-        <w:t>计产模型必须用本井试井/流量计数据训练，公开预训练权重没有通用价值；</w:t>
-      </w:r>
-    </w:p>
-    <w:p>
-      <w:pPr>
-        <w:pStyle w:val="ListBullet"/>
-        <w:spacing w:after="80"/>
-      </w:pPr>
-      <w:r>
-        <w:rPr>
-          <w:rFonts w:ascii="Calibri" w:hAnsi="Calibri" w:eastAsia="宋体"/>
-          <w:sz w:val="21"/>
-        </w:rPr>
-        <w:t>螺杆泵井运行数据多为油田内部数据，几乎不公开；</w:t>
-      </w:r>
-    </w:p>
-    <w:p>
-      <w:pPr>
-        <w:pStyle w:val="ListBullet"/>
-        <w:spacing w:after="80"/>
-      </w:pPr>
-      <w:r>
-        <w:rPr>
-          <w:rFonts w:ascii="Calibri" w:hAnsi="Calibri" w:eastAsia="宋体"/>
-          <w:sz w:val="21"/>
-        </w:rPr>
-        <w:t>工业虚拟计量产品（含人工举升）全部闭源；</w:t>
-      </w:r>
-    </w:p>
-    <w:p>
-      <w:pPr>
-        <w:pStyle w:val="ListBullet"/>
-        <w:spacing w:after="80"/>
-      </w:pPr>
-      <w:r>
-        <w:rPr>
-          <w:rFonts w:ascii="Calibri" w:hAnsi="Calibri" w:eastAsia="宋体"/>
-          <w:sz w:val="21"/>
-        </w:rPr>
-        <w:t>学术上螺杆泵相关公开工作更多是特性曲线解析模型、CFD、故障诊断，而非开源计产 NN。</w:t>
-      </w:r>
-    </w:p>
-    <w:p>
-      <w:pPr>
-        <w:pStyle w:val="Heading1"/>
-      </w:pPr>
-      <w:r>
-        <w:rPr>
-          <w:rFonts w:ascii="Calibri" w:hAnsi="Calibri" w:eastAsia="黑体"/>
-          <w:b/>
-          <w:color w:val="1F4E79"/>
-          <w:sz w:val="32"/>
-        </w:rPr>
-        <w:t>二、螺杆泵井计产定义与机理计产流程</w:t>
-      </w:r>
-    </w:p>
-    <w:p>
-      <w:pPr>
-        <w:spacing w:after="160"/>
-      </w:pPr>
-      <w:r>
-        <w:rPr>
-          <w:rFonts w:ascii="Calibri" w:hAnsi="Calibri" w:eastAsia="黑体"/>
-          <w:b/>
-          <w:color w:val="1F4E79"/>
-          <w:sz w:val="21"/>
-        </w:rPr>
-        <w:t>【本章概述】</w:t>
-      </w:r>
-      <w:r>
-        <w:rPr>
-          <w:rFonts w:ascii="Calibri" w:hAnsi="Calibri" w:eastAsia="宋体"/>
-          <w:sz w:val="21"/>
-        </w:rPr>
-        <w:t>在动手改开源 NN 之前，必须先弄清「计产」在螺杆泵井上意味着什么，以及机理法如何用三个辅助模型算出产量。神经网络计产是在学同一条映射。</w:t>
-      </w:r>
-    </w:p>
-    <w:p>
-      <w:pPr>
-        <w:pStyle w:val="Heading2"/>
-      </w:pPr>
-      <w:r>
-        <w:rPr>
-          <w:rFonts w:ascii="Calibri" w:hAnsi="Calibri" w:eastAsia="黑体"/>
-          <w:b/>
-          <w:color w:val="1F4E79"/>
-          <w:sz w:val="26"/>
-        </w:rPr>
-        <w:t>2.1 计产 vs 产量预测（不要搞混）</w:t>
+        <w:t>3.2 推荐特征（螺杆泵井）</w:t>
       </w:r>
     </w:p>
     <w:tbl>
@@ -1248,1236 +998,13 @@
                 <w:b/>
                 <w:sz w:val="21"/>
               </w:rPr>
+              <w:t>是否必需</w:t>
             </w:r>
           </w:p>
         </w:tc>
         <w:tc>
           <w:tcPr>
-            <w:tcW w:type="dxa" w:w="3855"/>
-          </w:tcPr>
-          <w:p>
-            <w:r/>
-            <w:r>
-              <w:rPr>
-                <w:rFonts w:ascii="Calibri" w:hAnsi="Calibri" w:eastAsia="黑体"/>
-                <w:b/>
-                <w:sz w:val="21"/>
-              </w:rPr>
-              <w:t>计产（本报告目标）</w:t>
-            </w:r>
-          </w:p>
-        </w:tc>
-        <w:tc>
-          <w:tcPr>
-            <w:tcW w:type="dxa" w:w="3855"/>
-          </w:tcPr>
-          <w:p>
-            <w:r/>
-            <w:r>
-              <w:rPr>
-                <w:rFonts w:ascii="Calibri" w:hAnsi="Calibri" w:eastAsia="黑体"/>
-                <w:b/>
-                <w:sz w:val="21"/>
-              </w:rPr>
-              <w:t>产量预测（不是目标）</w:t>
-            </w:r>
-          </w:p>
-        </w:tc>
-      </w:tr>
-      <w:tr>
-        <w:tc>
-          <w:tcPr>
-            <w:tcW w:type="dxa" w:w="1361"/>
-          </w:tcPr>
-          <w:p>
-            <w:r/>
-            <w:r>
-              <w:rPr>
-                <w:rFonts w:ascii="Calibri" w:hAnsi="Calibri" w:eastAsia="宋体"/>
-                <w:sz w:val="20"/>
-              </w:rPr>
-              <w:t>问题</w:t>
-            </w:r>
-          </w:p>
-        </w:tc>
-        <w:tc>
-          <w:tcPr>
-            <w:tcW w:type="dxa" w:w="3855"/>
-          </w:tcPr>
-          <w:p>
-            <w:r/>
-            <w:r>
-              <w:rPr>
-                <w:rFonts w:ascii="Calibri" w:hAnsi="Calibri" w:eastAsia="宋体"/>
-                <w:sz w:val="20"/>
-              </w:rPr>
-              <w:t>这口井现在产多少？</w:t>
-            </w:r>
-          </w:p>
-        </w:tc>
-        <w:tc>
-          <w:tcPr>
-            <w:tcW w:type="dxa" w:w="3855"/>
-          </w:tcPr>
-          <w:p>
-            <w:r/>
-            <w:r>
-              <w:rPr>
-                <w:rFonts w:ascii="Calibri" w:hAnsi="Calibri" w:eastAsia="宋体"/>
-                <w:sz w:val="20"/>
-              </w:rPr>
-              <w:t>未来一周/一月产多少？</w:t>
-            </w:r>
-          </w:p>
-        </w:tc>
-      </w:tr>
-      <w:tr>
-        <w:tc>
-          <w:tcPr>
-            <w:tcW w:type="dxa" w:w="1361"/>
-          </w:tcPr>
-          <w:p>
-            <w:r/>
-            <w:r>
-              <w:rPr>
-                <w:rFonts w:ascii="Calibri" w:hAnsi="Calibri" w:eastAsia="宋体"/>
-                <w:sz w:val="20"/>
-              </w:rPr>
-              <w:t>输入</w:t>
-            </w:r>
-          </w:p>
-        </w:tc>
-        <w:tc>
-          <w:tcPr>
-            <w:tcW w:type="dxa" w:w="3855"/>
-          </w:tcPr>
-          <w:p>
-            <w:r/>
-            <w:r>
-              <w:rPr>
-                <w:rFonts w:ascii="Calibri" w:hAnsi="Calibri" w:eastAsia="宋体"/>
-                <w:sz w:val="20"/>
-              </w:rPr>
-              <w:t>当前泵工况（转速、扭矩、电流、压温…）</w:t>
-            </w:r>
-          </w:p>
-        </w:tc>
-        <w:tc>
-          <w:tcPr>
-            <w:tcW w:type="dxa" w:w="3855"/>
-          </w:tcPr>
-          <w:p>
-            <w:r/>
-            <w:r>
-              <w:rPr>
-                <w:rFonts w:ascii="Calibri" w:hAnsi="Calibri" w:eastAsia="宋体"/>
-                <w:sz w:val="20"/>
-              </w:rPr>
-              <w:t>历史产量序列</w:t>
-            </w:r>
-          </w:p>
-        </w:tc>
-      </w:tr>
-      <w:tr>
-        <w:tc>
-          <w:tcPr>
-            <w:tcW w:type="dxa" w:w="1361"/>
-          </w:tcPr>
-          <w:p>
-            <w:r/>
-            <w:r>
-              <w:rPr>
-                <w:rFonts w:ascii="Calibri" w:hAnsi="Calibri" w:eastAsia="宋体"/>
-                <w:sz w:val="20"/>
-              </w:rPr>
-              <w:t>输出</w:t>
-            </w:r>
-          </w:p>
-        </w:tc>
-        <w:tc>
-          <w:tcPr>
-            <w:tcW w:type="dxa" w:w="3855"/>
-          </w:tcPr>
-          <w:p>
-            <w:r/>
-            <w:r>
-              <w:rPr>
-                <w:rFonts w:ascii="Calibri" w:hAnsi="Calibri" w:eastAsia="宋体"/>
-                <w:sz w:val="20"/>
-              </w:rPr>
-              <w:t>当前油/液产量</w:t>
-            </w:r>
-          </w:p>
-        </w:tc>
-        <w:tc>
-          <w:tcPr>
-            <w:tcW w:type="dxa" w:w="3855"/>
-          </w:tcPr>
-          <w:p>
-            <w:r/>
-            <w:r>
-              <w:rPr>
-                <w:rFonts w:ascii="Calibri" w:hAnsi="Calibri" w:eastAsia="宋体"/>
-                <w:sz w:val="20"/>
-              </w:rPr>
-              <w:t>未来产量</w:t>
-            </w:r>
-          </w:p>
-        </w:tc>
-      </w:tr>
-      <w:tr>
-        <w:tc>
-          <w:tcPr>
-            <w:tcW w:type="dxa" w:w="1361"/>
-          </w:tcPr>
-          <w:p>
-            <w:r/>
-            <w:r>
-              <w:rPr>
-                <w:rFonts w:ascii="Calibri" w:hAnsi="Calibri" w:eastAsia="宋体"/>
-                <w:sz w:val="20"/>
-              </w:rPr>
-              <w:t>用途</w:t>
-            </w:r>
-          </w:p>
-        </w:tc>
-        <w:tc>
-          <w:tcPr>
-            <w:tcW w:type="dxa" w:w="3855"/>
-          </w:tcPr>
-          <w:p>
-            <w:r/>
-            <w:r>
-              <w:rPr>
-                <w:rFonts w:ascii="Calibri" w:hAnsi="Calibri" w:eastAsia="宋体"/>
-                <w:sz w:val="20"/>
-              </w:rPr>
-              <w:t>替代/补充流量计、试井间隔内连续计量</w:t>
-            </w:r>
-          </w:p>
-        </w:tc>
-        <w:tc>
-          <w:tcPr>
-            <w:tcW w:type="dxa" w:w="3855"/>
-          </w:tcPr>
-          <w:p>
-            <w:r/>
-            <w:r>
-              <w:rPr>
-                <w:rFonts w:ascii="Calibri" w:hAnsi="Calibri" w:eastAsia="宋体"/>
-                <w:sz w:val="20"/>
-              </w:rPr>
-              <w:t>产量规划、递减分析</w:t>
-            </w:r>
-          </w:p>
-        </w:tc>
-      </w:tr>
-    </w:tbl>
-    <w:p/>
-    <w:p>
-      <w:pPr>
-        <w:pStyle w:val="Heading2"/>
-      </w:pPr>
-      <w:r>
-        <w:rPr>
-          <w:rFonts w:ascii="Calibri" w:hAnsi="Calibri" w:eastAsia="黑体"/>
-          <w:b/>
-          <w:color w:val="1F4E79"/>
-          <w:sz w:val="26"/>
-        </w:rPr>
-        <w:t>2.2 螺杆泵井为什么不能用油嘴计产模型</w:t>
-      </w:r>
-    </w:p>
-    <w:p>
-      <w:pPr>
-        <w:spacing w:after="120"/>
-        <w:ind w:firstLine="420"/>
-      </w:pPr>
-      <w:r>
-        <w:rPr>
-          <w:rFonts w:ascii="Calibri" w:hAnsi="Calibri" w:eastAsia="宋体"/>
-          <w:b w:val="0"/>
-          <w:sz w:val="21"/>
-        </w:rPr>
-        <w:t>自喷井产量主要由油嘴控制，信息源是油嘴尺寸与压差；螺杆泵井产量由泵控制，井口通常无可调油嘴，信息源是转速、扭矩/电流与泵两端压差。油嘴 NN/经验式对螺杆泵井不直接适用。</w:t>
-      </w:r>
-    </w:p>
-    <w:p>
-      <w:pPr>
-        <w:pStyle w:val="Heading2"/>
-      </w:pPr>
-      <w:r>
-        <w:rPr>
-          <w:rFonts w:ascii="Calibri" w:hAnsi="Calibri" w:eastAsia="黑体"/>
-          <w:b/>
-          <w:color w:val="1F4E79"/>
-          <w:sz w:val="26"/>
-        </w:rPr>
-        <w:t>2.3 机理计产概论：一条流动链 + 三个辅助模型</w:t>
-      </w:r>
-    </w:p>
-    <w:p>
-      <w:pPr>
-        <w:spacing w:after="120"/>
-        <w:ind w:firstLine="420"/>
-      </w:pPr>
-      <w:r>
-        <w:rPr>
-          <w:rFonts w:ascii="Calibri" w:hAnsi="Calibri" w:eastAsia="宋体"/>
-          <w:b w:val="0"/>
-          <w:sz w:val="21"/>
-        </w:rPr>
-        <w:t>流动路径：地层 → 泵吸入口 → 螺杆泵（增压）→ 油管井筒 → 井口 → 地面。稳态时各段流量相同、压力在接点连续。把各段「压力–流量」约束联立求解，得到的工作点流量就是产量。三个辅助模型分工如下：</w:t>
-      </w:r>
-    </w:p>
-    <w:tbl>
-      <w:tblPr>
-        <w:tblStyle w:val="LightGrid-Accent1"/>
-        <w:tblW w:type="auto" w:w="0"/>
-        <w:jc w:val="center"/>
-        <w:tblLook w:firstColumn="1" w:firstRow="1" w:lastColumn="0" w:lastRow="0" w:noHBand="0" w:noVBand="1" w:val="04A0"/>
-      </w:tblPr>
-      <w:tblGrid>
-        <w:gridCol w:w="2161"/>
-        <w:gridCol w:w="2161"/>
-        <w:gridCol w:w="2161"/>
-        <w:gridCol w:w="2161"/>
-      </w:tblGrid>
-      <w:tr>
-        <w:tc>
-          <w:tcPr>
-            <w:tcW w:type="dxa" w:w="1928"/>
-          </w:tcPr>
-          <w:p>
-            <w:r/>
-            <w:r>
-              <w:rPr>
-                <w:rFonts w:ascii="Calibri" w:hAnsi="Calibri" w:eastAsia="黑体"/>
-                <w:b/>
-                <w:sz w:val="21"/>
-              </w:rPr>
-              <w:t>辅助模型</w:t>
-            </w:r>
-          </w:p>
-        </w:tc>
-        <w:tc>
-          <w:tcPr>
-            <w:tcW w:type="dxa" w:w="1701"/>
-          </w:tcPr>
-          <w:p>
-            <w:r/>
-            <w:r>
-              <w:rPr>
-                <w:rFonts w:ascii="Calibri" w:hAnsi="Calibri" w:eastAsia="黑体"/>
-                <w:b/>
-                <w:sz w:val="21"/>
-              </w:rPr>
-              <w:t>管哪一段</w:t>
-            </w:r>
-          </w:p>
-        </w:tc>
-        <w:tc>
-          <w:tcPr>
-            <w:tcW w:type="dxa" w:w="2835"/>
-          </w:tcPr>
-          <w:p>
-            <w:r/>
-            <w:r>
-              <w:rPr>
-                <w:rFonts w:ascii="Calibri" w:hAnsi="Calibri" w:eastAsia="黑体"/>
-                <w:b/>
-                <w:sz w:val="21"/>
-              </w:rPr>
-              <w:t>输入 → 输出</w:t>
-            </w:r>
-          </w:p>
-        </w:tc>
-        <w:tc>
-          <w:tcPr>
-            <w:tcW w:type="dxa" w:w="2608"/>
-          </w:tcPr>
-          <w:p>
-            <w:r/>
-            <w:r>
-              <w:rPr>
-                <w:rFonts w:ascii="Calibri" w:hAnsi="Calibri" w:eastAsia="黑体"/>
-                <w:b/>
-                <w:sz w:val="21"/>
-              </w:rPr>
-              <w:t>在计产中的作用</w:t>
-            </w:r>
-          </w:p>
-        </w:tc>
-      </w:tr>
-      <w:tr>
-        <w:tc>
-          <w:tcPr>
-            <w:tcW w:type="dxa" w:w="1928"/>
-          </w:tcPr>
-          <w:p>
-            <w:r/>
-            <w:r>
-              <w:rPr>
-                <w:rFonts w:ascii="Calibri" w:hAnsi="Calibri" w:eastAsia="宋体"/>
-                <w:sz w:val="20"/>
-              </w:rPr>
-              <w:t>螺杆泵运行特性模型（核心）</w:t>
-            </w:r>
-          </w:p>
-        </w:tc>
-        <w:tc>
-          <w:tcPr>
-            <w:tcW w:type="dxa" w:w="1701"/>
-          </w:tcPr>
-          <w:p>
-            <w:r/>
-            <w:r>
-              <w:rPr>
-                <w:rFonts w:ascii="Calibri" w:hAnsi="Calibri" w:eastAsia="宋体"/>
-                <w:sz w:val="20"/>
-              </w:rPr>
-              <w:t>泵段</w:t>
-            </w:r>
-          </w:p>
-        </w:tc>
-        <w:tc>
-          <w:tcPr>
-            <w:tcW w:type="dxa" w:w="2835"/>
-          </w:tcPr>
-          <w:p>
-            <w:r/>
-            <w:r>
-              <w:rPr>
-                <w:rFonts w:ascii="Calibri" w:hAnsi="Calibri" w:eastAsia="宋体"/>
-                <w:sz w:val="20"/>
-              </w:rPr>
-              <w:t>转速、泵压差、黏度、泵几何 → 实际排量、扭矩</w:t>
-            </w:r>
-          </w:p>
-        </w:tc>
-        <w:tc>
-          <w:tcPr>
-            <w:tcW w:type="dxa" w:w="2608"/>
-          </w:tcPr>
-          <w:p>
-            <w:r/>
-            <w:r>
-              <w:rPr>
-                <w:rFonts w:ascii="Calibri" w:hAnsi="Calibri" w:eastAsia="宋体"/>
-                <w:sz w:val="20"/>
-              </w:rPr>
-              <w:t>直接给出产量：Q = Q理论 − Q滑脱；是「计量元件」</w:t>
-            </w:r>
-          </w:p>
-        </w:tc>
-      </w:tr>
-      <w:tr>
-        <w:tc>
-          <w:tcPr>
-            <w:tcW w:type="dxa" w:w="1928"/>
-          </w:tcPr>
-          <w:p>
-            <w:r/>
-            <w:r>
-              <w:rPr>
-                <w:rFonts w:ascii="Calibri" w:hAnsi="Calibri" w:eastAsia="宋体"/>
-                <w:sz w:val="20"/>
-              </w:rPr>
-              <w:t>井筒流体运移模型（辅助）</w:t>
-            </w:r>
-          </w:p>
-        </w:tc>
-        <w:tc>
-          <w:tcPr>
-            <w:tcW w:type="dxa" w:w="1701"/>
-          </w:tcPr>
-          <w:p>
-            <w:r/>
-            <w:r>
-              <w:rPr>
-                <w:rFonts w:ascii="Calibri" w:hAnsi="Calibri" w:eastAsia="宋体"/>
-                <w:sz w:val="20"/>
-              </w:rPr>
-              <w:t>泵出口→井口油管（及环空液柱）</w:t>
-            </w:r>
-          </w:p>
-        </w:tc>
-        <w:tc>
-          <w:tcPr>
-            <w:tcW w:type="dxa" w:w="2835"/>
-          </w:tcPr>
-          <w:p>
-            <w:r/>
-            <w:r>
-              <w:rPr>
-                <w:rFonts w:ascii="Calibri" w:hAnsi="Calibri" w:eastAsia="宋体"/>
-                <w:sz w:val="20"/>
-              </w:rPr>
-              <w:t>流量、边界压力、管径井斜、PVT → 沿程压力/温度/持液率</w:t>
-            </w:r>
-          </w:p>
-        </w:tc>
-        <w:tc>
-          <w:tcPr>
-            <w:tcW w:type="dxa" w:w="2608"/>
-          </w:tcPr>
-          <w:p>
-            <w:r/>
-            <w:r>
-              <w:rPr>
-                <w:rFonts w:ascii="Calibri" w:hAnsi="Calibri" w:eastAsia="宋体"/>
-                <w:sz w:val="20"/>
-              </w:rPr>
-              <w:t>算出泵出口压力或回压，从而得到泵压差</w:t>
-            </w:r>
-          </w:p>
-        </w:tc>
-      </w:tr>
-      <w:tr>
-        <w:tc>
-          <w:tcPr>
-            <w:tcW w:type="dxa" w:w="1928"/>
-          </w:tcPr>
-          <w:p>
-            <w:r/>
-            <w:r>
-              <w:rPr>
-                <w:rFonts w:ascii="Calibri" w:hAnsi="Calibri" w:eastAsia="宋体"/>
-                <w:sz w:val="20"/>
-              </w:rPr>
-              <w:t>井筒流体摩阻计算模型（辅助）</w:t>
-            </w:r>
-          </w:p>
-        </w:tc>
-        <w:tc>
-          <w:tcPr>
-            <w:tcW w:type="dxa" w:w="1701"/>
-          </w:tcPr>
-          <w:p>
-            <w:r/>
-            <w:r>
-              <w:rPr>
-                <w:rFonts w:ascii="Calibri" w:hAnsi="Calibri" w:eastAsia="宋体"/>
-                <w:sz w:val="20"/>
-              </w:rPr>
-              <w:t>运移模型内部的摩阻压降项</w:t>
-            </w:r>
-          </w:p>
-        </w:tc>
-        <w:tc>
-          <w:tcPr>
-            <w:tcW w:type="dxa" w:w="2835"/>
-          </w:tcPr>
-          <w:p>
-            <w:r/>
-            <w:r>
-              <w:rPr>
-                <w:rFonts w:ascii="Calibri" w:hAnsi="Calibri" w:eastAsia="宋体"/>
-                <w:sz w:val="20"/>
-              </w:rPr>
-              <w:t>流速、管径、粗糙度、物性 → ΔP摩阻</w:t>
-            </w:r>
-          </w:p>
-        </w:tc>
-        <w:tc>
-          <w:tcPr>
-            <w:tcW w:type="dxa" w:w="2608"/>
-          </w:tcPr>
-          <w:p>
-            <w:r/>
-            <w:r>
-              <w:rPr>
-                <w:rFonts w:ascii="Calibri" w:hAnsi="Calibri" w:eastAsia="宋体"/>
-                <w:sz w:val="20"/>
-              </w:rPr>
-              <w:t>运移模型的组成部分，影响泵压差精度</w:t>
-            </w:r>
-          </w:p>
-        </w:tc>
-      </w:tr>
-    </w:tbl>
-    <w:p/>
-    <w:p>
-      <w:pPr>
-        <w:pStyle w:val="Heading2"/>
-      </w:pPr>
-      <w:r>
-        <w:rPr>
-          <w:rFonts w:ascii="Calibri" w:hAnsi="Calibri" w:eastAsia="黑体"/>
-          <w:b/>
-          <w:color w:val="1F4E79"/>
-          <w:sz w:val="26"/>
-        </w:rPr>
-        <w:t>2.4 机理计产求解流程（六步）</w:t>
-      </w:r>
-    </w:p>
-    <w:p>
-      <w:pPr>
-        <w:spacing w:after="120"/>
-        <w:ind w:firstLine="420"/>
-      </w:pPr>
-      <w:r>
-        <w:rPr>
-          <w:rFonts w:ascii="Calibri" w:hAnsi="Calibri" w:eastAsia="宋体"/>
-          <w:b w:val="0"/>
-          <w:sz w:val="21"/>
-        </w:rPr>
-        <w:t>已知转速与井口压力、求产量时：</w:t>
-      </w:r>
-    </w:p>
-    <w:p>
-      <w:pPr>
-        <w:spacing w:after="120"/>
-        <w:ind w:firstLine="420"/>
-      </w:pPr>
-      <w:r>
-        <w:rPr>
-          <w:rFonts w:ascii="Calibri" w:hAnsi="Calibri" w:eastAsia="宋体"/>
-          <w:b w:val="0"/>
-          <w:sz w:val="21"/>
-        </w:rPr>
-        <w:t>① 准备：泵几何、转速、井口油压、流体物性、井身与泵挂深度。② 假设试探产量 Q。③ 井筒运移（内含摩阻）从井口积分到泵出口 → P_out；结合吸入口压力或动液面得 P_in；泵压差 ΔP = P_out − P_in。④ 泵特性：Q_th = C×转速；Q_slip = f(ΔP, 黏度, 间隙…)；Q_pump = Q_th − Q_slip。⑤ 比较 Q_pump 与假设 Q，不一致则修正假设，回到③；一致则该 Q 为产量。⑥（可选）用 IPR 校核泵吸入口压力与地层供液是否匹配。</w:t>
-      </w:r>
-    </w:p>
-    <w:p>
-      <w:pPr>
-        <w:spacing w:after="120"/>
-        <w:ind w:firstLine="420"/>
-      </w:pPr>
-      <w:r>
-        <w:rPr>
-          <w:rFonts w:ascii="Calibri" w:hAnsi="Calibri" w:eastAsia="宋体"/>
-          <w:b w:val="0"/>
-          <w:sz w:val="21"/>
-        </w:rPr>
-        <w:t>神经网络计产学的就是「转速、扭矩/电流、井口压、沉没度… → Q」这条映射；混合结构则固定 Q_th = C×n，只让网络学 Q_slip。</w:t>
-      </w:r>
-    </w:p>
-    <w:p>
-      <w:pPr>
-        <w:pStyle w:val="Heading1"/>
-      </w:pPr>
-      <w:r>
-        <w:rPr>
-          <w:rFonts w:ascii="Calibri" w:hAnsi="Calibri" w:eastAsia="黑体"/>
-          <w:b/>
-          <w:color w:val="1F4E79"/>
-          <w:sz w:val="32"/>
-        </w:rPr>
-        <w:t>三、三个辅助模型的开源实现（服务计产，不是计产 NN 本身）</w:t>
-      </w:r>
-    </w:p>
-    <w:p>
-      <w:pPr>
-        <w:spacing w:after="160"/>
-      </w:pPr>
-      <w:r>
-        <w:rPr>
-          <w:rFonts w:ascii="Calibri" w:hAnsi="Calibri" w:eastAsia="黑体"/>
-          <w:b/>
-          <w:color w:val="1F4E79"/>
-          <w:sz w:val="21"/>
-        </w:rPr>
-        <w:t>【本章概述】</w:t>
-      </w:r>
-      <w:r>
-        <w:rPr>
-          <w:rFonts w:ascii="Calibri" w:hAnsi="Calibri" w:eastAsia="宋体"/>
-          <w:sz w:val="21"/>
-        </w:rPr>
-        <w:t>本章是辅线。井筒运移/摩阻有成熟开源库，可用来算泵压差特征；泵特性目前没有开源代码，只有论文公式需自写。它们不能替代神经网络计产，但可嵌入混合模型。</w:t>
-      </w:r>
-    </w:p>
-    <w:p>
-      <w:pPr>
-        <w:pStyle w:val="Heading2"/>
-      </w:pPr>
-      <w:r>
-        <w:rPr>
-          <w:rFonts w:ascii="Calibri" w:hAnsi="Calibri" w:eastAsia="黑体"/>
-          <w:b/>
-          <w:color w:val="1F4E79"/>
-          <w:sz w:val="26"/>
-        </w:rPr>
-        <w:t>3.1 井筒流体运移模型</w:t>
-      </w:r>
-    </w:p>
-    <w:tbl>
-      <w:tblPr>
-        <w:tblStyle w:val="LightGrid-Accent1"/>
-        <w:tblW w:type="auto" w:w="0"/>
-        <w:jc w:val="center"/>
-        <w:tblLook w:firstColumn="1" w:firstRow="1" w:lastColumn="0" w:lastRow="0" w:noHBand="0" w:noVBand="1" w:val="04A0"/>
-      </w:tblPr>
-      <w:tblGrid>
-        <w:gridCol w:w="2882"/>
-        <w:gridCol w:w="2882"/>
-        <w:gridCol w:w="2882"/>
-      </w:tblGrid>
-      <w:tr>
-        <w:tc>
-          <w:tcPr>
-            <w:tcW w:type="dxa" w:w="1814"/>
-          </w:tcPr>
-          <w:p>
-            <w:r/>
-            <w:r>
-              <w:rPr>
-                <w:rFonts w:ascii="Calibri" w:hAnsi="Calibri" w:eastAsia="黑体"/>
-                <w:b/>
-                <w:sz w:val="21"/>
-              </w:rPr>
-              <w:t>项目</w:t>
-            </w:r>
-          </w:p>
-        </w:tc>
-        <w:tc>
-          <w:tcPr>
-            <w:tcW w:type="dxa" w:w="3061"/>
-          </w:tcPr>
-          <w:p>
-            <w:r/>
-            <w:r>
-              <w:rPr>
-                <w:rFonts w:ascii="Calibri" w:hAnsi="Calibri" w:eastAsia="黑体"/>
-                <w:b/>
-                <w:sz w:val="21"/>
-              </w:rPr>
-              <w:t>地址</w:t>
-            </w:r>
-          </w:p>
-        </w:tc>
-        <w:tc>
-          <w:tcPr>
-            <w:tcW w:type="dxa" w:w="4195"/>
-          </w:tcPr>
-          <w:p>
-            <w:r/>
-            <w:r>
-              <w:rPr>
-                <w:rFonts w:ascii="Calibri" w:hAnsi="Calibri" w:eastAsia="黑体"/>
-                <w:b/>
-                <w:sz w:val="21"/>
-              </w:rPr>
-              <w:t>说明</w:t>
-            </w:r>
-          </w:p>
-        </w:tc>
-      </w:tr>
-      <w:tr>
-        <w:tc>
-          <w:tcPr>
-            <w:tcW w:type="dxa" w:w="1814"/>
-          </w:tcPr>
-          <w:p>
-            <w:r/>
-            <w:r>
-              <w:rPr>
-                <w:rFonts w:ascii="Calibri" w:hAnsi="Calibri" w:eastAsia="宋体"/>
-                <w:sz w:val="20"/>
-              </w:rPr>
-              <w:t>marlim3</w:t>
-            </w:r>
-          </w:p>
-        </w:tc>
-        <w:tc>
-          <w:tcPr>
-            <w:tcW w:type="dxa" w:w="3061"/>
-          </w:tcPr>
-          <w:p>
-            <w:r/>
-            <w:r>
-              <w:rPr>
-                <w:rFonts w:ascii="Calibri" w:hAnsi="Calibri" w:eastAsia="宋体"/>
-                <w:sz w:val="20"/>
-              </w:rPr>
-              <w:t>github.com/petrobras/marlim3</w:t>
-              <w:br/>
-              <w:t>pip install marlim3</w:t>
-            </w:r>
-          </w:p>
-        </w:tc>
-        <w:tc>
-          <w:tcPr>
-            <w:tcW w:type="dxa" w:w="4195"/>
-          </w:tcPr>
-          <w:p>
-            <w:r/>
-            <w:r>
-              <w:rPr>
-                <w:rFonts w:ascii="Calibri" w:hAnsi="Calibri" w:eastAsia="宋体"/>
-                <w:sz w:val="20"/>
-              </w:rPr>
-              <w:t>Petrobras 1D 瞬态多相流模拟器（生产井/管网/热耦合）</w:t>
-            </w:r>
-          </w:p>
-        </w:tc>
-      </w:tr>
-      <w:tr>
-        <w:tc>
-          <w:tcPr>
-            <w:tcW w:type="dxa" w:w="1814"/>
-          </w:tcPr>
-          <w:p>
-            <w:r/>
-            <w:r>
-              <w:rPr>
-                <w:rFonts w:ascii="Calibri" w:hAnsi="Calibri" w:eastAsia="宋体"/>
-                <w:sz w:val="20"/>
-              </w:rPr>
-              <w:t>ManyWells</w:t>
-            </w:r>
-          </w:p>
-        </w:tc>
-        <w:tc>
-          <w:tcPr>
-            <w:tcW w:type="dxa" w:w="3061"/>
-          </w:tcPr>
-          <w:p>
-            <w:r/>
-            <w:r>
-              <w:rPr>
-                <w:rFonts w:ascii="Calibri" w:hAnsi="Calibri" w:eastAsia="宋体"/>
-                <w:sz w:val="20"/>
-              </w:rPr>
-              <w:t>github.com/solution-seeker-as/manywells</w:t>
-            </w:r>
-          </w:p>
-        </w:tc>
-        <w:tc>
-          <w:tcPr>
-            <w:tcW w:type="dxa" w:w="4195"/>
-          </w:tcPr>
-          <w:p>
-            <w:r/>
-            <w:r>
-              <w:rPr>
-                <w:rFonts w:ascii="Calibri" w:hAnsi="Calibri" w:eastAsia="宋体"/>
-                <w:sz w:val="20"/>
-              </w:rPr>
-              <w:t>Python 稳态漂移流井筒模拟器 + 百万点基准数据</w:t>
-            </w:r>
-          </w:p>
-        </w:tc>
-      </w:tr>
-      <w:tr>
-        <w:tc>
-          <w:tcPr>
-            <w:tcW w:type="dxa" w:w="1814"/>
-          </w:tcPr>
-          <w:p>
-            <w:r/>
-            <w:r>
-              <w:rPr>
-                <w:rFonts w:ascii="Calibri" w:hAnsi="Calibri" w:eastAsia="宋体"/>
-                <w:sz w:val="20"/>
-              </w:rPr>
-              <w:t>NeqSim TransientPipe</w:t>
-            </w:r>
-          </w:p>
-        </w:tc>
-        <w:tc>
-          <w:tcPr>
-            <w:tcW w:type="dxa" w:w="3061"/>
-          </w:tcPr>
-          <w:p>
-            <w:r/>
-            <w:r>
-              <w:rPr>
-                <w:rFonts w:ascii="Calibri" w:hAnsi="Calibri" w:eastAsia="宋体"/>
-                <w:sz w:val="20"/>
-              </w:rPr>
-              <w:t>github.com/equinor/neqsim</w:t>
-            </w:r>
-          </w:p>
-        </w:tc>
-        <w:tc>
-          <w:tcPr>
-            <w:tcW w:type="dxa" w:w="4195"/>
-          </w:tcPr>
-          <w:p>
-            <w:r/>
-            <w:r>
-              <w:rPr>
-                <w:rFonts w:ascii="Calibri" w:hAnsi="Calibri" w:eastAsia="宋体"/>
-                <w:sz w:val="20"/>
-              </w:rPr>
-              <w:t>瞬态漂移流 + 流型判别 + 段塞追踪 + EOS 闪蒸</w:t>
-            </w:r>
-          </w:p>
-        </w:tc>
-      </w:tr>
-    </w:tbl>
-    <w:p/>
-    <w:p>
-      <w:pPr>
-        <w:pStyle w:val="Heading2"/>
-      </w:pPr>
-      <w:r>
-        <w:rPr>
-          <w:rFonts w:ascii="Calibri" w:hAnsi="Calibri" w:eastAsia="黑体"/>
-          <w:b/>
-          <w:color w:val="1F4E79"/>
-          <w:sz w:val="26"/>
-        </w:rPr>
-        <w:t>3.2 井筒流体摩阻计算模型</w:t>
-      </w:r>
-    </w:p>
-    <w:tbl>
-      <w:tblPr>
-        <w:tblStyle w:val="LightGrid-Accent1"/>
-        <w:tblW w:type="auto" w:w="0"/>
-        <w:jc w:val="center"/>
-        <w:tblLook w:firstColumn="1" w:firstRow="1" w:lastColumn="0" w:lastRow="0" w:noHBand="0" w:noVBand="1" w:val="04A0"/>
-      </w:tblPr>
-      <w:tblGrid>
-        <w:gridCol w:w="2882"/>
-        <w:gridCol w:w="2882"/>
-        <w:gridCol w:w="2882"/>
-      </w:tblGrid>
-      <w:tr>
-        <w:tc>
-          <w:tcPr>
-            <w:tcW w:type="dxa" w:w="1814"/>
-          </w:tcPr>
-          <w:p>
-            <w:r/>
-            <w:r>
-              <w:rPr>
-                <w:rFonts w:ascii="Calibri" w:hAnsi="Calibri" w:eastAsia="黑体"/>
-                <w:b/>
-                <w:sz w:val="21"/>
-              </w:rPr>
-              <w:t>项目</w:t>
-            </w:r>
-          </w:p>
-        </w:tc>
-        <w:tc>
-          <w:tcPr>
-            <w:tcW w:type="dxa" w:w="3061"/>
-          </w:tcPr>
-          <w:p>
-            <w:r/>
-            <w:r>
-              <w:rPr>
-                <w:rFonts w:ascii="Calibri" w:hAnsi="Calibri" w:eastAsia="黑体"/>
-                <w:b/>
-                <w:sz w:val="21"/>
-              </w:rPr>
-              <w:t>地址</w:t>
-            </w:r>
-          </w:p>
-        </w:tc>
-        <w:tc>
-          <w:tcPr>
-            <w:tcW w:type="dxa" w:w="4195"/>
-          </w:tcPr>
-          <w:p>
-            <w:r/>
-            <w:r>
-              <w:rPr>
-                <w:rFonts w:ascii="Calibri" w:hAnsi="Calibri" w:eastAsia="黑体"/>
-                <w:b/>
-                <w:sz w:val="21"/>
-              </w:rPr>
-              <w:t>说明</w:t>
-            </w:r>
-          </w:p>
-        </w:tc>
-      </w:tr>
-      <w:tr>
-        <w:tc>
-          <w:tcPr>
-            <w:tcW w:type="dxa" w:w="1814"/>
-          </w:tcPr>
-          <w:p>
-            <w:r/>
-            <w:r>
-              <w:rPr>
-                <w:rFonts w:ascii="Calibri" w:hAnsi="Calibri" w:eastAsia="宋体"/>
-                <w:sz w:val="20"/>
-              </w:rPr>
-              <w:t>flotech</w:t>
-            </w:r>
-          </w:p>
-        </w:tc>
-        <w:tc>
-          <w:tcPr>
-            <w:tcW w:type="dxa" w:w="3061"/>
-          </w:tcPr>
-          <w:p>
-            <w:r/>
-            <w:r>
-              <w:rPr>
-                <w:rFonts w:ascii="Calibri" w:hAnsi="Calibri" w:eastAsia="宋体"/>
-                <w:sz w:val="20"/>
-              </w:rPr>
-              <w:t>pip install flotech</w:t>
-            </w:r>
-          </w:p>
-        </w:tc>
-        <w:tc>
-          <w:tcPr>
-            <w:tcW w:type="dxa" w:w="4195"/>
-          </w:tcPr>
-          <w:p>
-            <w:r/>
-            <w:r>
-              <w:rPr>
-                <w:rFonts w:ascii="Calibri" w:hAnsi="Calibri" w:eastAsia="宋体"/>
-                <w:sz w:val="20"/>
-              </w:rPr>
-              <w:t>Beggs &amp; Brill、Duns &amp; Ros、Ansari、Gray 等压降关联式 + PVT + IPR</w:t>
-            </w:r>
-          </w:p>
-        </w:tc>
-      </w:tr>
-      <w:tr>
-        <w:tc>
-          <w:tcPr>
-            <w:tcW w:type="dxa" w:w="1814"/>
-          </w:tcPr>
-          <w:p>
-            <w:r/>
-            <w:r>
-              <w:rPr>
-                <w:rFonts w:ascii="Calibri" w:hAnsi="Calibri" w:eastAsia="宋体"/>
-                <w:sz w:val="20"/>
-              </w:rPr>
-              <w:t>pyResToolbox</w:t>
-            </w:r>
-          </w:p>
-        </w:tc>
-        <w:tc>
-          <w:tcPr>
-            <w:tcW w:type="dxa" w:w="3061"/>
-          </w:tcPr>
-          <w:p>
-            <w:r/>
-            <w:r>
-              <w:rPr>
-                <w:rFonts w:ascii="Calibri" w:hAnsi="Calibri" w:eastAsia="宋体"/>
-                <w:sz w:val="20"/>
-              </w:rPr>
-              <w:t>github.com/mwburgoyne/pyResToolbox</w:t>
-            </w:r>
-          </w:p>
-        </w:tc>
-        <w:tc>
-          <w:tcPr>
-            <w:tcW w:type="dxa" w:w="4195"/>
-          </w:tcPr>
-          <w:p>
-            <w:r/>
-            <w:r>
-              <w:rPr>
-                <w:rFonts w:ascii="Calibri" w:hAnsi="Calibri" w:eastAsia="宋体"/>
-                <w:sz w:val="20"/>
-              </w:rPr>
-              <w:t>VLP（含 Hagedorn–Brown 等）+ 节点分析 + Eclipse VFP 表</w:t>
-            </w:r>
-          </w:p>
-        </w:tc>
-      </w:tr>
-      <w:tr>
-        <w:tc>
-          <w:tcPr>
-            <w:tcW w:type="dxa" w:w="1814"/>
-          </w:tcPr>
-          <w:p>
-            <w:r/>
-            <w:r>
-              <w:rPr>
-                <w:rFonts w:ascii="Calibri" w:hAnsi="Calibri" w:eastAsia="宋体"/>
-                <w:sz w:val="20"/>
-              </w:rPr>
-              <w:t>petropt / fluids</w:t>
-            </w:r>
-          </w:p>
-        </w:tc>
-        <w:tc>
-          <w:tcPr>
-            <w:tcW w:type="dxa" w:w="3061"/>
-          </w:tcPr>
-          <w:p>
-            <w:r/>
-            <w:r>
-              <w:rPr>
-                <w:rFonts w:ascii="Calibri" w:hAnsi="Calibri" w:eastAsia="宋体"/>
-                <w:sz w:val="20"/>
-              </w:rPr>
-              <w:t>github.com/petropt/petropt</w:t>
-              <w:br/>
-              <w:t>github.com/CalebBell/fluids</w:t>
-            </w:r>
-          </w:p>
-        </w:tc>
-        <w:tc>
-          <w:tcPr>
-            <w:tcW w:type="dxa" w:w="4195"/>
-          </w:tcPr>
-          <w:p>
-            <w:r/>
-            <w:r>
-              <w:rPr>
-                <w:rFonts w:ascii="Calibri" w:hAnsi="Calibri" w:eastAsia="宋体"/>
-                <w:sz w:val="20"/>
-              </w:rPr>
-              <w:t>Beggs–Brill、Darcy–Weisbach、多种摩阻系数</w:t>
-            </w:r>
-          </w:p>
-        </w:tc>
-      </w:tr>
-    </w:tbl>
-    <w:p/>
-    <w:p>
-      <w:pPr>
-        <w:pStyle w:val="Heading2"/>
-      </w:pPr>
-      <w:r>
-        <w:rPr>
-          <w:rFonts w:ascii="Calibri" w:hAnsi="Calibri" w:eastAsia="黑体"/>
-          <w:b/>
-          <w:color w:val="1F4E79"/>
-          <w:sz w:val="26"/>
-        </w:rPr>
-        <w:t>3.3 螺杆泵运行特性模型（无开源成品，论文自写）</w:t>
-      </w:r>
-    </w:p>
-    <w:p>
-      <w:pPr>
-        <w:spacing w:after="120"/>
-        <w:ind w:firstLine="420"/>
-      </w:pPr>
-      <w:r>
-        <w:rPr>
-          <w:rFonts w:ascii="Calibri" w:hAnsi="Calibri" w:eastAsia="宋体"/>
-          <w:b w:val="0"/>
-          <w:sz w:val="21"/>
-        </w:rPr>
-        <w:t>核心公式：实际排量 = 理论排量 − 滑脱量；Q_th = C × 转速。开源现状：无现成库。可自写的论文：</w:t>
-      </w:r>
-    </w:p>
-    <w:p>
-      <w:pPr>
-        <w:pStyle w:val="ListBullet"/>
-        <w:spacing w:after="80"/>
-      </w:pPr>
-      <w:r>
-        <w:rPr>
-          <w:rFonts w:ascii="Calibri" w:hAnsi="Calibri" w:eastAsia="宋体"/>
-          <w:sz w:val="21"/>
-        </w:rPr>
-        <w:t>Gamboa 逐腔室质量平衡 / COBEM 2009 简化模型（推荐实现起点）；</w:t>
-      </w:r>
-    </w:p>
-    <w:p>
-      <w:pPr>
-        <w:pStyle w:val="ListBullet"/>
-        <w:spacing w:after="80"/>
-      </w:pPr>
-      <w:r>
-        <w:rPr>
-          <w:rFonts w:ascii="Calibri" w:hAnsi="Calibri" w:eastAsia="宋体"/>
-          <w:sz w:val="21"/>
-        </w:rPr>
-        <w:t>金属定子间隙滑脱解析模型（Math. Problems in Eng., 2018, DOI:10.1155/2018/3696930）；</w:t>
-      </w:r>
-    </w:p>
-    <w:p>
-      <w:pPr>
-        <w:pStyle w:val="ListBullet"/>
-        <w:spacing w:after="80"/>
-      </w:pPr>
-      <w:r>
-        <w:rPr>
-          <w:rFonts w:ascii="Calibri" w:hAnsi="Calibri" w:eastAsia="宋体"/>
-          <w:sz w:val="21"/>
-        </w:rPr>
-        <w:t>井下定子变形耦合模型（J. Pet. Sci. Eng., 2020）。</w:t>
-      </w:r>
-    </w:p>
-    <w:p>
-      <w:pPr>
-        <w:pStyle w:val="Heading1"/>
-      </w:pPr>
-      <w:r>
-        <w:rPr>
-          <w:rFonts w:ascii="Calibri" w:hAnsi="Calibri" w:eastAsia="黑体"/>
-          <w:b/>
-          <w:color w:val="1F4E79"/>
-          <w:sz w:val="32"/>
-        </w:rPr>
-        <w:t>四、螺杆泵井神经网络计产：自建路径（主路径）</w:t>
-      </w:r>
-    </w:p>
-    <w:p>
-      <w:pPr>
-        <w:spacing w:after="160"/>
-      </w:pPr>
-      <w:r>
-        <w:rPr>
-          <w:rFonts w:ascii="Calibri" w:hAnsi="Calibri" w:eastAsia="黑体"/>
-          <w:b/>
-          <w:color w:val="1F4E79"/>
-          <w:sz w:val="21"/>
-        </w:rPr>
-        <w:t>【本章概述】</w:t>
-      </w:r>
-      <w:r>
-        <w:rPr>
-          <w:rFonts w:ascii="Calibri" w:hAnsi="Calibri" w:eastAsia="宋体"/>
-          <w:sz w:val="21"/>
-        </w:rPr>
-        <w:t>既然没有成品开源，本章给出可执行的自建方案：特征集、两种网络结构、改哪些开源仓库、训练与验证步骤。这是你真正要落地时应跟随的章节。</w:t>
-      </w:r>
-    </w:p>
-    <w:p>
-      <w:pPr>
-        <w:pStyle w:val="Heading2"/>
-      </w:pPr>
-      <w:r>
-        <w:rPr>
-          <w:rFonts w:ascii="Calibri" w:hAnsi="Calibri" w:eastAsia="黑体"/>
-          <w:b/>
-          <w:color w:val="1F4E79"/>
-          <w:sz w:val="26"/>
-        </w:rPr>
-        <w:t>4.1 特征集（不要油嘴开度）</w:t>
-      </w:r>
-    </w:p>
-    <w:tbl>
-      <w:tblPr>
-        <w:tblStyle w:val="LightGrid-Accent1"/>
-        <w:tblW w:type="auto" w:w="0"/>
-        <w:jc w:val="center"/>
-        <w:tblLook w:firstColumn="1" w:firstRow="1" w:lastColumn="0" w:lastRow="0" w:noHBand="0" w:noVBand="1" w:val="04A0"/>
-      </w:tblPr>
-      <w:tblGrid>
-        <w:gridCol w:w="2882"/>
-        <w:gridCol w:w="2882"/>
-        <w:gridCol w:w="2882"/>
-      </w:tblGrid>
-      <w:tr>
-        <w:tc>
-          <w:tcPr>
-            <w:tcW w:type="dxa" w:w="1361"/>
-          </w:tcPr>
-          <w:p>
-            <w:r/>
-            <w:r>
-              <w:rPr>
-                <w:rFonts w:ascii="Calibri" w:hAnsi="Calibri" w:eastAsia="黑体"/>
-                <w:b/>
-                <w:sz w:val="21"/>
-              </w:rPr>
-              <w:t>优先级</w:t>
-            </w:r>
-          </w:p>
-        </w:tc>
-        <w:tc>
-          <w:tcPr>
-            <w:tcW w:type="dxa" w:w="2835"/>
+            <w:tcW w:type="dxa" w:w="2948"/>
           </w:tcPr>
           <w:p>
             <w:r/>
@@ -2493,7 +1020,7 @@
         </w:tc>
         <w:tc>
           <w:tcPr>
-            <w:tcW w:type="dxa" w:w="4876"/>
+            <w:tcW w:type="dxa" w:w="4762"/>
           </w:tcPr>
           <w:p>
             <w:r/>
@@ -2503,7 +1030,7 @@
                 <w:b/>
                 <w:sz w:val="21"/>
               </w:rPr>
-              <w:t>物理含义</w:t>
+              <w:t>作用</w:t>
             </w:r>
           </w:p>
         </w:tc>
@@ -2526,7 +1053,7 @@
         </w:tc>
         <w:tc>
           <w:tcPr>
-            <w:tcW w:type="dxa" w:w="2835"/>
+            <w:tcW w:type="dxa" w:w="2948"/>
           </w:tcPr>
           <w:p>
             <w:r/>
@@ -2535,13 +1062,13 @@
                 <w:rFonts w:ascii="Calibri" w:hAnsi="Calibri" w:eastAsia="宋体"/>
                 <w:sz w:val="20"/>
               </w:rPr>
-              <w:t>泵转速 / 电机频率</w:t>
+              <w:t>泵转速（或电机频率）</w:t>
             </w:r>
           </w:p>
         </w:tc>
         <w:tc>
           <w:tcPr>
-            <w:tcW w:type="dxa" w:w="4876"/>
+            <w:tcW w:type="dxa" w:w="4762"/>
           </w:tcPr>
           <w:p>
             <w:r/>
@@ -2550,7 +1077,7 @@
                 <w:rFonts w:ascii="Calibri" w:hAnsi="Calibri" w:eastAsia="宋体"/>
                 <w:sz w:val="20"/>
               </w:rPr>
-              <w:t>决定理论排量</w:t>
+              <w:t>决定理论排量，信息量最大</w:t>
             </w:r>
           </w:p>
         </w:tc>
@@ -2573,7 +1100,7 @@
         </w:tc>
         <w:tc>
           <w:tcPr>
-            <w:tcW w:type="dxa" w:w="2835"/>
+            <w:tcW w:type="dxa" w:w="2948"/>
           </w:tcPr>
           <w:p>
             <w:r/>
@@ -2582,13 +1109,13 @@
                 <w:rFonts w:ascii="Calibri" w:hAnsi="Calibri" w:eastAsia="宋体"/>
                 <w:sz w:val="20"/>
               </w:rPr>
-              <w:t>扭矩或电流 / 有功功率</w:t>
+              <w:t>扭矩，或电机电流/有功功率</w:t>
             </w:r>
           </w:p>
         </w:tc>
         <w:tc>
           <w:tcPr>
-            <w:tcW w:type="dxa" w:w="4876"/>
+            <w:tcW w:type="dxa" w:w="4762"/>
           </w:tcPr>
           <w:p>
             <w:r/>
@@ -2597,7 +1124,7 @@
                 <w:rFonts w:ascii="Calibri" w:hAnsi="Calibri" w:eastAsia="宋体"/>
                 <w:sz w:val="20"/>
               </w:rPr>
-              <w:t>编码泵压差与负荷、间接反映滑脱</w:t>
+              <w:t>反映泵压差与负荷</w:t>
             </w:r>
           </w:p>
         </w:tc>
@@ -2620,7 +1147,7 @@
         </w:tc>
         <w:tc>
           <w:tcPr>
-            <w:tcW w:type="dxa" w:w="2835"/>
+            <w:tcW w:type="dxa" w:w="2948"/>
           </w:tcPr>
           <w:p>
             <w:r/>
@@ -2635,7 +1162,7 @@
         </w:tc>
         <w:tc>
           <w:tcPr>
-            <w:tcW w:type="dxa" w:w="4876"/>
+            <w:tcW w:type="dxa" w:w="4762"/>
           </w:tcPr>
           <w:p>
             <w:r/>
@@ -2644,7 +1171,7 @@
                 <w:rFonts w:ascii="Calibri" w:hAnsi="Calibri" w:eastAsia="宋体"/>
                 <w:sz w:val="20"/>
               </w:rPr>
-              <w:t>泵出口侧边界</w:t>
+              <w:t>泵出口侧压力</w:t>
             </w:r>
           </w:p>
         </w:tc>
@@ -2667,7 +1194,7 @@
         </w:tc>
         <w:tc>
           <w:tcPr>
-            <w:tcW w:type="dxa" w:w="2835"/>
+            <w:tcW w:type="dxa" w:w="2948"/>
           </w:tcPr>
           <w:p>
             <w:r/>
@@ -2676,13 +1203,13 @@
                 <w:rFonts w:ascii="Calibri" w:hAnsi="Calibri" w:eastAsia="宋体"/>
                 <w:sz w:val="20"/>
               </w:rPr>
-              <w:t>泵吸入口压力或动液面</w:t>
+              <w:t>泵吸入口压力，或动液面</w:t>
             </w:r>
           </w:p>
         </w:tc>
         <w:tc>
           <w:tcPr>
-            <w:tcW w:type="dxa" w:w="4876"/>
+            <w:tcW w:type="dxa" w:w="4762"/>
           </w:tcPr>
           <w:p>
             <w:r/>
@@ -2691,7 +1218,7 @@
                 <w:rFonts w:ascii="Calibri" w:hAnsi="Calibri" w:eastAsia="宋体"/>
                 <w:sz w:val="20"/>
               </w:rPr>
-              <w:t>与出口侧共同定 ΔP</w:t>
+              <w:t>与出口侧一起定泵压差</w:t>
             </w:r>
           </w:p>
         </w:tc>
@@ -2714,7 +1241,7 @@
         </w:tc>
         <w:tc>
           <w:tcPr>
-            <w:tcW w:type="dxa" w:w="2835"/>
+            <w:tcW w:type="dxa" w:w="2948"/>
           </w:tcPr>
           <w:p>
             <w:r/>
@@ -2729,7 +1256,7 @@
         </w:tc>
         <w:tc>
           <w:tcPr>
-            <w:tcW w:type="dxa" w:w="4876"/>
+            <w:tcW w:type="dxa" w:w="4762"/>
           </w:tcPr>
           <w:p>
             <w:r/>
@@ -2755,13 +1282,13 @@
                 <w:rFonts w:ascii="Calibri" w:hAnsi="Calibri" w:eastAsia="宋体"/>
                 <w:sz w:val="20"/>
               </w:rPr>
-              <w:t>可选</w:t>
+              <w:t>不要用</w:t>
             </w:r>
           </w:p>
         </w:tc>
         <w:tc>
           <w:tcPr>
-            <w:tcW w:type="dxa" w:w="2835"/>
+            <w:tcW w:type="dxa" w:w="2948"/>
           </w:tcPr>
           <w:p>
             <w:r/>
@@ -2770,13 +1297,13 @@
                 <w:rFonts w:ascii="Calibri" w:hAnsi="Calibri" w:eastAsia="宋体"/>
                 <w:sz w:val="20"/>
               </w:rPr>
-              <w:t>泵累计运行时长</w:t>
+              <w:t>油嘴开度</w:t>
             </w:r>
           </w:p>
         </w:tc>
         <w:tc>
           <w:tcPr>
-            <w:tcW w:type="dxa" w:w="4876"/>
+            <w:tcW w:type="dxa" w:w="4762"/>
           </w:tcPr>
           <w:p>
             <w:r/>
@@ -2785,13 +1312,41 @@
                 <w:rFonts w:ascii="Calibri" w:hAnsi="Calibri" w:eastAsia="宋体"/>
                 <w:sz w:val="20"/>
               </w:rPr>
-              <w:t>定子磨损漂移</w:t>
+              <w:t>螺杆泵井通常没有可调油嘴，原模型里有则删掉</w:t>
             </w:r>
           </w:p>
         </w:tc>
       </w:tr>
     </w:tbl>
     <w:p/>
+    <w:p>
+      <w:pPr>
+        <w:pStyle w:val="Heading2"/>
+      </w:pPr>
+      <w:r>
+        <w:rPr>
+          <w:rFonts w:ascii="Calibri" w:hAnsi="Calibri" w:eastAsia="黑体"/>
+          <w:b/>
+          <w:color w:val="1F4E79"/>
+          <w:sz w:val="26"/>
+        </w:rPr>
+        <w:t>3.3 两种迁移结构（选一种）</w:t>
+      </w:r>
+    </w:p>
+    <w:p>
+      <w:pPr>
+        <w:spacing w:after="120"/>
+        <w:ind w:firstLine="420"/>
+      </w:pPr>
+      <w:r>
+        <w:rPr>
+          <w:rFonts w:ascii="Calibri" w:hAnsi="Calibri" w:eastAsia="宋体"/>
+          <w:b/>
+          <w:sz w:val="21"/>
+        </w:rPr>
+        <w:t>结构 A —— 直接换特征（最快）</w:t>
+      </w:r>
+    </w:p>
     <w:p>
       <w:pPr>
         <w:spacing w:after="120"/>
@@ -2803,7 +1358,35 @@
           <w:b w:val="0"/>
           <w:sz w:val="21"/>
         </w:rPr>
-        <w:t>标签：试井油/液产量，或翻斗/质量流量计连续计量。样本须覆盖多转速、多回压，否则外推失败。</w:t>
+        <w:t>打开 LSTM-for-Production 的 Notebook，把特征列改成上面的泵特征，标签改成试井产量，按时间切分训练/测试，重新 fit。适合先跑通、看效果。</w:t>
+      </w:r>
+    </w:p>
+    <w:p>
+      <w:pPr>
+        <w:spacing w:after="120"/>
+        <w:ind w:firstLine="420"/>
+      </w:pPr>
+      <w:r>
+        <w:rPr>
+          <w:rFonts w:ascii="Calibri" w:hAnsi="Calibri" w:eastAsia="宋体"/>
+          <w:b/>
+          <w:sz w:val="21"/>
+        </w:rPr>
+        <w:t>结构 B —— 机理 + 网络（更稳，推荐）</w:t>
+      </w:r>
+    </w:p>
+    <w:p>
+      <w:pPr>
+        <w:spacing w:after="120"/>
+        <w:ind w:firstLine="420"/>
+      </w:pPr>
+      <w:r>
+        <w:rPr>
+          <w:rFonts w:ascii="Calibri" w:hAnsi="Calibri" w:eastAsia="宋体"/>
+          <w:b w:val="0"/>
+          <w:sz w:val="21"/>
+        </w:rPr>
+        <w:t>产量 = 理论排量 − 滑脱量。理论排量用公式算死：Q理论 = C × 转速（C 由泵几何决定）；只让神经网络预测滑脱量（输入仍是转速、扭矩/电流、压差或压温沉没度等）。最终产量 = Q理论 − 网络输出。调转速时外推比纯黑盒稳。若用 HVFM，可把其「机理模块」换成这个泵公式。</w:t>
       </w:r>
     </w:p>
     <w:p>
@@ -2817,7 +1400,192 @@
           <w:color w:val="1F4E79"/>
           <w:sz w:val="26"/>
         </w:rPr>
-        <w:t>4.2 两种结构</w:t>
+        <w:t>3.4 具体操作清单（建议从第 1 项开源改起）</w:t>
+      </w:r>
+    </w:p>
+    <w:p>
+      <w:pPr>
+        <w:pStyle w:val="ListBullet"/>
+        <w:spacing w:after="60"/>
+      </w:pPr>
+      <w:r>
+        <w:rPr>
+          <w:rFonts w:ascii="Calibri" w:hAnsi="Calibri" w:eastAsia="宋体"/>
+          <w:b/>
+          <w:sz w:val="21"/>
+        </w:rPr>
+        <w:t>第 1 步：跑通原项目。</w:t>
+      </w:r>
+      <w:r>
+        <w:rPr>
+          <w:rFonts w:ascii="Calibri" w:hAnsi="Calibri" w:eastAsia="宋体"/>
+          <w:sz w:val="21"/>
+        </w:rPr>
+        <w:t>克隆仓库，按 README 用 Volve 示例跑通，确认环境没问题。</w:t>
+      </w:r>
+    </w:p>
+    <w:p>
+      <w:pPr>
+        <w:pStyle w:val="ListBullet"/>
+        <w:spacing w:after="60"/>
+      </w:pPr>
+      <w:r>
+        <w:rPr>
+          <w:rFonts w:ascii="Calibri" w:hAnsi="Calibri" w:eastAsia="宋体"/>
+          <w:b/>
+          <w:sz w:val="21"/>
+        </w:rPr>
+        <w:t>第 2 步：准备本井数据。</w:t>
+      </w:r>
+      <w:r>
+        <w:rPr>
+          <w:rFonts w:ascii="Calibri" w:hAnsi="Calibri" w:eastAsia="宋体"/>
+          <w:sz w:val="21"/>
+        </w:rPr>
+        <w:t>整理本井数据表：时间戳对齐的转速、扭矩/电流、井口压、沉没度、温度、含水 + 试井产量。清洗停井、缺测；按时间前后切分训练集/测试集（不要随机打乱）。</w:t>
+      </w:r>
+    </w:p>
+    <w:p>
+      <w:pPr>
+        <w:pStyle w:val="ListBullet"/>
+        <w:spacing w:after="60"/>
+      </w:pPr>
+      <w:r>
+        <w:rPr>
+          <w:rFonts w:ascii="Calibri" w:hAnsi="Calibri" w:eastAsia="宋体"/>
+          <w:b/>
+          <w:sz w:val="21"/>
+        </w:rPr>
+        <w:t>第 3 步：改输入输出。</w:t>
+      </w:r>
+      <w:r>
+        <w:rPr>
+          <w:rFonts w:ascii="Calibri" w:hAnsi="Calibri" w:eastAsia="宋体"/>
+          <w:sz w:val="21"/>
+        </w:rPr>
+        <w:t>在代码里替换特征列名与标签列；删掉油嘴相关特征；标准化方式可沿用原项目。</w:t>
+      </w:r>
+    </w:p>
+    <w:p>
+      <w:pPr>
+        <w:pStyle w:val="ListBullet"/>
+        <w:spacing w:after="60"/>
+      </w:pPr>
+      <w:r>
+        <w:rPr>
+          <w:rFonts w:ascii="Calibri" w:hAnsi="Calibri" w:eastAsia="宋体"/>
+          <w:b/>
+          <w:sz w:val="21"/>
+        </w:rPr>
+        <w:t>第 4 步：训练。</w:t>
+      </w:r>
+      <w:r>
+        <w:rPr>
+          <w:rFonts w:ascii="Calibri" w:hAnsi="Calibri" w:eastAsia="宋体"/>
+          <w:sz w:val="21"/>
+        </w:rPr>
+        <w:t>先训练结构 A；有余力再做结构 B（先算 Q理论，标签改为 试井产量−Q理论 即滑脱）。</w:t>
+      </w:r>
+    </w:p>
+    <w:p>
+      <w:pPr>
+        <w:pStyle w:val="ListBullet"/>
+        <w:spacing w:after="60"/>
+      </w:pPr>
+      <w:r>
+        <w:rPr>
+          <w:rFonts w:ascii="Calibri" w:hAnsi="Calibri" w:eastAsia="宋体"/>
+          <w:b/>
+          <w:sz w:val="21"/>
+        </w:rPr>
+        <w:t>第 5 步：验证与维护。</w:t>
+      </w:r>
+      <w:r>
+        <w:rPr>
+          <w:rFonts w:ascii="Calibri" w:hAnsi="Calibri" w:eastAsia="宋体"/>
+          <w:sz w:val="21"/>
+        </w:rPr>
+        <w:t>用后期试井盲测；重点看「调转速、调回压」后误差是否可接受；定期用新试井点微调，抵消定子磨损。</w:t>
+      </w:r>
+    </w:p>
+    <w:p>
+      <w:pPr>
+        <w:pStyle w:val="Heading2"/>
+      </w:pPr>
+      <w:r>
+        <w:rPr>
+          <w:rFonts w:ascii="Calibri" w:hAnsi="Calibri" w:eastAsia="黑体"/>
+          <w:b/>
+          <w:color w:val="1F4E79"/>
+          <w:sz w:val="26"/>
+        </w:rPr>
+        <w:t>3.5 迁移时常见坑</w:t>
+      </w:r>
+    </w:p>
+    <w:p>
+      <w:pPr>
+        <w:pStyle w:val="ListBullet"/>
+        <w:spacing w:after="60"/>
+      </w:pPr>
+      <w:r>
+        <w:rPr>
+          <w:rFonts w:ascii="Calibri" w:hAnsi="Calibri" w:eastAsia="宋体"/>
+          <w:sz w:val="21"/>
+        </w:rPr>
+        <w:t>样本太少或只覆盖一个转速档 → 换转速就失效。尽量收集多转速、多回压试井点。</w:t>
+      </w:r>
+    </w:p>
+    <w:p>
+      <w:pPr>
+        <w:pStyle w:val="ListBullet"/>
+        <w:spacing w:after="60"/>
+      </w:pPr>
+      <w:r>
+        <w:rPr>
+          <w:rFonts w:ascii="Calibri" w:hAnsi="Calibri" w:eastAsia="宋体"/>
+          <w:sz w:val="21"/>
+        </w:rPr>
+        <w:t>随机划分训练/测试 → 时间泄漏，指标虚高。必须按时间切分。</w:t>
+      </w:r>
+    </w:p>
+    <w:p>
+      <w:pPr>
+        <w:pStyle w:val="ListBullet"/>
+        <w:spacing w:after="60"/>
+      </w:pPr>
+      <w:r>
+        <w:rPr>
+          <w:rFonts w:ascii="Calibri" w:hAnsi="Calibri" w:eastAsia="宋体"/>
+          <w:sz w:val="21"/>
+        </w:rPr>
+        <w:t>把「产量预测」（用历史产量猜未来）当成计产 → 问题都答错了。计产输入必须是当前工况。</w:t>
+      </w:r>
+    </w:p>
+    <w:p>
+      <w:pPr>
+        <w:pStyle w:val="ListBullet"/>
+        <w:spacing w:after="60"/>
+      </w:pPr>
+      <w:r>
+        <w:rPr>
+          <w:rFonts w:ascii="Calibri" w:hAnsi="Calibri" w:eastAsia="宋体"/>
+          <w:sz w:val="21"/>
+        </w:rPr>
+        <w:t>没有公开螺杆泵井数据集，不能指望下载现成权重；必须用自有井数据训练。</w:t>
+      </w:r>
+    </w:p>
+    <w:p>
+      <w:pPr>
+        <w:pStyle w:val="Heading1"/>
+      </w:pPr>
+      <w:r>
+        <w:rPr>
+          <w:rFonts w:ascii="Calibri" w:hAnsi="Calibri" w:eastAsia="黑体"/>
+          <w:b/>
+          <w:color w:val="1F4E79"/>
+          <w:sz w:val="32"/>
+        </w:rPr>
+        <w:t>四、辅助工具（算泵压差时用，不是 NN 本身）</w:t>
       </w:r>
     </w:p>
     <w:p>
@@ -2831,91 +1599,171 @@
           <w:b w:val="0"/>
           <w:sz w:val="21"/>
         </w:rPr>
-        <w:t>结构 A（纯数据驱动）：特征 → MLP/LSTM/TCN → 产量。实现快，极端工况可能不合理。</w:t>
+        <w:t>迁移神经网络时，若没有吸入口压力传感器，可用井筒模型从井口压力反算泵压差，作为网络的一个输入特征（或用于结构 B）。</w:t>
       </w:r>
     </w:p>
-    <w:p>
-      <w:pPr>
-        <w:spacing w:after="120"/>
-        <w:ind w:firstLine="420"/>
-      </w:pPr>
-      <w:r>
-        <w:rPr>
-          <w:rFonts w:ascii="Calibri" w:hAnsi="Calibri" w:eastAsia="宋体"/>
-          <w:b w:val="0"/>
-          <w:sz w:val="21"/>
-        </w:rPr>
-        <w:t>结构 B（推荐，机理+NN）：Q = C×转速 − NN(转速, 扭矩/电流, ΔP或压温沉没度, …)。ΔP 可用第三章井筒模型算，或用吸入口压力传感器。理论排量物理正确，网络只学滑脱，调转速时更稳。</w:t>
-      </w:r>
-    </w:p>
-    <w:p>
-      <w:pPr>
-        <w:pStyle w:val="Heading2"/>
-      </w:pPr>
-      <w:r>
-        <w:rPr>
-          <w:rFonts w:ascii="Calibri" w:hAnsi="Calibri" w:eastAsia="黑体"/>
-          <w:b/>
-          <w:color w:val="1F4E79"/>
-          <w:sz w:val="26"/>
-        </w:rPr>
-        <w:t>4.3 推荐改造步骤</w:t>
-      </w:r>
-    </w:p>
-    <w:p>
-      <w:pPr>
-        <w:spacing w:after="120"/>
-        <w:ind w:firstLine="420"/>
-      </w:pPr>
-      <w:r>
-        <w:rPr>
-          <w:rFonts w:ascii="Calibri" w:hAnsi="Calibri" w:eastAsia="宋体"/>
-          <w:b w:val="0"/>
-          <w:sz w:val="21"/>
-        </w:rPr>
-        <w:t>① 克隆 LSTM-for-Production，跑通 Volve 示例弄清管线。② 换成自有数据表，特征按 4.1，标签用试井产量；按时间切分训练/测试。③ 先 XGBoost 基线，再 LSTM/MLP；有条件上结构 B。④ 需要更强时序时，把网络换成 HVFM 的 TCN。⑤ 用后期试井盲测；关注调转速前后是否跟得上；按季度用新试井微调防磨损漂移。</w:t>
-      </w:r>
-    </w:p>
-    <w:p>
-      <w:pPr>
-        <w:pStyle w:val="Heading2"/>
-      </w:pPr>
-      <w:r>
-        <w:rPr>
-          <w:rFonts w:ascii="Calibri" w:hAnsi="Calibri" w:eastAsia="黑体"/>
-          <w:b/>
-          <w:color w:val="1F4E79"/>
-          <w:sz w:val="26"/>
-        </w:rPr>
-        <w:t>4.4 可参考但非开源代码的论文</w:t>
-      </w:r>
-    </w:p>
-    <w:p>
-      <w:pPr>
-        <w:pStyle w:val="ListBullet"/>
-        <w:spacing w:after="80"/>
-      </w:pPr>
-      <w:r>
-        <w:rPr>
-          <w:rFonts w:ascii="Calibri" w:hAnsi="Calibri" w:eastAsia="宋体"/>
-          <w:sz w:val="21"/>
-        </w:rPr>
-        <w:t>ESP 井 LSTM 流量估计（Energies 2025）：输入功率、频率、压力，与螺杆泵井输入同构；</w:t>
-      </w:r>
-    </w:p>
-    <w:p>
-      <w:pPr>
-        <w:pStyle w:val="ListBullet"/>
-        <w:spacing w:after="80"/>
-      </w:pPr>
-      <w:r>
-        <w:rPr>
-          <w:rFonts w:ascii="Calibri" w:hAnsi="Calibri" w:eastAsia="宋体"/>
-          <w:sz w:val="21"/>
-        </w:rPr>
-        <w:t>NTNU 贝叶斯 NN VFM、Bikmukhametov 博士论文、WISE 基础模型：方法可借鉴，无 PCP 专用开源。</w:t>
-      </w:r>
-    </w:p>
+    <w:tbl>
+      <w:tblPr>
+        <w:tblStyle w:val="LightGrid-Accent1"/>
+        <w:tblW w:type="auto" w:w="0"/>
+        <w:jc w:val="center"/>
+        <w:tblLook w:firstColumn="1" w:firstRow="1" w:lastColumn="0" w:lastRow="0" w:noHBand="0" w:noVBand="1" w:val="04A0"/>
+      </w:tblPr>
+      <w:tblGrid>
+        <w:gridCol w:w="2882"/>
+        <w:gridCol w:w="2882"/>
+        <w:gridCol w:w="2882"/>
+      </w:tblGrid>
+      <w:tr>
+        <w:tc>
+          <w:tcPr>
+            <w:tcW w:type="dxa" w:w="2268"/>
+          </w:tcPr>
+          <w:p>
+            <w:r/>
+            <w:r>
+              <w:rPr>
+                <w:rFonts w:ascii="Calibri" w:hAnsi="Calibri" w:eastAsia="黑体"/>
+                <w:b/>
+                <w:sz w:val="21"/>
+              </w:rPr>
+              <w:t>用途</w:t>
+            </w:r>
+          </w:p>
+        </w:tc>
+        <w:tc>
+          <w:tcPr>
+            <w:tcW w:type="dxa" w:w="3685"/>
+          </w:tcPr>
+          <w:p>
+            <w:r/>
+            <w:r>
+              <w:rPr>
+                <w:rFonts w:ascii="Calibri" w:hAnsi="Calibri" w:eastAsia="黑体"/>
+                <w:b/>
+                <w:sz w:val="21"/>
+              </w:rPr>
+              <w:t>开源工具</w:t>
+            </w:r>
+          </w:p>
+        </w:tc>
+        <w:tc>
+          <w:tcPr>
+            <w:tcW w:type="dxa" w:w="3118"/>
+          </w:tcPr>
+          <w:p>
+            <w:r/>
+            <w:r>
+              <w:rPr>
+                <w:rFonts w:ascii="Calibri" w:hAnsi="Calibri" w:eastAsia="黑体"/>
+                <w:b/>
+                <w:sz w:val="21"/>
+              </w:rPr>
+              <w:t>地址</w:t>
+            </w:r>
+          </w:p>
+        </w:tc>
+      </w:tr>
+      <w:tr>
+        <w:tc>
+          <w:tcPr>
+            <w:tcW w:type="dxa" w:w="2268"/>
+          </w:tcPr>
+          <w:p>
+            <w:r/>
+            <w:r>
+              <w:rPr>
+                <w:rFonts w:ascii="Calibri" w:hAnsi="Calibri" w:eastAsia="宋体"/>
+                <w:sz w:val="20"/>
+              </w:rPr>
+              <w:t>井筒压降 / 运移（算泵出口压力）</w:t>
+            </w:r>
+          </w:p>
+        </w:tc>
+        <w:tc>
+          <w:tcPr>
+            <w:tcW w:type="dxa" w:w="3685"/>
+          </w:tcPr>
+          <w:p>
+            <w:r/>
+            <w:r>
+              <w:rPr>
+                <w:rFonts w:ascii="Calibri" w:hAnsi="Calibri" w:eastAsia="宋体"/>
+                <w:sz w:val="20"/>
+              </w:rPr>
+              <w:t>flotech（关联式，上手快）、marlim3（瞬态）、ManyWells（稳态漂移流）</w:t>
+            </w:r>
+          </w:p>
+        </w:tc>
+        <w:tc>
+          <w:tcPr>
+            <w:tcW w:type="dxa" w:w="3118"/>
+          </w:tcPr>
+          <w:p>
+            <w:r/>
+            <w:r>
+              <w:rPr>
+                <w:rFonts w:ascii="Calibri" w:hAnsi="Calibri" w:eastAsia="宋体"/>
+                <w:sz w:val="20"/>
+              </w:rPr>
+              <w:t>pip install flotech</w:t>
+              <w:br/>
+              <w:t>github.com/petrobras/marlim3</w:t>
+              <w:br/>
+              <w:t>github.com/solution-seeker-as/manywells</w:t>
+            </w:r>
+          </w:p>
+        </w:tc>
+      </w:tr>
+      <w:tr>
+        <w:tc>
+          <w:tcPr>
+            <w:tcW w:type="dxa" w:w="2268"/>
+          </w:tcPr>
+          <w:p>
+            <w:r/>
+            <w:r>
+              <w:rPr>
+                <w:rFonts w:ascii="Calibri" w:hAnsi="Calibri" w:eastAsia="宋体"/>
+                <w:sz w:val="20"/>
+              </w:rPr>
+              <w:t>泵理论排量与滑脱（结构 B）</w:t>
+            </w:r>
+          </w:p>
+        </w:tc>
+        <w:tc>
+          <w:tcPr>
+            <w:tcW w:type="dxa" w:w="3685"/>
+          </w:tcPr>
+          <w:p>
+            <w:r/>
+            <w:r>
+              <w:rPr>
+                <w:rFonts w:ascii="Calibri" w:hAnsi="Calibri" w:eastAsia="宋体"/>
+                <w:sz w:val="20"/>
+              </w:rPr>
+              <w:t>无开成品库；按论文自写：Q理论=C×n，滑脱用 Gamboa/COBEM2009 或 2018 金属定子模型</w:t>
+            </w:r>
+          </w:p>
+        </w:tc>
+        <w:tc>
+          <w:tcPr>
+            <w:tcW w:type="dxa" w:w="3118"/>
+          </w:tcPr>
+          <w:p>
+            <w:r/>
+            <w:r>
+              <w:rPr>
+                <w:rFonts w:ascii="Calibri" w:hAnsi="Calibri" w:eastAsia="宋体"/>
+                <w:sz w:val="20"/>
+              </w:rPr>
+              <w:t>论文 DOI:10.1155/2018/3696930 等</w:t>
+            </w:r>
+          </w:p>
+        </w:tc>
+      </w:tr>
+    </w:tbl>
+    <w:p/>
     <w:p>
       <w:pPr>
         <w:pStyle w:val="Heading1"/>
@@ -2927,43 +1775,70 @@
           <w:color w:val="1F4E79"/>
           <w:sz w:val="32"/>
         </w:rPr>
-        <w:t>五、选型清单（针对你的螺杆泵井）</w:t>
+        <w:t>五、你现在该做什么</w:t>
       </w:r>
     </w:p>
     <w:p>
       <w:pPr>
-        <w:spacing w:after="160"/>
+        <w:pStyle w:val="ListBullet"/>
+        <w:spacing w:after="60"/>
       </w:pPr>
       <w:r>
         <w:rPr>
-          <w:rFonts w:ascii="Calibri" w:hAnsi="Calibri" w:eastAsia="黑体"/>
+          <w:rFonts w:ascii="Calibri" w:hAnsi="Calibri" w:eastAsia="宋体"/>
           <w:b/>
-          <w:color w:val="1F4E79"/>
           <w:sz w:val="21"/>
         </w:rPr>
-        <w:t>【本章概述】</w:t>
+        <w:t>今天：</w:t>
       </w:r>
       <w:r>
         <w:rPr>
           <w:rFonts w:ascii="Calibri" w:hAnsi="Calibri" w:eastAsia="宋体"/>
           <w:sz w:val="21"/>
         </w:rPr>
-        <w:t>一页纸结论：要什么、不要指望什么、立刻做什么。</w:t>
+        <w:t>打开 LSTM-for-Production，跑通示例。</w:t>
       </w:r>
     </w:p>
     <w:p>
       <w:pPr>
-        <w:spacing w:after="120"/>
-        <w:ind w:firstLine="420"/>
+        <w:pStyle w:val="ListBullet"/>
+        <w:spacing w:after="60"/>
       </w:pPr>
       <w:r>
         <w:rPr>
           <w:rFonts w:ascii="Calibri" w:hAnsi="Calibri" w:eastAsia="宋体"/>
           <w:b/>
-          <w:color w:val="C0392B"/>
           <w:sz w:val="21"/>
         </w:rPr>
-        <w:t>要找的「开源螺杆泵井神经网络计产成品」：目前没有。</w:t>
+        <w:t>本周：</w:t>
+      </w:r>
+      <w:r>
+        <w:rPr>
+          <w:rFonts w:ascii="Calibri" w:hAnsi="Calibri" w:eastAsia="宋体"/>
+          <w:sz w:val="21"/>
+        </w:rPr>
+        <w:t>导出本井「泵参数 + 试井产量」对齐表，按 3.2 列好特征。</w:t>
+      </w:r>
+    </w:p>
+    <w:p>
+      <w:pPr>
+        <w:pStyle w:val="ListBullet"/>
+        <w:spacing w:after="60"/>
+      </w:pPr>
+      <w:r>
+        <w:rPr>
+          <w:rFonts w:ascii="Calibri" w:hAnsi="Calibri" w:eastAsia="宋体"/>
+          <w:b/>
+          <w:sz w:val="21"/>
+        </w:rPr>
+        <w:t>下一步：</w:t>
+      </w:r>
+      <w:r>
+        <w:rPr>
+          <w:rFonts w:ascii="Calibri" w:hAnsi="Calibri" w:eastAsia="宋体"/>
+          <w:sz w:val="21"/>
+        </w:rPr>
+        <w:t>完成结构 A 训练与盲测；误差可接受再上结构 B。</w:t>
       </w:r>
     </w:p>
     <w:p>
@@ -2977,73 +1852,7 @@
           <w:b/>
           <w:sz w:val="21"/>
         </w:rPr>
-        <w:t>立刻可做：</w:t>
-      </w:r>
-    </w:p>
-    <w:p>
-      <w:pPr>
-        <w:pStyle w:val="ListBullet"/>
-        <w:spacing w:after="80"/>
-      </w:pPr>
-      <w:r>
-        <w:rPr>
-          <w:rFonts w:ascii="Calibri" w:hAnsi="Calibri" w:eastAsia="宋体"/>
-          <w:sz w:val="21"/>
-        </w:rPr>
-        <w:t>计产 NN 代码骨架：改 LSTM-for-Production / HVFM（第一章表）；</w:t>
-      </w:r>
-    </w:p>
-    <w:p>
-      <w:pPr>
-        <w:pStyle w:val="ListBullet"/>
-        <w:spacing w:after="80"/>
-      </w:pPr>
-      <w:r>
-        <w:rPr>
-          <w:rFonts w:ascii="Calibri" w:hAnsi="Calibri" w:eastAsia="宋体"/>
-          <w:sz w:val="21"/>
-        </w:rPr>
-        <w:t>泵压差特征：flotech 或 marlim3（第三章）；</w:t>
-      </w:r>
-    </w:p>
-    <w:p>
-      <w:pPr>
-        <w:pStyle w:val="ListBullet"/>
-        <w:spacing w:after="80"/>
-      </w:pPr>
-      <w:r>
-        <w:rPr>
-          <w:rFonts w:ascii="Calibri" w:hAnsi="Calibri" w:eastAsia="宋体"/>
-          <w:sz w:val="21"/>
-        </w:rPr>
-        <w:t>泵理论排量与滑脱：自写解析式 + 试井标定（第三章 3.3）；</w:t>
-      </w:r>
-    </w:p>
-    <w:p>
-      <w:pPr>
-        <w:pStyle w:val="ListBullet"/>
-        <w:spacing w:after="80"/>
-      </w:pPr>
-      <w:r>
-        <w:rPr>
-          <w:rFonts w:ascii="Calibri" w:hAnsi="Calibri" w:eastAsia="宋体"/>
-          <w:sz w:val="21"/>
-        </w:rPr>
-        <w:t>训练数据：必须用本油田螺杆泵井试井与泵运行数据（无公开同类数据集）。</w:t>
-      </w:r>
-    </w:p>
-    <w:p>
-      <w:pPr>
-        <w:spacing w:after="120"/>
-        <w:ind w:firstLine="420"/>
-      </w:pPr>
-      <w:r>
-        <w:rPr>
-          <w:rFonts w:ascii="Calibri" w:hAnsi="Calibri" w:eastAsia="宋体"/>
-          <w:b w:val="0"/>
-          <w:sz w:val="21"/>
-        </w:rPr>
-        <w:t>不要做：把油嘴计产 NN 或「历史产量时序预测」项目直接当螺杆泵井计产用。</w:t>
+        <w:t>一句话回顾：没有螺杆泵专用开源计产 NN → 用通用 VFM 开源（首选 LSTM-for-Production）→ 特征换成泵工况、标签用试井产量重新训练 → 有条件做成「理论排量 − 网络滑脱」。</w:t>
       </w:r>
     </w:p>
     <w:sectPr>

--- a/油田计产神经网络模型开源资源调研报告.docx
+++ b/油田计产神经网络模型开源资源调研报告.docx
@@ -1855,6 +1855,439 @@
         <w:t>一句话回顾：没有螺杆泵专用开源计产 NN → 用通用 VFM 开源（首选 LSTM-for-Production）→ 特征换成泵工况、标签用试井产量重新训练 → 有条件做成「理论排量 − 网络滑脱」。</w:t>
       </w:r>
     </w:p>
+    <w:p>
+      <w:pPr>
+        <w:pStyle w:val="Heading1"/>
+      </w:pPr>
+      <w:r>
+        <w:rPr>
+          <w:rFonts w:ascii="Calibri" w:hAnsi="Calibri" w:eastAsia="黑体"/>
+          <w:b/>
+          <w:color w:val="1F4E79"/>
+          <w:sz w:val="32"/>
+        </w:rPr>
+        <w:t>六、附录：螺杆泵相关开源（非计产，勿与第二章混淆）</w:t>
+      </w:r>
+    </w:p>
+    <w:p>
+      <w:pPr>
+        <w:spacing w:after="120"/>
+        <w:ind w:firstLine="420"/>
+      </w:pPr>
+      <w:r>
+        <w:rPr>
+          <w:rFonts w:ascii="Calibri" w:hAnsi="Calibri" w:eastAsia="宋体"/>
+          <w:b w:val="0"/>
+          <w:sz w:val="21"/>
+        </w:rPr>
+        <w:t>检索时还会碰到一批名字带「螺杆泵 / PCP」的开源仓库。它们做的是故障诊断、几何设计、资产管理等，不是「工况→产量」的神经网络计产。列在此处以免遗漏，也避免误当成计产模型使用。</w:t>
+      </w:r>
+    </w:p>
+    <w:tbl>
+      <w:tblPr>
+        <w:tblStyle w:val="LightGrid-Accent1"/>
+        <w:tblW w:type="auto" w:w="0"/>
+        <w:jc w:val="center"/>
+        <w:tblLook w:firstColumn="1" w:firstRow="1" w:lastColumn="0" w:lastRow="0" w:noHBand="0" w:noVBand="1" w:val="04A0"/>
+      </w:tblPr>
+      <w:tblGrid>
+        <w:gridCol w:w="2161"/>
+        <w:gridCol w:w="2161"/>
+        <w:gridCol w:w="2161"/>
+        <w:gridCol w:w="2161"/>
+      </w:tblGrid>
+      <w:tr>
+        <w:tc>
+          <w:tcPr>
+            <w:tcW w:type="dxa" w:w="2154"/>
+          </w:tcPr>
+          <w:p>
+            <w:r/>
+            <w:r>
+              <w:rPr>
+                <w:rFonts w:ascii="Calibri" w:hAnsi="Calibri" w:eastAsia="黑体"/>
+                <w:b/>
+                <w:sz w:val="21"/>
+              </w:rPr>
+              <w:t>项目</w:t>
+            </w:r>
+          </w:p>
+        </w:tc>
+        <w:tc>
+          <w:tcPr>
+            <w:tcW w:type="dxa" w:w="2721"/>
+          </w:tcPr>
+          <w:p>
+            <w:r/>
+            <w:r>
+              <w:rPr>
+                <w:rFonts w:ascii="Calibri" w:hAnsi="Calibri" w:eastAsia="黑体"/>
+                <w:b/>
+                <w:sz w:val="21"/>
+              </w:rPr>
+              <w:t>地址</w:t>
+            </w:r>
+          </w:p>
+        </w:tc>
+        <w:tc>
+          <w:tcPr>
+            <w:tcW w:type="dxa" w:w="2835"/>
+          </w:tcPr>
+          <w:p>
+            <w:r/>
+            <w:r>
+              <w:rPr>
+                <w:rFonts w:ascii="Calibri" w:hAnsi="Calibri" w:eastAsia="黑体"/>
+                <w:b/>
+                <w:sz w:val="21"/>
+              </w:rPr>
+              <w:t>实际做什么</w:t>
+            </w:r>
+          </w:p>
+        </w:tc>
+        <w:tc>
+          <w:tcPr>
+            <w:tcW w:type="dxa" w:w="1361"/>
+          </w:tcPr>
+          <w:p>
+            <w:r/>
+            <w:r>
+              <w:rPr>
+                <w:rFonts w:ascii="Calibri" w:hAnsi="Calibri" w:eastAsia="黑体"/>
+                <w:b/>
+                <w:sz w:val="21"/>
+              </w:rPr>
+              <w:t>能否当计产用</w:t>
+            </w:r>
+          </w:p>
+        </w:tc>
+      </w:tr>
+      <w:tr>
+        <w:tc>
+          <w:tcPr>
+            <w:tcW w:type="dxa" w:w="2154"/>
+          </w:tcPr>
+          <w:p>
+            <w:r/>
+            <w:r>
+              <w:rPr>
+                <w:rFonts w:ascii="Calibri" w:hAnsi="Calibri" w:eastAsia="宋体"/>
+                <w:sz w:val="20"/>
+              </w:rPr>
+              <w:t>pump_ai_software（螺杆泵AI软件）</w:t>
+            </w:r>
+          </w:p>
+        </w:tc>
+        <w:tc>
+          <w:tcPr>
+            <w:tcW w:type="dxa" w:w="2721"/>
+          </w:tcPr>
+          <w:p>
+            <w:r/>
+            <w:r>
+              <w:rPr>
+                <w:rFonts w:ascii="Calibri" w:hAnsi="Calibri" w:eastAsia="宋体"/>
+                <w:sz w:val="20"/>
+              </w:rPr>
+              <w:t>github.com/xiansurfer/pump_ai_software</w:t>
+            </w:r>
+          </w:p>
+        </w:tc>
+        <w:tc>
+          <w:tcPr>
+            <w:tcW w:type="dxa" w:w="2835"/>
+          </w:tcPr>
+          <w:p>
+            <w:r/>
+            <w:r>
+              <w:rPr>
+                <w:rFonts w:ascii="Calibri" w:hAnsi="Calibri" w:eastAsia="宋体"/>
+                <w:sz w:val="20"/>
+              </w:rPr>
+              <w:t>宏观控制图（扭矩/泵效）、故障预警、生存分析；国内油田泵故障数据</w:t>
+            </w:r>
+          </w:p>
+        </w:tc>
+        <w:tc>
+          <w:tcPr>
+            <w:tcW w:type="dxa" w:w="1361"/>
+          </w:tcPr>
+          <w:p>
+            <w:r/>
+            <w:r>
+              <w:rPr>
+                <w:rFonts w:ascii="Calibri" w:hAnsi="Calibri" w:eastAsia="宋体"/>
+                <w:sz w:val="20"/>
+              </w:rPr>
+              <w:t>否（故障诊断）</w:t>
+            </w:r>
+          </w:p>
+        </w:tc>
+      </w:tr>
+      <w:tr>
+        <w:tc>
+          <w:tcPr>
+            <w:tcW w:type="dxa" w:w="2154"/>
+          </w:tcPr>
+          <w:p>
+            <w:r/>
+            <w:r>
+              <w:rPr>
+                <w:rFonts w:ascii="Calibri" w:hAnsi="Calibri" w:eastAsia="宋体"/>
+                <w:sz w:val="20"/>
+              </w:rPr>
+              <w:t>ScrewPumpCalculator</w:t>
+            </w:r>
+          </w:p>
+        </w:tc>
+        <w:tc>
+          <w:tcPr>
+            <w:tcW w:type="dxa" w:w="2721"/>
+          </w:tcPr>
+          <w:p>
+            <w:r/>
+            <w:r>
+              <w:rPr>
+                <w:rFonts w:ascii="Calibri" w:hAnsi="Calibri" w:eastAsia="宋体"/>
+                <w:sz w:val="20"/>
+              </w:rPr>
+              <w:t>github.com/aiguoli/ScrewPumpCalculator</w:t>
+            </w:r>
+          </w:p>
+        </w:tc>
+        <w:tc>
+          <w:tcPr>
+            <w:tcW w:type="dxa" w:w="2835"/>
+          </w:tcPr>
+          <w:p>
+            <w:r/>
+            <w:r>
+              <w:rPr>
+                <w:rFonts w:ascii="Calibri" w:hAnsi="Calibri" w:eastAsia="宋体"/>
+                <w:sz w:val="20"/>
+              </w:rPr>
+              <w:t>螺杆泵参数计算与型线设计（SolidWorks 二次开发）</w:t>
+            </w:r>
+          </w:p>
+        </w:tc>
+        <w:tc>
+          <w:tcPr>
+            <w:tcW w:type="dxa" w:w="1361"/>
+          </w:tcPr>
+          <w:p>
+            <w:r/>
+            <w:r>
+              <w:rPr>
+                <w:rFonts w:ascii="Calibri" w:hAnsi="Calibri" w:eastAsia="宋体"/>
+                <w:sz w:val="20"/>
+              </w:rPr>
+              <w:t>否（几何设计）</w:t>
+            </w:r>
+          </w:p>
+        </w:tc>
+      </w:tr>
+      <w:tr>
+        <w:tc>
+          <w:tcPr>
+            <w:tcW w:type="dxa" w:w="2154"/>
+          </w:tcPr>
+          <w:p>
+            <w:r/>
+            <w:r>
+              <w:rPr>
+                <w:rFonts w:ascii="Calibri" w:hAnsi="Calibri" w:eastAsia="宋体"/>
+                <w:sz w:val="20"/>
+              </w:rPr>
+              <w:t>PCP-Tracker-Project</w:t>
+            </w:r>
+          </w:p>
+        </w:tc>
+        <w:tc>
+          <w:tcPr>
+            <w:tcW w:type="dxa" w:w="2721"/>
+          </w:tcPr>
+          <w:p>
+            <w:r/>
+            <w:r>
+              <w:rPr>
+                <w:rFonts w:ascii="Calibri" w:hAnsi="Calibri" w:eastAsia="宋体"/>
+                <w:sz w:val="20"/>
+              </w:rPr>
+              <w:t>github.com/Mabubakr86/PCP-Tracker-Project</w:t>
+            </w:r>
+          </w:p>
+        </w:tc>
+        <w:tc>
+          <w:tcPr>
+            <w:tcW w:type="dxa" w:w="2835"/>
+          </w:tcPr>
+          <w:p>
+            <w:r/>
+            <w:r>
+              <w:rPr>
+                <w:rFonts w:ascii="Calibri" w:hAnsi="Calibri" w:eastAsia="宋体"/>
+                <w:sz w:val="20"/>
+              </w:rPr>
+              <w:t>螺杆泵资产跟踪桌面应用</w:t>
+            </w:r>
+          </w:p>
+        </w:tc>
+        <w:tc>
+          <w:tcPr>
+            <w:tcW w:type="dxa" w:w="1361"/>
+          </w:tcPr>
+          <w:p>
+            <w:r/>
+            <w:r>
+              <w:rPr>
+                <w:rFonts w:ascii="Calibri" w:hAnsi="Calibri" w:eastAsia="宋体"/>
+                <w:sz w:val="20"/>
+              </w:rPr>
+              <w:t>否（资产管理）</w:t>
+            </w:r>
+          </w:p>
+        </w:tc>
+      </w:tr>
+      <w:tr>
+        <w:tc>
+          <w:tcPr>
+            <w:tcW w:type="dxa" w:w="2154"/>
+          </w:tcPr>
+          <w:p>
+            <w:r/>
+            <w:r>
+              <w:rPr>
+                <w:rFonts w:ascii="Calibri" w:hAnsi="Calibri" w:eastAsia="宋体"/>
+                <w:sz w:val="20"/>
+              </w:rPr>
+              <w:t>progressive-cavity-pump（OpenSCAD）</w:t>
+            </w:r>
+          </w:p>
+        </w:tc>
+        <w:tc>
+          <w:tcPr>
+            <w:tcW w:type="dxa" w:w="2721"/>
+          </w:tcPr>
+          <w:p>
+            <w:r/>
+            <w:r>
+              <w:rPr>
+                <w:rFonts w:ascii="Calibri" w:hAnsi="Calibri" w:eastAsia="宋体"/>
+                <w:sz w:val="20"/>
+              </w:rPr>
+              <w:t>github.com/Rmurthy1/progressive-cavity-pump</w:t>
+            </w:r>
+          </w:p>
+        </w:tc>
+        <w:tc>
+          <w:tcPr>
+            <w:tcW w:type="dxa" w:w="2835"/>
+          </w:tcPr>
+          <w:p>
+            <w:r/>
+            <w:r>
+              <w:rPr>
+                <w:rFonts w:ascii="Calibri" w:hAnsi="Calibri" w:eastAsia="宋体"/>
+                <w:sz w:val="20"/>
+              </w:rPr>
+              <w:t>泵三维几何建模</w:t>
+            </w:r>
+          </w:p>
+        </w:tc>
+        <w:tc>
+          <w:tcPr>
+            <w:tcW w:type="dxa" w:w="1361"/>
+          </w:tcPr>
+          <w:p>
+            <w:r/>
+            <w:r>
+              <w:rPr>
+                <w:rFonts w:ascii="Calibri" w:hAnsi="Calibri" w:eastAsia="宋体"/>
+                <w:sz w:val="20"/>
+              </w:rPr>
+              <w:t>否</w:t>
+            </w:r>
+          </w:p>
+        </w:tc>
+      </w:tr>
+      <w:tr>
+        <w:tc>
+          <w:tcPr>
+            <w:tcW w:type="dxa" w:w="2154"/>
+          </w:tcPr>
+          <w:p>
+            <w:r/>
+            <w:r>
+              <w:rPr>
+                <w:rFonts w:ascii="Calibri" w:hAnsi="Calibri" w:eastAsia="宋体"/>
+                <w:sz w:val="20"/>
+              </w:rPr>
+              <w:t>accapumps/progressive-cavity-pumps</w:t>
+            </w:r>
+          </w:p>
+        </w:tc>
+        <w:tc>
+          <w:tcPr>
+            <w:tcW w:type="dxa" w:w="2721"/>
+          </w:tcPr>
+          <w:p>
+            <w:r/>
+            <w:r>
+              <w:rPr>
+                <w:rFonts w:ascii="Calibri" w:hAnsi="Calibri" w:eastAsia="宋体"/>
+                <w:sz w:val="20"/>
+              </w:rPr>
+              <w:t>github.com/accapumps/progressive-cavity-pumps</w:t>
+            </w:r>
+          </w:p>
+        </w:tc>
+        <w:tc>
+          <w:tcPr>
+            <w:tcW w:type="dxa" w:w="2835"/>
+          </w:tcPr>
+          <w:p>
+            <w:r/>
+            <w:r>
+              <w:rPr>
+                <w:rFonts w:ascii="Calibri" w:hAnsi="Calibri" w:eastAsia="宋体"/>
+                <w:sz w:val="20"/>
+              </w:rPr>
+              <w:t>泵研究资料仓库</w:t>
+            </w:r>
+          </w:p>
+        </w:tc>
+        <w:tc>
+          <w:tcPr>
+            <w:tcW w:type="dxa" w:w="1361"/>
+          </w:tcPr>
+          <w:p>
+            <w:r/>
+            <w:r>
+              <w:rPr>
+                <w:rFonts w:ascii="Calibri" w:hAnsi="Calibri" w:eastAsia="宋体"/>
+                <w:sz w:val="20"/>
+              </w:rPr>
+              <w:t>否</w:t>
+            </w:r>
+          </w:p>
+        </w:tc>
+      </w:tr>
+    </w:tbl>
+    <w:p/>
+    <w:p>
+      <w:pPr>
+        <w:spacing w:after="120"/>
+        <w:ind w:firstLine="420"/>
+      </w:pPr>
+      <w:r>
+        <w:rPr>
+          <w:rFonts w:ascii="Calibri" w:hAnsi="Calibri" w:eastAsia="宋体"/>
+          <w:b w:val="0"/>
+          <w:sz w:val="21"/>
+        </w:rPr>
+        <w:t>若业务同时需要「计产 + 故障诊断」，可并行使用：计产走第二章迁移路径；故障诊断可参考 pump_ai_software 的控制图与预警思路。二者输入传感器有重叠（转速、扭矩、电流），但训练标签不同（产量 vs 故障类别），不能混成一个模型。</w:t>
+      </w:r>
+    </w:p>
     <w:sectPr>
       <w:pgSz w:w="12240" w:h="15840"/>
       <w:pgMar w:top="1440" w:right="1797" w:bottom="1440" w:left="1797" w:header="720" w:footer="720" w:gutter="0"/>

--- a/油田计产神经网络模型开源资源调研报告.docx
+++ b/油田计产神经网络模型开源资源调研报告.docx
@@ -28,7 +28,7 @@
           <w:color w:val="666666"/>
           <w:sz w:val="24"/>
         </w:rPr>
-        <w:t>结论 → 相关开源 → 怎么迁移 → 辅助工具</w:t>
+        <w:t>结论 → 计产定义与机理流程 → 相关开源 → 怎么迁移 → 辅助工具 → 附录</w:t>
       </w:r>
     </w:p>
     <w:p>
@@ -84,7 +84,7 @@
           <w:color w:val="1F4E79"/>
           <w:sz w:val="32"/>
         </w:rPr>
-        <w:t>二、相关开源模型（按迁移优先级）</w:t>
+        <w:t>二、螺杆泵井计产定义与机理计产流程</w:t>
       </w:r>
     </w:p>
     <w:p>
@@ -98,7 +98,847 @@
           <w:b w:val="0"/>
           <w:sz w:val="21"/>
         </w:rPr>
-        <w:t>下表只列「能拿来改成螺杆泵井计产」的开源。与计产无关的（故障诊断、几何设计、资产管理）不列。</w:t>
+        <w:t>迁移神经网络之前，先弄清「计产」在螺杆泵井上是什么意思，以及机理法如何算出产量。神经网络学的就是同一条映射。</w:t>
+      </w:r>
+    </w:p>
+    <w:p>
+      <w:pPr>
+        <w:pStyle w:val="Heading2"/>
+      </w:pPr>
+      <w:r>
+        <w:rPr>
+          <w:rFonts w:ascii="Calibri" w:hAnsi="Calibri" w:eastAsia="黑体"/>
+          <w:b/>
+          <w:color w:val="1F4E79"/>
+          <w:sz w:val="26"/>
+        </w:rPr>
+        <w:t>2.1 计产是什么（与产量预测的区别）</w:t>
+      </w:r>
+    </w:p>
+    <w:tbl>
+      <w:tblPr>
+        <w:tblStyle w:val="LightGrid-Accent1"/>
+        <w:tblW w:type="auto" w:w="0"/>
+        <w:jc w:val="center"/>
+        <w:tblLook w:firstColumn="1" w:firstRow="1" w:lastColumn="0" w:lastRow="0" w:noHBand="0" w:noVBand="1" w:val="04A0"/>
+      </w:tblPr>
+      <w:tblGrid>
+        <w:gridCol w:w="2882"/>
+        <w:gridCol w:w="2882"/>
+        <w:gridCol w:w="2882"/>
+      </w:tblGrid>
+      <w:tr>
+        <w:tc>
+          <w:tcPr>
+            <w:tcW w:type="dxa" w:w="1361"/>
+          </w:tcPr>
+          <w:p>
+            <w:r/>
+            <w:r>
+              <w:rPr>
+                <w:rFonts w:ascii="Calibri" w:hAnsi="Calibri" w:eastAsia="黑体"/>
+                <w:b/>
+                <w:sz w:val="21"/>
+              </w:rPr>
+            </w:r>
+          </w:p>
+        </w:tc>
+        <w:tc>
+          <w:tcPr>
+            <w:tcW w:type="dxa" w:w="3855"/>
+          </w:tcPr>
+          <w:p>
+            <w:r/>
+            <w:r>
+              <w:rPr>
+                <w:rFonts w:ascii="Calibri" w:hAnsi="Calibri" w:eastAsia="黑体"/>
+                <w:b/>
+                <w:sz w:val="21"/>
+              </w:rPr>
+              <w:t>计产（本报告目标）</w:t>
+            </w:r>
+          </w:p>
+        </w:tc>
+        <w:tc>
+          <w:tcPr>
+            <w:tcW w:type="dxa" w:w="3855"/>
+          </w:tcPr>
+          <w:p>
+            <w:r/>
+            <w:r>
+              <w:rPr>
+                <w:rFonts w:ascii="Calibri" w:hAnsi="Calibri" w:eastAsia="黑体"/>
+                <w:b/>
+                <w:sz w:val="21"/>
+              </w:rPr>
+              <w:t>产量预测（不是目标）</w:t>
+            </w:r>
+          </w:p>
+        </w:tc>
+      </w:tr>
+      <w:tr>
+        <w:tc>
+          <w:tcPr>
+            <w:tcW w:type="dxa" w:w="1361"/>
+          </w:tcPr>
+          <w:p>
+            <w:r/>
+            <w:r>
+              <w:rPr>
+                <w:rFonts w:ascii="Calibri" w:hAnsi="Calibri" w:eastAsia="宋体"/>
+                <w:sz w:val="20"/>
+              </w:rPr>
+              <w:t>问题</w:t>
+            </w:r>
+          </w:p>
+        </w:tc>
+        <w:tc>
+          <w:tcPr>
+            <w:tcW w:type="dxa" w:w="3855"/>
+          </w:tcPr>
+          <w:p>
+            <w:r/>
+            <w:r>
+              <w:rPr>
+                <w:rFonts w:ascii="Calibri" w:hAnsi="Calibri" w:eastAsia="宋体"/>
+                <w:sz w:val="20"/>
+              </w:rPr>
+              <w:t>这口井现在产多少？</w:t>
+            </w:r>
+          </w:p>
+        </w:tc>
+        <w:tc>
+          <w:tcPr>
+            <w:tcW w:type="dxa" w:w="3855"/>
+          </w:tcPr>
+          <w:p>
+            <w:r/>
+            <w:r>
+              <w:rPr>
+                <w:rFonts w:ascii="Calibri" w:hAnsi="Calibri" w:eastAsia="宋体"/>
+                <w:sz w:val="20"/>
+              </w:rPr>
+              <w:t>未来一周/一月产多少？</w:t>
+            </w:r>
+          </w:p>
+        </w:tc>
+      </w:tr>
+      <w:tr>
+        <w:tc>
+          <w:tcPr>
+            <w:tcW w:type="dxa" w:w="1361"/>
+          </w:tcPr>
+          <w:p>
+            <w:r/>
+            <w:r>
+              <w:rPr>
+                <w:rFonts w:ascii="Calibri" w:hAnsi="Calibri" w:eastAsia="宋体"/>
+                <w:sz w:val="20"/>
+              </w:rPr>
+              <w:t>输入</w:t>
+            </w:r>
+          </w:p>
+        </w:tc>
+        <w:tc>
+          <w:tcPr>
+            <w:tcW w:type="dxa" w:w="3855"/>
+          </w:tcPr>
+          <w:p>
+            <w:r/>
+            <w:r>
+              <w:rPr>
+                <w:rFonts w:ascii="Calibri" w:hAnsi="Calibri" w:eastAsia="宋体"/>
+                <w:sz w:val="20"/>
+              </w:rPr>
+              <w:t>当前泵工况（转速、扭矩、电流、压温…）</w:t>
+            </w:r>
+          </w:p>
+        </w:tc>
+        <w:tc>
+          <w:tcPr>
+            <w:tcW w:type="dxa" w:w="3855"/>
+          </w:tcPr>
+          <w:p>
+            <w:r/>
+            <w:r>
+              <w:rPr>
+                <w:rFonts w:ascii="Calibri" w:hAnsi="Calibri" w:eastAsia="宋体"/>
+                <w:sz w:val="20"/>
+              </w:rPr>
+              <w:t>历史产量序列</w:t>
+            </w:r>
+          </w:p>
+        </w:tc>
+      </w:tr>
+      <w:tr>
+        <w:tc>
+          <w:tcPr>
+            <w:tcW w:type="dxa" w:w="1361"/>
+          </w:tcPr>
+          <w:p>
+            <w:r/>
+            <w:r>
+              <w:rPr>
+                <w:rFonts w:ascii="Calibri" w:hAnsi="Calibri" w:eastAsia="宋体"/>
+                <w:sz w:val="20"/>
+              </w:rPr>
+              <w:t>输出</w:t>
+            </w:r>
+          </w:p>
+        </w:tc>
+        <w:tc>
+          <w:tcPr>
+            <w:tcW w:type="dxa" w:w="3855"/>
+          </w:tcPr>
+          <w:p>
+            <w:r/>
+            <w:r>
+              <w:rPr>
+                <w:rFonts w:ascii="Calibri" w:hAnsi="Calibri" w:eastAsia="宋体"/>
+                <w:sz w:val="20"/>
+              </w:rPr>
+              <w:t>当前油/液产量</w:t>
+            </w:r>
+          </w:p>
+        </w:tc>
+        <w:tc>
+          <w:tcPr>
+            <w:tcW w:type="dxa" w:w="3855"/>
+          </w:tcPr>
+          <w:p>
+            <w:r/>
+            <w:r>
+              <w:rPr>
+                <w:rFonts w:ascii="Calibri" w:hAnsi="Calibri" w:eastAsia="宋体"/>
+                <w:sz w:val="20"/>
+              </w:rPr>
+              <w:t>未来产量</w:t>
+            </w:r>
+          </w:p>
+        </w:tc>
+      </w:tr>
+      <w:tr>
+        <w:tc>
+          <w:tcPr>
+            <w:tcW w:type="dxa" w:w="1361"/>
+          </w:tcPr>
+          <w:p>
+            <w:r/>
+            <w:r>
+              <w:rPr>
+                <w:rFonts w:ascii="Calibri" w:hAnsi="Calibri" w:eastAsia="宋体"/>
+                <w:sz w:val="20"/>
+              </w:rPr>
+              <w:t>用途</w:t>
+            </w:r>
+          </w:p>
+        </w:tc>
+        <w:tc>
+          <w:tcPr>
+            <w:tcW w:type="dxa" w:w="3855"/>
+          </w:tcPr>
+          <w:p>
+            <w:r/>
+            <w:r>
+              <w:rPr>
+                <w:rFonts w:ascii="Calibri" w:hAnsi="Calibri" w:eastAsia="宋体"/>
+                <w:sz w:val="20"/>
+              </w:rPr>
+              <w:t>替代/补充流量计、试井间隔内连续计量</w:t>
+            </w:r>
+          </w:p>
+        </w:tc>
+        <w:tc>
+          <w:tcPr>
+            <w:tcW w:type="dxa" w:w="3855"/>
+          </w:tcPr>
+          <w:p>
+            <w:r/>
+            <w:r>
+              <w:rPr>
+                <w:rFonts w:ascii="Calibri" w:hAnsi="Calibri" w:eastAsia="宋体"/>
+                <w:sz w:val="20"/>
+              </w:rPr>
+              <w:t>产量规划、递减分析</w:t>
+            </w:r>
+          </w:p>
+        </w:tc>
+      </w:tr>
+    </w:tbl>
+    <w:p/>
+    <w:p>
+      <w:pPr>
+        <w:spacing w:after="120"/>
+        <w:ind w:firstLine="420"/>
+      </w:pPr>
+      <w:r>
+        <w:rPr>
+          <w:rFonts w:ascii="Calibri" w:hAnsi="Calibri" w:eastAsia="宋体"/>
+          <w:b w:val="0"/>
+          <w:sz w:val="21"/>
+        </w:rPr>
+        <w:t>本报告只讨论计产。第三章以后的开源迁移，全部是「当前工况 → 当前产量」。</w:t>
+      </w:r>
+    </w:p>
+    <w:p>
+      <w:pPr>
+        <w:pStyle w:val="Heading2"/>
+      </w:pPr>
+      <w:r>
+        <w:rPr>
+          <w:rFonts w:ascii="Calibri" w:hAnsi="Calibri" w:eastAsia="黑体"/>
+          <w:b/>
+          <w:color w:val="1F4E79"/>
+          <w:sz w:val="26"/>
+        </w:rPr>
+        <w:t>2.2 为什么螺杆泵井要单独建计产模型</w:t>
+      </w:r>
+    </w:p>
+    <w:p>
+      <w:pPr>
+        <w:spacing w:after="120"/>
+        <w:ind w:firstLine="420"/>
+      </w:pPr>
+      <w:r>
+        <w:rPr>
+          <w:rFonts w:ascii="Calibri" w:hAnsi="Calibri" w:eastAsia="宋体"/>
+          <w:b w:val="0"/>
+          <w:sz w:val="21"/>
+        </w:rPr>
+        <w:t>自喷井/气举井产量主要由井口油嘴控制，计产信息源是油嘴尺寸与油嘴前后压差；螺杆泵井产量由泵控制，井口通常没有可调油嘴，计产信息源是转速、扭矩/电流以及泵两端压差。把自喷井油嘴计产模型直接套过来是错的。</w:t>
+      </w:r>
+    </w:p>
+    <w:p>
+      <w:pPr>
+        <w:pStyle w:val="Heading2"/>
+      </w:pPr>
+      <w:r>
+        <w:rPr>
+          <w:rFonts w:ascii="Calibri" w:hAnsi="Calibri" w:eastAsia="黑体"/>
+          <w:b/>
+          <w:color w:val="1F4E79"/>
+          <w:sz w:val="26"/>
+        </w:rPr>
+        <w:t>2.3 机理计产概论：流动链 + 三个辅助模型</w:t>
+      </w:r>
+    </w:p>
+    <w:p>
+      <w:pPr>
+        <w:spacing w:after="120"/>
+        <w:ind w:firstLine="420"/>
+      </w:pPr>
+      <w:r>
+        <w:rPr>
+          <w:rFonts w:ascii="Calibri" w:hAnsi="Calibri" w:eastAsia="宋体"/>
+          <w:b w:val="0"/>
+          <w:sz w:val="21"/>
+        </w:rPr>
+        <w:t>流动路径：地层 → 泵吸入口 → 螺杆泵（增压）→ 油管井筒 → 井口 → 地面。稳态时各段流量相同、压力在接点连续。把各段「压力–流量」约束联立求解，得到的工作点流量就是产量。三个辅助模型分工：</w:t>
+      </w:r>
+    </w:p>
+    <w:tbl>
+      <w:tblPr>
+        <w:tblStyle w:val="LightGrid-Accent1"/>
+        <w:tblW w:type="auto" w:w="0"/>
+        <w:jc w:val="center"/>
+        <w:tblLook w:firstColumn="1" w:firstRow="1" w:lastColumn="0" w:lastRow="0" w:noHBand="0" w:noVBand="1" w:val="04A0"/>
+      </w:tblPr>
+      <w:tblGrid>
+        <w:gridCol w:w="2161"/>
+        <w:gridCol w:w="2161"/>
+        <w:gridCol w:w="2161"/>
+        <w:gridCol w:w="2161"/>
+      </w:tblGrid>
+      <w:tr>
+        <w:tc>
+          <w:tcPr>
+            <w:tcW w:type="dxa" w:w="1928"/>
+          </w:tcPr>
+          <w:p>
+            <w:r/>
+            <w:r>
+              <w:rPr>
+                <w:rFonts w:ascii="Calibri" w:hAnsi="Calibri" w:eastAsia="黑体"/>
+                <w:b/>
+                <w:sz w:val="21"/>
+              </w:rPr>
+              <w:t>辅助模型</w:t>
+            </w:r>
+          </w:p>
+        </w:tc>
+        <w:tc>
+          <w:tcPr>
+            <w:tcW w:type="dxa" w:w="1701"/>
+          </w:tcPr>
+          <w:p>
+            <w:r/>
+            <w:r>
+              <w:rPr>
+                <w:rFonts w:ascii="Calibri" w:hAnsi="Calibri" w:eastAsia="黑体"/>
+                <w:b/>
+                <w:sz w:val="21"/>
+              </w:rPr>
+              <w:t>管哪一段</w:t>
+            </w:r>
+          </w:p>
+        </w:tc>
+        <w:tc>
+          <w:tcPr>
+            <w:tcW w:type="dxa" w:w="2835"/>
+          </w:tcPr>
+          <w:p>
+            <w:r/>
+            <w:r>
+              <w:rPr>
+                <w:rFonts w:ascii="Calibri" w:hAnsi="Calibri" w:eastAsia="黑体"/>
+                <w:b/>
+                <w:sz w:val="21"/>
+              </w:rPr>
+              <w:t>输入 → 输出</w:t>
+            </w:r>
+          </w:p>
+        </w:tc>
+        <w:tc>
+          <w:tcPr>
+            <w:tcW w:type="dxa" w:w="2608"/>
+          </w:tcPr>
+          <w:p>
+            <w:r/>
+            <w:r>
+              <w:rPr>
+                <w:rFonts w:ascii="Calibri" w:hAnsi="Calibri" w:eastAsia="黑体"/>
+                <w:b/>
+                <w:sz w:val="21"/>
+              </w:rPr>
+              <w:t>在计产中的作用</w:t>
+            </w:r>
+          </w:p>
+        </w:tc>
+      </w:tr>
+      <w:tr>
+        <w:tc>
+          <w:tcPr>
+            <w:tcW w:type="dxa" w:w="1928"/>
+          </w:tcPr>
+          <w:p>
+            <w:r/>
+            <w:r>
+              <w:rPr>
+                <w:rFonts w:ascii="Calibri" w:hAnsi="Calibri" w:eastAsia="宋体"/>
+                <w:sz w:val="20"/>
+              </w:rPr>
+              <w:t>螺杆泵运行特性模型（核心）</w:t>
+            </w:r>
+          </w:p>
+        </w:tc>
+        <w:tc>
+          <w:tcPr>
+            <w:tcW w:type="dxa" w:w="1701"/>
+          </w:tcPr>
+          <w:p>
+            <w:r/>
+            <w:r>
+              <w:rPr>
+                <w:rFonts w:ascii="Calibri" w:hAnsi="Calibri" w:eastAsia="宋体"/>
+                <w:sz w:val="20"/>
+              </w:rPr>
+              <w:t>泵段</w:t>
+            </w:r>
+          </w:p>
+        </w:tc>
+        <w:tc>
+          <w:tcPr>
+            <w:tcW w:type="dxa" w:w="2835"/>
+          </w:tcPr>
+          <w:p>
+            <w:r/>
+            <w:r>
+              <w:rPr>
+                <w:rFonts w:ascii="Calibri" w:hAnsi="Calibri" w:eastAsia="宋体"/>
+                <w:sz w:val="20"/>
+              </w:rPr>
+              <w:t>转速、泵压差、黏度、泵几何 → 实际排量、扭矩</w:t>
+            </w:r>
+          </w:p>
+        </w:tc>
+        <w:tc>
+          <w:tcPr>
+            <w:tcW w:type="dxa" w:w="2608"/>
+          </w:tcPr>
+          <w:p>
+            <w:r/>
+            <w:r>
+              <w:rPr>
+                <w:rFonts w:ascii="Calibri" w:hAnsi="Calibri" w:eastAsia="宋体"/>
+                <w:sz w:val="20"/>
+              </w:rPr>
+              <w:t>直接给出产量：Q = Q理论 − Q滑脱；是「计量元件」</w:t>
+            </w:r>
+          </w:p>
+        </w:tc>
+      </w:tr>
+      <w:tr>
+        <w:tc>
+          <w:tcPr>
+            <w:tcW w:type="dxa" w:w="1928"/>
+          </w:tcPr>
+          <w:p>
+            <w:r/>
+            <w:r>
+              <w:rPr>
+                <w:rFonts w:ascii="Calibri" w:hAnsi="Calibri" w:eastAsia="宋体"/>
+                <w:sz w:val="20"/>
+              </w:rPr>
+              <w:t>井筒流体运移模型（辅助）</w:t>
+            </w:r>
+          </w:p>
+        </w:tc>
+        <w:tc>
+          <w:tcPr>
+            <w:tcW w:type="dxa" w:w="1701"/>
+          </w:tcPr>
+          <w:p>
+            <w:r/>
+            <w:r>
+              <w:rPr>
+                <w:rFonts w:ascii="Calibri" w:hAnsi="Calibri" w:eastAsia="宋体"/>
+                <w:sz w:val="20"/>
+              </w:rPr>
+              <w:t>泵出口→井口油管（及环空液柱）</w:t>
+            </w:r>
+          </w:p>
+        </w:tc>
+        <w:tc>
+          <w:tcPr>
+            <w:tcW w:type="dxa" w:w="2835"/>
+          </w:tcPr>
+          <w:p>
+            <w:r/>
+            <w:r>
+              <w:rPr>
+                <w:rFonts w:ascii="Calibri" w:hAnsi="Calibri" w:eastAsia="宋体"/>
+                <w:sz w:val="20"/>
+              </w:rPr>
+              <w:t>流量、边界压力、管径井斜、PVT → 沿程压力/温度/持液率</w:t>
+            </w:r>
+          </w:p>
+        </w:tc>
+        <w:tc>
+          <w:tcPr>
+            <w:tcW w:type="dxa" w:w="2608"/>
+          </w:tcPr>
+          <w:p>
+            <w:r/>
+            <w:r>
+              <w:rPr>
+                <w:rFonts w:ascii="Calibri" w:hAnsi="Calibri" w:eastAsia="宋体"/>
+                <w:sz w:val="20"/>
+              </w:rPr>
+              <w:t>算出泵出口压力或回压，从而得到泵压差</w:t>
+            </w:r>
+          </w:p>
+        </w:tc>
+      </w:tr>
+      <w:tr>
+        <w:tc>
+          <w:tcPr>
+            <w:tcW w:type="dxa" w:w="1928"/>
+          </w:tcPr>
+          <w:p>
+            <w:r/>
+            <w:r>
+              <w:rPr>
+                <w:rFonts w:ascii="Calibri" w:hAnsi="Calibri" w:eastAsia="宋体"/>
+                <w:sz w:val="20"/>
+              </w:rPr>
+              <w:t>井筒流体摩阻计算模型（辅助）</w:t>
+            </w:r>
+          </w:p>
+        </w:tc>
+        <w:tc>
+          <w:tcPr>
+            <w:tcW w:type="dxa" w:w="1701"/>
+          </w:tcPr>
+          <w:p>
+            <w:r/>
+            <w:r>
+              <w:rPr>
+                <w:rFonts w:ascii="Calibri" w:hAnsi="Calibri" w:eastAsia="宋体"/>
+                <w:sz w:val="20"/>
+              </w:rPr>
+              <w:t>运移模型内部的摩阻压降项</w:t>
+            </w:r>
+          </w:p>
+        </w:tc>
+        <w:tc>
+          <w:tcPr>
+            <w:tcW w:type="dxa" w:w="2835"/>
+          </w:tcPr>
+          <w:p>
+            <w:r/>
+            <w:r>
+              <w:rPr>
+                <w:rFonts w:ascii="Calibri" w:hAnsi="Calibri" w:eastAsia="宋体"/>
+                <w:sz w:val="20"/>
+              </w:rPr>
+              <w:t>流速、管径、粗糙度、物性 → ΔP摩阻</w:t>
+            </w:r>
+          </w:p>
+        </w:tc>
+        <w:tc>
+          <w:tcPr>
+            <w:tcW w:type="dxa" w:w="2608"/>
+          </w:tcPr>
+          <w:p>
+            <w:r/>
+            <w:r>
+              <w:rPr>
+                <w:rFonts w:ascii="Calibri" w:hAnsi="Calibri" w:eastAsia="宋体"/>
+                <w:sz w:val="20"/>
+              </w:rPr>
+              <w:t>运移模型的组成部分，影响泵压差精度</w:t>
+            </w:r>
+          </w:p>
+        </w:tc>
+      </w:tr>
+    </w:tbl>
+    <w:p/>
+    <w:p>
+      <w:pPr>
+        <w:spacing w:after="120"/>
+        <w:ind w:firstLine="420"/>
+      </w:pPr>
+      <w:r>
+        <w:rPr>
+          <w:rFonts w:ascii="Calibri" w:hAnsi="Calibri" w:eastAsia="宋体"/>
+          <w:b w:val="0"/>
+          <w:sz w:val="21"/>
+        </w:rPr>
+        <w:t>一句话：运移是井筒总框架，摩阻是运移内部的一块，泵特性是链条上的增压与计量核心。三者一起用；神经网络可以学整条映射，也可以只学其中的滑脱项。</w:t>
+      </w:r>
+    </w:p>
+    <w:p>
+      <w:pPr>
+        <w:pStyle w:val="Heading2"/>
+      </w:pPr>
+      <w:r>
+        <w:rPr>
+          <w:rFonts w:ascii="Calibri" w:hAnsi="Calibri" w:eastAsia="黑体"/>
+          <w:b/>
+          <w:color w:val="1F4E79"/>
+          <w:sz w:val="26"/>
+        </w:rPr>
+        <w:t>2.4 机理计产求解流程（六步）</w:t>
+      </w:r>
+    </w:p>
+    <w:p>
+      <w:pPr>
+        <w:spacing w:after="120"/>
+        <w:ind w:firstLine="420"/>
+      </w:pPr>
+      <w:r>
+        <w:rPr>
+          <w:rFonts w:ascii="Calibri" w:hAnsi="Calibri" w:eastAsia="宋体"/>
+          <w:b w:val="0"/>
+          <w:sz w:val="21"/>
+        </w:rPr>
+        <w:t>以「已知转速与井口压力、求产量」为例（稳态节点分析）：</w:t>
+      </w:r>
+    </w:p>
+    <w:p>
+      <w:pPr>
+        <w:pStyle w:val="ListBullet"/>
+        <w:spacing w:after="60"/>
+      </w:pPr>
+      <w:r>
+        <w:rPr>
+          <w:rFonts w:ascii="Calibri" w:hAnsi="Calibri" w:eastAsia="宋体"/>
+          <w:b/>
+          <w:sz w:val="21"/>
+        </w:rPr>
+        <w:t xml:space="preserve">步骤 1 — </w:t>
+      </w:r>
+      <w:r>
+        <w:rPr>
+          <w:rFonts w:ascii="Calibri" w:hAnsi="Calibri" w:eastAsia="宋体"/>
+          <w:sz w:val="21"/>
+        </w:rPr>
+        <w:t>准备输入：泵几何（转子直径、偏心距、导程、级数）、当前转速、井口油压、流体物性（密度、黏度、含水、气油比）、井身与泵挂深度。</w:t>
+      </w:r>
+    </w:p>
+    <w:p>
+      <w:pPr>
+        <w:pStyle w:val="ListBullet"/>
+        <w:spacing w:after="60"/>
+      </w:pPr>
+      <w:r>
+        <w:rPr>
+          <w:rFonts w:ascii="Calibri" w:hAnsi="Calibri" w:eastAsia="宋体"/>
+          <w:b/>
+          <w:sz w:val="21"/>
+        </w:rPr>
+        <w:t xml:space="preserve">步骤 2 — </w:t>
+      </w:r>
+      <w:r>
+        <w:rPr>
+          <w:rFonts w:ascii="Calibri" w:hAnsi="Calibri" w:eastAsia="宋体"/>
+          <w:sz w:val="21"/>
+        </w:rPr>
+        <w:t>假设一个试探产量 Q。</w:t>
+      </w:r>
+    </w:p>
+    <w:p>
+      <w:pPr>
+        <w:pStyle w:val="ListBullet"/>
+        <w:spacing w:after="60"/>
+      </w:pPr>
+      <w:r>
+        <w:rPr>
+          <w:rFonts w:ascii="Calibri" w:hAnsi="Calibri" w:eastAsia="宋体"/>
+          <w:b/>
+          <w:sz w:val="21"/>
+        </w:rPr>
+        <w:t xml:space="preserve">步骤 3 — </w:t>
+      </w:r>
+      <w:r>
+        <w:rPr>
+          <w:rFonts w:ascii="Calibri" w:hAnsi="Calibri" w:eastAsia="宋体"/>
+          <w:sz w:val="21"/>
+        </w:rPr>
+        <w:t>用井筒运移模型（内部调用摩阻计算）从井口往下积分到泵出口，得到泵出口压力 P_out；结合吸入口压力传感器或动液面得到 P_in；泵压差 ΔP = P_out − P_in。</w:t>
+      </w:r>
+    </w:p>
+    <w:p>
+      <w:pPr>
+        <w:pStyle w:val="ListBullet"/>
+        <w:spacing w:after="60"/>
+      </w:pPr>
+      <w:r>
+        <w:rPr>
+          <w:rFonts w:ascii="Calibri" w:hAnsi="Calibri" w:eastAsia="宋体"/>
+          <w:b/>
+          <w:sz w:val="21"/>
+        </w:rPr>
+        <w:t xml:space="preserve">步骤 4 — </w:t>
+      </w:r>
+      <w:r>
+        <w:rPr>
+          <w:rFonts w:ascii="Calibri" w:hAnsi="Calibri" w:eastAsia="宋体"/>
+          <w:sz w:val="21"/>
+        </w:rPr>
+        <w:t>用螺杆泵特性模型：理论排量 Q_th = C × 转速；滑脱量 Q_slip = f(ΔP, 黏度, 间隙…)；泵实际排量 Q_pump = Q_th − Q_slip。</w:t>
+      </w:r>
+    </w:p>
+    <w:p>
+      <w:pPr>
+        <w:pStyle w:val="ListBullet"/>
+        <w:spacing w:after="60"/>
+      </w:pPr>
+      <w:r>
+        <w:rPr>
+          <w:rFonts w:ascii="Calibri" w:hAnsi="Calibri" w:eastAsia="宋体"/>
+          <w:b/>
+          <w:sz w:val="21"/>
+        </w:rPr>
+        <w:t xml:space="preserve">步骤 5 — </w:t>
+      </w:r>
+      <w:r>
+        <w:rPr>
+          <w:rFonts w:ascii="Calibri" w:hAnsi="Calibri" w:eastAsia="宋体"/>
+          <w:sz w:val="21"/>
+        </w:rPr>
+        <w:t>比较 Q_pump 与假设的 Q；不一致则修正假设回到步骤 3；一致则该 Q 即为当前产量。</w:t>
+      </w:r>
+    </w:p>
+    <w:p>
+      <w:pPr>
+        <w:pStyle w:val="ListBullet"/>
+        <w:spacing w:after="60"/>
+      </w:pPr>
+      <w:r>
+        <w:rPr>
+          <w:rFonts w:ascii="Calibri" w:hAnsi="Calibri" w:eastAsia="宋体"/>
+          <w:b/>
+          <w:sz w:val="21"/>
+        </w:rPr>
+        <w:t xml:space="preserve">步骤 6 — </w:t>
+      </w:r>
+      <w:r>
+        <w:rPr>
+          <w:rFonts w:ascii="Calibri" w:hAnsi="Calibri" w:eastAsia="宋体"/>
+          <w:sz w:val="21"/>
+        </w:rPr>
+        <w:t>（可选）用流入动态 IPR 校核：泵吸入口压力对应的地层供液能力应与 Q 匹配。</w:t>
+      </w:r>
+    </w:p>
+    <w:p>
+      <w:pPr>
+        <w:spacing w:after="120"/>
+        <w:ind w:firstLine="420"/>
+      </w:pPr>
+      <w:r>
+        <w:rPr>
+          <w:rFonts w:ascii="Calibri" w:hAnsi="Calibri" w:eastAsia="宋体"/>
+          <w:b w:val="0"/>
+          <w:sz w:val="21"/>
+        </w:rPr>
+        <w:t>开源环境下：步骤 3 可用 flotech / marlim3（见第五章）；步骤 4 需按论文自写泵特性公式。神经网络计产等于用数据直接拟合「转速、扭矩/电流、井口压、沉没度… → Q」；混合结构则固定 Q_th = C×n，只让网络学 Q_slip（见第四章结构 B）。</w:t>
+      </w:r>
+    </w:p>
+    <w:p>
+      <w:pPr>
+        <w:pStyle w:val="Heading2"/>
+      </w:pPr>
+      <w:r>
+        <w:rPr>
+          <w:rFonts w:ascii="Calibri" w:hAnsi="Calibri" w:eastAsia="黑体"/>
+          <w:b/>
+          <w:color w:val="1F4E79"/>
+          <w:sz w:val="26"/>
+        </w:rPr>
+        <w:t>2.5 为何还要神经网络</w:t>
+      </w:r>
+    </w:p>
+    <w:p>
+      <w:pPr>
+        <w:spacing w:after="120"/>
+        <w:ind w:firstLine="420"/>
+      </w:pPr>
+      <w:r>
+        <w:rPr>
+          <w:rFonts w:ascii="Calibri" w:hAnsi="Calibri" w:eastAsia="宋体"/>
+          <w:b w:val="0"/>
+          <w:sz w:val="21"/>
+        </w:rPr>
+        <w:t>机理计产的薄弱环节是滑脱量——受定子磨损、温度、黏度、间隙非线性变化影响，解析公式难以长期准确。神经网络用试井样本拟合这条映射，可吃掉机理算不准的部分；与机理公式结合（结构 B）时，既保留物理外推，又提高现场精度。</w:t>
+      </w:r>
+    </w:p>
+    <w:p>
+      <w:pPr>
+        <w:pStyle w:val="Heading1"/>
+      </w:pPr>
+      <w:r>
+        <w:rPr>
+          <w:rFonts w:ascii="Calibri" w:hAnsi="Calibri" w:eastAsia="黑体"/>
+          <w:b/>
+          <w:color w:val="1F4E79"/>
+          <w:sz w:val="32"/>
+        </w:rPr>
+        <w:t>三、相关开源模型（按迁移优先级）</w:t>
+      </w:r>
+    </w:p>
+    <w:p>
+      <w:pPr>
+        <w:spacing w:after="120"/>
+        <w:ind w:firstLine="420"/>
+      </w:pPr>
+      <w:r>
+        <w:rPr>
+          <w:rFonts w:ascii="Calibri" w:hAnsi="Calibri" w:eastAsia="宋体"/>
+          <w:b w:val="0"/>
+          <w:sz w:val="21"/>
+        </w:rPr>
+        <w:t>下表只列「能拿来改成螺杆泵井计产」的开源。与计产无关的（故障诊断、几何设计、资产管理）放在第七章附录。</w:t>
       </w:r>
     </w:p>
     <w:tbl>
@@ -690,7 +1530,7 @@
           <w:color w:val="1F4E79"/>
           <w:sz w:val="32"/>
         </w:rPr>
-        <w:t>三、怎么迁移（按步骤做）</w:t>
+        <w:t>四、怎么迁移（按步骤做）</w:t>
       </w:r>
     </w:p>
     <w:p>
@@ -704,7 +1544,7 @@
           <w:color w:val="1F4E79"/>
           <w:sz w:val="26"/>
         </w:rPr>
-        <w:t>3.1 迁移对照：原模型 → 螺杆泵井</w:t>
+        <w:t>4.1 迁移对照：原模型 → 螺杆泵井</w:t>
       </w:r>
     </w:p>
     <w:tbl>
@@ -970,7 +1810,7 @@
           <w:color w:val="1F4E79"/>
           <w:sz w:val="26"/>
         </w:rPr>
-        <w:t>3.2 推荐特征（螺杆泵井）</w:t>
+        <w:t>4.2 推荐特征（螺杆泵井）</w:t>
       </w:r>
     </w:p>
     <w:tbl>
@@ -1330,7 +2170,7 @@
           <w:color w:val="1F4E79"/>
           <w:sz w:val="26"/>
         </w:rPr>
-        <w:t>3.3 两种迁移结构（选一种）</w:t>
+        <w:t>4.3 两种迁移结构（选一种）</w:t>
       </w:r>
     </w:p>
     <w:p>
@@ -1400,7 +2240,7 @@
           <w:color w:val="1F4E79"/>
           <w:sz w:val="26"/>
         </w:rPr>
-        <w:t>3.4 具体操作清单（建议从第 1 项开源改起）</w:t>
+        <w:t>4.4 具体操作清单（建议从第 1 项开源改起）</w:t>
       </w:r>
     </w:p>
     <w:p>
@@ -1519,7 +2359,7 @@
           <w:color w:val="1F4E79"/>
           <w:sz w:val="26"/>
         </w:rPr>
-        <w:t>3.5 迁移时常见坑</w:t>
+        <w:t>4.5 迁移时常见坑</w:t>
       </w:r>
     </w:p>
     <w:p>
@@ -1585,7 +2425,7 @@
           <w:color w:val="1F4E79"/>
           <w:sz w:val="32"/>
         </w:rPr>
-        <w:t>四、辅助工具（算泵压差时用，不是 NN 本身）</w:t>
+        <w:t>五、辅助工具（算泵压差时用，不是 NN 本身）</w:t>
       </w:r>
     </w:p>
     <w:p>
@@ -1775,7 +2615,7 @@
           <w:color w:val="1F4E79"/>
           <w:sz w:val="32"/>
         </w:rPr>
-        <w:t>五、你现在该做什么</w:t>
+        <w:t>六、你现在该做什么</w:t>
       </w:r>
     </w:p>
     <w:p>
@@ -1817,7 +2657,7 @@
           <w:rFonts w:ascii="Calibri" w:hAnsi="Calibri" w:eastAsia="宋体"/>
           <w:sz w:val="21"/>
         </w:rPr>
-        <w:t>导出本井「泵参数 + 试井产量」对齐表，按 3.2 列好特征。</w:t>
+        <w:t>导出本井「泵参数 + 试井产量」对齐表，按 4.2 列好特征。</w:t>
       </w:r>
     </w:p>
     <w:p>
@@ -1866,7 +2706,7 @@
           <w:color w:val="1F4E79"/>
           <w:sz w:val="32"/>
         </w:rPr>
-        <w:t>六、附录：螺杆泵相关开源（非计产，勿与第二章混淆）</w:t>
+        <w:t>七、附录：螺杆泵相关开源（非计产，勿与第三章混淆）</w:t>
       </w:r>
     </w:p>
     <w:p>
@@ -2285,7 +3125,7 @@
           <w:b w:val="0"/>
           <w:sz w:val="21"/>
         </w:rPr>
-        <w:t>若业务同时需要「计产 + 故障诊断」，可并行使用：计产走第二章迁移路径；故障诊断可参考 pump_ai_software 的控制图与预警思路。二者输入传感器有重叠（转速、扭矩、电流），但训练标签不同（产量 vs 故障类别），不能混成一个模型。</w:t>
+        <w:t>若业务同时需要「计产 + 故障诊断」，可并行使用：计产走第三章开源 + 第四章迁移；故障诊断可参考 pump_ai_software 的控制图与预警思路。二者输入传感器有重叠（转速、扭矩、电流），但训练标签不同（产量 vs 故障类别），不能混成一个模型。</w:t>
       </w:r>
     </w:p>
     <w:sectPr>
